--- a/peer-review-feedback/response-to-reviewers.docx
+++ b/peer-review-feedback/response-to-reviewers.docx
@@ -247,7 +247,7 @@
         <w:pStyle w:val="BodyText"/>
       </w:pPr>
       <w:r>
-        <w:t xml:space="preserve">Four additions carry the revision. A PCA-space ablation (R1.1, R1.4) fits four alternative generators in the identical d=18 subspace and evaluates them on the same harness as SA. A convex-hull analysis (R2.4) asks whether generated patients lie inside or beyond the real cohort. A membership-inference and distance-to-closest-record analysis (R1.5), followed by a sampling-correctness investigation, characterizes what the generated cohort reveals about its training set. And a simulation benchmark with known ground truth (R1.8, R2.1) sweeps sample size, dimensionality, latent rank and manifold curvature, which lets us test generalization in a way no single real cohort can.</w:t>
+        <w:t xml:space="preserve">Four additions carry the revision. A PCA-space ablation (R1.1, R1.4) fits four alternative generators in the identical d=18 subspace and evaluates them on the same harness as SA. A convex-hull analysis (R2.4) asks whether generated patients lie inside or beyond the real cohort. A membership-inference and distance-to-closest-record analysis (R1.5), followed by a sampling-correctness investigation that ended in a closed-form characterization of the target distribution, establishes what the generated cohort reveals about its training set and why. And a simulation benchmark with known ground truth (R1.8, R2.1) sweeps sample size, dimensionality, latent rank and manifold curvature, which lets us test generalization in a way no single real cohort can.</w:t>
       </w:r>
     </w:p>
     <w:p>
@@ -255,7 +255,7 @@
         <w:pStyle w:val="BodyText"/>
       </w:pPr>
       <w:r>
-        <w:t xml:space="preserve">Two of these did not come out the way we expected, and we have let the results stand rather than presenting them selectively. The ablation shows that the shared PCA subspace supplies much of the marginal and mechanistic fidelity, and that mixture and copula baselines fit in that subspace are competitive with SA on those axes. We therefore no longer claim that SA dominates, and we have moved the covariance-generalization argument to the simulation benchmark, where reproducing the training sample cannot substitute for recovering the population. The privacy analysis found a genuine memorization signal at the published operating point, and the follow-up investigation established that it is intrinsic to the target distribution at this cohort size rather than an artifact of the sampler or of the operating temperature. We now state plainly that the method is not an anonymizer.</w:t>
+        <w:t xml:space="preserve">Two of these did not come out the way we expected, and we have let the results stand rather than presenting them selectively. The ablation shows that the shared PCA subspace supplies much of the marginal and mechanistic fidelity, and that mixture and copula baselines fit in that subspace are competitive with SA on those axes. We therefore no longer claim that SA dominates, and we have moved the covariance-generalization argument to the simulation benchmark, where reproducing the training sample cannot substitute for recovering the population. The privacy analysis found a genuine memorization signal at the published operating point, and the follow-up investigation established that it is intrinsic to the target distribution at this cohort size rather than an artifact of the sampler or of the operating temperature. Pushed to its end, that investigation produced the sharpest result in the revision: the latent target our method defines is exactly a finite Gaussian mixture centered on the stored patients, so it can be drawn from analytically rather than by Langevin dynamics. Exact draws reproduce the reported cohort’s behavior on every axis we evaluate, including the membership-inference signal, which settles the attribution and also removes the sequential cost factor from future generation. The reported cohort and every clinical result are unchanged; what changes is that we can now say precisely what distribution they came from. We state plainly that the method is not an anonymizer.</w:t>
       </w:r>
     </w:p>
     <w:p>
@@ -711,7 +711,23 @@
         <w:pStyle w:val="BodyText"/>
       </w:pPr>
       <w:r>
-        <w:t xml:space="preserve">The membership-inference risk is real at the published operating point. A nearest-neighbor membership-inference attack evaluated over repeated train/holdout splits reaches a mean AUC of 0.97, and the distance-to-closest-record distribution places synthetic patients slightly closer to the real records than the real records are to one another (median DCR synthetic-to-real 13.8 against real-to-real 15.9 in the standardized space). Rather than explain this away, we established what drives it. First, it is not a sampling artifact: a four-rung diagnostic ladder that replaces the published anchor-initialized single-endpoint Langevin scheme with sphere-initialized, burn-in-controlled, thinned and pooled Metropolis-adjusted sampling (acceptance near 0.999, so discretization bias is negligible) leaves the attack AUC essentially unchanged at 0.96 and raises the DCR only marginally, never reaching the real-to-real baseline. Second, it is not removed by the inverse temperature: sweeping beta across a 40-fold range around the operating point raises the DCR monotonically as beta falls but saturates well below the real-to-real baseline at every value tested, while the cross-visit covariance fidelity degrades. The memorization is therefore intrinsic to the target distribution at this cohort size, where the K=23 sharply peaked memory basins sit on the real patients, not a defect of the sampler or a poorly chosen operating point.</w:t>
+        <w:t xml:space="preserve">The membership-inference risk is real at the published operating point. A nearest-neighbor membership-inference attack evaluated over repeated train/holdout splits reaches a mean AUC of 0.97, and the distance-to-closest-record distribution places synthetic patients slightly closer to the real records than the real records are to one another (median DCR synthetic-to-real 13.8 against real-to-real 15.9 in the standardized space). Rather than explain this away, we established what drives it. First, it is not a sampling artifact: a four-rung diagnostic ladder that replaces the published anchor-initialized single-endpoint Langevin scheme with sphere-initialized, burn-in-controlled, thinned and pooled Metropolis-adjusted sampling (acceptance near 0.999, so discretization bias is negligible) leaves the attack AUC essentially unchanged at 0.96 and raises the DCR only marginally, never reaching the real-to-real baseline. Second, it is not removed by the inverse temperature: sweeping beta across a 40-fold range around the operating point raises the DCR monotonically as beta falls but saturates well below the real-to-real baseline at every value tested, while the cross-visit covariance fidelity degrades.</w:t>
+      </w:r>
+    </w:p>
+    <w:p>
+      <w:pPr>
+        <w:pStyle w:val="BodyText"/>
+      </w:pPr>
+      <w:r>
+        <w:t xml:space="preserve">Third, and most directly, it is not a property of finite-time dynamics at all. Both of the checks above still compare one Markov chain against another, so we extended the correctness analysis to an analytic reference. Doing so showed that the latent target is not merely approximated by our sampler but is available in closed form: for the unit-normalized memories the manuscript uses, the weighted Hopfield energy induces exactly a finite isotropic Gaussian mixture whose components are centered on the stored patients, with covariance beta-inverse times the identity and mixture weights proportional to the multiplicities. That distribution can be sampled ancestrally, by choosing a stored patient according to its weight and adding isotropic noise, with no chain of any kind. Passing such exact draws through the identical magnitude, reconstruction and de-standardization pipeline reproduced the reported cohort’s evaluated behavior across the entire harness: marginal error 1.7% against 1.3%, cross-visit Frobenius 0.60 against 0.65, mechanistic cloud overlap 0.91 against 0.89, median novelty 0.50 against 0.51, and median distance to closest record 13.9 against 14.0, with each value falling inside the range spanned by the four ladder rungs. One hundred independently seeded exact cohorts place these quantities in narrow intervals around those values, so the agreement is not a favorable seed. Evaluated over the same 40 train/holdout splits, the membership-inference AUC under exact sampling is 0.98, if anything marginally higher than under the published scheme. Because ancestral sampling has no initialization, no burn-in and no discretization error, this locates the memorization in the target distribution itself rather than in any aspect of how that distribution is sampled.</w:t>
+      </w:r>
+    </w:p>
+    <w:p>
+      <w:pPr>
+        <w:pStyle w:val="BodyText"/>
+      </w:pPr>
+      <w:r>
+        <w:t xml:space="preserve">The memorization is therefore intrinsic to the target at this cohort size, where every stored patient is the center of a mixture component, not a defect of the sampler or a poorly chosen operating point.</w:t>
       </w:r>
     </w:p>
     <w:p>
@@ -749,7 +765,7 @@
         <w:t xml:space="preserve"> </w:t>
       </w:r>
       <w:r>
-        <w:t xml:space="preserve">(E3, E3b, the MCMC ladder, and the beta-privacy sweep) + a Methods sampling note.</w:t>
+        <w:t xml:space="preserve">(E3, E3b, the MCMC ladder, the beta-privacy sweep, and the exact analytic reference) + the closed-form target in Methods and the corresponding correction to the computational-cost and interpolation language.</w:t>
       </w:r>
       <w:r>
         <w:t xml:space="preserve"> </w:t>

--- a/peer-review-feedback/response-to-reviewers.docx
+++ b/peer-review-feedback/response-to-reviewers.docx
@@ -74,7 +74,7 @@
         <w:t xml:space="preserve"> </w:t>
       </w:r>
       <w:r>
-        <w:t xml:space="preserve">[fill on submission]</w:t>
+        <w:t xml:space="preserve">28 July 2026</w:t>
       </w:r>
     </w:p>
     <w:p>
@@ -218,6 +218,14 @@
       </w:r>
     </w:p>
     <w:p>
+      <w:pPr>
+        <w:pStyle w:val="BodyText"/>
+      </w:pPr>
+      <w:r>
+        <w:t xml:space="preserve">One note on numbering. Reviewer 1’s comments are numbered 1 through 9 and then 11 through 13 in the original report, with no comment 10. We have kept every comment in its original order and renumbered the final three as R1.10, R1.11 and R1.12 so that the count is continuous. In terms of the original report, our R1.10 is comment 11 (unvalidated feature categories), R1.11 is comment 12 (downstream improvement and variance suppression), and R1.12 is comment 13 (computational scalability). No comment has been omitted.</w:t>
+      </w:r>
+    </w:p>
+    <w:p>
       <w:r>
         <w:pict>
           <v:rect style="width:0;height:1.5pt" o:hralign="center" o:hrstd="t" o:hr="t"/>
@@ -392,7 +400,7 @@
         <w:t xml:space="preserve"> </w:t>
       </w:r>
       <w:r>
-        <w:t xml:space="preserve">New Results paragraph + Supplement section (E1 tables/figure), violet where it also answers R2.2.</w:t>
+        <w:t xml:space="preserve">New Results paragraph (Marginal Plausibility) + Supplementary Table S8 reporting all five generators on the identical harness, violet where it also answers R2.2.</w:t>
       </w:r>
       <w:r>
         <w:t xml:space="preserve"> </w:t>

--- a/peer-review-feedback/response-to-reviewers.docx
+++ b/peer-review-feedback/response-to-reviewers.docx
@@ -271,19 +271,7 @@
         <w:pStyle w:val="BodyText"/>
       </w:pPr>
       <w:r>
-        <w:t xml:space="preserve">A theme emerged that we have made explicit in the Discussion. Several of the behaviors the reviewers asked about — the convex-hull result, the membership-inference result, the effective pattern count under conditioning, and the modest downstream gain — are consequences of a single fact, that 23 patients in a 216-dimensional space are sparse, rather than four separate properties of the method. Recognizing this shaped the revision. We now frame the clinical study as a proof of concept, temper</w:t>
-      </w:r>
-      <w:r>
-        <w:t xml:space="preserve"> </w:t>
-      </w:r>
-      <w:r>
-        <w:t xml:space="preserve">“indistinguishable”</w:t>
-      </w:r>
-      <w:r>
-        <w:t xml:space="preserve"> </w:t>
-      </w:r>
-      <w:r>
-        <w:t xml:space="preserve">to what the tests support at this sample size, and bound the translational claim to enabling analyses that small n forecloses.</w:t>
+        <w:t xml:space="preserve">A theme emerged that we have made explicit in the Discussion. Several of the behaviors the reviewers asked about — the convex-hull result, the membership-inference result, the effective pattern count under conditioning, and the modest downstream gain — are consequences of a single fact, that 23 patients in a 216-dimensional space are sparse, rather than four separate properties of the method. Recognizing this shaped the revision. We now frame the clinical study as a proof of concept, replace equivalence language with what the tests support at this sample size, and bound the translational claim to exploratory simulation and workflow testing whose inferential sample size remains the number of real patients.</w:t>
       </w:r>
     </w:p>
     <w:p>
@@ -477,31 +465,7 @@
         <w:t xml:space="preserve">consistency with a model fitted to the same biological system</w:t>
       </w:r>
       <w:r>
-        <w:t xml:space="preserve">, not fully independent ground truth. We clarify that the strength of the test lies in the ODE being blind to the SA generation process and processing real and synthetic patients through the identical fixed mapping, and we soften</w:t>
-      </w:r>
-      <w:r>
-        <w:t xml:space="preserve"> </w:t>
-      </w:r>
-      <w:r>
-        <w:t xml:space="preserve">“indistinguishable”</w:t>
-      </w:r>
-      <w:r>
-        <w:t xml:space="preserve"> </w:t>
-      </w:r>
-      <w:r>
-        <w:t xml:space="preserve">to</w:t>
-      </w:r>
-      <w:r>
-        <w:t xml:space="preserve"> </w:t>
-      </w:r>
-      <w:r>
-        <w:t xml:space="preserve">“not distinguishable by this model under these conditions.”</w:t>
-      </w:r>
-      <w:r>
-        <w:t xml:space="preserve"> </w:t>
-      </w:r>
-      <w:r>
-        <w:t xml:space="preserve">(We considered independent/alternative calibration; we address the point in prose rather than a new experiment, and flag independent mechanistic validation — including the fibrinolysis model under development — as future work.)</w:t>
+        <w:t xml:space="preserve">, not fully independent ground truth. We clarify that the strength of the test lies in the ODE being blind to the SA generation process and processing real and synthetic patients through the identical fixed mapping, and we report that no difference was detected by this model under the tested conditions. (We considered independent/alternative calibration; we address the point in prose rather than a new experiment, and flag independent mechanistic validation — including the fibrinolysis model under development — as future work.)</w:t>
       </w:r>
     </w:p>
     <w:p>
@@ -571,7 +535,7 @@
         <w:t xml:space="preserve"> </w:t>
       </w:r>
       <w:r>
-        <w:t xml:space="preserve">At these sizes the conditioned landscapes are severely under-sampled. The participation ratio is 4.6 for the PCOS cohort and 7.7 for Developed PE, so each cohort of 100 generated patients is a recombination of three and five real individuals respectively, and in the PCOS case magnitudes are drawn from only three empirical norms. The Results now state the consequence directly: those cohorts carry no more information about the conditions than the underlying patients do, and any downstream analysis treating them as 100 independent observations will understate uncertainty. We frame subgroup amplification as supporting hypothesis generation and power calculation rather than as a substitute for recruiting real rare-subgroup patients. The Methods additionally explain that reporting the participation ratio alongside a conditioned cohort is precisely what states how much independent material that cohort rests on.</w:t>
+        <w:t xml:space="preserve">At these sizes the conditioned landscapes are severely under-sampled. The participation ratio is 4.6 for the PCOS cohort and 7.7 for Developed PE, so each cohort of 100 generated patients is a recombination of three and five real individuals respectively, and in the PCOS case magnitudes are drawn from only three empirical norms. The Results now state the consequence directly: those cohorts carry no more information about the conditions than the underlying patients do, and any downstream analysis treating them as 100 independent observations will understate uncertainty. We frame subgroup amplification as supporting exploratory hypothesis generation, workflow testing, and simulation-based power calculations whose uncertainty remains anchored to the original three or five patients. It does not increase the inferential sample size and is not a substitute for recruiting real rare-subgroup patients. The Methods additionally explain that reporting the participation ratio alongside a conditioned cohort is precisely what states how much independent material that cohort rests on.</w:t>
       </w:r>
     </w:p>
     <w:p>
@@ -1088,7 +1052,7 @@
         <w:t xml:space="preserve"> </w:t>
       </w:r>
       <w:r>
-        <w:t xml:space="preserve">We add plain-language intuition for both quantities the reviewers singled out. For β, the Methods now explain that it sets how sharply the sampler commits to one stored patient: at low β the attention weights are nearly uniform, every patient contributes about equally, and samples collapse toward the cohort average; at high β a single patient dominates and samples reproduce that individual; β* is our estimate of the transition between the two, where stored patients stop blurring into one average and begin acting as distinct attractors. For the participation ratio we pose the question it answers directly — if attention is spread unevenly across 23 patients, how many patients is the generator effectively drawing on? — and note that reporting it alongside a conditioned cohort states how much independent material that cohort rests on. We have moved the mechanical derivation (entropy definition, sweep parameters, finite-difference procedure) into a new Supplementary Methods subsection, keeping the concept, the domain-agnostic argument and the resulting values in the main text. We did not add a schematic figure: the main text carries seven figures and Reviewer 2 asks us to consolidate rather than expand, so we judged the prose intuition the better way to meet this request without displacing a results figure.</w:t>
+        <w:t xml:space="preserve">We add plain-language intuition for both quantities the reviewers singled out, while separating the retrieval landscape from the exact sampling law. In the energy-landscape view, low β produces diffuse local attention and an average-like retrieval fixed point, whereas high β sharpens attention into distinct memory attractors. In the exact sampler, the component probabilities are the multiplicity weights and are independent of β for the unit-normalized memories used here; β controls the within-component covariance β⁻¹I, so low β produces broader draws rather than samples that collapse to the cohort mean. β* is estimated from the transition in the retrieval landscape. For the participation ratio we pose the question it answers directly — if attention is spread unevenly across 23 patients, how many patients is the generator effectively drawing on? — and note that reporting it alongside a conditioned cohort states how much independent material that cohort rests on. We have moved the mechanical derivation (entropy definition, sweep parameters, finite-difference procedure) into a new Supplementary Methods subsection, keeping the concept, the domain-agnostic argument and the resulting values in the main text. We did not add a schematic figure: the main text carries seven figures and Reviewer 2 asks us to consolidate rather than expand, so we judged the prose intuition the better way to meet this request without displacing a results figure.</w:t>
       </w:r>
     </w:p>
     <w:p>
@@ -1106,7 +1070,7 @@
         <w:t xml:space="preserve"> </w:t>
       </w:r>
       <w:r>
-        <w:t xml:space="preserve">New/streamlined Methods exposition; possible schematic figure; denser theory → Supplement. Violet.</w:t>
+        <w:t xml:space="preserve">New/streamlined Methods exposition; denser theory moved to the Supplement. Violet.</w:t>
       </w:r>
       <w:r>
         <w:t xml:space="preserve"> </w:t>
@@ -1442,31 +1406,22 @@
         <w:t xml:space="preserve"> </w:t>
       </w:r>
       <w:r>
-        <w:t xml:space="preserve">We adopt more conservative wording throughout:</w:t>
-      </w:r>
-      <w:r>
-        <w:t xml:space="preserve"> </w:t>
-      </w:r>
-      <w:r>
-        <w:t xml:space="preserve">“statistically indistinguishable”</w:t>
-      </w:r>
-      <w:r>
-        <w:t xml:space="preserve"> </w:t>
-      </w:r>
-      <w:r>
-        <w:t xml:space="preserve">→</w:t>
-      </w:r>
-      <w:r>
-        <w:t xml:space="preserve"> </w:t>
-      </w:r>
-      <w:r>
-        <w:t xml:space="preserve">“not distinguishable by the tests applied at this sample size,”</w:t>
-      </w:r>
-      <w:r>
-        <w:t xml:space="preserve"> </w:t>
-      </w:r>
-      <w:r>
-        <w:t xml:space="preserve">and we qualify</w:t>
+        <w:t xml:space="preserve">We adopt more conservative wording throughout. The subgroup analysis is now described as a power-limited, descriptive Mann–Whitney non-detection diagnostic:</w:t>
+      </w:r>
+      <w:r>
+        <w:t xml:space="preserve"> </w:t>
+      </w:r>
+      <w:r>
+        <w:rPr>
+          <w:rStyle w:val="VerbatimChar"/>
+        </w:rPr>
+        <w:t xml:space="preserve">p &gt; 0.05</w:t>
+      </w:r>
+      <w:r>
+        <w:t xml:space="preserve"> </w:t>
+      </w:r>
+      <w:r>
+        <w:t xml:space="preserve">means that this test did not detect a difference in that replicate and does not establish equivalence. We also qualify</w:t>
       </w:r>
       <w:r>
         <w:t xml:space="preserve"> </w:t>
@@ -1478,7 +1433,7 @@
         <w:t xml:space="preserve"> </w:t>
       </w:r>
       <w:r>
-        <w:t xml:space="preserve">as demonstrated for the modeling use-cases tested (mechanistic calibration, hypothesis generation), within a proof-of-concept framing.</w:t>
+        <w:t xml:space="preserve">as demonstrated only for the exploratory modeling use-cases tested, within a proof-of-concept framing.</w:t>
       </w:r>
     </w:p>
     <w:p>
@@ -1816,7 +1771,15 @@
         <w:t xml:space="preserve"> </w:t>
       </w:r>
       <w:r>
-        <w:t xml:space="preserve">We added a convex-hull / extrapolation analysis (E2): per-synthetic-patient convex-hull membership in the d=18 PCA subspace (solved as a feasibility/least-distance program), with out-of-hull points additionally checked for biological-constraint satisfaction and mechanistic-envelope consistency. Two findings. First, the criterion does not discriminate at this sample size. All 100 synthetic patients fall outside the hull of the 23 real patients, but so does every real patient with respect to the other 22. When the comparison is matched for severity, removing each point’s nearest vertex on both sides so that a real and a synthetic patient face equally depleted hulls, the distance to the hull is not distinguishable between them (median 11.0 for synthetic patients against 11.9 for held-out real patients, Mann–Whitney p = 0.07). We flag that an unmatched comparison, which scores synthetic patients against all 23 vertices while each held-out real patient necessarily loses its own, overstates the difference in SA’s favor; we do not rely on it. A geometric diagnostic explains why nothing of either kind falls inside: with 23 points in 18 dimensions the hull is nearly a simplex, reaching the patients’ typical radius (13.8) only along the 23 vertex directions while extending about 2.0 in a generic direction, and the sampler additionally returns every sample to the unit sphere, where a point inside the hull of unit-norm patterns would have to be one of those patterns (all 100 samples have a radial exit factor below 1, maximum 0.23). In-hull membership is therefore structurally unavailable to this generator rather than merely uncommon, and we report the 0/100 as a limit on what the hull criterion resolves at K=23 rather than as evidence of runaway extrapolation. Second, for the extrapolating points we asked whether they remain plausible: 81% satisfy all biological constraints (the failures are one specific and interpretable mode — a single hormone assay, estradiol, going slightly negative under extrapolation, which we note as an honest limitation and a candidate for a non-negativity constraint in future work), and at the level of individual mechanistic features the calibrated ODE ratios remain within the real cohort’s band for the large majority of checks (per-feature agreement 83–92%; the strict all-features-and-all-visits joint criterion is met by 41%, reflecting how demanding that conjunction is rather than gross mechanistic implausibility). The reading is that SA does not merely interpolate within the observed data — it generates genuinely novel phenotypes — but its extrapolation is bounded to the same neighborhood the real data themselves occupy and remains biologically and mechanistically plausible for the large majority of generated patients.</w:t>
+        <w:t xml:space="preserve">We added a convex-hull / extrapolation analysis (E2): per-synthetic-patient convex-hull membership in the d=18 PCA subspace (solved as a feasibility/least-distance program), with out-of-hull points additionally checked for biological-constraint satisfaction and mechanistic-envelope consistency. Two findings. First, the criterion does not discriminate at this sample size. All 100 synthetic patients fall outside the hull of the 23 real patients, but so does every real patient with respect to the other 22. When the comparison is matched for severity, removing each point’s nearest vertex on both sides so that a real and a synthetic patient face equally depleted hulls, the Mann–Whitney test detects no difference in distance (median 11.0 for synthetic patients against 11.9 for held-out real patients, p = 0.07). We flag that an unmatched comparison, which scores synthetic patients against all 23 vertices while each held-out real patient necessarily loses its own, overstates the difference in SA’s favor; we do not rely on it. A geometric diagnostic explains why nothing of either kind falls inside: with 23 points in 18 dimensions the hull is nearly a simplex, reaching the patients’ typical radius (13.8) only along the 23 vertex directions while extending about 2.0 in a generic direction, and the sampler additionally returns every sample to the unit sphere, where a point inside the hull of unit-norm patterns would have to be one of those patterns (all 100 samples have a radial exit factor below 1, maximum 0.23). In-hull membership is therefore structurally unavailable to this generator rather than merely uncommon, and we report the 0/100 as a limit on what the hull criterion resolves at K=23 rather than as evidence of runaway extrapolation.</w:t>
+      </w:r>
+    </w:p>
+    <w:p>
+      <w:pPr>
+        <w:pStyle w:val="BodyText"/>
+      </w:pPr>
+      <w:r>
+        <w:t xml:space="preserve">Second, for the extrapolating points we asked whether they remain plausible, and we now report both the binary rate and the magnitude of its violations. We corrected the non-negativity constraint to include both measured hormones, estradiol and progesterone. Fifty-four of 100 synthetic patients satisfy all implemented biological constraints. The 46 failures include 19 patients with at least one negative estradiol value and 37 with at least one negative progesterone value, with 10 patients overlapping. Most violations are close to zero relative to the real-cohort scale, but the tails reach −2109.8 for estradiol (−0.42 real-cohort SD below zero) and −75.8 for progesterone (−1.24 SD). These values arise because Gaussian sampling in PCA space followed by linear decoding has unbounded support. We did not clip them because doing so would silently change the covariance structure being validated; instead we disclose the limitation and identify constrained decoding or transformed positive variables as future extensions. The unconstrained concatenated MVN baseline produced a comparable result—58 negative hormone measurements across 43 of 100 patients, versus 57 measurements across 46 of 100 for SA—showing that the limitation is shared by unconstrained continuous generation rather than unique to SA. We nevertheless classify these profiles as biologically invalid. At the level of individual mechanistic features, the calibrated ODE ratios remain within the real cohort’s band for 83–92% of patients. The strict all-features-and-all-visits mechanistic criterion is met by 41%, and 24% meet both that strict criterion and all biological constraints. The reading is therefore bounded: SA generates profiles beyond the observed hull at geometric distances comparable to held-out real patients, but not every decoded profile is biologically valid and only a minority passes the strict joint biological-and-mechanistic criterion.</w:t>
       </w:r>
     </w:p>
     <w:p>
@@ -2051,7 +2014,7 @@
         <w:t xml:space="preserve"> </w:t>
       </w:r>
       <w:r>
-        <w:t xml:space="preserve">— addressed jointly by moving dense theory to the supplement, adding plain-language intuition, and (optionally) a schematic.</w:t>
+        <w:t xml:space="preserve">— addressed jointly by moving dense theory to the supplement and adding plain-language intuition.</w:t>
       </w:r>
     </w:p>
     <w:p>
@@ -2090,13 +2053,13 @@
     </w:p>
     <w:bookmarkEnd w:id="35"/>
     <w:bookmarkEnd w:id="36"/>
-    <w:bookmarkStart w:id="37" w:name="cross-reference-comment-planned-change"/>
+    <w:bookmarkStart w:id="37" w:name="X1e47e73810cde78fd33191babcf44e59b839053"/>
     <w:p>
       <w:pPr>
         <w:pStyle w:val="Heading2"/>
       </w:pPr>
       <w:r>
-        <w:t xml:space="preserve">Cross-reference: comment → planned change</w:t>
+        <w:t xml:space="preserve">Cross-reference: comment → implemented change</w:t>
       </w:r>
     </w:p>
     <w:tbl>
@@ -2513,7 +2476,7 @@
               <w:pStyle w:val="Compact"/>
             </w:pPr>
             <w:r>
-              <w:t xml:space="preserve">Theory streamlining + schematic</w:t>
+              <w:t xml:space="preserve">Theory streamlining + corrected intuition</w:t>
             </w:r>
           </w:p>
         </w:tc>
@@ -3778,7 +3741,7 @@
       <w:color w:themeColor="accent1" w:themeShade="BF" w:val="365F91"/>
     </w:rPr>
   </w:style>
-  <w:style w:type="paragraph" w:customStyle="1" w:styleId="SourceCode">
+  <w:style w:customStyle="1" w:styleId="SourceCode" w:type="paragraph">
     <w:name w:val="Source Code"/>
     <w:basedOn w:val="Normal"/>
     <w:link w:val="VerbatimChar"/>
@@ -3786,7 +3749,7 @@
       <w:wordWrap w:val="off"/>
     </w:pPr>
   </w:style>
-  <w:style w:type="character" w:customStyle="1" w:styleId="KeywordTok">
+  <w:style w:customStyle="1" w:styleId="KeywordTok" w:type="character">
     <w:name w:val="KeywordTok"/>
     <w:basedOn w:val="VerbatimChar"/>
     <w:rPr>
@@ -3794,77 +3757,77 @@
       <w:color w:val="007020"/>
     </w:rPr>
   </w:style>
-  <w:style w:type="character" w:customStyle="1" w:styleId="DataTypeTok">
+  <w:style w:customStyle="1" w:styleId="DataTypeTok" w:type="character">
     <w:name w:val="DataTypeTok"/>
     <w:basedOn w:val="VerbatimChar"/>
     <w:rPr>
       <w:color w:val="902000"/>
     </w:rPr>
   </w:style>
-  <w:style w:type="character" w:customStyle="1" w:styleId="DecValTok">
+  <w:style w:customStyle="1" w:styleId="DecValTok" w:type="character">
     <w:name w:val="DecValTok"/>
     <w:basedOn w:val="VerbatimChar"/>
     <w:rPr>
       <w:color w:val="40a070"/>
     </w:rPr>
   </w:style>
-  <w:style w:type="character" w:customStyle="1" w:styleId="BaseNTok">
+  <w:style w:customStyle="1" w:styleId="BaseNTok" w:type="character">
     <w:name w:val="BaseNTok"/>
     <w:basedOn w:val="VerbatimChar"/>
     <w:rPr>
       <w:color w:val="40a070"/>
     </w:rPr>
   </w:style>
-  <w:style w:type="character" w:customStyle="1" w:styleId="FloatTok">
+  <w:style w:customStyle="1" w:styleId="FloatTok" w:type="character">
     <w:name w:val="FloatTok"/>
     <w:basedOn w:val="VerbatimChar"/>
     <w:rPr>
       <w:color w:val="40a070"/>
     </w:rPr>
   </w:style>
-  <w:style w:type="character" w:customStyle="1" w:styleId="ConstantTok">
+  <w:style w:customStyle="1" w:styleId="ConstantTok" w:type="character">
     <w:name w:val="ConstantTok"/>
     <w:basedOn w:val="VerbatimChar"/>
     <w:rPr>
       <w:color w:val="880000"/>
     </w:rPr>
   </w:style>
-  <w:style w:type="character" w:customStyle="1" w:styleId="CharTok">
+  <w:style w:customStyle="1" w:styleId="CharTok" w:type="character">
     <w:name w:val="CharTok"/>
     <w:basedOn w:val="VerbatimChar"/>
     <w:rPr>
       <w:color w:val="4070a0"/>
     </w:rPr>
   </w:style>
-  <w:style w:type="character" w:customStyle="1" w:styleId="SpecialCharTok">
+  <w:style w:customStyle="1" w:styleId="SpecialCharTok" w:type="character">
     <w:name w:val="SpecialCharTok"/>
     <w:basedOn w:val="VerbatimChar"/>
     <w:rPr>
       <w:color w:val="4070a0"/>
     </w:rPr>
   </w:style>
-  <w:style w:type="character" w:customStyle="1" w:styleId="StringTok">
+  <w:style w:customStyle="1" w:styleId="StringTok" w:type="character">
     <w:name w:val="StringTok"/>
     <w:basedOn w:val="VerbatimChar"/>
     <w:rPr>
       <w:color w:val="4070a0"/>
     </w:rPr>
   </w:style>
-  <w:style w:type="character" w:customStyle="1" w:styleId="VerbatimStringTok">
+  <w:style w:customStyle="1" w:styleId="VerbatimStringTok" w:type="character">
     <w:name w:val="VerbatimStringTok"/>
     <w:basedOn w:val="VerbatimChar"/>
     <w:rPr>
       <w:color w:val="4070a0"/>
     </w:rPr>
   </w:style>
-  <w:style w:type="character" w:customStyle="1" w:styleId="SpecialStringTok">
+  <w:style w:customStyle="1" w:styleId="SpecialStringTok" w:type="character">
     <w:name w:val="SpecialStringTok"/>
     <w:basedOn w:val="VerbatimChar"/>
     <w:rPr>
       <w:color w:val="bb6688"/>
     </w:rPr>
   </w:style>
-  <w:style w:type="character" w:customStyle="1" w:styleId="ImportTok">
+  <w:style w:customStyle="1" w:styleId="ImportTok" w:type="character">
     <w:name w:val="ImportTok"/>
     <w:basedOn w:val="VerbatimChar"/>
     <w:rPr>
@@ -3872,7 +3835,7 @@
       <w:color w:val="008000"/>
     </w:rPr>
   </w:style>
-  <w:style w:type="character" w:customStyle="1" w:styleId="CommentTok">
+  <w:style w:customStyle="1" w:styleId="CommentTok" w:type="character">
     <w:name w:val="CommentTok"/>
     <w:basedOn w:val="VerbatimChar"/>
     <w:rPr>
@@ -3880,7 +3843,7 @@
       <w:color w:val="60a0b0"/>
     </w:rPr>
   </w:style>
-  <w:style w:type="character" w:customStyle="1" w:styleId="DocumentationTok">
+  <w:style w:customStyle="1" w:styleId="DocumentationTok" w:type="character">
     <w:name w:val="DocumentationTok"/>
     <w:basedOn w:val="VerbatimChar"/>
     <w:rPr>
@@ -3888,7 +3851,7 @@
       <w:color w:val="ba2121"/>
     </w:rPr>
   </w:style>
-  <w:style w:type="character" w:customStyle="1" w:styleId="AnnotationTok">
+  <w:style w:customStyle="1" w:styleId="AnnotationTok" w:type="character">
     <w:name w:val="AnnotationTok"/>
     <w:basedOn w:val="VerbatimChar"/>
     <w:rPr>
@@ -3897,7 +3860,7 @@
       <w:color w:val="60a0b0"/>
     </w:rPr>
   </w:style>
-  <w:style w:type="character" w:customStyle="1" w:styleId="CommentVarTok">
+  <w:style w:customStyle="1" w:styleId="CommentVarTok" w:type="character">
     <w:name w:val="CommentVarTok"/>
     <w:basedOn w:val="VerbatimChar"/>
     <w:rPr>
@@ -3906,28 +3869,28 @@
       <w:color w:val="60a0b0"/>
     </w:rPr>
   </w:style>
-  <w:style w:type="character" w:customStyle="1" w:styleId="OtherTok">
+  <w:style w:customStyle="1" w:styleId="OtherTok" w:type="character">
     <w:name w:val="OtherTok"/>
     <w:basedOn w:val="VerbatimChar"/>
     <w:rPr>
       <w:color w:val="007020"/>
     </w:rPr>
   </w:style>
-  <w:style w:type="character" w:customStyle="1" w:styleId="FunctionTok">
+  <w:style w:customStyle="1" w:styleId="FunctionTok" w:type="character">
     <w:name w:val="FunctionTok"/>
     <w:basedOn w:val="VerbatimChar"/>
     <w:rPr>
       <w:color w:val="06287e"/>
     </w:rPr>
   </w:style>
-  <w:style w:type="character" w:customStyle="1" w:styleId="VariableTok">
+  <w:style w:customStyle="1" w:styleId="VariableTok" w:type="character">
     <w:name w:val="VariableTok"/>
     <w:basedOn w:val="VerbatimChar"/>
     <w:rPr>
       <w:color w:val="19177c"/>
     </w:rPr>
   </w:style>
-  <w:style w:type="character" w:customStyle="1" w:styleId="ControlFlowTok">
+  <w:style w:customStyle="1" w:styleId="ControlFlowTok" w:type="character">
     <w:name w:val="ControlFlowTok"/>
     <w:basedOn w:val="VerbatimChar"/>
     <w:rPr>
@@ -3935,45 +3898,45 @@
       <w:color w:val="007020"/>
     </w:rPr>
   </w:style>
-  <w:style w:type="character" w:customStyle="1" w:styleId="OperatorTok">
+  <w:style w:customStyle="1" w:styleId="OperatorTok" w:type="character">
     <w:name w:val="OperatorTok"/>
     <w:basedOn w:val="VerbatimChar"/>
     <w:rPr>
       <w:color w:val="666666"/>
     </w:rPr>
   </w:style>
-  <w:style w:type="character" w:customStyle="1" w:styleId="BuiltInTok">
+  <w:style w:customStyle="1" w:styleId="BuiltInTok" w:type="character">
     <w:name w:val="BuiltInTok"/>
     <w:basedOn w:val="VerbatimChar"/>
     <w:rPr>
       <w:color w:val="008000"/>
     </w:rPr>
   </w:style>
-  <w:style w:type="character" w:customStyle="1" w:styleId="ExtensionTok">
+  <w:style w:customStyle="1" w:styleId="ExtensionTok" w:type="character">
     <w:name w:val="ExtensionTok"/>
     <w:basedOn w:val="VerbatimChar"/>
     <w:rPr/>
   </w:style>
-  <w:style w:type="character" w:customStyle="1" w:styleId="PreprocessorTok">
+  <w:style w:customStyle="1" w:styleId="PreprocessorTok" w:type="character">
     <w:name w:val="PreprocessorTok"/>
     <w:basedOn w:val="VerbatimChar"/>
     <w:rPr>
       <w:color w:val="bc7a00"/>
     </w:rPr>
   </w:style>
-  <w:style w:type="character" w:customStyle="1" w:styleId="AttributeTok">
+  <w:style w:customStyle="1" w:styleId="AttributeTok" w:type="character">
     <w:name w:val="AttributeTok"/>
     <w:basedOn w:val="VerbatimChar"/>
     <w:rPr>
       <w:color w:val="7d9029"/>
     </w:rPr>
   </w:style>
-  <w:style w:type="character" w:customStyle="1" w:styleId="RegionMarkerTok">
+  <w:style w:customStyle="1" w:styleId="RegionMarkerTok" w:type="character">
     <w:name w:val="RegionMarkerTok"/>
     <w:basedOn w:val="VerbatimChar"/>
     <w:rPr/>
   </w:style>
-  <w:style w:type="character" w:customStyle="1" w:styleId="InformationTok">
+  <w:style w:customStyle="1" w:styleId="InformationTok" w:type="character">
     <w:name w:val="InformationTok"/>
     <w:basedOn w:val="VerbatimChar"/>
     <w:rPr>
@@ -3982,7 +3945,7 @@
       <w:color w:val="60a0b0"/>
     </w:rPr>
   </w:style>
-  <w:style w:type="character" w:customStyle="1" w:styleId="WarningTok">
+  <w:style w:customStyle="1" w:styleId="WarningTok" w:type="character">
     <w:name w:val="WarningTok"/>
     <w:basedOn w:val="VerbatimChar"/>
     <w:rPr>
@@ -3991,7 +3954,7 @@
       <w:color w:val="60a0b0"/>
     </w:rPr>
   </w:style>
-  <w:style w:type="character" w:customStyle="1" w:styleId="AlertTok">
+  <w:style w:customStyle="1" w:styleId="AlertTok" w:type="character">
     <w:name w:val="AlertTok"/>
     <w:basedOn w:val="VerbatimChar"/>
     <w:rPr>
@@ -3999,7 +3962,7 @@
       <w:color w:val="ff0000"/>
     </w:rPr>
   </w:style>
-  <w:style w:type="character" w:customStyle="1" w:styleId="ErrorTok">
+  <w:style w:customStyle="1" w:styleId="ErrorTok" w:type="character">
     <w:name w:val="ErrorTok"/>
     <w:basedOn w:val="VerbatimChar"/>
     <w:rPr>
@@ -4007,7 +3970,7 @@
       <w:color w:val="ff0000"/>
     </w:rPr>
   </w:style>
-  <w:style w:type="character" w:customStyle="1" w:styleId="NormalTok">
+  <w:style w:customStyle="1" w:styleId="NormalTok" w:type="character">
     <w:name w:val="NormalTok"/>
     <w:basedOn w:val="VerbatimChar"/>
     <w:rPr/>

--- a/peer-review-feedback/response-to-reviewers.docx
+++ b/peer-review-feedback/response-to-reviewers.docx
@@ -74,7 +74,7 @@
         <w:t xml:space="preserve"> </w:t>
       </w:r>
       <w:r>
-        <w:t xml:space="preserve">28 July 2026</w:t>
+        <w:t xml:space="preserve">7 August 2026</w:t>
       </w:r>
     </w:p>
     <w:p>

--- a/peer-review-feedback/response-to-reviewers.docx
+++ b/peer-review-feedback/response-to-reviewers.docx
@@ -98,7 +98,7 @@
         <w:pStyle w:val="FirstParagraph"/>
       </w:pPr>
       <w:r>
-        <w:t xml:space="preserve">Each reviewer comment is reproduced (paraphrased faithfully, key specifics retained), followed by our response and a pointer to the corresponding manuscript change. In the revised manuscript, added or changed text is color-coded by reviewer:</w:t>
+        <w:t xml:space="preserve">Each reviewer comment is reproduced below. The comments are paraphrased, but all key points are retained. Each comment is followed by our response and the location of the corresponding manuscript change. Added or revised manuscript text is color-coded by reviewer:</w:t>
       </w:r>
     </w:p>
     <w:p>
@@ -114,7 +114,7 @@
           <w:b/>
           <w:bCs/>
         </w:rPr>
-        <w:t xml:space="preserve">Reviewer 1 edits — blue</w:t>
+        <w:t xml:space="preserve">Reviewer 1 edits: blue</w:t>
       </w:r>
       <w:r>
         <w:t xml:space="preserve"> </w:t>
@@ -145,7 +145,7 @@
           <w:b/>
           <w:bCs/>
         </w:rPr>
-        <w:t xml:space="preserve">Reviewer 2 edits — red</w:t>
+        <w:t xml:space="preserve">Reviewer 2 edits: red</w:t>
       </w:r>
       <w:r>
         <w:t xml:space="preserve"> </w:t>
@@ -176,7 +176,7 @@
           <w:b/>
           <w:bCs/>
         </w:rPr>
-        <w:t xml:space="preserve">Edits addressing both reviewers — violet</w:t>
+        <w:t xml:space="preserve">Edits addressing both reviewers: violet</w:t>
       </w:r>
       <w:r>
         <w:t xml:space="preserve"> </w:t>
@@ -214,7 +214,7 @@
         <w:t xml:space="preserve"> </w:t>
       </w:r>
       <w:r>
-        <w:t xml:space="preserve">toggle in the preamble reverts all colored text to black for the camera-ready version.</w:t>
+        <w:t xml:space="preserve">setting in the preamble changes all colored text to black for the final version.</w:t>
       </w:r>
     </w:p>
     <w:p>
@@ -222,7 +222,7 @@
         <w:pStyle w:val="BodyText"/>
       </w:pPr>
       <w:r>
-        <w:t xml:space="preserve">One note on numbering. Reviewer 1’s comments are numbered 1 through 9 and then 11 through 13 in the original report, with no comment 10. We have kept every comment in its original order and renumbered the final three as R1.10, R1.11 and R1.12 so that the count is continuous. In terms of the original report, our R1.10 is comment 11 (unvalidated feature categories), R1.11 is comment 12 (downstream improvement and variance suppression), and R1.12 is comment 13 (computational scalability). No comment has been omitted.</w:t>
+        <w:t xml:space="preserve">Reviewer 1's original report numbered the comments 1 through 9 and then 11 through 13, with no comment 10. We kept every comment in its original order and renumbered the final three as R1.10, R1.11, and R1.12. These correspond to comments 11, 12, and 13 in the original report. No comment was omitted.</w:t>
       </w:r>
     </w:p>
     <w:p>
@@ -247,7 +247,7 @@
         <w:pStyle w:val="FirstParagraph"/>
       </w:pPr>
       <w:r>
-        <w:t xml:space="preserve">We thank both reviewers for their careful and constructive reading. We are grateful for the recognition that combining statistical with mechanistic validation is a distinguishing strength of the work, and that learning from very small longitudinal cohorts is an important and underserved problem. The reviewers converged on four priorities: generalizability beyond the single K=23 cohort, disentangling the contribution of PCA from the stochastic-attention energy landscape, the degree of independence of the mechanistic validation, and the interpolation-versus-extrapolation and privacy behavior of the generator. We have addressed each with new work rather than with argument alone.</w:t>
+        <w:t xml:space="preserve">We thank both reviewers for their careful and constructive comments. Both recognized the value of combining statistical and mechanistic validation for very small longitudinal cohorts. They also identified four main concerns: generalizability beyond the single cohort of 23 patients, the separate contributions of principal-component analysis and stochastic attention, the limited independence of the mechanistic validation, and the generator's extrapolation and privacy behavior. We addressed each concern with new analyses and revised text.</w:t>
       </w:r>
     </w:p>
     <w:p>
@@ -255,7 +255,7 @@
         <w:pStyle w:val="BodyText"/>
       </w:pPr>
       <w:r>
-        <w:t xml:space="preserve">Four additions carry the revision. A PCA-space ablation (R1.1, R1.4) fits four alternative generators in the identical d=18 subspace and evaluates them on the same harness as SA. A convex-hull analysis (R2.4) asks whether generated patients lie inside or beyond the real cohort. A membership-inference and distance-to-closest-record analysis (R1.5), followed by a sampling-correctness investigation that ended in a closed-form characterization of the target distribution, establishes what the generated cohort reveals about its training set and why. And a simulation benchmark with known ground truth (R1.8, R2.1) sweeps sample size, dimensionality, latent rank and manifold curvature, which lets us test generalization in a way no single real cohort can.</w:t>
+        <w:t xml:space="preserve">We made four main additions. First, we compared stochastic attention with four alternative generators in the same 18-dimensional principal-component space (R1.1, R1.4). Second, we used a convex-hull analysis to ask whether generated profiles lay inside or beyond the region defined by the real cohort (R2.4). Third, we tested whether a synthetic cohort could reveal that an already-known de-identified profile had been stored in the memory matrix (R1.5). We then traced this membership signal to the sampling distribution and derived that distribution in closed form. Fourth, we tested robustness using populations with known covariance, repeated subsets of the clinical cohort, and a nonlinear simulated population (R1.8, R2.1). These analyses separated recovery of a population from reproduction of one small sample and showed the limits of the linear representation.</w:t>
       </w:r>
     </w:p>
     <w:p>
@@ -263,7 +263,7 @@
         <w:pStyle w:val="BodyText"/>
       </w:pPr>
       <w:r>
-        <w:t xml:space="preserve">Two of these did not come out the way we expected, and we have let the results stand rather than presenting them selectively. The ablation shows that the shared PCA subspace supplies much of the marginal and mechanistic fidelity, and that mixture and copula baselines fit in that subspace are competitive with SA on those axes. We therefore no longer claim that SA dominates, and we have moved the covariance-generalization argument to the simulation benchmark, where reproducing the training sample cannot substitute for recovering the population. The privacy analysis found a genuine memorization signal at the published operating point, and the follow-up investigation established that it is intrinsic to the target distribution at this cohort size rather than an artifact of the sampler or of the operating temperature. Pushed to its end, that investigation produced the sharpest result in the revision: the latent target our method defines is exactly a finite Gaussian mixture centered on the stored patients, so it can be drawn from analytically rather than by Langevin dynamics. Exact draws reproduce the reported cohort’s behavior on every axis we evaluate, including the membership-inference signal, which settles the attribution and also removes the sequential cost factor from future generation. The reported cohort and every clinical result are unchanged; what changes is that we can now say precisely what distribution they came from. We state plainly that the method is not an anonymizer.</w:t>
+        <w:t xml:space="preserve">Two results changed how we interpreted the method. When the principal-component representation was held constant, the fitted two-component mixture and copula achieved marginal errors and mechanistic overlaps similar to those of stochastic attention. These results were therefore not specific to stochastic attention, although the comparison did not quantify the contribution of principal-component analysis itself. Empirical correlation error and novelty differed across generators. We therefore removed the claim that stochastic attention performed best overall. We instead evaluated covariance recovery in simulations where the population covariance was known.</w:t>
       </w:r>
     </w:p>
     <w:p>
@@ -271,7 +271,7 @@
         <w:pStyle w:val="BodyText"/>
       </w:pPr>
       <w:r>
-        <w:t xml:space="preserve">A theme emerged that we have made explicit in the Discussion. Several of the behaviors the reviewers asked about — the convex-hull result, the membership-inference result, the effective pattern count under conditioning, and the modest downstream gain — are consequences of a single fact, that 23 patients in a 216-dimensional space are sparse, rather than four separate properties of the method. Recognizing this shaped the revision. We now frame the clinical study as a proof of concept, replace equivalence language with what the tests support at this sample size, and bound the translational claim to exploratory simulation and workflow testing whose inferential sample size remains the number of real patients.</w:t>
+        <w:t xml:space="preserve">The privacy analysis found a clear membership signal at the reported inverse-temperature value. Follow-up tests showed that the signal came from the sampling distribution in this small-cohort setting, not from the numerical sampler. Lowering the inverse temperature moved synthetic profiles farther from stored profiles but reduced cross-visit covariance fidelity. We also showed that the stochastic-attention target was exactly a finite Gaussian mixture centered on the stored profiles. It could therefore be sampled directly without Langevin dynamics. Direct samples reproduced the reported results, including the membership signal. The reported synthetic cohort and all clinical results remained unchanged. The test distinguished whether an already-known de-identified profile had been stored in the memory matrix; it did not identify a participant or reconstruct an unknown record.</w:t>
       </w:r>
     </w:p>
     <w:p>
@@ -279,7 +279,15 @@
         <w:pStyle w:val="BodyText"/>
       </w:pPr>
       <w:r>
-        <w:t xml:space="preserve">We have also tempered the independence claim for the mechanistic validation (R1.2, R2.3), added the scope limits the reviewers identified around irregular visit timing, missingness, tail compression and the linear embedding, streamlined the Hopfield exposition with plain-language intuition while moving the denser derivation to the supplement (R1.9, R2.minor2), and consolidated the figure set so that the main text still carries seven figures despite the new experiments (R2.minor1).</w:t>
+        <w:t xml:space="preserve">Several findings reflected the small source cohort and the choices used to represent and condition the data. These included the convex-hull result, the membership signal, the limits of conditional generation, and the modest downstream gain. We therefore framed the clinical study as a proof of concept. We removed claims of equivalence and limited the proposed uses to exploratory simulation and workflow testing. For statistical inference, the sample size remained the number of real patients, not the number of generated profiles.</w:t>
+      </w:r>
+    </w:p>
+    <w:p>
+      <w:pPr>
+        <w:pStyle w:val="BodyText"/>
+      </w:pPr>
+      <w:r>
+        <w:t xml:space="preserve">We also clarified that the mechanistic validation was not independent of the source cohort (R1.2, R2.3). We added limitations concerning irregular visit timing, missing data, tail compression, and the linear representation. We simplified the Hopfield explanation and moved the detailed derivation to the Supplement (R1.9, R2.minor2). Finally, we reorganized the figures so that the main text still contained seven figures after the new analyses were added (R2.minor1).</w:t>
       </w:r>
     </w:p>
     <w:p>
@@ -309,13 +317,13 @@
         <w:t xml:space="preserve">Major comments</w:t>
       </w:r>
     </w:p>
-    <w:bookmarkStart w:id="12" w:name="Xbefb3bb8413343526be03c36a045e9b0ffc42d2"/>
+    <w:bookmarkStart w:id="12" w:name="Xfa2a054d02790398458a14a325edf21d7e05051"/>
     <w:p>
       <w:pPr>
         <w:pStyle w:val="Heading3"/>
       </w:pPr>
       <w:r>
-        <w:t xml:space="preserve">R1.1 — Disentangle PCA preprocessing from the SA energy landscape (ablation baselines in PCA space)</w:t>
+        <w:t xml:space="preserve">R1.1: Disentangle PCA preprocessing from the SA energy landscape (ablation baselines in PCA space)</w:t>
       </w:r>
     </w:p>
     <w:p>
@@ -335,42 +343,156 @@
           <w:i/>
           <w:iCs/>
         </w:rPr>
-        <w:t xml:space="preserve">Excellent and central question — this is the crux of attributing the result to SA rather than to dimensionality reduction, and our ablation answers it directly (and candidly).</w:t>
-      </w:r>
-      <w:r>
-        <w:t xml:space="preserve"> </w:t>
-      </w:r>
-      <w:r>
-        <w:t xml:space="preserve">We ran a PCA-space ablation suite: PCA+GMM, PCA+KDE, PCA+k-NN interpolation, and PCA+Gaussian copula, all fit in the identical d=18 PCA subspace and decoded through the identical evaluation harness (marginal MRE, cross-visit covariance, mechanistic cloud overlap/KS, and novelty/memorization). The result is nuanced and we report it exactly as measured. The shared PCA subspace does carry much of the marginal and mechanistic fidelity: PCA+GMM and PCA+Gaussian copula are competitive with SA on marginal error (median 1.1–1.3% vs. SA 1.2%) and on the mechanistic envelope (overlap 0.92–0.93 vs. SA 0.90). Two baselines fail cleanly on a single axis — PCA+k-NN memorizes (median novelty 0.05; 5% of samples exceed the novelty threshold, vs. 100% for SA), and PCA+KDE degrades both marginals (1.9% MRE) and mechanistic plausibility (overlap 0.82, below the within-real band). The other two baselines do not fail, and we will not claim otherwise. PCA+Gaussian copula matches SA in producing 100% novel samples, and its median novelty (0.46), like PCA+GMM’s (0.50), sits close to SA’s (0.51) rather than far below it. No method dominates. The empirical 216×216 cross-visit</w:t>
-      </w:r>
-      <w:r>
-        <w:t xml:space="preserve"> </w:t>
-      </w:r>
-      <w:r>
-        <w:rPr>
-          <w:i/>
-          <w:iCs/>
-        </w:rPr>
-        <w:t xml:space="preserve">correlation</w:t>
-      </w:r>
-      <w:r>
-        <w:t xml:space="preserve"> </w:t>
-      </w:r>
-      <w:r>
-        <w:t xml:space="preserve">distance is in fact larger for SA (0.64) than for the mixture and copula baselines (0.42), but that metric measures reproduction of the correlation matrix of the same 23 patients every generator was fit to, which at this sample size is a noisy estimate of the population rather than a test of generalization. We therefore make the covariance-</w:t>
-      </w:r>
-      <w:r>
-        <w:rPr>
-          <w:i/>
-          <w:iCs/>
-        </w:rPr>
-        <w:t xml:space="preserve">generalization</w:t>
-      </w:r>
-      <w:r>
-        <w:t xml:space="preserve"> </w:t>
-      </w:r>
-      <w:r>
-        <w:t xml:space="preserve">argument where reproduction cannot help — the controlled simulation benchmark with known population covariance (see R1.8/R2.1), in which SA recovers the true cross-visit structure in the n&lt;p regime while the multivariate Gaussian does not. The honest reading for the reviewer’s question is thus: the shared PCA subspace supplies much of the marginal and mechanistic fidelity and is available to any generator that samples it sensibly, and what SA adds over the competitive subspace baselines is the energy-landscape formulation itself — an operating point fixed by the attention-entropy inflection rather than selected by cross-validation on 23 patients, together with the inference-time multiplicity steering used for conditional subgroup generation, which the subspace baselines do not provide directly. Regarding (iv) diffusion: a score network cannot be trained at n=23; the k-NN interpolation baseline represents the interpolation family, and we note this explicitly.</w:t>
+        <w:t xml:space="preserve">We agree that understanding why stochastic attention worked in this setting required separating the PCA representation from the generator.</w:t>
+      </w:r>
+      <w:r>
+        <w:t xml:space="preserve"> </w:t>
+      </w:r>
+      <w:r>
+        <w:t xml:space="preserve">We therefore held the representation constant and compared stochastic attention with four generators that used the same 18-dimensional principal-component space: a fitted two-component diagonal-covariance Gaussian mixture, a kernel-density estimator,</w:t>
+      </w:r>
+      <w:r>
+        <w:t xml:space="preserve"> </w:t>
+      </w:r>
+      <m:oMath>
+        <m:r>
+          <m:t>k</m:t>
+        </m:r>
+      </m:oMath>
+      <w:r>
+        <w:t xml:space="preserve">-nearest-neighbor interpolation, and a Gaussian copula. We decoded and evaluated all five methods in the same way. The fitted mixture was distinct from the exact stochastic-attention mixture, which had one component centered on each stored profile and was sampled directly only as a separate check.</w:t>
+      </w:r>
+    </w:p>
+    <w:p>
+      <w:pPr>
+        <w:pStyle w:val="BodyText"/>
+      </w:pPr>
+      <w:r>
+        <w:t xml:space="preserve">Holding the representation constant allowed us to determine which outcomes changed with the generator. The nearest-neighbor method produced profiles close to the stored records. Its median novelty was 0.05, where novelty was defined as</w:t>
+      </w:r>
+      <w:r>
+        <w:t xml:space="preserve"> </w:t>
+      </w:r>
+      <m:oMath>
+        <m:r>
+          <m:t>1</m:t>
+        </m:r>
+        <m:r>
+          <m:rPr>
+            <m:sty m:val="p"/>
+          </m:rPr>
+          <m:t>−</m:t>
+        </m:r>
+        <m:sSub>
+          <m:e>
+            <m:r>
+              <m:rPr>
+                <m:sty m:val="p"/>
+              </m:rPr>
+              <m:t>max</m:t>
+            </m:r>
+          </m:e>
+          <m:sub>
+            <m:r>
+              <m:t>k</m:t>
+            </m:r>
+          </m:sub>
+        </m:sSub>
+        <m:r>
+          <m:rPr>
+            <m:sty m:val="p"/>
+          </m:rPr>
+          <m:t>cos</m:t>
+        </m:r>
+        <m:r>
+          <m:rPr>
+            <m:sty m:val="p"/>
+          </m:rPr>
+          <m:t>(</m:t>
+        </m:r>
+        <m:acc>
+          <m:accPr>
+            <m:chr m:val="̂"/>
+          </m:accPr>
+          <m:e>
+            <m:r>
+              <m:t>ξ</m:t>
+            </m:r>
+          </m:e>
+        </m:acc>
+        <m:r>
+          <m:rPr>
+            <m:sty m:val="p"/>
+          </m:rPr>
+          <m:t>,</m:t>
+        </m:r>
+        <m:sSub>
+          <m:e>
+            <m:acc>
+              <m:accPr>
+                <m:chr m:val="̂"/>
+              </m:accPr>
+              <m:e>
+                <m:r>
+                  <m:t>m</m:t>
+                </m:r>
+              </m:e>
+            </m:acc>
+          </m:e>
+          <m:sub>
+            <m:r>
+              <m:t>k</m:t>
+            </m:r>
+          </m:sub>
+        </m:sSub>
+        <m:r>
+          <m:rPr>
+            <m:sty m:val="p"/>
+          </m:rPr>
+          <m:t>)</m:t>
+        </m:r>
+      </m:oMath>
+      <w:r>
+        <w:t xml:space="preserve">. Only 5% of its profiles exceeded the 0.2 cutoff, which required a cosine similarity below 0.8 to every stored profile. Marginal error was the median relative error between generated and real per-feature means. The kernel-density estimator had a marginal error of 1.9% and a mechanistic overlap of 0.82. An overlap of 0.82 meant that 82% of its pooled predicted-to-recorded thrombin-generation ratios fell within the 5th to 95th percentile range of the real ratios.</w:t>
+      </w:r>
+    </w:p>
+    <w:p>
+      <w:pPr>
+        <w:pStyle w:val="BodyText"/>
+      </w:pPr>
+      <w:r>
+        <w:t xml:space="preserve">The fitted two-component mixture and copula were competitive with stochastic attention. Their marginal errors were 1.1% and 1.3%, compared with 1.2% for stochastic attention. Their mechanistic overlaps were 0.92 and 0.93, compared with 0.90. All profiles generated by stochastic attention and the copula exceeded the novelty cutoff, as did 94% of the fitted-mixture profiles. Stochastic attention had a larger cross-visit correlation error than the fitted mixture and copula (0.64, compared with 0.42 for both). However, this metric measured agreement with the correlation matrix of the same 23 patients used to construct the stochastic-attention memory matrix or fit the baseline generators. It assessed in-sample reproduction rather than population recovery. We tested population covariance recovery separately in simulations with a known population covariance (R1.8/R2.1). Stochastic attention had lower error than the sample-covariance Gaussian generator in 35 of 39 low-rank</w:t>
+      </w:r>
+      <w:r>
+        <w:t xml:space="preserve"> </w:t>
+      </w:r>
+      <m:oMath>
+        <m:r>
+          <m:t>n</m:t>
+        </m:r>
+        <m:r>
+          <m:rPr>
+            <m:sty m:val="p"/>
+          </m:rPr>
+          <m:t>&lt;</m:t>
+        </m:r>
+        <m:r>
+          <m:t>p</m:t>
+        </m:r>
+      </m:oMath>
+      <w:r>
+        <w:t xml:space="preserve"> </w:t>
+      </w:r>
+      <w:r>
+        <w:t xml:space="preserve">settings. Holding the PCA representation constant showed that the similar marginal errors and mechanistic overlaps were not specific to stochastic attention, whereas empirical correlation error and novelty differed across generators. The comparison did not quantify the contribution of PCA itself because it did not include a matched non-PCA condition. No method performed best on every measure. In the Discussion, we separated these findings from the sampler-specific choice of inverse temperature.</w:t>
+      </w:r>
+    </w:p>
+    <w:p>
+      <w:pPr>
+        <w:pStyle w:val="BodyText"/>
+      </w:pPr>
+      <w:r>
+        <w:t xml:space="preserve">We did not include a neural diffusion model because estimating one from 23 observations would not provide a credible small-sample baseline. The nearest-neighbor method provided a non-neural interpolation comparison.</w:t>
       </w:r>
     </w:p>
     <w:p>
@@ -388,7 +510,7 @@
         <w:t xml:space="preserve"> </w:t>
       </w:r>
       <w:r>
-        <w:t xml:space="preserve">New Results paragraph (Marginal Plausibility) + Supplementary Table S8 reporting all five generators on the identical harness, violet where it also answers R2.2.</w:t>
+        <w:t xml:space="preserve">Methods (PCA-space comparison and Supplementary Methods pointer); Results (Marginal Plausibility); Discussion (representation and sampler distinction); Supplementary Methods (four baseline implementations, placed before the tables and figures); Supplementary Table S13 (five-generator comparison). Blue, with the shared Discussion transition in violet.</w:t>
       </w:r>
       <w:r>
         <w:t xml:space="preserve"> </w:t>
@@ -398,6 +520,15 @@
           <w:rStyle w:val="VerbatimChar"/>
         </w:rPr>
         <w:t xml:space="preserve">\rone{...}</w:t>
+      </w:r>
+      <w:r>
+        <w:t xml:space="preserve"> </w:t>
+      </w:r>
+      <w:r>
+        <w:rPr>
+          <w:rStyle w:val="VerbatimChar"/>
+        </w:rPr>
+        <w:t xml:space="preserve">\rboth{...}</w:t>
       </w:r>
     </w:p>
     <w:p>
@@ -408,13 +539,13 @@
       </w:r>
     </w:p>
     <w:bookmarkEnd w:id="12"/>
-    <w:bookmarkStart w:id="13" w:name="Xc07190c73477b7417b7f340bab9d9313517ad53"/>
+    <w:bookmarkStart w:id="13" w:name="X269d5e00118204a9cb99f72216971a429123861"/>
     <w:p>
       <w:pPr>
         <w:pStyle w:val="Heading3"/>
       </w:pPr>
       <w:r>
-        <w:t xml:space="preserve">R1.2 — Mechanistic validation is not fully independent (shared cohort/variables/assumptions)</w:t>
+        <w:t xml:space="preserve">R1.2: Mechanistic validation is not fully independent (shared cohort/variables/assumptions)</w:t>
       </w:r>
     </w:p>
     <w:p>
@@ -422,19 +553,7 @@
         <w:pStyle w:val="BlockText"/>
       </w:pPr>
       <w:r>
-        <w:t xml:space="preserve">The BZ2012 model operates on the same coagulation variables used for generation, is calibrated on the same cohort, and shares the same biological domain assumptions. Temper the</w:t>
-      </w:r>
-      <w:r>
-        <w:t xml:space="preserve"> </w:t>
-      </w:r>
-      <w:r>
-        <w:t xml:space="preserve">“mechanistically indistinguishable”</w:t>
-      </w:r>
-      <w:r>
-        <w:t xml:space="preserve"> </w:t>
-      </w:r>
-      <w:r>
-        <w:t xml:space="preserve">claim and clarify the residual coupling.</w:t>
+        <w:t xml:space="preserve">The BZ2012 model operates on the same coagulation variables used for generation, is calibrated on the same cohort, and shares the same biological domain assumptions. Temper the "mechanistically indistinguishable" claim and clarify the residual coupling.</w:t>
       </w:r>
     </w:p>
     <w:p>
@@ -446,26 +565,13 @@
           <w:i/>
           <w:iCs/>
         </w:rPr>
-        <w:t xml:space="preserve">We appreciate this point and agree the independence claim was overstated.</w:t>
-      </w:r>
-      <w:r>
-        <w:t xml:space="preserve"> </w:t>
-      </w:r>
-      <w:r>
-        <w:t xml:space="preserve">We temper the language throughout (abstract, results, discussion) and add an explicit statement of the residual dependence: the ODE parameters were calibrated on the same cohort (real → SA → synthetic → calibration), so the validation demonstrates</w:t>
-      </w:r>
-      <w:r>
-        <w:t xml:space="preserve"> </w:t>
-      </w:r>
-      <w:r>
-        <w:rPr>
-          <w:i/>
-          <w:iCs/>
-        </w:rPr>
-        <w:t xml:space="preserve">consistency with a model fitted to the same biological system</w:t>
-      </w:r>
-      <w:r>
-        <w:t xml:space="preserve">, not fully independent ground truth. We clarify that the strength of the test lies in the ODE being blind to the SA generation process and processing real and synthetic patients through the identical fixed mapping, and we report that no difference was detected by this model under the tested conditions. (We considered independent/alternative calibration; we address the point in prose rather than a new experiment, and flag independent mechanistic validation — including the fibrinolysis model under development — as future work.)</w:t>
+        <w:t xml:space="preserve">We agree that the original independence claim was too strong.</w:t>
+      </w:r>
+      <w:r>
+        <w:t xml:space="preserve"> </w:t>
+      </w:r>
+      <w:r>
+        <w:t xml:space="preserve">The mechanistic model was calibrated on the same cohort used to construct the stochastic-attention memory matrix. The analysis therefore tested whether real and synthetic profiles were consistent with the same-cohort model, not whether the synthetic profiles agreed with independent biological evidence. The comparison remained informative because the model was blind to the generation process and applied the same fixed calculation to real and synthetic profiles. We revised the Abstract and Results to make this distinction clear. In the final Discussion paragraph, we now state the dependence, explain that it limits the result to same-model consistency, and identify testing with an independently calibrated model as the way to address it. We did not add that experiment because no suitable independent cohort was available.</w:t>
       </w:r>
     </w:p>
     <w:p>
@@ -483,7 +589,7 @@
         <w:t xml:space="preserve"> </w:t>
       </w:r>
       <w:r>
-        <w:t xml:space="preserve">Abstract wording; Results (Mechanistic Consistency) clarification; Discussion limitations. Violet (shared with R2.3).</w:t>
+        <w:t xml:space="preserve">Abstract wording; Results (Mechanistic Consistency) clarification; reorganized final Discussion paragraph. Violet (shared with R2.3).</w:t>
       </w:r>
       <w:r>
         <w:t xml:space="preserve"> </w:t>
@@ -503,13 +609,13 @@
       </w:r>
     </w:p>
     <w:bookmarkEnd w:id="13"/>
-    <w:bookmarkStart w:id="14" w:name="X6c40058d5d7f8aa0ec88345518e30986dffd6b7"/>
+    <w:bookmarkStart w:id="14" w:name="Xccfb1aeb103a0b1f81151881c03de5cd0f380d6"/>
     <w:p>
       <w:pPr>
         <w:pStyle w:val="Heading3"/>
       </w:pPr>
       <w:r>
-        <w:t xml:space="preserve">R1.3 — Statistical reliability of very small subgroups (PCOS n=3, PE n=5)</w:t>
+        <w:t xml:space="preserve">R1.3: Statistical reliability of very small subgroups (PCOS n=3, PE n=5)</w:t>
       </w:r>
     </w:p>
     <w:p>
@@ -529,13 +635,13 @@
           <w:i/>
           <w:iCs/>
         </w:rPr>
-        <w:t xml:space="preserve">We agree, and we have made this caveat explicit and quantitative.</w:t>
-      </w:r>
-      <w:r>
-        <w:t xml:space="preserve"> </w:t>
-      </w:r>
-      <w:r>
-        <w:t xml:space="preserve">At these sizes the conditioned landscapes are severely under-sampled. The participation ratio is 4.6 for the PCOS cohort and 7.7 for Developed PE, so each cohort of 100 generated patients is a recombination of three and five real individuals respectively, and in the PCOS case magnitudes are drawn from only three empirical norms. The Results now state the consequence directly: those cohorts carry no more information about the conditions than the underlying patients do, and any downstream analysis treating them as 100 independent observations will understate uncertainty. We frame subgroup amplification as supporting exploratory hypothesis generation, workflow testing, and simulation-based power calculations whose uncertainty remains anchored to the original three or five patients. It does not increase the inferential sample size and is not a substitute for recruiting real rare-subgroup patients. The Methods additionally explain that reporting the participation ratio alongside a conditioned cohort is precisely what states how much independent material that cohort rests on.</w:t>
+        <w:t xml:space="preserve">We agree and made this limitation explicit.</w:t>
+      </w:r>
+      <w:r>
+        <w:t xml:space="preserve"> </w:t>
+      </w:r>
+      <w:r>
+        <w:t xml:space="preserve">The conditioned cohorts reproduced the patterns observed in the small subgroups, but generating 100 profiles did not create more independent subgroup evidence. Conditioning increased the sampling weights of the three profiles from patients with PCOS or the five profiles from patients who developed preeclampsia. Profile magnitudes were still drawn from all 23 patients. The participation ratios were 4.6 and 7.7. These values described how strongly repeated draws were concentrated around a few stored profiles; they were not independent patient counts. Treating the 100 generated profiles as independent observations would therefore understate uncertainty. We limited the proposed uses to exploratory hypothesis generation, workflow testing, and planning future studies. The Discussion now states that the conditioned cohorts still relied on only those three or five patients and that the generated profiles did not add clinical evidence beyond the source cohort.</w:t>
       </w:r>
     </w:p>
     <w:p>
@@ -553,7 +659,7 @@
         <w:t xml:space="preserve"> </w:t>
       </w:r>
       <w:r>
-        <w:t xml:space="preserve">Results (Conditional Generation) caveat; Discussion.</w:t>
+        <w:t xml:space="preserve">Results (Conditional Generation) caveat; Methods (participation-ratio explanation); Discussion.</w:t>
       </w:r>
       <w:r>
         <w:t xml:space="preserve"> </w:t>
@@ -573,13 +679,13 @@
       </w:r>
     </w:p>
     <w:bookmarkEnd w:id="14"/>
-    <w:bookmarkStart w:id="15" w:name="r1.4-stronger-and-more-diverse-baselines"/>
+    <w:bookmarkStart w:id="15" w:name="r14-stronger-and-more-diverse-baselines"/>
     <w:p>
       <w:pPr>
         <w:pStyle w:val="Heading3"/>
       </w:pPr>
       <w:r>
-        <w:t xml:space="preserve">R1.4 — Stronger and more diverse baselines</w:t>
+        <w:t xml:space="preserve">R1.4: Stronger and more diverse baselines</w:t>
       </w:r>
     </w:p>
     <w:p>
@@ -599,13 +705,21 @@
           <w:i/>
           <w:iCs/>
         </w:rPr>
-        <w:t xml:space="preserve">A fair point.</w:t>
-      </w:r>
-      <w:r>
-        <w:t xml:space="preserve"> </w:t>
-      </w:r>
-      <w:r>
-        <w:t xml:space="preserve">The PCA-space ablation suite (R1.1) adds exactly this class of fairer, low-sample-appropriate baselines — density estimation, mixture models, copulas, and manifold interpolation — all operating in the same reduced space as SA rather than being handicapped by the full-dimensional or per-visit formulations. We report their results alongside MVN/CTGAN/TVAE and, per R1.1, present them candidly: given the shared PCA subspace the mixture-model and copula baselines are competitive with SA on marginal and mechanistic fidelity, while interpolation (k-NN) and kernel-density baselines each fail a specific axis (novelty and marginal/mechanistic fidelity, respectively). What distinguishes SA is generating fully novel patients (100% above the novelty threshold) while retaining that fidelity, rather than uniformly outperforming every baseline on every metric.</w:t>
+        <w:t xml:space="preserve">We agree that stronger small-sample baselines were needed.</w:t>
+      </w:r>
+      <w:r>
+        <w:t xml:space="preserve"> </w:t>
+      </w:r>
+      <w:r>
+        <w:t xml:space="preserve">As described in R1.1, we added a fitted two-component diagonal-covariance Gaussian mixture, a kernel-density estimator, nearest-neighbor interpolation, and a Gaussian copula. All four used the same reduced space as stochastic attention. This avoided comparing stochastic attention only with methods that operated in the full-dimensional data or generated each visit separately.</w:t>
+      </w:r>
+    </w:p>
+    <w:p>
+      <w:pPr>
+        <w:pStyle w:val="BodyText"/>
+      </w:pPr>
+      <w:r>
+        <w:t xml:space="preserve">The fitted two-component mixture and copula matched stochastic attention closely on marginal error and mechanistic overlap. Nearest-neighbor interpolation produced mostly near-copies, whereas the kernel-density estimator had larger marginal error and lower mechanistic overlap. All profiles generated by stochastic attention and the copula exceeded the novelty cutoff, as did 94% of the fitted-mixture profiles. Holding the representation constant showed that the marginal and mechanistic results were not specific to stochastic attention, whereas empirical correlation error and novelty differed across generators. The comparison did not quantify the contribution of principal-component analysis itself, and no generator performed best on every measure.</w:t>
       </w:r>
     </w:p>
     <w:p>
@@ -643,13 +757,13 @@
       </w:r>
     </w:p>
     <w:bookmarkEnd w:id="15"/>
-    <w:bookmarkStart w:id="16" w:name="Xa85533a59451a4d14d2dbb54212a194488e51d2"/>
+    <w:bookmarkStart w:id="16" w:name="X07d6419f957895a0e575c91931e5915a3049e36"/>
     <w:p>
       <w:pPr>
         <w:pStyle w:val="Heading3"/>
       </w:pPr>
       <w:r>
-        <w:t xml:space="preserve">R1.5 — Privacy and memorization (membership inference, re-identification)</w:t>
+        <w:t xml:space="preserve">R1.5: Privacy and memorization (membership inference, re-identification)</w:t>
       </w:r>
     </w:p>
     <w:p>
@@ -669,13 +783,13 @@
           <w:i/>
           <w:iCs/>
         </w:rPr>
-        <w:t xml:space="preserve">An important omission, and pursuing it changed how we present the method. Thank you.</w:t>
-      </w:r>
-      <w:r>
-        <w:t xml:space="preserve"> </w:t>
-      </w:r>
-      <w:r>
-        <w:t xml:space="preserve">We added a privacy analysis, and because the first result was a genuine memorization signal rather than the reassuring one we had expected, we followed it with a full sampling-correctness investigation to attribute the cause. We report the complete picture honestly.</w:t>
+        <w:t xml:space="preserve">We agree that privacy and memorization required direct testing.</w:t>
+      </w:r>
+      <w:r>
+        <w:t xml:space="preserve"> </w:t>
+      </w:r>
+      <w:r>
+        <w:t xml:space="preserve">We asked a specific question: if someone already had a candidate de-identified assay profile, could a synthetic cohort reveal whether that profile had been included in the memory matrix? This was not a test of personal identification. The source data contained no direct identifiers or links to named individuals, and neither the synthetic data nor our analysis identified a participant. When the first analysis showed a clear membership signal, we performed additional tests to determine its source.</w:t>
       </w:r>
     </w:p>
     <w:p>
@@ -683,7 +797,7 @@
         <w:pStyle w:val="BodyText"/>
       </w:pPr>
       <w:r>
-        <w:t xml:space="preserve">The membership-inference risk is real at the published operating point. A nearest-neighbor membership-inference attack evaluated over repeated train/holdout splits reaches a mean AUC of 0.97, and the distance-to-closest-record distribution places synthetic patients slightly closer to the real records than the real records are to one another (median DCR synthetic-to-real 13.8 against real-to-real 15.9 in the standardized space). Rather than explain this away, we established what drives it. First, it is not a sampling artifact: a four-rung diagnostic ladder that replaces the published anchor-initialized single-endpoint Langevin scheme with sphere-initialized, burn-in-controlled, thinned and pooled Metropolis-adjusted sampling (acceptance near 0.999, so discretization bias is negligible) leaves the attack AUC essentially unchanged at 0.96 and raises the DCR only marginally, never reaching the real-to-real baseline. Second, it is not removed by the inverse temperature: sweeping beta across a 40-fold range around the operating point raises the DCR monotonically as beta falls but saturates well below the real-to-real baseline at every value tested, while the cross-visit covariance fidelity degrades.</w:t>
+        <w:t xml:space="preserve">To answer this question, we tested whether distance from a candidate profile to the synthetic cohort could distinguish profiles used to construct the memory matrix from profiles withheld from it. We repeated the analysis across 40 random splits. In each split, we repeated the preprocessing with 15 patients, constructed the memory matrix, generated 100 synthetic profiles, and held out the other 8 patients. We assigned each real profile a membership score equal to the negative distance to its nearest synthetic profile, so a higher score provided stronger evidence that the profile had been stored. Stored profiles were closer to the synthetic cohort than held-out profiles (median distances of 10.7 and 15.4). We quantified this discrimination using the area under the receiver operating characteristic curve (AUC). Here, the AUC was the probability that the test ranked a randomly chosen stored profile as more likely to have been stored than a randomly chosen held-out profile. A value of 0.5 meant chance performance, and 1.0 meant perfect separation. The mean AUC was 0.97, and 9 of 40 splits reached 1.0. Thus, the test usually distinguished stored from held-out profiles, but it did not guarantee the correct answer for every record.</w:t>
       </w:r>
     </w:p>
     <w:p>
@@ -691,7 +805,7 @@
         <w:pStyle w:val="BodyText"/>
       </w:pPr>
       <w:r>
-        <w:t xml:space="preserve">Third, and most directly, it is not a property of finite-time dynamics at all. Both of the checks above still compare one Markov chain against another, so we extended the correctness analysis to an analytic reference. Doing so showed that the latent target is not merely approximated by our sampler but is available in closed form: for the unit-normalized memories the manuscript uses, the weighted Hopfield energy induces exactly a finite isotropic Gaussian mixture whose components are centered on the stored patients, with covariance beta-inverse times the identity and mixture weights proportional to the multiplicities. That distribution can be sampled ancestrally, by choosing a stored patient according to its weight and adding isotropic noise, with no chain of any kind. Passing such exact draws through the identical magnitude, reconstruction and de-standardization pipeline reproduced the reported cohort’s evaluated behavior across the entire harness: marginal error 1.7% against 1.3%, cross-visit Frobenius 0.60 against 0.65, mechanistic cloud overlap 0.91 against 0.89, median novelty 0.50 against 0.51, and median distance to closest record 13.9 against 14.0, with each value falling inside the range spanned by the four ladder rungs. One hundred independently seeded exact cohorts place these quantities in narrow intervals around those values, so the agreement is not a favorable seed. Evaluated over the same 40 train/holdout splits, the membership-inference AUC under exact sampling is 0.98, if anything marginally higher than under the published scheme. Because ancestral sampling has no initialization, no burn-in and no discretization error, this locates the memorization in the target distribution itself rather than in any aspect of how that distribution is sampled.</w:t>
+        <w:t xml:space="preserve">We next tested whether the membership signal came from the numerical sampling procedure. We compared the reported Langevin sampler with three alternatives that changed its starting points, discarded early samples and reduced dependence between retained samples, or added a Metropolis correction. The correction acceptance rate was approximately 0.999, which indicated negligible discretization error. A Metropolis-adjusted procedure left the mean AUC nearly unchanged at 0.96, and the other sampler changes had little effect on distance to the closest real record. Lowering the inverse temperature over a 40-fold range increased the median distance from synthetic profiles to their nearest stored profiles, but cross-visit covariance fidelity declined.</w:t>
       </w:r>
     </w:p>
     <w:p>
@@ -699,7 +813,7 @@
         <w:pStyle w:val="BodyText"/>
       </w:pPr>
       <w:r>
-        <w:t xml:space="preserve">The memorization is therefore intrinsic to the target at this cohort size, where every stored patient is the center of a mixture component, not a defect of the sampler or a poorly chosen operating point.</w:t>
+        <w:t xml:space="preserve">We then used the direct sampler for the stochastic-attention target, without a Markov chain. For the unit-normalized profiles used here, the weighted Hopfield energy defined an exact finite Gaussian mixture centered on the stored profiles. The probability of selecting each component was proportional to its multiplicity weight, and inverse temperature controlled the common within-component variance. Direct sampling therefore required only selecting a stored profile according to its weight and adding Gaussian noise. These samples reproduced the reported results: marginal error was 1.7% compared with 1.3%, cross-visit covariance error was 0.60 compared with 0.65, mechanistic overlap was 0.91 compared with 0.89, median novelty was 0.50 compared with 0.51, and median distance to the closest record was 13.9 compared with 14.0. Results from 100 independently seeded cohorts showed that this agreement did not depend on one favorable seed. Across the same 40 stored and held-out splits, the mean AUC was 0.98. Because the direct sampler had no initialization, burn-in, or discretization error, this result showed that the signal came from the target distribution rather than the numerical sampler.</w:t>
       </w:r>
     </w:p>
     <w:p>
@@ -707,7 +821,7 @@
         <w:pStyle w:val="BodyText"/>
       </w:pPr>
       <w:r>
-        <w:t xml:space="preserve">We now frame this correctly rather than as a favorable finding. Stochastic attention at a usable operating point is not an anonymizer, and we say so plainly: it is not differentially private, K=23 admits no formal guarantee, and neither a better sampler nor a lower temperature yields a configuration that is simultaneously private and faithful. What bounds the practical risk is that the source cohort is fully de-identified, so no auxiliary dataset exists against which a 216-dimensional assay profile could be re-identified, and the intended uses (mechanistic calibration and hypothesis generation) do not require releasing patient-level records. We add these results and this framing to the manuscript and detail the diagnostics in a new Supplement subsection.</w:t>
+        <w:t xml:space="preserve">Thus, the membership signal arose from the target distribution in this small-cohort setting, where every stored profile was the center of a mixture component. It did not result from the numerical sampler. Under this narrow test, inclusion could be inferred for an already-known de-identified record. The analysis did not attach a name to that record, reconstruct an unknown patient's measurements, or identify a participant. We reported the full diagnostics in the Results and a new Supplement subsection and limited the Discussion to the distinction between detecting inclusion of an already-known record and identifying or reconstructing a participant.</w:t>
       </w:r>
     </w:p>
     <w:p>
@@ -725,19 +839,7 @@
         <w:t xml:space="preserve"> </w:t>
       </w:r>
       <w:r>
-        <w:t xml:space="preserve">Rewritten privacy treatment in Results/Discussion + new Supplement subsection</w:t>
-      </w:r>
-      <w:r>
-        <w:t xml:space="preserve"> </w:t>
-      </w:r>
-      <w:r>
-        <w:t xml:space="preserve">“Sampling correctness and privacy diagnostics”</w:t>
-      </w:r>
-      <w:r>
-        <w:t xml:space="preserve"> </w:t>
-      </w:r>
-      <w:r>
-        <w:t xml:space="preserve">(E3, E3b, the MCMC ladder, the beta-privacy sweep, and the exact analytic reference) + the closed-form target in Methods and the corresponding correction to the computational-cost and interpolation language.</w:t>
+        <w:t xml:space="preserve">Results (one question-driven paragraph ending with the bounded candidate-record conclusion) and Discussion (bounded candidate-record interpretation); new Supplement subsection "Sampling correctness and privacy diagnostics," condensed into two question-driven paragraphs (E3, E3b, four sampling procedures, the inverse-temperature sweep, and direct sampling); Methods (closed-form sampling distribution and the membership score, receiver operating characteristic curve, and AUC calculation); Introduction (finite-mixture explanation and the source of non-identical samples); corresponding revisions to the computational-cost and interpolation language. Blue.</w:t>
       </w:r>
       <w:r>
         <w:t xml:space="preserve"> </w:t>
@@ -757,13 +859,13 @@
       </w:r>
     </w:p>
     <w:bookmarkEnd w:id="16"/>
-    <w:bookmarkStart w:id="17" w:name="X1ac79d09987e06b6550c1caae5b94fc11d34ad1"/>
+    <w:bookmarkStart w:id="17" w:name="Xe6286b87e9926bcb2c99e297ac3105b0061fde9"/>
     <w:p>
       <w:pPr>
         <w:pStyle w:val="Heading3"/>
       </w:pPr>
       <w:r>
-        <w:t xml:space="preserve">R1.6 — Robustness to irregular visit timing, missingness, variable-length trajectories</w:t>
+        <w:t xml:space="preserve">R1.6: Robustness to irregular visit timing, missingness, variable-length trajectories</w:t>
       </w:r>
     </w:p>
     <w:p>
@@ -783,13 +885,13 @@
           <w:i/>
           <w:iCs/>
         </w:rPr>
-        <w:t xml:space="preserve">A valuable point about real-world deployment.</w:t>
-      </w:r>
-      <w:r>
-        <w:t xml:space="preserve"> </w:t>
-      </w:r>
-      <w:r>
-        <w:t xml:space="preserve">We add a limitations paragraph to the Discussion. The concatenation that makes cross-visit structure available also constrains the data the method accepts: stacking three visits into one vector assumes every patient has every visit and that visits are aligned across patients, which holds in this cohort by design but not in most observational data. We state the three consequences separately. Irregular timing would place physiologically different states in the same coordinate, so the principal components would mix visit structure with between-patient variation. Missing assays or visits have no natural representation in a fixed-length vector and would require imputation before the embedding, which at this cohort size would itself be a substantial source of uncertainty. Variable-length records fall outside the formulation altogether and would need either padding to a common length or a sequence-aware extension in which attention operates over visits as well as over patients. We note that these are scope boundaries of the present formulation rather than properties of the energy landscape, which is indifferent to what the coordinates mean.</w:t>
+        <w:t xml:space="preserve">We agree that the current pipeline required every patient to have the same assays at the same aligned times.</w:t>
+      </w:r>
+      <w:r>
+        <w:t xml:space="preserve"> </w:t>
+      </w:r>
+      <w:r>
+        <w:t xml:space="preserve">Concatenating visits preserved relationships across visits, but the pipeline could not directly use irregular visit times, missing assays or visits, or variable-length records. Imputation, padding, or a sequence-based method could support these data, but each would add assumptions that would need validation in a small cohort. We added this limitation to the Discussion and presented it together with the limits of the linear principal-component representation.</w:t>
       </w:r>
     </w:p>
     <w:p>
@@ -807,7 +909,7 @@
         <w:t xml:space="preserve"> </w:t>
       </w:r>
       <w:r>
-        <w:t xml:space="preserve">Discussion (limitations).</w:t>
+        <w:t xml:space="preserve">Discussion (a unified data-representation paragraph covering aligned visits, missingness, and linear structure, followed by an explicit scope conclusion).</w:t>
       </w:r>
       <w:r>
         <w:t xml:space="preserve"> </w:t>
@@ -827,13 +929,13 @@
       </w:r>
     </w:p>
     <w:bookmarkEnd w:id="17"/>
-    <w:bookmarkStart w:id="18" w:name="X2cc38e26b53060c52f529451ae380c4ce880a4b"/>
+    <w:bookmarkStart w:id="18" w:name="Xfa6de1e648b9ded0473aa1a0c2561f9c49fe04f"/>
     <w:p>
       <w:pPr>
         <w:pStyle w:val="Heading3"/>
       </w:pPr>
       <w:r>
-        <w:t xml:space="preserve">R1.7 — Clinical importance of tail compression</w:t>
+        <w:t xml:space="preserve">R1.7: Clinical importance of tail compression</w:t>
       </w:r>
     </w:p>
     <w:p>
@@ -853,13 +955,21 @@
           <w:i/>
           <w:iCs/>
         </w:rPr>
-        <w:t xml:space="preserve">We agree this deserves more weight than we gave it.</w:t>
-      </w:r>
-      <w:r>
-        <w:t xml:space="preserve"> </w:t>
-      </w:r>
-      <w:r>
-        <w:t xml:space="preserve">We expand the tail-compression discussion to cover its two sources (PCA truncation of higher moments; the finite empirical magnitude distribution of K=23 norms) and, more importantly, its clinical consequence: if the generated cohort under-represents the severe end of a distribution, then estimates of how often a severe phenotype occurs, or of how extreme it can become, are biased toward the center. We connect this to the extrapolation analysis but are careful not to let it off the hook — SA does place patients outside the convex hull of the real cohort, so it is not confined to the observed range, but producing out-of-range points is not the same as reproducing the frequency of extreme ones, and we say so explicitly. We therefore recommend against using SA cohorts to estimate extreme-quantile risk without real anchoring data. We also note a scope limit of our own evidence: the mechanistic checks compare distributions within a 5th-to-95th-percentile band and are therefore, by construction, a test of the central mapping rather than of the tails, so they should not be read as reassurance about tail behavior.</w:t>
+        <w:t xml:space="preserve">We agree that preservation of clinically important tails required clearer discussion.</w:t>
+      </w:r>
+      <w:r>
+        <w:t xml:space="preserve"> </w:t>
+      </w:r>
+      <w:r>
+        <w:t xml:space="preserve">In the descriptive bootstrap Mann--Whitney diagnostic, four of 24 feature--condition pairs fell below the 90% no-difference-detected criterion: FIX and plasminogen in the PCOS and Developed PE groups. The relative differences between the real and synthetic subgroup means for these pairs were 9--15%, and variability among the real patients was large. This power-limited diagnostic was not an equivalence test and did not determine whether the lower fractions reflected mean shifts, compressed tails, or limited power. We therefore did not interpret it as evidence that the method systematically compressed tails.</w:t>
+      </w:r>
+    </w:p>
+    <w:p>
+      <w:pPr>
+        <w:pStyle w:val="BodyText"/>
+      </w:pPr>
+      <w:r>
+        <w:t xml:space="preserve">Truncating the principal-component representation and drawing profile magnitudes from only 23 observed values could nevertheless compress the generated tails. If a generated cohort under-represented severe states, it could not establish how often those states occurred or how severe they became. Although synthetic profiles extended beyond the real cohort's convex hull, that result did not show that they reproduced the true tails of the population. We therefore stated that these cohorts should not be used to estimate extreme risk without additional real data. We also clarified that the main mechanistic-overlap measure used the 5th to 95th percentile range of the real cohort and therefore did not validate tail behavior. The Kolmogorov–Smirnov tests compared the full distributions but were not designed specifically to test the tails.</w:t>
       </w:r>
     </w:p>
     <w:p>
@@ -877,7 +987,7 @@
         <w:t xml:space="preserve"> </w:t>
       </w:r>
       <w:r>
-        <w:t xml:space="preserve">Discussion (expand tail-compression paragraph); links to E2.</w:t>
+        <w:t xml:space="preserve">Discussion (a question-led tail-preservation paragraph that explains the evidence, clinical concern, and supported conclusion); links to E2.</w:t>
       </w:r>
       <w:r>
         <w:t xml:space="preserve"> </w:t>
@@ -897,13 +1007,13 @@
       </w:r>
     </w:p>
     <w:bookmarkEnd w:id="18"/>
-    <w:bookmarkStart w:id="19" w:name="X9024da5c94b493973af406a30752d14d93deec4"/>
+    <w:bookmarkStart w:id="19" w:name="X09cc56b0ea9ef4ec4dfd62c2b0944fc0d257419"/>
     <w:p>
       <w:pPr>
         <w:pStyle w:val="Heading3"/>
       </w:pPr>
       <w:r>
-        <w:t xml:space="preserve">R1.8 / R2.1 — Generalizability beyond a single cohort</w:t>
+        <w:t xml:space="preserve">R1.8 / R2.1: Generalizability beyond a single cohort</w:t>
       </w:r>
     </w:p>
     <w:p>
@@ -923,75 +1033,180 @@
           <w:i/>
           <w:iCs/>
         </w:rPr>
-        <w:t xml:space="preserve">This is the most important shared concern and we address it on two fronts.</w:t>
-      </w:r>
-      <w:r>
-        <w:t xml:space="preserve"> </w:t>
-      </w:r>
-      <w:r>
-        <w:t xml:space="preserve">(1)</w:t>
-      </w:r>
-      <w:r>
-        <w:t xml:space="preserve"> </w:t>
-      </w:r>
+        <w:t xml:space="preserve">We agree that one clinical cohort could not establish generalizability or robustness to changes in sample size, dimension, or nonlinear structure.</w:t>
+      </w:r>
+      <w:r>
+        <w:t xml:space="preserve"> </w:t>
+      </w:r>
+      <w:r>
+        <w:t xml:space="preserve">We therefore added three complementary robustness tests. The Results first compared stochastic attention with a sample-covariance Gaussian generator on recovery of a known population covariance. They then tested stochastic attention alone with fewer clinical training patients and compared the two generators on nonlinear populations.</w:t>
+      </w:r>
+    </w:p>
+    <w:p>
+      <w:pPr>
+        <w:pStyle w:val="BodyText"/>
+      </w:pPr>
+      <w:r>
+        <w:t xml:space="preserve">The covariance test asked whether stochastic attention or the Gaussian comparator could more accurately recover a known population covariance from a small, high-dimensional sample. We created simulated datasets by drawing profiles from low-rank Gaussian populations with known covariance. We varied the number of profiles in each dataset (</w:t>
+      </w:r>
+      <m:oMath>
+        <m:r>
+          <m:t>n</m:t>
+        </m:r>
+        <m:r>
+          <m:rPr>
+            <m:sty m:val="p"/>
+          </m:rPr>
+          <m:t>=</m:t>
+        </m:r>
+        <m:r>
+          <m:t>8</m:t>
+        </m:r>
+      </m:oMath>
+      <w:r>
+        <w:t xml:space="preserve">, 15, 23, 40, or 80), the number of variables per profile (</w:t>
+      </w:r>
+      <m:oMath>
+        <m:r>
+          <m:t>p</m:t>
+        </m:r>
+        <m:r>
+          <m:rPr>
+            <m:sty m:val="p"/>
+          </m:rPr>
+          <m:t>=</m:t>
+        </m:r>
+        <m:r>
+          <m:t>30</m:t>
+        </m:r>
+      </m:oMath>
+      <w:r>
+        <w:t xml:space="preserve">, 120, or 216), and the latent rank (</w:t>
+      </w:r>
+      <m:oMath>
+        <m:r>
+          <m:t>r</m:t>
+        </m:r>
+        <m:r>
+          <m:rPr>
+            <m:sty m:val="p"/>
+          </m:rPr>
+          <m:t>=</m:t>
+        </m:r>
+        <m:r>
+          <m:t>3</m:t>
+        </m:r>
+      </m:oMath>
+      <w:r>
+        <w:t xml:space="preserve">, 5, or 10). For each setting, we repeated the standardization, PCA, and inverse-temperature selection and constructed a stochastic-attention memory matrix. For comparison, we estimated a Gaussian generator from the dataset's sample mean and covariance. The Gaussian generator used diagonal jitter for numerical sampling but no covariance shrinkage. Both generators produced 100 profiles. We measured covariance error as the square root of the summed squared entry-by-entry differences between the generated and known covariance matrices, divided by the corresponding value for the known matrix. This relative Frobenius error allowed comparisons across settings and tested recovery of the population covariance rather than reproduction of the sampled profiles. Stochastic attention had lower error in 35 of the 39 rank-deficient</w:t>
+      </w:r>
+      <w:r>
+        <w:t xml:space="preserve"> </w:t>
+      </w:r>
+      <m:oMath>
+        <m:r>
+          <m:t>n</m:t>
+        </m:r>
+        <m:r>
+          <m:rPr>
+            <m:sty m:val="p"/>
+          </m:rPr>
+          <m:t>&lt;</m:t>
+        </m:r>
+        <m:r>
+          <m:t>p</m:t>
+        </m:r>
+      </m:oMath>
+      <w:r>
+        <w:t xml:space="preserve"> </w:t>
+      </w:r>
+      <w:r>
+        <w:t xml:space="preserve">settings. At</w:t>
+      </w:r>
+      <w:r>
+        <w:t xml:space="preserve"> </w:t>
+      </w:r>
+      <m:oMath>
+        <m:r>
+          <m:t>n</m:t>
+        </m:r>
+        <m:r>
+          <m:rPr>
+            <m:sty m:val="p"/>
+          </m:rPr>
+          <m:t>=</m:t>
+        </m:r>
+        <m:r>
+          <m:t>23</m:t>
+        </m:r>
+      </m:oMath>
+      <w:r>
+        <w:t xml:space="preserve"> </w:t>
+      </w:r>
+      <w:r>
+        <w:t xml:space="preserve">and</w:t>
+      </w:r>
+      <w:r>
+        <w:t xml:space="preserve"> </w:t>
+      </w:r>
+      <m:oMath>
+        <m:r>
+          <m:t>p</m:t>
+        </m:r>
+        <m:r>
+          <m:rPr>
+            <m:sty m:val="p"/>
+          </m:rPr>
+          <m:t>=</m:t>
+        </m:r>
+        <m:r>
+          <m:t>216</m:t>
+        </m:r>
+      </m:oMath>
+      <w:r>
+        <w:t xml:space="preserve">, the Gaussian generator's error was approximately 1.5 times the stochastic-attention error after averaging across ranks.</w:t>
+      </w:r>
+    </w:p>
+    <w:p>
+      <w:pPr>
+        <w:pStyle w:val="BodyText"/>
+      </w:pPr>
+      <w:r>
+        <w:t xml:space="preserve">The sample-size test evaluated stochastic attention alone as the clinical training set became smaller. We randomly selected 20, 15, 10, or 8 of the 23 patients and repeated the selection ten times at each size. We repeated the stochastic-attention preprocessing and inverse-temperature selection, constructed a new memory matrix from each subset, generated 100 profiles, and compared every generated cohort with the same complete set of 23 real patients. This provided a common reference across subset sizes. As the subset size decreased from 20 to 8, mean cross-visit correlation error increased from 0.63 to 1.11 and the median error in variable means increased from about 2.0% to 4.9%. Mechanistic overlap remained near 0.90.</w:t>
+      </w:r>
+    </w:p>
+    <w:p>
+      <w:pPr>
+        <w:pStyle w:val="BodyText"/>
+      </w:pPr>
+      <w:r>
+        <w:t xml:space="preserve">The nonlinearity test asked how increasing curvature affected recovery of a nonlinear pattern. For five replicate samples of 23 points at each curvature and dimension, we constructed a stochastic-attention memory matrix and estimated the same sample-covariance Gaussian comparator; both generators produced 100 profiles. The noisy S-curve represented a one-dimensional simulated path that resembled the letter S because it had two opposing bends. Zero curvature made this path a straight line, and larger values made the bends stronger. We spread the path across 30 or 120 simulated variables while preserving its shape. We measured within-plane distance from the known curve and covariance error against an independent 50,000-profile population reference as curvature increased. Stochastic-attention samples moved farther from the curve as curvature increased. At curvature 0.5, their mean distance was at least twice the straight-line value after averaging across the five replicates and both dimensions; it remained below this threshold at curvature 0.25. Despite this decline, at every nonzero curvature, stochastic-attention samples remained closer to the curve on average than Gaussian samples. However, the Gaussian generator recovered covariance more accurately, so neither generator performed better on both measures.</w:t>
+      </w:r>
+    </w:p>
+    <w:p>
+      <w:pPr>
+        <w:pStyle w:val="BodyText"/>
+      </w:pPr>
+      <w:r>
+        <w:t xml:space="preserve">These tests showed lower covariance error for stochastic attention in most of the tested small, linear, rank-deficient settings. Marginal and correlation fidelity declined with fewer clinical training patients, although mechanistic overlap remained near 0.90. The nonlinear benchmark exposed a trade-off: at nonzero curvature, stochastic-attention samples remained closer to the curve on average, whereas the Gaussian generator recovered covariance more accurately. We also noted that related studies have applied the same geometry-based operating-point rule and multiplicity weighting to protein sequence generation and conditional steering. We cited those studies as prior applications in another domain, not as clinical validation. We separately framed the present clinical study as a proof of concept and stated that we did not test the method in a second clinical cohort.</w:t>
+      </w:r>
+    </w:p>
+    <w:p>
+      <w:pPr>
+        <w:pStyle w:val="BodyText"/>
+      </w:pPr>
       <w:r>
         <w:rPr>
           <w:b/>
           <w:bCs/>
         </w:rPr>
-        <w:t xml:space="preserve">Simulation benchmark (new main-text figure and Supplement):</w:t>
-      </w:r>
-      <w:r>
-        <w:t xml:space="preserve"> </w:t>
-      </w:r>
-      <w:r>
-        <w:t xml:space="preserve">we add a controlled study with known ground-truth structure sampled across varying sample size n, dimensionality p, and intrinsic rank. On a low-rank Gaussian ground truth SA recovers the known population covariance more accurately than a multivariate Gaussian throughout the rank-deficient n&lt;p regime that contains the cohort’s own shape (n=23, p=216, where the Gaussian’s relative covariance error is about 1.5 times SA’s, and SA is more accurate in 35 of the 39 Gaussian n&lt;p cells); because the target covariance is fixed in advance, this measures generalization rather than reproduction of the particular training draw, a distinction our empirical cross-visit comparison could not make. Subsampling the real cohort to as few as eight patients degrades recovery of the full-cohort structure gracefully rather than catastrophically (pooled marginal error rising from roughly 2% at n=20 to 5% at n=8, mechanistic plausibility flat near 0.90). A nonlinear S-curve ground truth locates the curvature (roughly 0.25 to 0.5) at which the linear-PCA assumption begins to place points off the manifold, an honest applicability boundary; we report candidly that on that nonlinear target neither method dominates on every metric (SA stays closer to the manifold, the Gaussian recovers the gross covariance better). (2)</w:t>
-      </w:r>
-      <w:r>
-        <w:t xml:space="preserve"> </w:t>
-      </w:r>
-      <w:r>
-        <w:rPr>
-          <w:b/>
-          <w:bCs/>
-        </w:rPr>
-        <w:t xml:space="preserve">Cross-domain evidence:</w:t>
-      </w:r>
-      <w:r>
-        <w:t xml:space="preserve"> </w:t>
-      </w:r>
-      <w:r>
-        <w:t xml:space="preserve">the identical SA machinery, with β* predicted from PCA dimension alone, has been applied in separate studies to discrete protein-sequence generation from small family alignments and to multiplicity-weighted conditional steering — evidence that the geometric mechanism is not specific to clinical coagulation data. We also reframe the clinical study explicitly as a proof-of-concept and strengthen the limitations accordingly.</w:t>
-      </w:r>
-    </w:p>
-    <w:p>
-      <w:pPr>
-        <w:pStyle w:val="BodyText"/>
-      </w:pPr>
-      <w:r>
-        <w:rPr>
-          <w:b/>
-          <w:bCs/>
-        </w:rPr>
         <w:t xml:space="preserve">Changes:</w:t>
       </w:r>
       <w:r>
         <w:t xml:space="preserve"> </w:t>
       </w:r>
       <w:r>
-        <w:t xml:space="preserve">New Results subsection</w:t>
-      </w:r>
-      <w:r>
-        <w:t xml:space="preserve"> </w:t>
-      </w:r>
-      <w:r>
-        <w:t xml:space="preserve">“Robustness Across Data Regimes”</w:t>
-      </w:r>
-      <w:r>
-        <w:t xml:space="preserve"> </w:t>
-      </w:r>
-      <w:r>
-        <w:t xml:space="preserve">+ main-text figure (</w:t>
+        <w:t xml:space="preserve">New Methods subsection "Robustness Tests," including the construction and numerical details for both generators, and a single-paragraph Results subsection "Robustness to Sample Size, Dimensionality, and Nonlinearity" that explains the three tests in plain language and identifies which generators were evaluated in each one. The Methods define the S-curve in plain language, and its first Results mention links to the full construction. The Results distinguish construction of the stochastic-attention memory matrix from estimation of the Gaussian comparator using the sample mean and covariance, describe the number of profiles in each simulated dataset, state what each test measured, retain the averaging used for the reported covariance-error ratio, and separate the decline in stochastic-attention curve recovery as curvature increased from the comparison with the Gaussian generator. The Results move from population-covariance recovery to the stochastic-attention clinical subset test and then the two-generator nonlinear-structure benchmark; revised main-text figure (</w:t>
       </w:r>
       <w:r>
         <w:rPr>
@@ -1000,7 +1215,7 @@
         <w:t xml:space="preserve">fig:sim-recovery</w:t>
       </w:r>
       <w:r>
-        <w:t xml:space="preserve">) + Supplement diagnostics; Introduction and Discussion cross-domain framing elevated from aside to argument; proof-of-concept framing in Abstract and Discussion. Violet.</w:t>
+        <w:t xml:space="preserve">) and caption; added cross-domain context in the Introduction and Discussion; explicit proof-of-concept framing in the Abstract, Introduction, Discussion, and Conclusion. The Discussion also stated that the subgroup test did not establish equivalence. Violet.</w:t>
       </w:r>
       <w:r>
         <w:t xml:space="preserve"> </w:t>
@@ -1020,13 +1235,13 @@
       </w:r>
     </w:p>
     <w:bookmarkEnd w:id="19"/>
-    <w:bookmarkStart w:id="20" w:name="Xb7160094f423bca6ed0798615c5ae1e68762854"/>
+    <w:bookmarkStart w:id="20" w:name="Xcf570dbdffd0124617efe4c5b2dea919d1d4d53"/>
     <w:p>
       <w:pPr>
         <w:pStyle w:val="Heading3"/>
       </w:pPr>
       <w:r>
-        <w:t xml:space="preserve">R1.9 / R2.minor2 — Theory exposition for a biomedical audience</w:t>
+        <w:t xml:space="preserve">R1.9 / R2.minor2: Theory exposition for a biomedical audience</w:t>
       </w:r>
     </w:p>
     <w:p>
@@ -1046,13 +1261,21 @@
           <w:i/>
           <w:iCs/>
         </w:rPr>
-        <w:t xml:space="preserve">A helpful suggestion for accessibility.</w:t>
-      </w:r>
-      <w:r>
-        <w:t xml:space="preserve"> </w:t>
-      </w:r>
-      <w:r>
-        <w:t xml:space="preserve">We add plain-language intuition for both quantities the reviewers singled out, while separating the retrieval landscape from the exact sampling law. In the energy-landscape view, low β produces diffuse local attention and an average-like retrieval fixed point, whereas high β sharpens attention into distinct memory attractors. In the exact sampler, the component probabilities are the multiplicity weights and are independent of β for the unit-normalized memories used here; β controls the within-component covariance β⁻¹I, so low β produces broader draws rather than samples that collapse to the cohort mean. β* is estimated from the transition in the retrieval landscape. For the participation ratio we pose the question it answers directly — if attention is spread unevenly across 23 patients, how many patients is the generator effectively drawing on? — and note that reporting it alongside a conditioned cohort states how much independent material that cohort rests on. We have moved the mechanical derivation (entropy definition, sweep parameters, finite-difference procedure) into a new Supplementary Methods subsection, keeping the concept, the domain-agnostic argument and the resulting values in the main text. We did not add a schematic figure: the main text carries seven figures and Reviewer 2 asks us to consolidate rather than expand, so we judged the prose intuition the better way to meet this request without displacing a results figure.</w:t>
+        <w:t xml:space="preserve">We agree that the theory needed a simpler explanation.</w:t>
+      </w:r>
+      <w:r>
+        <w:t xml:space="preserve"> </w:t>
+      </w:r>
+      <w:r>
+        <w:t xml:space="preserve">We revised the Methods to explain the two roles of β. In the Hopfield update, low β spread attention across many stored profiles and moved toward their weighted average. High β concentrated attention on individual profiles. In direct sampling, β did not change the probability of selecting each unit-normalized profile. Those probabilities were set by the multiplicity weights. Instead, β controlled how widely samples spread around the selected profile.</w:t>
+      </w:r>
+    </w:p>
+    <w:p>
+      <w:pPr>
+        <w:pStyle w:val="BodyText"/>
+      </w:pPr>
+      <w:r>
+        <w:t xml:space="preserve">We chose β* at the point where the attention-entropy curve bent downward most strongly. We calculated this as the most negative finite-difference second derivative of normalized entropy with respect to log β. We defined the participation ratio as the number of equally weighted mixture components that would give the same concentration of sampling probability. It was not an independent patient count. We also introduced each displayed equation with a complete sentence that states what the equation gives and connects it to the preceding mathematical step. We moved the entropy definition and calculation details to a new Supplementary Methods subsection while keeping the explanation and resulting values in the main text. We did not add another figure because the main text already contained seven figures and Reviewer 2 requested figure consolidation.</w:t>
       </w:r>
     </w:p>
     <w:p>
@@ -1070,7 +1293,7 @@
         <w:t xml:space="preserve"> </w:t>
       </w:r>
       <w:r>
-        <w:t xml:space="preserve">New/streamlined Methods exposition; denser theory moved to the Supplement. Violet.</w:t>
+        <w:t xml:space="preserve">Methods (simplified explanation, connected lead-ins to displayed equations, and a separate concise participation-ratio paragraph); Supplement (detailed theory and calculation). Violet.</w:t>
       </w:r>
       <w:r>
         <w:t xml:space="preserve"> </w:t>
@@ -1090,13 +1313,13 @@
       </w:r>
     </w:p>
     <w:bookmarkEnd w:id="20"/>
-    <w:bookmarkStart w:id="21" w:name="X1367ffabc0c6d80247a49e2ba315f1c3b038047"/>
+    <w:bookmarkStart w:id="21" w:name="X71d3cd33320180deb230a7665c9ececeda57f98"/>
     <w:p>
       <w:pPr>
         <w:pStyle w:val="Heading3"/>
       </w:pPr>
       <w:r>
-        <w:t xml:space="preserve">R1.10 — Unvalidated feature categories (fibrinolytic, viscoelastic)</w:t>
+        <w:t xml:space="preserve">R1.10: Unvalidated feature categories (fibrinolytic, viscoelastic)</w:t>
       </w:r>
     </w:p>
     <w:p>
@@ -1116,13 +1339,13 @@
           <w:i/>
           <w:iCs/>
         </w:rPr>
-        <w:t xml:space="preserve">Thank you — we clarify this.</w:t>
-      </w:r>
-      <w:r>
-        <w:t xml:space="preserve"> </w:t>
-      </w:r>
-      <w:r>
-        <w:t xml:space="preserve">We already note that ROTEM/fibrinolytic features are generated within the concatenated vector with comparable MREs but are not mechanistically validated; we expand this to state that these features do contribute to the PCA-derived energy landscape (they load onto retained components) and therefore shape generation, so their statistical fidelity matters even without a mechanistic check. We point to the fibrinolysis mechanistic model under development as the route to closing this gap.</w:t>
+        <w:t xml:space="preserve">We agree and clarified this limitation.</w:t>
+      </w:r>
+      <w:r>
+        <w:t xml:space="preserve"> </w:t>
+      </w:r>
+      <w:r>
+        <w:t xml:space="preserve">The rotational thromboelastometry and fibrinolytic features were part of the full profile and influenced the generated profiles through their loadings on the retained principal components. Their median relative errors were comparable to those of the coagulation factors. We removed the mechanistic-model aside from the Marginal Plausibility subsection so that the paragraph ends with its main finding. The final Discussion paragraph retains the limitation: the mechanistic model represented thrombin generation, not fibrinolysis or clot viscoelasticity, so the analysis did not establish biological fidelity across the full profile. Testing these features mechanistically would require models that represent those processes.</w:t>
       </w:r>
     </w:p>
     <w:p>
@@ -1140,7 +1363,7 @@
         <w:t xml:space="preserve"> </w:t>
       </w:r>
       <w:r>
-        <w:t xml:space="preserve">Results (Marginal Plausibility) + Discussion.</w:t>
+        <w:t xml:space="preserve">Results (Marginal Plausibility) and reorganized final Discussion paragraph.</w:t>
       </w:r>
       <w:r>
         <w:t xml:space="preserve"> </w:t>
@@ -1160,13 +1383,13 @@
       </w:r>
     </w:p>
     <w:bookmarkEnd w:id="21"/>
-    <w:bookmarkStart w:id="22" w:name="Xd21deb9cb393867565fdd4f82e0d68ff6db8d75"/>
+    <w:bookmarkStart w:id="22" w:name="Xeeff472ec9b199dab3a423f397e3e4c3a8cc5d0"/>
     <w:p>
       <w:pPr>
         <w:pStyle w:val="Heading3"/>
       </w:pPr>
       <w:r>
-        <w:t xml:space="preserve">R1.11 — Downstream improvement may reflect smoothing/variance suppression</w:t>
+        <w:t xml:space="preserve">R1.11: Downstream improvement may reflect smoothing/variance suppression</w:t>
       </w:r>
     </w:p>
     <w:p>
@@ -1174,7 +1397,7 @@
         <w:pStyle w:val="BlockText"/>
       </w:pPr>
       <w:r>
-        <w:t xml:space="preserve">The synthetic-calibrated model’s improvement over the real-calibrated model may partly reflect smoothing/regularization that suppresses physiologically meaningful heterogeneity.</w:t>
+        <w:t xml:space="preserve">The synthetic-calibrated model's improvement over the real-calibrated model may partly reflect smoothing/regularization that suppresses physiologically meaningful heterogeneity.</w:t>
       </w:r>
     </w:p>
     <w:p>
@@ -1186,29 +1409,13 @@
           <w:i/>
           <w:iCs/>
         </w:rPr>
-        <w:t xml:space="preserve">We agree and already flagged the smoother loss landscape as the likely mechanism; we sharpen this.</w:t>
-      </w:r>
-      <w:r>
-        <w:t xml:space="preserve"> </w:t>
-      </w:r>
-      <w:r>
-        <w:t xml:space="preserve">We state explicitly that the modest downstream gain (0.94× ratio) is consistent with variance reduction from N=100 vs. K=23 training points and should not be read as SA adding biological information; it demonstrates that SA preserves</w:t>
-      </w:r>
-      <w:r>
-        <w:t xml:space="preserve"> </w:t>
-      </w:r>
-      <w:r>
-        <w:rPr>
-          <w:i/>
-          <w:iCs/>
-        </w:rPr>
-        <w:t xml:space="preserve">sufficient</w:t>
-      </w:r>
-      <w:r>
-        <w:t xml:space="preserve"> </w:t>
-      </w:r>
-      <w:r>
-        <w:t xml:space="preserve">structure for calibration, not that synthetic data is superior to real data. We connect this to the tail-compression caveat (suppressing heterogeneity is the same phenomenon that reduces optimization variance).</w:t>
+        <w:t xml:space="preserve">We agree and made this interpretation more direct.</w:t>
+      </w:r>
+      <w:r>
+        <w:t xml:space="preserve"> </w:t>
+      </w:r>
+      <w:r>
+        <w:t xml:space="preserve">The modest downstream gain (0.94× ratio) did not show that synthetic data were superior. The original Results paragraph already stated that the profiles came from the same real cohort and that the comparison was not independent validation. We therefore focused the reviewer-added text on the distinct interpretation: the gain may instead have reflected a more stable calibration objective produced by sampling the represented distribution more densely. We also connected this interpretation to the tail-compression limitation and did not claim that we had established the cause of the numerical gain.</w:t>
       </w:r>
     </w:p>
     <w:p>
@@ -1246,13 +1453,13 @@
       </w:r>
     </w:p>
     <w:bookmarkEnd w:id="22"/>
-    <w:bookmarkStart w:id="23" w:name="r1.12-computational-scalability"/>
+    <w:bookmarkStart w:id="23" w:name="r112-computational-scalability"/>
     <w:p>
       <w:pPr>
         <w:pStyle w:val="Heading3"/>
       </w:pPr>
       <w:r>
-        <w:t xml:space="preserve">R1.12 — Computational scalability</w:t>
+        <w:t xml:space="preserve">R1.12: Computational scalability</w:t>
       </w:r>
     </w:p>
     <w:p>
@@ -1272,13 +1479,109 @@
           <w:i/>
           <w:iCs/>
         </w:rPr>
-        <w:t xml:space="preserve">A useful addition, and working through it corrected an expectation of our own.</w:t>
-      </w:r>
-      <w:r>
-        <w:t xml:space="preserve"> </w:t>
-      </w:r>
-      <w:r>
-        <w:t xml:space="preserve">On cost, the scaling follows directly from the update rule: each Langevin step evaluates the attention weights over the stored patterns and forms their weighted combination, so work per step is proportional to K×d and a sample costs that product times the number of steps T. The method is linear in both the cohort size and the retained dimension, and at very high feature counts the principal-component decomposition rather than the sampling becomes the practical bound.</w:t>
+        <w:t xml:space="preserve">We added a direct description of computational cost.</w:t>
+      </w:r>
+      <w:r>
+        <w:t xml:space="preserve"> </w:t>
+      </w:r>
+      <w:r>
+        <w:t xml:space="preserve">In the reported Langevin implementation, every sampling step evaluated all stored profiles. The cost of generating one profile therefore scaled as</w:t>
+      </w:r>
+      <w:r>
+        <w:t xml:space="preserve"> </w:t>
+      </w:r>
+      <m:oMath>
+        <m:r>
+          <m:t>O</m:t>
+        </m:r>
+        <m:r>
+          <m:rPr>
+            <m:sty m:val="p"/>
+          </m:rPr>
+          <m:t>(</m:t>
+        </m:r>
+        <m:r>
+          <m:t>T</m:t>
+        </m:r>
+        <m:r>
+          <m:t>K</m:t>
+        </m:r>
+        <m:r>
+          <m:t>d</m:t>
+        </m:r>
+        <m:r>
+          <m:rPr>
+            <m:sty m:val="p"/>
+          </m:rPr>
+          <m:t>)</m:t>
+        </m:r>
+      </m:oMath>
+      <w:r>
+        <w:t xml:space="preserve">, where</w:t>
+      </w:r>
+      <w:r>
+        <w:t xml:space="preserve"> </w:t>
+      </w:r>
+      <m:oMath>
+        <m:r>
+          <m:t>T</m:t>
+        </m:r>
+      </m:oMath>
+      <w:r>
+        <w:t xml:space="preserve"> </w:t>
+      </w:r>
+      <w:r>
+        <w:t xml:space="preserve">was the number of steps,</w:t>
+      </w:r>
+      <w:r>
+        <w:t xml:space="preserve"> </w:t>
+      </w:r>
+      <m:oMath>
+        <m:r>
+          <m:t>K</m:t>
+        </m:r>
+      </m:oMath>
+      <w:r>
+        <w:t xml:space="preserve"> </w:t>
+      </w:r>
+      <w:r>
+        <w:t xml:space="preserve">was the number of stored profiles, and</w:t>
+      </w:r>
+      <w:r>
+        <w:t xml:space="preserve"> </w:t>
+      </w:r>
+      <m:oMath>
+        <m:r>
+          <m:t>d</m:t>
+        </m:r>
+      </m:oMath>
+      <w:r>
+        <w:t xml:space="preserve"> </w:t>
+      </w:r>
+      <w:r>
+        <w:t xml:space="preserve">was their dimension. The closed-form result removed the sequential factor</w:t>
+      </w:r>
+      <w:r>
+        <w:t xml:space="preserve"> </w:t>
+      </w:r>
+      <m:oMath>
+        <m:r>
+          <m:t>T</m:t>
+        </m:r>
+      </m:oMath>
+      <w:r>
+        <w:t xml:space="preserve">. The component probabilities could be calculated once. Each new profile then required selecting one component, drawing a</w:t>
+      </w:r>
+      <w:r>
+        <w:t xml:space="preserve"> </w:t>
+      </w:r>
+      <m:oMath>
+        <m:r>
+          <m:t>d</m:t>
+        </m:r>
+      </m:oMath>
+      <w:r>
+        <w:t xml:space="preserve">-dimensional Gaussian vector, and decoding the profile. We clarified that the inverse transformation and decoding were still required for every generated profile.</w:t>
       </w:r>
     </w:p>
     <w:p>
@@ -1286,23 +1589,30 @@
         <w:pStyle w:val="BodyText"/>
       </w:pPr>
       <w:r>
-        <w:t xml:space="preserve">On behavior we are more careful than we had planned to be. We had expected to argue that the simulation benchmark supports favorable scaling to larger cohorts. It does not show that. What it shows is that SA’s advantage over a fitted multivariate Gaussian is largest when the sample is smallest and</w:t>
-      </w:r>
-      <w:r>
-        <w:t xml:space="preserve"> </w:t>
-      </w:r>
-      <w:r>
-        <w:rPr>
-          <w:i/>
-          <w:iCs/>
-        </w:rPr>
-        <w:t xml:space="preserve">narrows</w:t>
-      </w:r>
-      <w:r>
-        <w:t xml:space="preserve"> </w:t>
-      </w:r>
-      <w:r>
-        <w:t xml:space="preserve">as n approaches p, where the Gaussian becomes well specified. The honest conclusion is that the method is positioned for the small-cohort regime rather than as a general-purpose generator, and the Discussion now says so. We do expect the memorization documented under R1.5 to ease as K grows, because basins that currently stand apart would begin to overlap and generation would interpolate across several patients rather than remaining near one, but we mark that as an expectation rather than a result: this cohort admits only subsampling downward, and we did not test it.</w:t>
+        <w:t xml:space="preserve">The simulation benchmark did not establish how the method would perform in larger clinical cohorts. Its advantage over the sample-covariance Gaussian generator was concentrated in the</w:t>
+      </w:r>
+      <w:r>
+        <w:t xml:space="preserve"> </w:t>
+      </w:r>
+      <m:oMath>
+        <m:r>
+          <m:t>n</m:t>
+        </m:r>
+        <m:r>
+          <m:rPr>
+            <m:sty m:val="p"/>
+          </m:rPr>
+          <m:t>&lt;</m:t>
+        </m:r>
+        <m:r>
+          <m:t>p</m:t>
+        </m:r>
+      </m:oMath>
+      <w:r>
+        <w:t xml:space="preserve"> </w:t>
+      </w:r>
+      <w:r>
+        <w:t xml:space="preserve">settings, and the clinical analyses included only 23 patients. Stability and fidelity at larger cohort sizes remained open questions.</w:t>
       </w:r>
     </w:p>
     <w:p>
@@ -1320,7 +1630,7 @@
         <w:t xml:space="preserve"> </w:t>
       </w:r>
       <w:r>
-        <w:t xml:space="preserve">Discussion (+ brief note tied to simulation benchmark).</w:t>
+        <w:t xml:space="preserve">Discussion, including a brief connection to the simulation benchmark. The scaling paragraph appears immediately before the final limitations paragraph.</w:t>
       </w:r>
       <w:r>
         <w:t xml:space="preserve"> </w:t>
@@ -1350,13 +1660,13 @@
         <w:t xml:space="preserve">Minor comments</w:t>
       </w:r>
     </w:p>
-    <w:bookmarkStart w:id="25" w:name="r1.m1-temper-strong-wording"/>
+    <w:bookmarkStart w:id="25" w:name="r1m1-temper-strong-wording"/>
     <w:p>
       <w:pPr>
         <w:pStyle w:val="Heading3"/>
       </w:pPr>
       <w:r>
-        <w:t xml:space="preserve">R1.M1 — Temper strong wording</w:t>
+        <w:t xml:space="preserve">R1.M1: Temper strong wording</w:t>
       </w:r>
     </w:p>
     <w:p>
@@ -1364,31 +1674,7 @@
         <w:pStyle w:val="BlockText"/>
       </w:pPr>
       <w:r>
-        <w:t xml:space="preserve">Claims of</w:t>
-      </w:r>
-      <w:r>
-        <w:t xml:space="preserve"> </w:t>
-      </w:r>
-      <w:r>
-        <w:t xml:space="preserve">“clinically useful synthetic cohorts”</w:t>
-      </w:r>
-      <w:r>
-        <w:t xml:space="preserve"> </w:t>
-      </w:r>
-      <w:r>
-        <w:t xml:space="preserve">and</w:t>
-      </w:r>
-      <w:r>
-        <w:t xml:space="preserve"> </w:t>
-      </w:r>
-      <w:r>
-        <w:t xml:space="preserve">“statistically indistinguishable”</w:t>
-      </w:r>
-      <w:r>
-        <w:t xml:space="preserve"> </w:t>
-      </w:r>
-      <w:r>
-        <w:t xml:space="preserve">may be too strong given the sample size.</w:t>
+        <w:t xml:space="preserve">Claims of "clinically useful synthetic cohorts" and "statistically indistinguishable" may be too strong given the sample size.</w:t>
       </w:r>
     </w:p>
     <w:p>
@@ -1400,13 +1686,13 @@
           <w:i/>
           <w:iCs/>
         </w:rPr>
-        <w:t xml:space="preserve">Agreed.</w:t>
-      </w:r>
-      <w:r>
-        <w:t xml:space="preserve"> </w:t>
-      </w:r>
-      <w:r>
-        <w:t xml:space="preserve">We adopt more conservative wording throughout. The subgroup analysis is now described as a power-limited, descriptive Mann–Whitney non-detection diagnostic:</w:t>
+        <w:t xml:space="preserve">We agree and revised these claims throughout the manuscript.</w:t>
+      </w:r>
+      <w:r>
+        <w:t xml:space="preserve"> </w:t>
+      </w:r>
+      <w:r>
+        <w:t xml:space="preserve">The subgroup analysis was a descriptive, low-power Mann–Whitney test. A result of</w:t>
       </w:r>
       <w:r>
         <w:t xml:space="preserve"> </w:t>
@@ -1421,19 +1707,7 @@
         <w:t xml:space="preserve"> </w:t>
       </w:r>
       <w:r>
-        <w:t xml:space="preserve">means that this test did not detect a difference in that replicate and does not establish equivalence. We also qualify</w:t>
-      </w:r>
-      <w:r>
-        <w:t xml:space="preserve"> </w:t>
-      </w:r>
-      <w:r>
-        <w:t xml:space="preserve">“clinically useful”</w:t>
-      </w:r>
-      <w:r>
-        <w:t xml:space="preserve"> </w:t>
-      </w:r>
-      <w:r>
-        <w:t xml:space="preserve">as demonstrated only for the exploratory modeling use-cases tested, within a proof-of-concept framing.</w:t>
+        <w:t xml:space="preserve">meant only that the test did not detect a difference in that replicate; it did not establish equivalence. We also limited the utility claim to the exploratory modeling uses tested in this proof-of-concept study.</w:t>
       </w:r>
     </w:p>
     <w:p>
@@ -1491,13 +1765,13 @@
         <w:t xml:space="preserve">Major comments</w:t>
       </w:r>
     </w:p>
-    <w:bookmarkStart w:id="28" w:name="X854207dcf777580cc355b25be5d4958a9e0b863"/>
+    <w:bookmarkStart w:id="28" w:name="Xb9918b94b038a72745de8b91a1e041fb3c0fdaa"/>
     <w:p>
       <w:pPr>
         <w:pStyle w:val="Heading3"/>
       </w:pPr>
       <w:r>
-        <w:t xml:space="preserve">R2.1 — Generalizability beyond a single dataset</w:t>
+        <w:t xml:space="preserve">R2.1: Generalizability beyond a single dataset</w:t>
       </w:r>
     </w:p>
     <w:p>
@@ -1513,7 +1787,17 @@
         <w:pStyle w:val="FirstParagraph"/>
       </w:pPr>
       <w:r>
-        <w:t xml:space="preserve">See</w:t>
+        <w:rPr>
+          <w:i/>
+          <w:iCs/>
+        </w:rPr>
+        <w:t xml:space="preserve">We agree that validation in one clinical cohort was a major limitation.</w:t>
+      </w:r>
+      <w:r>
+        <w:t xml:space="preserve"> </w:t>
+      </w:r>
+      <w:r>
+        <w:t xml:space="preserve">As described in</w:t>
       </w:r>
       <w:r>
         <w:t xml:space="preserve"> </w:t>
@@ -1526,20 +1810,7 @@
         <w:t xml:space="preserve">R1.8</w:t>
       </w:r>
       <w:r>
-        <w:t xml:space="preserve"> </w:t>
-      </w:r>
-      <w:r>
-        <w:t xml:space="preserve">— addressed jointly via the simulation benchmark (now complete: SA recovers a known population covariance across the n&lt;p regime, degrades gracefully under real-cohort subsampling, and has a quantified nonlinear applicability boundary), elevated cross-domain protein evidence, and explicit proof-of-concept framing.</w:t>
-      </w:r>
-      <w:r>
-        <w:t xml:space="preserve"> </w:t>
-      </w:r>
-      <w:r>
-        <w:rPr>
-          <w:i/>
-          <w:iCs/>
-        </w:rPr>
-        <w:t xml:space="preserve">We appreciate the reviewer’s recognition that additional clinical cohorts are hard to obtain; the simulation study is designed precisely to demonstrate robustness across data characteristics without one.</w:t>
+        <w:t xml:space="preserve">, we added complementary robustness tests. We compared stochastic attention with a sample-covariance Gaussian generator when recovering a known covariance across several sample sizes, dimensions, and latent ranks; evaluated stochastic attention alone as fewer clinical profiles were used to construct its memory matrix; and compared both generators as a simulated population became more curved. We also cited previous protein-sequence studies as examples of applications in another domain, not as clinical validation, and framed the clinical study as a proof of concept. The simulations tested specific data properties, but we did not test the stochastic-attention generator in a second clinical cohort.</w:t>
       </w:r>
     </w:p>
     <w:p>
@@ -1577,13 +1848,13 @@
       </w:r>
     </w:p>
     <w:bookmarkEnd w:id="28"/>
-    <w:bookmarkStart w:id="29" w:name="X78945a92816343b3ab4788e312b974ec84f972b"/>
+    <w:bookmarkStart w:id="29" w:name="Xf74aa817fddd0ed0cf2df99a9e74cf637ddaeae"/>
     <w:p>
       <w:pPr>
         <w:pStyle w:val="Heading3"/>
       </w:pPr>
       <w:r>
-        <w:t xml:space="preserve">R2.2 — Role and limitations of PCA; nonlinear embeddings</w:t>
+        <w:t xml:space="preserve">R2.2: Role and limitations of PCA; nonlinear embeddings</w:t>
       </w:r>
     </w:p>
     <w:p>
@@ -1603,13 +1874,21 @@
           <w:i/>
           <w:iCs/>
         </w:rPr>
-        <w:t xml:space="preserve">A thoughtful point, and the simulation benchmark now lets us answer it quantitatively rather than only in discussion.</w:t>
-      </w:r>
-      <w:r>
-        <w:t xml:space="preserve"> </w:t>
-      </w:r>
-      <w:r>
-        <w:t xml:space="preserve">On a nonlinear S-curve ground truth, SA’s linear principal-component subspace begins to place generated points off the true manifold as curvature grows, with the off-manifold residual crossing twice its linear-baseline value at a curvature of roughly 0.25 to 0.5; notably SA stays closer to the manifold than a multivariate Gaussian even past that point, while the Gaussian recovers the gross covariance better, so neither is uniformly preferable. This bounds where linearity starts to matter. We add discussion of PCA’s limits: it captures linear structure, so strongly nonlinear manifolds (branching trajectories, threshold effects) are imperfectly represented and can contribute to tail compression. We discuss nonlinear embeddings (kernel PCA, autoencoders, diffusion maps) as extensions, with the trade-off that they sacrifice the interpretability and the closed-form β* ≈ √d prediction that the linear PCA subspace provides, and can be unstable to fit at n=23, so linearity is a deliberate choice for the small-cohort regime, not an oversight. The E1 ablation results inform which failure modes are PCA-driven versus sampler-driven.</w:t>
+        <w:t xml:space="preserve">We agree that the limits of the linear representation needed to be tested and discussed.</w:t>
+      </w:r>
+      <w:r>
+        <w:t xml:space="preserve"> </w:t>
+      </w:r>
+      <w:r>
+        <w:t xml:space="preserve">In the S-curve simulation, generated profiles moved farther from the known curve as curvature increased. After averaging across the five replicates and both dimensions, the mean stochastic-attention distance reached twice its value for a straight population between curvatures 0.25 and 0.5. At every nonzero curvature, stochastic-attention samples remained closer to the curve on average than Gaussian samples, but the Gaussian generator recovered covariance more accurately. Neither generator performed best on both measures. We limited this conclusion to the tested S-curve and did not generalize it to all nonlinear populations.</w:t>
+      </w:r>
+    </w:p>
+    <w:p>
+      <w:pPr>
+        <w:pStyle w:val="BodyText"/>
+      </w:pPr>
+      <w:r>
+        <w:t xml:space="preserve">We also stated that nonlinear representations could describe curved or branching relationships more accurately. However, they would require additional choices for estimation, interpretation, and decoding that would be difficult to support with 23 patients. The linear representation was a practical choice for this cohort, not evidence that clinical trajectories were generally linear. When this representation was held constant, the fitted two-component mixture and copula achieved marginal errors and mechanistic overlaps similar to those of stochastic attention. These results were not specific to stochastic attention, but the comparison did not quantify the contribution of the representation itself.</w:t>
       </w:r>
     </w:p>
     <w:p>
@@ -1627,7 +1906,7 @@
         <w:t xml:space="preserve"> </w:t>
       </w:r>
       <w:r>
-        <w:t xml:space="preserve">Discussion (PCA limitations paragraph); ties to E1. Violet where shared with R1.1.</w:t>
+        <w:t xml:space="preserve">Discussion (limits of the linear principal-component representation), with a connection to E1. Red.</w:t>
       </w:r>
       <w:r>
         <w:t xml:space="preserve"> </w:t>
@@ -1647,13 +1926,13 @@
       </w:r>
     </w:p>
     <w:bookmarkEnd w:id="29"/>
-    <w:bookmarkStart w:id="30" w:name="Xf87c5f50d961295ee15f55c89876717883cc214"/>
+    <w:bookmarkStart w:id="30" w:name="Xe0deb14897a45b21060dbcfd25fc66271821eee"/>
     <w:p>
       <w:pPr>
         <w:pStyle w:val="Heading3"/>
       </w:pPr>
       <w:r>
-        <w:t xml:space="preserve">R2.3 — Mechanistic validation: shared calibration dependence</w:t>
+        <w:t xml:space="preserve">R2.3: Mechanistic validation: shared calibration dependence</w:t>
       </w:r>
     </w:p>
     <w:p>
@@ -1669,7 +1948,17 @@
         <w:pStyle w:val="FirstParagraph"/>
       </w:pPr>
       <w:r>
-        <w:t xml:space="preserve">See</w:t>
+        <w:rPr>
+          <w:i/>
+          <w:iCs/>
+        </w:rPr>
+        <w:t xml:space="preserve">We agree.</w:t>
+      </w:r>
+      <w:r>
+        <w:t xml:space="preserve"> </w:t>
+      </w:r>
+      <w:r>
+        <w:t xml:space="preserve">As described in</w:t>
       </w:r>
       <w:r>
         <w:t xml:space="preserve"> </w:t>
@@ -1682,26 +1971,7 @@
         <w:t xml:space="preserve">R1.2</w:t>
       </w:r>
       <w:r>
-        <w:t xml:space="preserve"> </w:t>
-      </w:r>
-      <w:r>
-        <w:t xml:space="preserve">— addressed jointly.</w:t>
-      </w:r>
-      <w:r>
-        <w:t xml:space="preserve"> </w:t>
-      </w:r>
-      <w:r>
-        <w:rPr>
-          <w:i/>
-          <w:iCs/>
-        </w:rPr>
-        <w:t xml:space="preserve">We really appreciate this precise articulation of the dependence structure</w:t>
-      </w:r>
-      <w:r>
-        <w:t xml:space="preserve"> </w:t>
-      </w:r>
-      <w:r>
-        <w:t xml:space="preserve">and have made it explicit in the Discussion, tempered the independence language, and flagged independent/alternative-model calibration as future work.</w:t>
+        <w:t xml:space="preserve">, we stated that the mechanistic model was calibrated on the same cohort used to construct the memory matrix. The analysis therefore tested consistency with a same-cohort model, not agreement with independent biological evidence. We reorganized the final Discussion paragraph so that this dependence, its consequence for interpretation, and the need for an independently calibrated model appear together.</w:t>
       </w:r>
     </w:p>
     <w:p>
@@ -1739,13 +2009,13 @@
       </w:r>
     </w:p>
     <w:bookmarkEnd w:id="30"/>
-    <w:bookmarkStart w:id="31" w:name="Xb443656487a70394d15c8207471a5a6b60d1b81"/>
+    <w:bookmarkStart w:id="31" w:name="X957077e9bd46d6346cd420a455d2f365c6a3be8"/>
     <w:p>
       <w:pPr>
         <w:pStyle w:val="Heading3"/>
       </w:pPr>
       <w:r>
-        <w:t xml:space="preserve">R2.4 — Interpolation vs. extrapolation (convex hull, novel phenotypes)</w:t>
+        <w:t xml:space="preserve">R2.4: Interpolation vs. extrapolation (convex hull, novel phenotypes)</w:t>
       </w:r>
     </w:p>
     <w:p>
@@ -1765,13 +2035,13 @@
           <w:i/>
           <w:iCs/>
         </w:rPr>
-        <w:t xml:space="preserve">An excellent and precise question, and the analysis produced an instructive answer once we controlled for sample size.</w:t>
-      </w:r>
-      <w:r>
-        <w:t xml:space="preserve"> </w:t>
-      </w:r>
-      <w:r>
-        <w:t xml:space="preserve">We added a convex-hull / extrapolation analysis (E2): per-synthetic-patient convex-hull membership in the d=18 PCA subspace (solved as a feasibility/least-distance program), with out-of-hull points additionally checked for biological-constraint satisfaction and mechanistic-envelope consistency. Two findings. First, the criterion does not discriminate at this sample size. All 100 synthetic patients fall outside the hull of the 23 real patients, but so does every real patient with respect to the other 22. When the comparison is matched for severity, removing each point’s nearest vertex on both sides so that a real and a synthetic patient face equally depleted hulls, the Mann–Whitney test detects no difference in distance (median 11.0 for synthetic patients against 11.9 for held-out real patients, p = 0.07). We flag that an unmatched comparison, which scores synthetic patients against all 23 vertices while each held-out real patient necessarily loses its own, overstates the difference in SA’s favor; we do not rely on it. A geometric diagnostic explains why nothing of either kind falls inside: with 23 points in 18 dimensions the hull is nearly a simplex, reaching the patients’ typical radius (13.8) only along the 23 vertex directions while extending about 2.0 in a generic direction, and the sampler additionally returns every sample to the unit sphere, where a point inside the hull of unit-norm patterns would have to be one of those patterns (all 100 samples have a radial exit factor below 1, maximum 0.23). In-hull membership is therefore structurally unavailable to this generator rather than merely uncommon, and we report the 0/100 as a limit on what the hull criterion resolves at K=23 rather than as evidence of runaway extrapolation.</w:t>
+        <w:t xml:space="preserve">We addressed this question with geometric, biological, and mechanistic checks.</w:t>
+      </w:r>
+      <w:r>
+        <w:t xml:space="preserve"> </w:t>
+      </w:r>
+      <w:r>
+        <w:t xml:space="preserve">We first calculated the convex hull, the smallest convex region containing all 23 real profiles in the 18-dimensional principal-component space. All 100 synthetic profiles lay outside this hull. However, each real profile also lay outside the hull formed by the other 22 real profiles. Thus, every real profile was an outer corner of this sparse, high-dimensional region, and an inside-or-outside test alone could not show whether the synthetic profiles extrapolated unusually far.</w:t>
       </w:r>
     </w:p>
     <w:p>
@@ -1779,7 +2049,40 @@
         <w:pStyle w:val="BodyText"/>
       </w:pPr>
       <w:r>
-        <w:t xml:space="preserve">Second, for the extrapolating points we asked whether they remain plausible, and we now report both the binary rate and the magnitude of its violations. We corrected the non-negativity constraint to include both measured hormones, estradiol and progesterone. Fifty-four of 100 synthetic patients satisfy all implemented biological constraints. The 46 failures include 19 patients with at least one negative estradiol value and 37 with at least one negative progesterone value, with 10 patients overlapping. Most violations are close to zero relative to the real-cohort scale, but the tails reach −2109.8 for estradiol (−0.42 real-cohort SD below zero) and −75.8 for progesterone (−1.24 SD). These values arise because Gaussian sampling in PCA space followed by linear decoding has unbounded support. We did not clip them because doing so would silently change the covariance structure being validated; instead we disclose the limitation and identify constrained decoding or transformed positive variables as future extensions. The unconstrained concatenated MVN baseline produced a comparable result—58 negative hormone measurements across 43 of 100 patients, versus 57 measurements across 46 of 100 for SA—showing that the limitation is shared by unconstrained continuous generation rather than unique to SA. We nevertheless classify these profiles as biologically invalid. At the level of individual mechanistic features, the calibrated ODE ratios remain within the real cohort’s band for 83–92% of patients. The strict all-features-and-all-visits mechanistic criterion is met by 41%, and 24% meet both that strict criterion and all biological constraints. The reading is therefore bounded: SA generates profiles beyond the observed hull at geometric distances comparable to held-out real patients, but not every decoded profile is biologically valid and only a minority passes the strict joint biological-and-mechanistic criterion.</w:t>
+        <w:t xml:space="preserve">We therefore compared distances from the hull. Our hypothesis was that excessive extrapolation would place synthetic profiles farther from the real cohort than real profiles treated as unseen. Both groups needed to be evaluated against hulls containing 22 real profiles. The leave-one-out calculation already did this for each real profile. For each synthetic profile, we removed its nearest real profile before constructing the comparison hull. The median distances were 11.0 for synthetic profiles and 11.9 for held-out real profiles. A descriptive Mann–Whitney test did not detect a difference (</w:t>
+      </w:r>
+      <m:oMath>
+        <m:r>
+          <m:t>p</m:t>
+        </m:r>
+        <m:r>
+          <m:rPr>
+            <m:sty m:val="p"/>
+          </m:rPr>
+          <m:t>=</m:t>
+        </m:r>
+        <m:r>
+          <m:t>0.07</m:t>
+        </m:r>
+      </m:oMath>
+      <w:r>
+        <w:t xml:space="preserve">). This result did not establish equivalence, but it provided no evidence that synthetic profiles lay farther from the observed cohort than held-out real profiles. It also showed why hull membership alone was not informative in this setting. The hull occupied little of the surrounding space, and the generator's normalization meant that a generated direction could lie inside it only by matching a stored direction exactly.</w:t>
+      </w:r>
+    </w:p>
+    <w:p>
+      <w:pPr>
+        <w:pStyle w:val="BodyText"/>
+      </w:pPr>
+      <w:r>
+        <w:t xml:space="preserve">Distance from the hull did not determine whether a profile was biologically plausible, so we applied two additional checks. The first required values that should be positive to remain positive and required coagulation-factor and thrombin-generation values to remain within five real-cohort standard deviations of the mean. Fifty-four of 100 synthetic profiles passed. The other 46 contained a negative estradiol or progesterone value. The unconstrained multivariate-normal baseline had a similar result, with negative hormone values in 43 of 100 profiles. Neither method enforced positivity. The hormones were closer to zero relative to their observed variation than the coagulation factors, which explained why only hormones crossed zero in these samples. The positive factor values did not provide a general guarantee of positivity.</w:t>
+      </w:r>
+    </w:p>
+    <w:p>
+      <w:pPr>
+        <w:pStyle w:val="BodyText"/>
+      </w:pPr>
+      <w:r>
+        <w:t xml:space="preserve">The second check used the BZ2012 model to test whether the generated coagulation-factor combinations produced thrombin-generation behavior consistent with the real cohort. Estradiol and progesterone were not model inputs, and all nine generated factor inputs were positive. We therefore included all 100 synthetic profiles. For each thrombin-generation feature, 83% to 92% of profiles had a model-predicted-to-recorded ratio within the 5th to 95th percentile range of the real cohort. Forty-one profiles met this criterion for every feature and visit, and 24 passed both the biological and strict mechanistic criteria. Positive-variable transformations or constrained decoding could prevent negative values. Together, these checks separated geometric extrapolation from biological plausibility. Hull distance provided no evidence that synthetic profiles extended farther than real profiles treated as unseen, but only 24 of 100 profiles passed both criteria. Thus, hull position alone could not determine whether an individual generated profile was biologically plausible. The Supplement reported the hormone-specific counts, extreme values, and comparison with the real-cohort scale.</w:t>
       </w:r>
     </w:p>
     <w:p>
@@ -1797,7 +2100,7 @@
         <w:t xml:space="preserve"> </w:t>
       </w:r>
       <w:r>
-        <w:t xml:space="preserve">New Results paragraph + Supplement (E2).</w:t>
+        <w:t xml:space="preserve">Revised Results paragraph separating geometric extrapolation from biological plausibility and stating the bounded conclusion supported by both checks; Supplement (E2), including a corrected and condensed convex-hull table caption.</w:t>
       </w:r>
       <w:r>
         <w:t xml:space="preserve"> </w:t>
@@ -1817,13 +2120,13 @@
       </w:r>
     </w:p>
     <w:bookmarkEnd w:id="31"/>
-    <w:bookmarkStart w:id="32" w:name="r2.5-demonstration-of-real-world-utility"/>
+    <w:bookmarkStart w:id="32" w:name="r25-demonstration-of-real-world-utility"/>
     <w:p>
       <w:pPr>
         <w:pStyle w:val="Heading3"/>
       </w:pPr>
       <w:r>
-        <w:t xml:space="preserve">R2.5 — Demonstration of real-world utility</w:t>
+        <w:t xml:space="preserve">R2.5: Demonstration of real-world utility</w:t>
       </w:r>
     </w:p>
     <w:p>
@@ -1843,13 +2146,21 @@
           <w:i/>
           <w:iCs/>
         </w:rPr>
-        <w:t xml:space="preserve">We appreciate the push toward translational concreteness.</w:t>
-      </w:r>
-      <w:r>
-        <w:t xml:space="preserve"> </w:t>
-      </w:r>
-      <w:r>
-        <w:t xml:space="preserve">We strengthen the framing of the downstream-utility experiment and connect it to the two use-cases the reviewer names, while bounding the claim. The Results now state that the method enables analyses the original sample size forecloses — calibrating a mechanistic model without spending the real cohort on training, and comparing subgroups that hold three and five patients — and that the preserved condition-specific signatures point to factor-level differences a larger study could test. We are equally explicit about what it does not do: it does not substitute for additional patients, and none of these results speak to clinical deployment, which would require prospective validation against real clinical decisions. Per R1.11 we also state that the 0.94× downstream ratio is a variance-reduction effect rather than evidence of new biological content.</w:t>
+        <w:t xml:space="preserve">We agree that the paper needed a concrete account of its practical value.</w:t>
+      </w:r>
+      <w:r>
+        <w:t xml:space="preserve"> </w:t>
+      </w:r>
+      <w:r>
+        <w:t xml:space="preserve">The revised Results placed the calibration result alongside the subgroup and factor-level analyses. Together, these results supported exploratory modeling and hypothesis generation. Confirming those hypotheses and establishing clinical value would require additional real patients or independent experimental data.</w:t>
+      </w:r>
+    </w:p>
+    <w:p>
+      <w:pPr>
+        <w:pStyle w:val="BodyText"/>
+      </w:pPr>
+      <w:r>
+        <w:t xml:space="preserve">We also clarified in the Introduction that a further motivation was to support the development of deep learning models. The Discussion now cites related work that predicted TGA responses from coagulation factors and searched for factor changes that produce a target response. Although we did not evaluate either task with profiles generated by stochastic attention, we identify these applications as a clear direction for extending the present work. As noted in R1.11, the 0.94× downstream error ratio did not add independent evidence about the broader population. It may instead have reflected a more stable calibration objective.</w:t>
       </w:r>
     </w:p>
     <w:p>
@@ -1867,7 +2178,7 @@
         <w:t xml:space="preserve"> </w:t>
       </w:r>
       <w:r>
-        <w:t xml:space="preserve">Results (Downstream Utility) + Discussion framing.</w:t>
+        <w:t xml:space="preserve">Introduction (original motivating application); Results (Downstream Utility); Discussion (concise forward- and inverse-modeling example).</w:t>
       </w:r>
       <w:r>
         <w:t xml:space="preserve"> </w:t>
@@ -1897,13 +2208,13 @@
         <w:t xml:space="preserve">Minor comments</w:t>
       </w:r>
     </w:p>
-    <w:bookmarkStart w:id="34" w:name="r2.minor1-consolidate-figures"/>
+    <w:bookmarkStart w:id="34" w:name="r2minor1-consolidate-figures"/>
     <w:p>
       <w:pPr>
         <w:pStyle w:val="Heading3"/>
       </w:pPr>
       <w:r>
-        <w:t xml:space="preserve">R2.minor1 — Consolidate figures</w:t>
+        <w:t xml:space="preserve">R2.minor1: Consolidate figures</w:t>
       </w:r>
     </w:p>
     <w:p>
@@ -1923,13 +2234,13 @@
           <w:i/>
           <w:iCs/>
         </w:rPr>
-        <w:t xml:space="preserve">Agreed, and this dovetails with the new material.</w:t>
-      </w:r>
-      <w:r>
-        <w:t xml:space="preserve"> </w:t>
-      </w:r>
-      <w:r>
-        <w:t xml:space="preserve">We moved the SA-versus-MVN PCA-by-visit figure to the supplement and added the simulation-benchmark figure (</w:t>
+        <w:t xml:space="preserve">We agree.</w:t>
+      </w:r>
+      <w:r>
+        <w:t xml:space="preserve"> </w:t>
+      </w:r>
+      <w:r>
+        <w:t xml:space="preserve">We moved the principal-component-by-visit comparison of stochastic attention and the multivariate-normal baseline to the Supplement. We placed the simulation benchmark (</w:t>
       </w:r>
       <w:r>
         <w:rPr>
@@ -1938,7 +2249,7 @@
         <w:t xml:space="preserve">fig:sim-recovery</w:t>
       </w:r>
       <w:r>
-        <w:t xml:space="preserve">) in its place, so the main text carries seven figures, unchanged from the original submission despite the new experiments. The ablation, convex-hull, membership-inference and sampling diagnostics are reported as supplementary tables and figures rather than as additional main-text panels.</w:t>
+        <w:t xml:space="preserve">) in its former position. The main text therefore retained seven figures despite the new analyses. We reported the baseline, convex-hull, membership, and sampling diagnostics in Supplementary tables and figures rather than adding more main-text panels.</w:t>
       </w:r>
     </w:p>
     <w:p>
@@ -1976,13 +2287,13 @@
       </w:r>
     </w:p>
     <w:bookmarkEnd w:id="34"/>
-    <w:bookmarkStart w:id="35" w:name="X2c8f26b762157e14969d7d2b3f9240e1f16cbeb"/>
+    <w:bookmarkStart w:id="35" w:name="X9f66e87e55259d29853791c4bb413796365625c"/>
     <w:p>
       <w:pPr>
         <w:pStyle w:val="Heading3"/>
       </w:pPr>
       <w:r>
-        <w:t xml:space="preserve">R2.minor2 — Streamline Hopfield theory exposition</w:t>
+        <w:t xml:space="preserve">R2.minor2: Streamline Hopfield theory exposition</w:t>
       </w:r>
     </w:p>
     <w:p>
@@ -1998,7 +2309,7 @@
         <w:pStyle w:val="FirstParagraph"/>
       </w:pPr>
       <w:r>
-        <w:t xml:space="preserve">See</w:t>
+        <w:t xml:space="preserve">As described in</w:t>
       </w:r>
       <w:r>
         <w:t xml:space="preserve"> </w:t>
@@ -2011,10 +2322,7 @@
         <w:t xml:space="preserve">R1.9</w:t>
       </w:r>
       <w:r>
-        <w:t xml:space="preserve"> </w:t>
-      </w:r>
-      <w:r>
-        <w:t xml:space="preserve">— addressed jointly by moving dense theory to the supplement and adding plain-language intuition.</w:t>
+        <w:t xml:space="preserve">, we moved the detailed theory to the Supplement and added a plain-language explanation to the Methods.</w:t>
       </w:r>
     </w:p>
     <w:p>
@@ -2053,20 +2361,19 @@
     </w:p>
     <w:bookmarkEnd w:id="35"/>
     <w:bookmarkEnd w:id="36"/>
-    <w:bookmarkStart w:id="37" w:name="X1e47e73810cde78fd33191babcf44e59b839053"/>
+    <w:bookmarkStart w:id="37" w:name="X4c5f13e166febf5b49cdaf37f3f8783829eaa94"/>
     <w:p>
       <w:pPr>
         <w:pStyle w:val="Heading2"/>
       </w:pPr>
       <w:r>
-        <w:t xml:space="preserve">Cross-reference: comment → implemented change</w:t>
+        <w:t xml:space="preserve">Cross-reference of comments and implemented changes</w:t>
       </w:r>
     </w:p>
     <w:tbl>
       <w:tblPr>
         <w:tblStyle w:val="Table"/>
-        <w:tblW w:type="pct" w:w="5000"/>
-        <w:tblLayout w:type="fixed"/>
+        <w:tblW w:type="auto" w:w="0"/>
         <w:tblLook w:firstRow="1" w:lastRow="0" w:firstColumn="0" w:lastColumn="0" w:noHBand="0" w:noVBand="0" w:val="0020"/>
       </w:tblPr>
       <w:tblGrid>

--- a/peer-review-feedback/response-to-reviewers.docx
+++ b/peer-review-feedback/response-to-reviewers.docx
@@ -1,6 +1,6 @@
 
 <file path=word/document.xml><?xml version="1.0" encoding="utf-8"?>
-<w:document xmlns:w="http://schemas.openxmlformats.org/wordprocessingml/2006/main" xmlns:m="http://schemas.openxmlformats.org/officeDocument/2006/math" xmlns:r="http://schemas.openxmlformats.org/officeDocument/2006/relationships" xmlns:o="urn:schemas-microsoft-com:office:office" xmlns:v="urn:schemas-microsoft-com:vml" xmlns:w10="urn:schemas-microsoft-com:office:word" xmlns:a="http://schemas.openxmlformats.org/drawingml/2006/main" xmlns:pic="http://schemas.openxmlformats.org/drawingml/2006/picture" xmlns:wp="http://schemas.openxmlformats.org/drawingml/2006/wordprocessingDrawing">
+<w:document xmlns:m="http://schemas.openxmlformats.org/officeDocument/2006/math" xmlns:o="urn:schemas-microsoft-com:office:office" xmlns:v="urn:schemas-microsoft-com:vml" xmlns:w="http://schemas.openxmlformats.org/wordprocessingml/2006/main">
   <w:body>
     <w:bookmarkStart w:id="11" w:name="response-to-reviewers"/>
     <w:p>
@@ -8,6 +8,12 @@
         <w:pStyle w:val="Heading1"/>
       </w:pPr>
       <w:r>
+        <w:rPr>
+          <w:rFonts w:ascii="Arial" w:hAnsi="Arial" w:eastAsia="Arial" w:cs="Arial"/>
+          <w:color w:val="000000"/>
+          <w:sz w:val="22"/>
+          <w:szCs w:val="22"/>
+        </w:rPr>
         <w:t xml:space="preserve">Response to Reviewers</w:t>
       </w:r>
     </w:p>
@@ -17,63 +23,145 @@
       </w:pPr>
       <w:r>
         <w:rPr>
+          <w:rFonts w:ascii="Arial" w:hAnsi="Arial" w:eastAsia="Arial" w:cs="Arial"/>
           <w:b/>
           <w:bCs/>
+          <w:color w:val="000000"/>
+          <w:sz w:val="22"/>
+          <w:szCs w:val="22"/>
         </w:rPr>
         <w:t xml:space="preserve">Manuscript:</w:t>
       </w:r>
       <w:r>
-        <w:t xml:space="preserve"> </w:t>
-      </w:r>
-      <w:r>
+        <w:rPr>
+          <w:rFonts w:ascii="Arial" w:hAnsi="Arial" w:eastAsia="Arial" w:cs="Arial"/>
+          <w:color w:val="000000"/>
+          <w:sz w:val="22"/>
+          <w:szCs w:val="22"/>
+        </w:rPr>
+        <w:t xml:space="preserve"> </w:t>
+      </w:r>
+      <w:r>
+        <w:rPr>
+          <w:rFonts w:ascii="Arial" w:hAnsi="Arial" w:eastAsia="Arial" w:cs="Arial"/>
+          <w:color w:val="000000"/>
+          <w:sz w:val="22"/>
+          <w:szCs w:val="22"/>
+        </w:rPr>
         <w:t xml:space="preserve">Validated Synthetic Patient Generation for Small Longitudinal Cohorts: Coagulation Dynamics Across Pregnancy</w:t>
       </w:r>
       <w:r>
-        <w:t xml:space="preserve"> </w:t>
-      </w:r>
-      <w:r>
-        <w:rPr>
+        <w:rPr>
+          <w:rFonts w:ascii="Arial" w:hAnsi="Arial" w:eastAsia="Arial" w:cs="Arial"/>
+          <w:color w:val="000000"/>
+          <w:sz w:val="22"/>
+          <w:szCs w:val="22"/>
+        </w:rPr>
+        <w:t xml:space="preserve"> </w:t>
+      </w:r>
+      <w:r>
+        <w:rPr>
+          <w:rFonts w:ascii="Arial" w:hAnsi="Arial" w:eastAsia="Arial" w:cs="Arial"/>
           <w:b/>
           <w:bCs/>
+          <w:color w:val="000000"/>
+          <w:sz w:val="22"/>
+          <w:szCs w:val="22"/>
         </w:rPr>
         <w:t xml:space="preserve">Journal:</w:t>
       </w:r>
       <w:r>
-        <w:t xml:space="preserve"> </w:t>
-      </w:r>
-      <w:r>
+        <w:rPr>
+          <w:rFonts w:ascii="Arial" w:hAnsi="Arial" w:eastAsia="Arial" w:cs="Arial"/>
+          <w:color w:val="000000"/>
+          <w:sz w:val="22"/>
+          <w:szCs w:val="22"/>
+        </w:rPr>
+        <w:t xml:space="preserve"> </w:t>
+      </w:r>
+      <w:r>
+        <w:rPr>
+          <w:rFonts w:ascii="Arial" w:hAnsi="Arial" w:eastAsia="Arial" w:cs="Arial"/>
+          <w:color w:val="000000"/>
+          <w:sz w:val="22"/>
+          <w:szCs w:val="22"/>
+        </w:rPr>
         <w:t xml:space="preserve">npj Systems Biology and Applications</w:t>
       </w:r>
       <w:r>
-        <w:t xml:space="preserve"> </w:t>
-      </w:r>
-      <w:r>
-        <w:rPr>
+        <w:rPr>
+          <w:rFonts w:ascii="Arial" w:hAnsi="Arial" w:eastAsia="Arial" w:cs="Arial"/>
+          <w:color w:val="000000"/>
+          <w:sz w:val="22"/>
+          <w:szCs w:val="22"/>
+        </w:rPr>
+        <w:t xml:space="preserve"> </w:t>
+      </w:r>
+      <w:r>
+        <w:rPr>
+          <w:rFonts w:ascii="Arial" w:hAnsi="Arial" w:eastAsia="Arial" w:cs="Arial"/>
           <w:b/>
           <w:bCs/>
+          <w:color w:val="000000"/>
+          <w:sz w:val="22"/>
+          <w:szCs w:val="22"/>
         </w:rPr>
         <w:t xml:space="preserve">Decision:</w:t>
       </w:r>
       <w:r>
-        <w:t xml:space="preserve"> </w:t>
-      </w:r>
-      <w:r>
+        <w:rPr>
+          <w:rFonts w:ascii="Arial" w:hAnsi="Arial" w:eastAsia="Arial" w:cs="Arial"/>
+          <w:color w:val="000000"/>
+          <w:sz w:val="22"/>
+          <w:szCs w:val="22"/>
+        </w:rPr>
+        <w:t xml:space="preserve"> </w:t>
+      </w:r>
+      <w:r>
+        <w:rPr>
+          <w:rFonts w:ascii="Arial" w:hAnsi="Arial" w:eastAsia="Arial" w:cs="Arial"/>
+          <w:color w:val="000000"/>
+          <w:sz w:val="22"/>
+          <w:szCs w:val="22"/>
+        </w:rPr>
         <w:t xml:space="preserve">Major revision</w:t>
       </w:r>
       <w:r>
-        <w:t xml:space="preserve"> </w:t>
-      </w:r>
-      <w:r>
-        <w:rPr>
+        <w:rPr>
+          <w:rFonts w:ascii="Arial" w:hAnsi="Arial" w:eastAsia="Arial" w:cs="Arial"/>
+          <w:color w:val="000000"/>
+          <w:sz w:val="22"/>
+          <w:szCs w:val="22"/>
+        </w:rPr>
+        <w:t xml:space="preserve"> </w:t>
+      </w:r>
+      <w:r>
+        <w:rPr>
+          <w:rFonts w:ascii="Arial" w:hAnsi="Arial" w:eastAsia="Arial" w:cs="Arial"/>
           <w:b/>
           <w:bCs/>
+          <w:color w:val="000000"/>
+          <w:sz w:val="22"/>
+          <w:szCs w:val="22"/>
         </w:rPr>
         <w:t xml:space="preserve">Date:</w:t>
       </w:r>
       <w:r>
-        <w:t xml:space="preserve"> </w:t>
-      </w:r>
-      <w:r>
+        <w:rPr>
+          <w:rFonts w:ascii="Arial" w:hAnsi="Arial" w:eastAsia="Arial" w:cs="Arial"/>
+          <w:color w:val="000000"/>
+          <w:sz w:val="22"/>
+          <w:szCs w:val="22"/>
+        </w:rPr>
+        <w:t xml:space="preserve"> </w:t>
+      </w:r>
+      <w:r>
+        <w:rPr>
+          <w:rFonts w:ascii="Arial" w:hAnsi="Arial" w:eastAsia="Arial" w:cs="Arial"/>
+          <w:color w:val="000000"/>
+          <w:sz w:val="22"/>
+          <w:szCs w:val="22"/>
+        </w:rPr>
         <w:t xml:space="preserve">7 August 2026</w:t>
       </w:r>
     </w:p>
@@ -90,6 +178,12 @@
         <w:pStyle w:val="Heading2"/>
       </w:pPr>
       <w:r>
+        <w:rPr>
+          <w:rFonts w:ascii="Arial" w:hAnsi="Arial" w:eastAsia="Arial" w:cs="Arial"/>
+          <w:color w:val="000000"/>
+          <w:sz w:val="22"/>
+          <w:szCs w:val="22"/>
+        </w:rPr>
         <w:t xml:space="preserve">Note on this document</w:t>
       </w:r>
     </w:p>
@@ -98,6 +192,12 @@
         <w:pStyle w:val="FirstParagraph"/>
       </w:pPr>
       <w:r>
+        <w:rPr>
+          <w:rFonts w:ascii="Arial" w:hAnsi="Arial" w:eastAsia="Arial" w:cs="Arial"/>
+          <w:color w:val="000000"/>
+          <w:sz w:val="22"/>
+          <w:szCs w:val="22"/>
+        </w:rPr>
         <w:t xml:space="preserve">Each reviewer comment is reproduced below. The comments are paraphrased, but all key points are retained. Each comment is followed by our response and the location of the corresponding manuscript change. Added or revised manuscript text is color-coded by reviewer:</w:t>
       </w:r>
     </w:p>
@@ -111,24 +211,50 @@
       </w:pPr>
       <w:r>
         <w:rPr>
+          <w:rFonts w:ascii="Arial" w:hAnsi="Arial" w:eastAsia="Arial" w:cs="Arial"/>
           <w:b/>
           <w:bCs/>
+          <w:color w:val="000000"/>
+          <w:sz w:val="22"/>
+          <w:szCs w:val="22"/>
         </w:rPr>
         <w:t xml:space="preserve">Reviewer 1 edits: blue</w:t>
       </w:r>
       <w:r>
-        <w:t xml:space="preserve"> </w:t>
-      </w:r>
-      <w:r>
+        <w:rPr>
+          <w:rFonts w:ascii="Arial" w:hAnsi="Arial" w:eastAsia="Arial" w:cs="Arial"/>
+          <w:color w:val="000000"/>
+          <w:sz w:val="22"/>
+          <w:szCs w:val="22"/>
+        </w:rPr>
+        <w:t xml:space="preserve"> </w:t>
+      </w:r>
+      <w:r>
+        <w:rPr>
+          <w:rFonts w:ascii="Arial" w:hAnsi="Arial" w:eastAsia="Arial" w:cs="Arial"/>
+          <w:color w:val="000000"/>
+          <w:sz w:val="22"/>
+          <w:szCs w:val="22"/>
+        </w:rPr>
         <w:t xml:space="preserve">(</w:t>
       </w:r>
       <w:r>
         <w:rPr>
+          <w:rFonts w:ascii="Arial" w:hAnsi="Arial" w:eastAsia="Arial" w:cs="Arial"/>
           <w:rStyle w:val="VerbatimChar"/>
+          <w:color w:val="000000"/>
+          <w:sz w:val="22"/>
+          <w:szCs w:val="22"/>
         </w:rPr>
         <w:t xml:space="preserve">\rone{...}</w:t>
       </w:r>
       <w:r>
+        <w:rPr>
+          <w:rFonts w:ascii="Arial" w:hAnsi="Arial" w:eastAsia="Arial" w:cs="Arial"/>
+          <w:color w:val="000000"/>
+          <w:sz w:val="22"/>
+          <w:szCs w:val="22"/>
+        </w:rPr>
         <w:t xml:space="preserve">)</w:t>
       </w:r>
     </w:p>
@@ -142,24 +268,50 @@
       </w:pPr>
       <w:r>
         <w:rPr>
+          <w:rFonts w:ascii="Arial" w:hAnsi="Arial" w:eastAsia="Arial" w:cs="Arial"/>
           <w:b/>
           <w:bCs/>
+          <w:color w:val="000000"/>
+          <w:sz w:val="22"/>
+          <w:szCs w:val="22"/>
         </w:rPr>
         <w:t xml:space="preserve">Reviewer 2 edits: red</w:t>
       </w:r>
       <w:r>
-        <w:t xml:space="preserve"> </w:t>
-      </w:r>
-      <w:r>
+        <w:rPr>
+          <w:rFonts w:ascii="Arial" w:hAnsi="Arial" w:eastAsia="Arial" w:cs="Arial"/>
+          <w:color w:val="000000"/>
+          <w:sz w:val="22"/>
+          <w:szCs w:val="22"/>
+        </w:rPr>
+        <w:t xml:space="preserve"> </w:t>
+      </w:r>
+      <w:r>
+        <w:rPr>
+          <w:rFonts w:ascii="Arial" w:hAnsi="Arial" w:eastAsia="Arial" w:cs="Arial"/>
+          <w:color w:val="000000"/>
+          <w:sz w:val="22"/>
+          <w:szCs w:val="22"/>
+        </w:rPr>
         <w:t xml:space="preserve">(</w:t>
       </w:r>
       <w:r>
         <w:rPr>
+          <w:rFonts w:ascii="Arial" w:hAnsi="Arial" w:eastAsia="Arial" w:cs="Arial"/>
           <w:rStyle w:val="VerbatimChar"/>
+          <w:color w:val="000000"/>
+          <w:sz w:val="22"/>
+          <w:szCs w:val="22"/>
         </w:rPr>
         <w:t xml:space="preserve">\rtwo{...}</w:t>
       </w:r>
       <w:r>
+        <w:rPr>
+          <w:rFonts w:ascii="Arial" w:hAnsi="Arial" w:eastAsia="Arial" w:cs="Arial"/>
+          <w:color w:val="000000"/>
+          <w:sz w:val="22"/>
+          <w:szCs w:val="22"/>
+        </w:rPr>
         <w:t xml:space="preserve">)</w:t>
       </w:r>
     </w:p>
@@ -173,24 +325,50 @@
       </w:pPr>
       <w:r>
         <w:rPr>
+          <w:rFonts w:ascii="Arial" w:hAnsi="Arial" w:eastAsia="Arial" w:cs="Arial"/>
           <w:b/>
           <w:bCs/>
+          <w:color w:val="000000"/>
+          <w:sz w:val="22"/>
+          <w:szCs w:val="22"/>
         </w:rPr>
         <w:t xml:space="preserve">Edits addressing both reviewers: violet</w:t>
       </w:r>
       <w:r>
-        <w:t xml:space="preserve"> </w:t>
-      </w:r>
-      <w:r>
+        <w:rPr>
+          <w:rFonts w:ascii="Arial" w:hAnsi="Arial" w:eastAsia="Arial" w:cs="Arial"/>
+          <w:color w:val="000000"/>
+          <w:sz w:val="22"/>
+          <w:szCs w:val="22"/>
+        </w:rPr>
+        <w:t xml:space="preserve"> </w:t>
+      </w:r>
+      <w:r>
+        <w:rPr>
+          <w:rFonts w:ascii="Arial" w:hAnsi="Arial" w:eastAsia="Arial" w:cs="Arial"/>
+          <w:color w:val="000000"/>
+          <w:sz w:val="22"/>
+          <w:szCs w:val="22"/>
+        </w:rPr>
         <w:t xml:space="preserve">(</w:t>
       </w:r>
       <w:r>
         <w:rPr>
+          <w:rFonts w:ascii="Arial" w:hAnsi="Arial" w:eastAsia="Arial" w:cs="Arial"/>
           <w:rStyle w:val="VerbatimChar"/>
+          <w:color w:val="000000"/>
+          <w:sz w:val="22"/>
+          <w:szCs w:val="22"/>
         </w:rPr>
         <w:t xml:space="preserve">\rboth{...}</w:t>
       </w:r>
       <w:r>
+        <w:rPr>
+          <w:rFonts w:ascii="Arial" w:hAnsi="Arial" w:eastAsia="Arial" w:cs="Arial"/>
+          <w:color w:val="000000"/>
+          <w:sz w:val="22"/>
+          <w:szCs w:val="22"/>
+        </w:rPr>
         <w:t xml:space="preserve">)</w:t>
       </w:r>
     </w:p>
@@ -199,21 +377,49 @@
         <w:pStyle w:val="FirstParagraph"/>
       </w:pPr>
       <w:r>
+        <w:rPr>
+          <w:rFonts w:ascii="Arial" w:hAnsi="Arial" w:eastAsia="Arial" w:cs="Arial"/>
+          <w:color w:val="000000"/>
+          <w:sz w:val="22"/>
+          <w:szCs w:val="22"/>
+        </w:rPr>
         <w:t xml:space="preserve">A</w:t>
       </w:r>
       <w:r>
-        <w:t xml:space="preserve"> </w:t>
-      </w:r>
-      <w:r>
-        <w:rPr>
+        <w:rPr>
+          <w:rFonts w:ascii="Arial" w:hAnsi="Arial" w:eastAsia="Arial" w:cs="Arial"/>
+          <w:color w:val="000000"/>
+          <w:sz w:val="22"/>
+          <w:szCs w:val="22"/>
+        </w:rPr>
+        <w:t xml:space="preserve"> </w:t>
+      </w:r>
+      <w:r>
+        <w:rPr>
+          <w:rFonts w:ascii="Arial" w:hAnsi="Arial" w:eastAsia="Arial" w:cs="Arial"/>
           <w:rStyle w:val="VerbatimChar"/>
+          <w:color w:val="000000"/>
+          <w:sz w:val="22"/>
+          <w:szCs w:val="22"/>
         </w:rPr>
         <w:t xml:space="preserve">\reviewmode</w:t>
       </w:r>
       <w:r>
-        <w:t xml:space="preserve"> </w:t>
-      </w:r>
-      <w:r>
+        <w:rPr>
+          <w:rFonts w:ascii="Arial" w:hAnsi="Arial" w:eastAsia="Arial" w:cs="Arial"/>
+          <w:color w:val="000000"/>
+          <w:sz w:val="22"/>
+          <w:szCs w:val="22"/>
+        </w:rPr>
+        <w:t xml:space="preserve"> </w:t>
+      </w:r>
+      <w:r>
+        <w:rPr>
+          <w:rFonts w:ascii="Arial" w:hAnsi="Arial" w:eastAsia="Arial" w:cs="Arial"/>
+          <w:color w:val="000000"/>
+          <w:sz w:val="22"/>
+          <w:szCs w:val="22"/>
+        </w:rPr>
         <w:t xml:space="preserve">setting in the preamble changes all colored text to black for the final version.</w:t>
       </w:r>
     </w:p>
@@ -222,6 +428,12 @@
         <w:pStyle w:val="BodyText"/>
       </w:pPr>
       <w:r>
+        <w:rPr>
+          <w:rFonts w:ascii="Arial" w:hAnsi="Arial" w:eastAsia="Arial" w:cs="Arial"/>
+          <w:color w:val="000000"/>
+          <w:sz w:val="22"/>
+          <w:szCs w:val="22"/>
+        </w:rPr>
         <w:t xml:space="preserve">Reviewer 1's original report numbered the comments 1 through 9 and then 11 through 13, with no comment 10. We kept every comment in its original order and renumbered the final three as R1.10, R1.11, and R1.12. These correspond to comments 11, 12, and 13 in the original report. No comment was omitted.</w:t>
       </w:r>
     </w:p>
@@ -239,6 +451,12 @@
         <w:pStyle w:val="Heading2"/>
       </w:pPr>
       <w:r>
+        <w:rPr>
+          <w:rFonts w:ascii="Arial" w:hAnsi="Arial" w:eastAsia="Arial" w:cs="Arial"/>
+          <w:color w:val="000000"/>
+          <w:sz w:val="22"/>
+          <w:szCs w:val="22"/>
+        </w:rPr>
         <w:t xml:space="preserve">General response to the editor and reviewers</w:t>
       </w:r>
     </w:p>
@@ -247,6 +465,12 @@
         <w:pStyle w:val="FirstParagraph"/>
       </w:pPr>
       <w:r>
+        <w:rPr>
+          <w:rFonts w:ascii="Arial" w:hAnsi="Arial" w:eastAsia="Arial" w:cs="Arial"/>
+          <w:color w:val="000000"/>
+          <w:sz w:val="22"/>
+          <w:szCs w:val="22"/>
+        </w:rPr>
         <w:t xml:space="preserve">We thank both reviewers for their careful and constructive comments. Both recognized the value of combining statistical and mechanistic validation for very small longitudinal cohorts. They also identified four main concerns: generalizability beyond the single cohort of 23 patients, the separate contributions of principal-component analysis and stochastic attention, the limited independence of the mechanistic validation, and the generator's extrapolation and privacy behavior. We addressed each concern with new analyses and revised text.</w:t>
       </w:r>
     </w:p>
@@ -255,6 +479,12 @@
         <w:pStyle w:val="BodyText"/>
       </w:pPr>
       <w:r>
+        <w:rPr>
+          <w:rFonts w:ascii="Arial" w:hAnsi="Arial" w:eastAsia="Arial" w:cs="Arial"/>
+          <w:color w:val="000000"/>
+          <w:sz w:val="22"/>
+          <w:szCs w:val="22"/>
+        </w:rPr>
         <w:t xml:space="preserve">We made four main additions. First, we compared stochastic attention with four alternative generators in the same 18-dimensional principal-component space (R1.1, R1.4). Second, we used a convex-hull analysis to ask whether generated profiles lay inside or beyond the region defined by the real cohort (R2.4). Third, we tested whether a synthetic cohort could reveal that an already-known de-identified profile had been stored in the memory matrix (R1.5). We then traced this membership signal to the sampling distribution and derived that distribution in closed form. Fourth, we tested robustness using populations with known covariance, repeated subsets of the clinical cohort, and a nonlinear simulated population (R1.8, R2.1). These analyses separated recovery of a population from reproduction of one small sample and showed the limits of the linear representation.</w:t>
       </w:r>
     </w:p>
@@ -263,6 +493,12 @@
         <w:pStyle w:val="BodyText"/>
       </w:pPr>
       <w:r>
+        <w:rPr>
+          <w:rFonts w:ascii="Arial" w:hAnsi="Arial" w:eastAsia="Arial" w:cs="Arial"/>
+          <w:color w:val="000000"/>
+          <w:sz w:val="22"/>
+          <w:szCs w:val="22"/>
+        </w:rPr>
         <w:t xml:space="preserve">Two results changed how we interpreted the method. When the principal-component representation was held constant, the fitted two-component mixture and copula achieved marginal errors and mechanistic overlaps similar to those of stochastic attention. These results were therefore not specific to stochastic attention, although the comparison did not quantify the contribution of principal-component analysis itself. Empirical correlation error and novelty differed across generators. We therefore removed the claim that stochastic attention performed best overall. We instead evaluated covariance recovery in simulations where the population covariance was known.</w:t>
       </w:r>
     </w:p>
@@ -271,6 +507,12 @@
         <w:pStyle w:val="BodyText"/>
       </w:pPr>
       <w:r>
+        <w:rPr>
+          <w:rFonts w:ascii="Arial" w:hAnsi="Arial" w:eastAsia="Arial" w:cs="Arial"/>
+          <w:color w:val="000000"/>
+          <w:sz w:val="22"/>
+          <w:szCs w:val="22"/>
+        </w:rPr>
         <w:t xml:space="preserve">The privacy analysis found a clear membership signal at the reported inverse-temperature value. Follow-up tests showed that the signal came from the sampling distribution in this small-cohort setting, not from the numerical sampler. Lowering the inverse temperature moved synthetic profiles farther from stored profiles but reduced cross-visit covariance fidelity. We also showed that the stochastic-attention target was exactly a finite Gaussian mixture centered on the stored profiles. It could therefore be sampled directly without Langevin dynamics. Direct samples reproduced the reported results, including the membership signal. The reported synthetic cohort and all clinical results remained unchanged. The test distinguished whether an already-known de-identified profile had been stored in the memory matrix; it did not identify a participant or reconstruct an unknown record.</w:t>
       </w:r>
     </w:p>
@@ -279,6 +521,12 @@
         <w:pStyle w:val="BodyText"/>
       </w:pPr>
       <w:r>
+        <w:rPr>
+          <w:rFonts w:ascii="Arial" w:hAnsi="Arial" w:eastAsia="Arial" w:cs="Arial"/>
+          <w:color w:val="000000"/>
+          <w:sz w:val="22"/>
+          <w:szCs w:val="22"/>
+        </w:rPr>
         <w:t xml:space="preserve">Several findings reflected the small source cohort and the choices used to represent and condition the data. These included the convex-hull result, the membership signal, the limits of conditional generation, and the modest downstream gain. We therefore framed the clinical study as a proof of concept. We removed claims of equivalence and limited the proposed uses to exploratory simulation and workflow testing. For statistical inference, the sample size remained the number of real patients, not the number of generated profiles.</w:t>
       </w:r>
     </w:p>
@@ -287,6 +535,12 @@
         <w:pStyle w:val="BodyText"/>
       </w:pPr>
       <w:r>
+        <w:rPr>
+          <w:rFonts w:ascii="Arial" w:hAnsi="Arial" w:eastAsia="Arial" w:cs="Arial"/>
+          <w:color w:val="000000"/>
+          <w:sz w:val="22"/>
+          <w:szCs w:val="22"/>
+        </w:rPr>
         <w:t xml:space="preserve">We also clarified that the mechanistic validation was not independent of the source cohort (R1.2, R2.3). We added limitations concerning irregular visit timing, missing data, tail compression, and the linear representation. We simplified the Hopfield explanation and moved the detailed derivation to the Supplement (R1.9, R2.minor2). Finally, we reorganized the figures so that the main text still contained seven figures after the new analyses were added (R2.minor1).</w:t>
       </w:r>
     </w:p>
@@ -305,6 +559,12 @@
         <w:pStyle w:val="Heading1"/>
       </w:pPr>
       <w:r>
+        <w:rPr>
+          <w:rFonts w:ascii="Arial" w:hAnsi="Arial" w:eastAsia="Arial" w:cs="Arial"/>
+          <w:color w:val="000000"/>
+          <w:sz w:val="22"/>
+          <w:szCs w:val="22"/>
+        </w:rPr>
         <w:t xml:space="preserve">Reviewer 1</w:t>
       </w:r>
     </w:p>
@@ -314,6 +574,12 @@
         <w:pStyle w:val="Heading2"/>
       </w:pPr>
       <w:r>
+        <w:rPr>
+          <w:rFonts w:ascii="Arial" w:hAnsi="Arial" w:eastAsia="Arial" w:cs="Arial"/>
+          <w:color w:val="000000"/>
+          <w:sz w:val="22"/>
+          <w:szCs w:val="22"/>
+        </w:rPr>
         <w:t xml:space="preserve">Major comments</w:t>
       </w:r>
     </w:p>
@@ -323,6 +589,12 @@
         <w:pStyle w:val="Heading3"/>
       </w:pPr>
       <w:r>
+        <w:rPr>
+          <w:rFonts w:ascii="Arial" w:hAnsi="Arial" w:eastAsia="Arial" w:cs="Arial"/>
+          <w:color w:val="000000"/>
+          <w:sz w:val="22"/>
+          <w:szCs w:val="22"/>
+        </w:rPr>
         <w:t xml:space="preserve">R1.1: Disentangle PCA preprocessing from the SA energy landscape (ablation baselines in PCA space)</w:t>
       </w:r>
     </w:p>
@@ -331,6 +603,12 @@
         <w:pStyle w:val="BlockText"/>
       </w:pPr>
       <w:r>
+        <w:rPr>
+          <w:rFonts w:ascii="Arial" w:hAnsi="Arial" w:eastAsia="Arial" w:cs="Arial"/>
+          <w:color w:val="000000"/>
+          <w:sz w:val="22"/>
+          <w:szCs w:val="22"/>
+        </w:rPr>
         <w:t xml:space="preserve">The regularization may already arise from the PCA dimensionality-reduction step rather than SA itself. Baselines do not disentangle PCA from the SA energy landscape. Suggests baselines operating in the same PCA-reduced space: (i) PCA+GMM, (ii) PCA+KDE, (iii) PCA+nearest-neighbor interpolation, (iv) PCA+diffusion/interpolation, (v) PCA+copula.</w:t>
       </w:r>
     </w:p>
@@ -340,18 +618,40 @@
       </w:pPr>
       <w:r>
         <w:rPr>
+          <w:rFonts w:ascii="Arial" w:hAnsi="Arial" w:eastAsia="Arial" w:cs="Arial"/>
           <w:i/>
           <w:iCs/>
+          <w:color w:val="000000"/>
+          <w:sz w:val="22"/>
+          <w:szCs w:val="22"/>
         </w:rPr>
         <w:t xml:space="preserve">We agree that understanding why stochastic attention worked in this setting required separating the PCA representation from the generator.</w:t>
       </w:r>
       <w:r>
-        <w:t xml:space="preserve"> </w:t>
-      </w:r>
-      <w:r>
+        <w:rPr>
+          <w:rFonts w:ascii="Arial" w:hAnsi="Arial" w:eastAsia="Arial" w:cs="Arial"/>
+          <w:color w:val="000000"/>
+          <w:sz w:val="22"/>
+          <w:szCs w:val="22"/>
+        </w:rPr>
+        <w:t xml:space="preserve"> </w:t>
+      </w:r>
+      <w:r>
+        <w:rPr>
+          <w:rFonts w:ascii="Arial" w:hAnsi="Arial" w:eastAsia="Arial" w:cs="Arial"/>
+          <w:color w:val="000000"/>
+          <w:sz w:val="22"/>
+          <w:szCs w:val="22"/>
+        </w:rPr>
         <w:t xml:space="preserve">We therefore held the representation constant and compared stochastic attention with four generators that used the same 18-dimensional principal-component space: a fitted two-component diagonal-covariance Gaussian mixture, a kernel-density estimator,</w:t>
       </w:r>
       <w:r>
+        <w:rPr>
+          <w:rFonts w:ascii="Arial" w:hAnsi="Arial" w:eastAsia="Arial" w:cs="Arial"/>
+          <w:color w:val="000000"/>
+          <w:sz w:val="22"/>
+          <w:szCs w:val="22"/>
+        </w:rPr>
         <w:t xml:space="preserve"> </w:t>
       </w:r>
       <m:oMath>
@@ -360,6 +660,12 @@
         </m:r>
       </m:oMath>
       <w:r>
+        <w:rPr>
+          <w:rFonts w:ascii="Arial" w:hAnsi="Arial" w:eastAsia="Arial" w:cs="Arial"/>
+          <w:color w:val="000000"/>
+          <w:sz w:val="22"/>
+          <w:szCs w:val="22"/>
+        </w:rPr>
         <w:t xml:space="preserve">-nearest-neighbor interpolation, and a Gaussian copula. We decoded and evaluated all five methods in the same way. The fitted mixture was distinct from the exact stochastic-attention mixture, which had one component centered on each stored profile and was sampled directly only as a separate check.</w:t>
       </w:r>
     </w:p>
@@ -368,9 +674,21 @@
         <w:pStyle w:val="BodyText"/>
       </w:pPr>
       <w:r>
+        <w:rPr>
+          <w:rFonts w:ascii="Arial" w:hAnsi="Arial" w:eastAsia="Arial" w:cs="Arial"/>
+          <w:color w:val="000000"/>
+          <w:sz w:val="22"/>
+          <w:szCs w:val="22"/>
+        </w:rPr>
         <w:t xml:space="preserve">Holding the representation constant allowed us to determine which outcomes changed with the generator. The nearest-neighbor method produced profiles close to the stored records. Its median novelty was 0.05, where novelty was defined as</w:t>
       </w:r>
       <w:r>
+        <w:rPr>
+          <w:rFonts w:ascii="Arial" w:hAnsi="Arial" w:eastAsia="Arial" w:cs="Arial"/>
+          <w:color w:val="000000"/>
+          <w:sz w:val="22"/>
+          <w:szCs w:val="22"/>
+        </w:rPr>
         <w:t xml:space="preserve"> </w:t>
       </w:r>
       <m:oMath>
@@ -453,6 +771,12 @@
         </m:r>
       </m:oMath>
       <w:r>
+        <w:rPr>
+          <w:rFonts w:ascii="Arial" w:hAnsi="Arial" w:eastAsia="Arial" w:cs="Arial"/>
+          <w:color w:val="000000"/>
+          <w:sz w:val="22"/>
+          <w:szCs w:val="22"/>
+        </w:rPr>
         <w:t xml:space="preserve">. Only 5% of its profiles exceeded the 0.2 cutoff, which required a cosine similarity below 0.8 to every stored profile. Marginal error was the median relative error between generated and real per-feature means. The kernel-density estimator had a marginal error of 1.9% and a mechanistic overlap of 0.82. An overlap of 0.82 meant that 82% of its pooled predicted-to-recorded thrombin-generation ratios fell within the 5th to 95th percentile range of the real ratios.</w:t>
       </w:r>
     </w:p>
@@ -461,9 +785,21 @@
         <w:pStyle w:val="BodyText"/>
       </w:pPr>
       <w:r>
+        <w:rPr>
+          <w:rFonts w:ascii="Arial" w:hAnsi="Arial" w:eastAsia="Arial" w:cs="Arial"/>
+          <w:color w:val="000000"/>
+          <w:sz w:val="22"/>
+          <w:szCs w:val="22"/>
+        </w:rPr>
         <w:t xml:space="preserve">The fitted two-component mixture and copula were competitive with stochastic attention. Their marginal errors were 1.1% and 1.3%, compared with 1.2% for stochastic attention. Their mechanistic overlaps were 0.92 and 0.93, compared with 0.90. All profiles generated by stochastic attention and the copula exceeded the novelty cutoff, as did 94% of the fitted-mixture profiles. Stochastic attention had a larger cross-visit correlation error than the fitted mixture and copula (0.64, compared with 0.42 for both). However, this metric measured agreement with the correlation matrix of the same 23 patients used to construct the stochastic-attention memory matrix or fit the baseline generators. It assessed in-sample reproduction rather than population recovery. We tested population covariance recovery separately in simulations with a known population covariance (R1.8/R2.1). Stochastic attention had lower error than the sample-covariance Gaussian generator in 35 of 39 low-rank</w:t>
       </w:r>
       <w:r>
+        <w:rPr>
+          <w:rFonts w:ascii="Arial" w:hAnsi="Arial" w:eastAsia="Arial" w:cs="Arial"/>
+          <w:color w:val="000000"/>
+          <w:sz w:val="22"/>
+          <w:szCs w:val="22"/>
+        </w:rPr>
         <w:t xml:space="preserve"> </w:t>
       </w:r>
       <m:oMath>
@@ -481,9 +817,21 @@
         </m:r>
       </m:oMath>
       <w:r>
-        <w:t xml:space="preserve"> </w:t>
-      </w:r>
-      <w:r>
+        <w:rPr>
+          <w:rFonts w:ascii="Arial" w:hAnsi="Arial" w:eastAsia="Arial" w:cs="Arial"/>
+          <w:color w:val="000000"/>
+          <w:sz w:val="22"/>
+          <w:szCs w:val="22"/>
+        </w:rPr>
+        <w:t xml:space="preserve"> </w:t>
+      </w:r>
+      <w:r>
+        <w:rPr>
+          <w:rFonts w:ascii="Arial" w:hAnsi="Arial" w:eastAsia="Arial" w:cs="Arial"/>
+          <w:color w:val="000000"/>
+          <w:sz w:val="22"/>
+          <w:szCs w:val="22"/>
+        </w:rPr>
         <w:t xml:space="preserve">settings. Holding the PCA representation constant showed that the similar marginal errors and mechanistic overlaps were not specific to stochastic attention, whereas empirical correlation error and novelty differed across generators. The comparison did not quantify the contribution of PCA itself because it did not include a matched non-PCA condition. No method performed best on every measure. In the Discussion, we separated these findings from the sampler-specific choice of inverse temperature.</w:t>
       </w:r>
     </w:p>
@@ -492,6 +840,12 @@
         <w:pStyle w:val="BodyText"/>
       </w:pPr>
       <w:r>
+        <w:rPr>
+          <w:rFonts w:ascii="Arial" w:hAnsi="Arial" w:eastAsia="Arial" w:cs="Arial"/>
+          <w:color w:val="000000"/>
+          <w:sz w:val="22"/>
+          <w:szCs w:val="22"/>
+        </w:rPr>
         <w:t xml:space="preserve">We did not include a neural diffusion model because estimating one from 23 observations would not provide a credible small-sample baseline. The nearest-neighbor method provided a non-neural interpolation comparison.</w:t>
       </w:r>
     </w:p>
@@ -501,32 +855,68 @@
       </w:pPr>
       <w:r>
         <w:rPr>
+          <w:rFonts w:ascii="Arial" w:hAnsi="Arial" w:eastAsia="Arial" w:cs="Arial"/>
           <w:b/>
           <w:bCs/>
+          <w:color w:val="000000"/>
+          <w:sz w:val="22"/>
+          <w:szCs w:val="22"/>
         </w:rPr>
         <w:t xml:space="preserve">Changes:</w:t>
       </w:r>
       <w:r>
-        <w:t xml:space="preserve"> </w:t>
-      </w:r>
-      <w:r>
+        <w:rPr>
+          <w:rFonts w:ascii="Arial" w:hAnsi="Arial" w:eastAsia="Arial" w:cs="Arial"/>
+          <w:color w:val="000000"/>
+          <w:sz w:val="22"/>
+          <w:szCs w:val="22"/>
+        </w:rPr>
+        <w:t xml:space="preserve"> </w:t>
+      </w:r>
+      <w:r>
+        <w:rPr>
+          <w:rFonts w:ascii="Arial" w:hAnsi="Arial" w:eastAsia="Arial" w:cs="Arial"/>
+          <w:color w:val="000000"/>
+          <w:sz w:val="22"/>
+          <w:szCs w:val="22"/>
+        </w:rPr>
         <w:t xml:space="preserve">Methods (PCA-space comparison and Supplementary Methods pointer); Results (Marginal Plausibility); Discussion (representation and sampler distinction); Supplementary Methods (four baseline implementations, placed before the tables and figures); Supplementary Table S13 (five-generator comparison). Blue, with the shared Discussion transition in violet.</w:t>
       </w:r>
       <w:r>
-        <w:t xml:space="preserve"> </w:t>
-      </w:r>
-      <w:r>
-        <w:rPr>
+        <w:rPr>
+          <w:rFonts w:ascii="Arial" w:hAnsi="Arial" w:eastAsia="Arial" w:cs="Arial"/>
+          <w:color w:val="000000"/>
+          <w:sz w:val="22"/>
+          <w:szCs w:val="22"/>
+        </w:rPr>
+        <w:t xml:space="preserve"> </w:t>
+      </w:r>
+      <w:r>
+        <w:rPr>
+          <w:rFonts w:ascii="Arial" w:hAnsi="Arial" w:eastAsia="Arial" w:cs="Arial"/>
           <w:rStyle w:val="VerbatimChar"/>
+          <w:color w:val="000000"/>
+          <w:sz w:val="22"/>
+          <w:szCs w:val="22"/>
         </w:rPr>
         <w:t xml:space="preserve">\rone{...}</w:t>
       </w:r>
       <w:r>
-        <w:t xml:space="preserve"> </w:t>
-      </w:r>
-      <w:r>
-        <w:rPr>
+        <w:rPr>
+          <w:rFonts w:ascii="Arial" w:hAnsi="Arial" w:eastAsia="Arial" w:cs="Arial"/>
+          <w:color w:val="000000"/>
+          <w:sz w:val="22"/>
+          <w:szCs w:val="22"/>
+        </w:rPr>
+        <w:t xml:space="preserve"> </w:t>
+      </w:r>
+      <w:r>
+        <w:rPr>
+          <w:rFonts w:ascii="Arial" w:hAnsi="Arial" w:eastAsia="Arial" w:cs="Arial"/>
           <w:rStyle w:val="VerbatimChar"/>
+          <w:color w:val="000000"/>
+          <w:sz w:val="22"/>
+          <w:szCs w:val="22"/>
         </w:rPr>
         <w:t xml:space="preserve">\rboth{...}</w:t>
       </w:r>
@@ -545,6 +935,12 @@
         <w:pStyle w:val="Heading3"/>
       </w:pPr>
       <w:r>
+        <w:rPr>
+          <w:rFonts w:ascii="Arial" w:hAnsi="Arial" w:eastAsia="Arial" w:cs="Arial"/>
+          <w:color w:val="000000"/>
+          <w:sz w:val="22"/>
+          <w:szCs w:val="22"/>
+        </w:rPr>
         <w:t xml:space="preserve">R1.2: Mechanistic validation is not fully independent (shared cohort/variables/assumptions)</w:t>
       </w:r>
     </w:p>
@@ -553,6 +949,12 @@
         <w:pStyle w:val="BlockText"/>
       </w:pPr>
       <w:r>
+        <w:rPr>
+          <w:rFonts w:ascii="Arial" w:hAnsi="Arial" w:eastAsia="Arial" w:cs="Arial"/>
+          <w:color w:val="000000"/>
+          <w:sz w:val="22"/>
+          <w:szCs w:val="22"/>
+        </w:rPr>
         <w:t xml:space="preserve">The BZ2012 model operates on the same coagulation variables used for generation, is calibrated on the same cohort, and shares the same biological domain assumptions. Temper the "mechanistically indistinguishable" claim and clarify the residual coupling.</w:t>
       </w:r>
     </w:p>
@@ -562,15 +964,31 @@
       </w:pPr>
       <w:r>
         <w:rPr>
+          <w:rFonts w:ascii="Arial" w:hAnsi="Arial" w:eastAsia="Arial" w:cs="Arial"/>
           <w:i/>
           <w:iCs/>
+          <w:color w:val="000000"/>
+          <w:sz w:val="22"/>
+          <w:szCs w:val="22"/>
         </w:rPr>
         <w:t xml:space="preserve">We agree that the original independence claim was too strong.</w:t>
       </w:r>
       <w:r>
-        <w:t xml:space="preserve"> </w:t>
-      </w:r>
-      <w:r>
+        <w:rPr>
+          <w:rFonts w:ascii="Arial" w:hAnsi="Arial" w:eastAsia="Arial" w:cs="Arial"/>
+          <w:color w:val="000000"/>
+          <w:sz w:val="22"/>
+          <w:szCs w:val="22"/>
+        </w:rPr>
+        <w:t xml:space="preserve"> </w:t>
+      </w:r>
+      <w:r>
+        <w:rPr>
+          <w:rFonts w:ascii="Arial" w:hAnsi="Arial" w:eastAsia="Arial" w:cs="Arial"/>
+          <w:color w:val="000000"/>
+          <w:sz w:val="22"/>
+          <w:szCs w:val="22"/>
+        </w:rPr>
         <w:t xml:space="preserve">The mechanistic model was calibrated on the same cohort used to construct the stochastic-attention memory matrix. The analysis therefore tested whether real and synthetic profiles were consistent with the same-cohort model, not whether the synthetic profiles agreed with independent biological evidence. The comparison remained informative because the model was blind to the generation process and applied the same fixed calculation to real and synthetic profiles. We revised the Abstract and Results to make this distinction clear. In the final Discussion paragraph, we now state the dependence, explain that it limits the result to same-model consistency, and identify testing with an independently calibrated model as the way to address it. We did not add that experiment because no suitable independent cohort was available.</w:t>
       </w:r>
     </w:p>
@@ -580,23 +998,49 @@
       </w:pPr>
       <w:r>
         <w:rPr>
+          <w:rFonts w:ascii="Arial" w:hAnsi="Arial" w:eastAsia="Arial" w:cs="Arial"/>
           <w:b/>
           <w:bCs/>
+          <w:color w:val="000000"/>
+          <w:sz w:val="22"/>
+          <w:szCs w:val="22"/>
         </w:rPr>
         <w:t xml:space="preserve">Changes:</w:t>
       </w:r>
       <w:r>
-        <w:t xml:space="preserve"> </w:t>
-      </w:r>
-      <w:r>
+        <w:rPr>
+          <w:rFonts w:ascii="Arial" w:hAnsi="Arial" w:eastAsia="Arial" w:cs="Arial"/>
+          <w:color w:val="000000"/>
+          <w:sz w:val="22"/>
+          <w:szCs w:val="22"/>
+        </w:rPr>
+        <w:t xml:space="preserve"> </w:t>
+      </w:r>
+      <w:r>
+        <w:rPr>
+          <w:rFonts w:ascii="Arial" w:hAnsi="Arial" w:eastAsia="Arial" w:cs="Arial"/>
+          <w:color w:val="000000"/>
+          <w:sz w:val="22"/>
+          <w:szCs w:val="22"/>
+        </w:rPr>
         <w:t xml:space="preserve">Abstract wording; Results (Mechanistic Consistency) clarification; reorganized final Discussion paragraph. Violet (shared with R2.3).</w:t>
       </w:r>
       <w:r>
-        <w:t xml:space="preserve"> </w:t>
-      </w:r>
-      <w:r>
-        <w:rPr>
+        <w:rPr>
+          <w:rFonts w:ascii="Arial" w:hAnsi="Arial" w:eastAsia="Arial" w:cs="Arial"/>
+          <w:color w:val="000000"/>
+          <w:sz w:val="22"/>
+          <w:szCs w:val="22"/>
+        </w:rPr>
+        <w:t xml:space="preserve"> </w:t>
+      </w:r>
+      <w:r>
+        <w:rPr>
+          <w:rFonts w:ascii="Arial" w:hAnsi="Arial" w:eastAsia="Arial" w:cs="Arial"/>
           <w:rStyle w:val="VerbatimChar"/>
+          <w:color w:val="000000"/>
+          <w:sz w:val="22"/>
+          <w:szCs w:val="22"/>
         </w:rPr>
         <w:t xml:space="preserve">\rboth{...}</w:t>
       </w:r>
@@ -615,6 +1059,12 @@
         <w:pStyle w:val="Heading3"/>
       </w:pPr>
       <w:r>
+        <w:rPr>
+          <w:rFonts w:ascii="Arial" w:hAnsi="Arial" w:eastAsia="Arial" w:cs="Arial"/>
+          <w:color w:val="000000"/>
+          <w:sz w:val="22"/>
+          <w:szCs w:val="22"/>
+        </w:rPr>
         <w:t xml:space="preserve">R1.3: Statistical reliability of very small subgroups (PCOS n=3, PE n=5)</w:t>
       </w:r>
     </w:p>
@@ -623,6 +1073,12 @@
         <w:pStyle w:val="BlockText"/>
       </w:pPr>
       <w:r>
+        <w:rPr>
+          <w:rFonts w:ascii="Arial" w:hAnsi="Arial" w:eastAsia="Arial" w:cs="Arial"/>
+          <w:color w:val="000000"/>
+          <w:sz w:val="22"/>
+          <w:szCs w:val="22"/>
+        </w:rPr>
         <w:t xml:space="preserve">Subgroup distributions may reflect interpolation between a handful of trajectories rather than genuine subgroup variability. Add discussion of reliability, explicit acknowledgment of under-sampling, and caution on downstream clinical interpretation.</w:t>
       </w:r>
     </w:p>
@@ -632,15 +1088,31 @@
       </w:pPr>
       <w:r>
         <w:rPr>
+          <w:rFonts w:ascii="Arial" w:hAnsi="Arial" w:eastAsia="Arial" w:cs="Arial"/>
           <w:i/>
           <w:iCs/>
+          <w:color w:val="000000"/>
+          <w:sz w:val="22"/>
+          <w:szCs w:val="22"/>
         </w:rPr>
         <w:t xml:space="preserve">We agree and made this limitation explicit.</w:t>
       </w:r>
       <w:r>
-        <w:t xml:space="preserve"> </w:t>
-      </w:r>
-      <w:r>
+        <w:rPr>
+          <w:rFonts w:ascii="Arial" w:hAnsi="Arial" w:eastAsia="Arial" w:cs="Arial"/>
+          <w:color w:val="000000"/>
+          <w:sz w:val="22"/>
+          <w:szCs w:val="22"/>
+        </w:rPr>
+        <w:t xml:space="preserve"> </w:t>
+      </w:r>
+      <w:r>
+        <w:rPr>
+          <w:rFonts w:ascii="Arial" w:hAnsi="Arial" w:eastAsia="Arial" w:cs="Arial"/>
+          <w:color w:val="000000"/>
+          <w:sz w:val="22"/>
+          <w:szCs w:val="22"/>
+        </w:rPr>
         <w:t xml:space="preserve">The conditioned cohorts reproduced the patterns observed in the small subgroups, but generating 100 profiles did not create more independent subgroup evidence. Conditioning increased the sampling weights of the three profiles from patients with PCOS or the five profiles from patients who developed preeclampsia. Profile magnitudes were still drawn from all 23 patients. The participation ratios were 4.6 and 7.7. These values described how strongly repeated draws were concentrated around a few stored profiles; they were not independent patient counts. Treating the 100 generated profiles as independent observations would therefore understate uncertainty. We limited the proposed uses to exploratory hypothesis generation, workflow testing, and planning future studies. The Discussion now states that the conditioned cohorts still relied on only those three or five patients and that the generated profiles did not add clinical evidence beyond the source cohort.</w:t>
       </w:r>
     </w:p>
@@ -650,23 +1122,49 @@
       </w:pPr>
       <w:r>
         <w:rPr>
+          <w:rFonts w:ascii="Arial" w:hAnsi="Arial" w:eastAsia="Arial" w:cs="Arial"/>
           <w:b/>
           <w:bCs/>
+          <w:color w:val="000000"/>
+          <w:sz w:val="22"/>
+          <w:szCs w:val="22"/>
         </w:rPr>
         <w:t xml:space="preserve">Changes:</w:t>
       </w:r>
       <w:r>
-        <w:t xml:space="preserve"> </w:t>
-      </w:r>
-      <w:r>
+        <w:rPr>
+          <w:rFonts w:ascii="Arial" w:hAnsi="Arial" w:eastAsia="Arial" w:cs="Arial"/>
+          <w:color w:val="000000"/>
+          <w:sz w:val="22"/>
+          <w:szCs w:val="22"/>
+        </w:rPr>
+        <w:t xml:space="preserve"> </w:t>
+      </w:r>
+      <w:r>
+        <w:rPr>
+          <w:rFonts w:ascii="Arial" w:hAnsi="Arial" w:eastAsia="Arial" w:cs="Arial"/>
+          <w:color w:val="000000"/>
+          <w:sz w:val="22"/>
+          <w:szCs w:val="22"/>
+        </w:rPr>
         <w:t xml:space="preserve">Results (Conditional Generation) caveat; Methods (participation-ratio explanation); Discussion.</w:t>
       </w:r>
       <w:r>
-        <w:t xml:space="preserve"> </w:t>
-      </w:r>
-      <w:r>
-        <w:rPr>
+        <w:rPr>
+          <w:rFonts w:ascii="Arial" w:hAnsi="Arial" w:eastAsia="Arial" w:cs="Arial"/>
+          <w:color w:val="000000"/>
+          <w:sz w:val="22"/>
+          <w:szCs w:val="22"/>
+        </w:rPr>
+        <w:t xml:space="preserve"> </w:t>
+      </w:r>
+      <w:r>
+        <w:rPr>
+          <w:rFonts w:ascii="Arial" w:hAnsi="Arial" w:eastAsia="Arial" w:cs="Arial"/>
           <w:rStyle w:val="VerbatimChar"/>
+          <w:color w:val="000000"/>
+          <w:sz w:val="22"/>
+          <w:szCs w:val="22"/>
         </w:rPr>
         <w:t xml:space="preserve">\rone{...}</w:t>
       </w:r>
@@ -685,6 +1183,12 @@
         <w:pStyle w:val="Heading3"/>
       </w:pPr>
       <w:r>
+        <w:rPr>
+          <w:rFonts w:ascii="Arial" w:hAnsi="Arial" w:eastAsia="Arial" w:cs="Arial"/>
+          <w:color w:val="000000"/>
+          <w:sz w:val="22"/>
+          <w:szCs w:val="22"/>
+        </w:rPr>
         <w:t xml:space="preserve">R1.4: Stronger and more diverse baselines</w:t>
       </w:r>
     </w:p>
@@ -693,6 +1197,12 @@
         <w:pStyle w:val="BlockText"/>
       </w:pPr>
       <w:r>
+        <w:rPr>
+          <w:rFonts w:ascii="Arial" w:hAnsi="Arial" w:eastAsia="Arial" w:cs="Arial"/>
+          <w:color w:val="000000"/>
+          <w:sz w:val="22"/>
+          <w:szCs w:val="22"/>
+        </w:rPr>
         <w:t xml:space="preserve">CTGAN performs poorly at small n; TVAE was not configured for concatenated longitudinal generation; MVN is disadvantaged in rank-deficient settings. Recommend stronger baselines designed for low-sample tabular generation or manifold interpolation.</w:t>
       </w:r>
     </w:p>
@@ -702,15 +1212,31 @@
       </w:pPr>
       <w:r>
         <w:rPr>
+          <w:rFonts w:ascii="Arial" w:hAnsi="Arial" w:eastAsia="Arial" w:cs="Arial"/>
           <w:i/>
           <w:iCs/>
+          <w:color w:val="000000"/>
+          <w:sz w:val="22"/>
+          <w:szCs w:val="22"/>
         </w:rPr>
         <w:t xml:space="preserve">We agree that stronger small-sample baselines were needed.</w:t>
       </w:r>
       <w:r>
-        <w:t xml:space="preserve"> </w:t>
-      </w:r>
-      <w:r>
+        <w:rPr>
+          <w:rFonts w:ascii="Arial" w:hAnsi="Arial" w:eastAsia="Arial" w:cs="Arial"/>
+          <w:color w:val="000000"/>
+          <w:sz w:val="22"/>
+          <w:szCs w:val="22"/>
+        </w:rPr>
+        <w:t xml:space="preserve"> </w:t>
+      </w:r>
+      <w:r>
+        <w:rPr>
+          <w:rFonts w:ascii="Arial" w:hAnsi="Arial" w:eastAsia="Arial" w:cs="Arial"/>
+          <w:color w:val="000000"/>
+          <w:sz w:val="22"/>
+          <w:szCs w:val="22"/>
+        </w:rPr>
         <w:t xml:space="preserve">As described in R1.1, we added a fitted two-component diagonal-covariance Gaussian mixture, a kernel-density estimator, nearest-neighbor interpolation, and a Gaussian copula. All four used the same reduced space as stochastic attention. This avoided comparing stochastic attention only with methods that operated in the full-dimensional data or generated each visit separately.</w:t>
       </w:r>
     </w:p>
@@ -719,6 +1245,12 @@
         <w:pStyle w:val="BodyText"/>
       </w:pPr>
       <w:r>
+        <w:rPr>
+          <w:rFonts w:ascii="Arial" w:hAnsi="Arial" w:eastAsia="Arial" w:cs="Arial"/>
+          <w:color w:val="000000"/>
+          <w:sz w:val="22"/>
+          <w:szCs w:val="22"/>
+        </w:rPr>
         <w:t xml:space="preserve">The fitted two-component mixture and copula matched stochastic attention closely on marginal error and mechanistic overlap. Nearest-neighbor interpolation produced mostly near-copies, whereas the kernel-density estimator had larger marginal error and lower mechanistic overlap. All profiles generated by stochastic attention and the copula exceeded the novelty cutoff, as did 94% of the fitted-mixture profiles. Holding the representation constant showed that the marginal and mechanistic results were not specific to stochastic attention, whereas empirical correlation error and novelty differed across generators. The comparison did not quantify the contribution of principal-component analysis itself, and no generator performed best on every measure.</w:t>
       </w:r>
     </w:p>
@@ -728,23 +1260,49 @@
       </w:pPr>
       <w:r>
         <w:rPr>
+          <w:rFonts w:ascii="Arial" w:hAnsi="Arial" w:eastAsia="Arial" w:cs="Arial"/>
           <w:b/>
           <w:bCs/>
+          <w:color w:val="000000"/>
+          <w:sz w:val="22"/>
+          <w:szCs w:val="22"/>
         </w:rPr>
         <w:t xml:space="preserve">Changes:</w:t>
       </w:r>
       <w:r>
-        <w:t xml:space="preserve"> </w:t>
-      </w:r>
-      <w:r>
+        <w:rPr>
+          <w:rFonts w:ascii="Arial" w:hAnsi="Arial" w:eastAsia="Arial" w:cs="Arial"/>
+          <w:color w:val="000000"/>
+          <w:sz w:val="22"/>
+          <w:szCs w:val="22"/>
+        </w:rPr>
+        <w:t xml:space="preserve"> </w:t>
+      </w:r>
+      <w:r>
+        <w:rPr>
+          <w:rFonts w:ascii="Arial" w:hAnsi="Arial" w:eastAsia="Arial" w:cs="Arial"/>
+          <w:color w:val="000000"/>
+          <w:sz w:val="22"/>
+          <w:szCs w:val="22"/>
+        </w:rPr>
         <w:t xml:space="preserve">Same as R1.1.</w:t>
       </w:r>
       <w:r>
-        <w:t xml:space="preserve"> </w:t>
-      </w:r>
-      <w:r>
-        <w:rPr>
+        <w:rPr>
+          <w:rFonts w:ascii="Arial" w:hAnsi="Arial" w:eastAsia="Arial" w:cs="Arial"/>
+          <w:color w:val="000000"/>
+          <w:sz w:val="22"/>
+          <w:szCs w:val="22"/>
+        </w:rPr>
+        <w:t xml:space="preserve"> </w:t>
+      </w:r>
+      <w:r>
+        <w:rPr>
+          <w:rFonts w:ascii="Arial" w:hAnsi="Arial" w:eastAsia="Arial" w:cs="Arial"/>
           <w:rStyle w:val="VerbatimChar"/>
+          <w:color w:val="000000"/>
+          <w:sz w:val="22"/>
+          <w:szCs w:val="22"/>
         </w:rPr>
         <w:t xml:space="preserve">\rone{...}</w:t>
       </w:r>
@@ -763,6 +1321,12 @@
         <w:pStyle w:val="Heading3"/>
       </w:pPr>
       <w:r>
+        <w:rPr>
+          <w:rFonts w:ascii="Arial" w:hAnsi="Arial" w:eastAsia="Arial" w:cs="Arial"/>
+          <w:color w:val="000000"/>
+          <w:sz w:val="22"/>
+          <w:szCs w:val="22"/>
+        </w:rPr>
         <w:t xml:space="preserve">R1.5: Privacy and memorization (membership inference, re-identification)</w:t>
       </w:r>
     </w:p>
@@ -771,6 +1335,12 @@
         <w:pStyle w:val="BlockText"/>
       </w:pPr>
       <w:r>
+        <w:rPr>
+          <w:rFonts w:ascii="Arial" w:hAnsi="Arial" w:eastAsia="Arial" w:cs="Arial"/>
+          <w:color w:val="000000"/>
+          <w:sz w:val="22"/>
+          <w:szCs w:val="22"/>
+        </w:rPr>
         <w:t xml:space="preserve">Given K=23 and direct interpolation between stored memory patterns, evaluate membership inference risk and patient re-identification concerns.</w:t>
       </w:r>
     </w:p>
@@ -780,15 +1350,31 @@
       </w:pPr>
       <w:r>
         <w:rPr>
+          <w:rFonts w:ascii="Arial" w:hAnsi="Arial" w:eastAsia="Arial" w:cs="Arial"/>
           <w:i/>
           <w:iCs/>
+          <w:color w:val="000000"/>
+          <w:sz w:val="22"/>
+          <w:szCs w:val="22"/>
         </w:rPr>
         <w:t xml:space="preserve">We agree that privacy and memorization required direct testing.</w:t>
       </w:r>
       <w:r>
-        <w:t xml:space="preserve"> </w:t>
-      </w:r>
-      <w:r>
+        <w:rPr>
+          <w:rFonts w:ascii="Arial" w:hAnsi="Arial" w:eastAsia="Arial" w:cs="Arial"/>
+          <w:color w:val="000000"/>
+          <w:sz w:val="22"/>
+          <w:szCs w:val="22"/>
+        </w:rPr>
+        <w:t xml:space="preserve"> </w:t>
+      </w:r>
+      <w:r>
+        <w:rPr>
+          <w:rFonts w:ascii="Arial" w:hAnsi="Arial" w:eastAsia="Arial" w:cs="Arial"/>
+          <w:color w:val="000000"/>
+          <w:sz w:val="22"/>
+          <w:szCs w:val="22"/>
+        </w:rPr>
         <w:t xml:space="preserve">We asked a specific question: if someone already had a candidate de-identified assay profile, could a synthetic cohort reveal whether that profile had been included in the memory matrix? This was not a test of personal identification. The source data contained no direct identifiers or links to named individuals, and neither the synthetic data nor our analysis identified a participant. When the first analysis showed a clear membership signal, we performed additional tests to determine its source.</w:t>
       </w:r>
     </w:p>
@@ -797,6 +1383,12 @@
         <w:pStyle w:val="BodyText"/>
       </w:pPr>
       <w:r>
+        <w:rPr>
+          <w:rFonts w:ascii="Arial" w:hAnsi="Arial" w:eastAsia="Arial" w:cs="Arial"/>
+          <w:color w:val="000000"/>
+          <w:sz w:val="22"/>
+          <w:szCs w:val="22"/>
+        </w:rPr>
         <w:t xml:space="preserve">To answer this question, we tested whether distance from a candidate profile to the synthetic cohort could distinguish profiles used to construct the memory matrix from profiles withheld from it. We repeated the analysis across 40 random splits. In each split, we repeated the preprocessing with 15 patients, constructed the memory matrix, generated 100 synthetic profiles, and held out the other 8 patients. We assigned each real profile a membership score equal to the negative distance to its nearest synthetic profile, so a higher score provided stronger evidence that the profile had been stored. Stored profiles were closer to the synthetic cohort than held-out profiles (median distances of 10.7 and 15.4). We quantified this discrimination using the area under the receiver operating characteristic curve (AUC). Here, the AUC was the probability that the test ranked a randomly chosen stored profile as more likely to have been stored than a randomly chosen held-out profile. A value of 0.5 meant chance performance, and 1.0 meant perfect separation. The mean AUC was 0.97, and 9 of 40 splits reached 1.0. Thus, the test usually distinguished stored from held-out profiles, but it did not guarantee the correct answer for every record.</w:t>
       </w:r>
     </w:p>
@@ -805,6 +1397,12 @@
         <w:pStyle w:val="BodyText"/>
       </w:pPr>
       <w:r>
+        <w:rPr>
+          <w:rFonts w:ascii="Arial" w:hAnsi="Arial" w:eastAsia="Arial" w:cs="Arial"/>
+          <w:color w:val="000000"/>
+          <w:sz w:val="22"/>
+          <w:szCs w:val="22"/>
+        </w:rPr>
         <w:t xml:space="preserve">We next tested whether the membership signal came from the numerical sampling procedure. We compared the reported Langevin sampler with three alternatives that changed its starting points, discarded early samples and reduced dependence between retained samples, or added a Metropolis correction. The correction acceptance rate was approximately 0.999, which indicated negligible discretization error. A Metropolis-adjusted procedure left the mean AUC nearly unchanged at 0.96, and the other sampler changes had little effect on distance to the closest real record. Lowering the inverse temperature over a 40-fold range increased the median distance from synthetic profiles to their nearest stored profiles, but cross-visit covariance fidelity declined.</w:t>
       </w:r>
     </w:p>
@@ -813,6 +1411,12 @@
         <w:pStyle w:val="BodyText"/>
       </w:pPr>
       <w:r>
+        <w:rPr>
+          <w:rFonts w:ascii="Arial" w:hAnsi="Arial" w:eastAsia="Arial" w:cs="Arial"/>
+          <w:color w:val="000000"/>
+          <w:sz w:val="22"/>
+          <w:szCs w:val="22"/>
+        </w:rPr>
         <w:t xml:space="preserve">We then used the direct sampler for the stochastic-attention target, without a Markov chain. For the unit-normalized profiles used here, the weighted Hopfield energy defined an exact finite Gaussian mixture centered on the stored profiles. The probability of selecting each component was proportional to its multiplicity weight, and inverse temperature controlled the common within-component variance. Direct sampling therefore required only selecting a stored profile according to its weight and adding Gaussian noise. These samples reproduced the reported results: marginal error was 1.7% compared with 1.3%, cross-visit covariance error was 0.60 compared with 0.65, mechanistic overlap was 0.91 compared with 0.89, median novelty was 0.50 compared with 0.51, and median distance to the closest record was 13.9 compared with 14.0. Results from 100 independently seeded cohorts showed that this agreement did not depend on one favorable seed. Across the same 40 stored and held-out splits, the mean AUC was 0.98. Because the direct sampler had no initialization, burn-in, or discretization error, this result showed that the signal came from the target distribution rather than the numerical sampler.</w:t>
       </w:r>
     </w:p>
@@ -821,6 +1425,12 @@
         <w:pStyle w:val="BodyText"/>
       </w:pPr>
       <w:r>
+        <w:rPr>
+          <w:rFonts w:ascii="Arial" w:hAnsi="Arial" w:eastAsia="Arial" w:cs="Arial"/>
+          <w:color w:val="000000"/>
+          <w:sz w:val="22"/>
+          <w:szCs w:val="22"/>
+        </w:rPr>
         <w:t xml:space="preserve">Thus, the membership signal arose from the target distribution in this small-cohort setting, where every stored profile was the center of a mixture component. It did not result from the numerical sampler. Under this narrow test, inclusion could be inferred for an already-known de-identified record. The analysis did not attach a name to that record, reconstruct an unknown patient's measurements, or identify a participant. We reported the full diagnostics in the Results and a new Supplement subsection and limited the Discussion to the distinction between detecting inclusion of an already-known record and identifying or reconstructing a participant.</w:t>
       </w:r>
     </w:p>
@@ -830,23 +1440,49 @@
       </w:pPr>
       <w:r>
         <w:rPr>
+          <w:rFonts w:ascii="Arial" w:hAnsi="Arial" w:eastAsia="Arial" w:cs="Arial"/>
           <w:b/>
           <w:bCs/>
+          <w:color w:val="000000"/>
+          <w:sz w:val="22"/>
+          <w:szCs w:val="22"/>
         </w:rPr>
         <w:t xml:space="preserve">Changes:</w:t>
       </w:r>
       <w:r>
-        <w:t xml:space="preserve"> </w:t>
-      </w:r>
-      <w:r>
+        <w:rPr>
+          <w:rFonts w:ascii="Arial" w:hAnsi="Arial" w:eastAsia="Arial" w:cs="Arial"/>
+          <w:color w:val="000000"/>
+          <w:sz w:val="22"/>
+          <w:szCs w:val="22"/>
+        </w:rPr>
+        <w:t xml:space="preserve"> </w:t>
+      </w:r>
+      <w:r>
+        <w:rPr>
+          <w:rFonts w:ascii="Arial" w:hAnsi="Arial" w:eastAsia="Arial" w:cs="Arial"/>
+          <w:color w:val="000000"/>
+          <w:sz w:val="22"/>
+          <w:szCs w:val="22"/>
+        </w:rPr>
         <w:t xml:space="preserve">Results (one question-driven paragraph ending with the bounded candidate-record conclusion) and Discussion (bounded candidate-record interpretation); new Supplement subsection "Sampling correctness and privacy diagnostics," condensed into two question-driven paragraphs (E3, E3b, four sampling procedures, the inverse-temperature sweep, and direct sampling); Methods (closed-form sampling distribution and the membership score, receiver operating characteristic curve, and AUC calculation); Introduction (finite-mixture explanation and the source of non-identical samples); corresponding revisions to the computational-cost and interpolation language. Blue.</w:t>
       </w:r>
       <w:r>
-        <w:t xml:space="preserve"> </w:t>
-      </w:r>
-      <w:r>
-        <w:rPr>
+        <w:rPr>
+          <w:rFonts w:ascii="Arial" w:hAnsi="Arial" w:eastAsia="Arial" w:cs="Arial"/>
+          <w:color w:val="000000"/>
+          <w:sz w:val="22"/>
+          <w:szCs w:val="22"/>
+        </w:rPr>
+        <w:t xml:space="preserve"> </w:t>
+      </w:r>
+      <w:r>
+        <w:rPr>
+          <w:rFonts w:ascii="Arial" w:hAnsi="Arial" w:eastAsia="Arial" w:cs="Arial"/>
           <w:rStyle w:val="VerbatimChar"/>
+          <w:color w:val="000000"/>
+          <w:sz w:val="22"/>
+          <w:szCs w:val="22"/>
         </w:rPr>
         <w:t xml:space="preserve">\rone{...}</w:t>
       </w:r>
@@ -865,6 +1501,12 @@
         <w:pStyle w:val="Heading3"/>
       </w:pPr>
       <w:r>
+        <w:rPr>
+          <w:rFonts w:ascii="Arial" w:hAnsi="Arial" w:eastAsia="Arial" w:cs="Arial"/>
+          <w:color w:val="000000"/>
+          <w:sz w:val="22"/>
+          <w:szCs w:val="22"/>
+        </w:rPr>
         <w:t xml:space="preserve">R1.6: Robustness to irregular visit timing, missingness, variable-length trajectories</w:t>
       </w:r>
     </w:p>
@@ -873,6 +1515,12 @@
         <w:pStyle w:val="BlockText"/>
       </w:pPr>
       <w:r>
+        <w:rPr>
+          <w:rFonts w:ascii="Arial" w:hAnsi="Arial" w:eastAsia="Arial" w:cs="Arial"/>
+          <w:color w:val="000000"/>
+          <w:sz w:val="22"/>
+          <w:szCs w:val="22"/>
+        </w:rPr>
         <w:t xml:space="preserve">The concatenation strategy assumes visits are temporally and physiologically aligned across patients. Discuss robustness to irregular timing, incomplete trajectories, and variable-length records.</w:t>
       </w:r>
     </w:p>
@@ -882,15 +1530,31 @@
       </w:pPr>
       <w:r>
         <w:rPr>
+          <w:rFonts w:ascii="Arial" w:hAnsi="Arial" w:eastAsia="Arial" w:cs="Arial"/>
           <w:i/>
           <w:iCs/>
+          <w:color w:val="000000"/>
+          <w:sz w:val="22"/>
+          <w:szCs w:val="22"/>
         </w:rPr>
         <w:t xml:space="preserve">We agree that the current pipeline required every patient to have the same assays at the same aligned times.</w:t>
       </w:r>
       <w:r>
-        <w:t xml:space="preserve"> </w:t>
-      </w:r>
-      <w:r>
+        <w:rPr>
+          <w:rFonts w:ascii="Arial" w:hAnsi="Arial" w:eastAsia="Arial" w:cs="Arial"/>
+          <w:color w:val="000000"/>
+          <w:sz w:val="22"/>
+          <w:szCs w:val="22"/>
+        </w:rPr>
+        <w:t xml:space="preserve"> </w:t>
+      </w:r>
+      <w:r>
+        <w:rPr>
+          <w:rFonts w:ascii="Arial" w:hAnsi="Arial" w:eastAsia="Arial" w:cs="Arial"/>
+          <w:color w:val="000000"/>
+          <w:sz w:val="22"/>
+          <w:szCs w:val="22"/>
+        </w:rPr>
         <w:t xml:space="preserve">Concatenating visits preserved relationships across visits, but the pipeline could not directly use irregular visit times, missing assays or visits, or variable-length records. Imputation, padding, or a sequence-based method could support these data, but each would add assumptions that would need validation in a small cohort. We added this limitation to the Discussion and presented it together with the limits of the linear principal-component representation.</w:t>
       </w:r>
     </w:p>
@@ -900,23 +1564,49 @@
       </w:pPr>
       <w:r>
         <w:rPr>
+          <w:rFonts w:ascii="Arial" w:hAnsi="Arial" w:eastAsia="Arial" w:cs="Arial"/>
           <w:b/>
           <w:bCs/>
+          <w:color w:val="000000"/>
+          <w:sz w:val="22"/>
+          <w:szCs w:val="22"/>
         </w:rPr>
         <w:t xml:space="preserve">Changes:</w:t>
       </w:r>
       <w:r>
-        <w:t xml:space="preserve"> </w:t>
-      </w:r>
-      <w:r>
+        <w:rPr>
+          <w:rFonts w:ascii="Arial" w:hAnsi="Arial" w:eastAsia="Arial" w:cs="Arial"/>
+          <w:color w:val="000000"/>
+          <w:sz w:val="22"/>
+          <w:szCs w:val="22"/>
+        </w:rPr>
+        <w:t xml:space="preserve"> </w:t>
+      </w:r>
+      <w:r>
+        <w:rPr>
+          <w:rFonts w:ascii="Arial" w:hAnsi="Arial" w:eastAsia="Arial" w:cs="Arial"/>
+          <w:color w:val="000000"/>
+          <w:sz w:val="22"/>
+          <w:szCs w:val="22"/>
+        </w:rPr>
         <w:t xml:space="preserve">Discussion (a unified data-representation paragraph covering aligned visits, missingness, and linear structure, followed by an explicit scope conclusion).</w:t>
       </w:r>
       <w:r>
-        <w:t xml:space="preserve"> </w:t>
-      </w:r>
-      <w:r>
-        <w:rPr>
+        <w:rPr>
+          <w:rFonts w:ascii="Arial" w:hAnsi="Arial" w:eastAsia="Arial" w:cs="Arial"/>
+          <w:color w:val="000000"/>
+          <w:sz w:val="22"/>
+          <w:szCs w:val="22"/>
+        </w:rPr>
+        <w:t xml:space="preserve"> </w:t>
+      </w:r>
+      <w:r>
+        <w:rPr>
+          <w:rFonts w:ascii="Arial" w:hAnsi="Arial" w:eastAsia="Arial" w:cs="Arial"/>
           <w:rStyle w:val="VerbatimChar"/>
+          <w:color w:val="000000"/>
+          <w:sz w:val="22"/>
+          <w:szCs w:val="22"/>
         </w:rPr>
         <w:t xml:space="preserve">\rone{...}</w:t>
       </w:r>
@@ -935,6 +1625,12 @@
         <w:pStyle w:val="Heading3"/>
       </w:pPr>
       <w:r>
+        <w:rPr>
+          <w:rFonts w:ascii="Arial" w:hAnsi="Arial" w:eastAsia="Arial" w:cs="Arial"/>
+          <w:color w:val="000000"/>
+          <w:sz w:val="22"/>
+          <w:szCs w:val="22"/>
+        </w:rPr>
         <w:t xml:space="preserve">R1.7: Clinical importance of tail compression</w:t>
       </w:r>
     </w:p>
@@ -943,6 +1639,12 @@
         <w:pStyle w:val="BlockText"/>
       </w:pPr>
       <w:r>
+        <w:rPr>
+          <w:rFonts w:ascii="Arial" w:hAnsi="Arial" w:eastAsia="Arial" w:cs="Arial"/>
+          <w:color w:val="000000"/>
+          <w:sz w:val="22"/>
+          <w:szCs w:val="22"/>
+        </w:rPr>
         <w:t xml:space="preserve">SA smooths distributional extremes, but rare/extreme states are often the phenomena of interest. Discuss effect on downstream mechanistic modeling, implications for rare-event hypothesis generation, and whether the framework systematically underestimates severe pathology.</w:t>
       </w:r>
     </w:p>
@@ -952,15 +1654,31 @@
       </w:pPr>
       <w:r>
         <w:rPr>
+          <w:rFonts w:ascii="Arial" w:hAnsi="Arial" w:eastAsia="Arial" w:cs="Arial"/>
           <w:i/>
           <w:iCs/>
+          <w:color w:val="000000"/>
+          <w:sz w:val="22"/>
+          <w:szCs w:val="22"/>
         </w:rPr>
         <w:t xml:space="preserve">We agree that preservation of clinically important tails required clearer discussion.</w:t>
       </w:r>
       <w:r>
-        <w:t xml:space="preserve"> </w:t>
-      </w:r>
-      <w:r>
+        <w:rPr>
+          <w:rFonts w:ascii="Arial" w:hAnsi="Arial" w:eastAsia="Arial" w:cs="Arial"/>
+          <w:color w:val="000000"/>
+          <w:sz w:val="22"/>
+          <w:szCs w:val="22"/>
+        </w:rPr>
+        <w:t xml:space="preserve"> </w:t>
+      </w:r>
+      <w:r>
+        <w:rPr>
+          <w:rFonts w:ascii="Arial" w:hAnsi="Arial" w:eastAsia="Arial" w:cs="Arial"/>
+          <w:color w:val="000000"/>
+          <w:sz w:val="22"/>
+          <w:szCs w:val="22"/>
+        </w:rPr>
         <w:t xml:space="preserve">In the descriptive bootstrap Mann--Whitney diagnostic, four of 24 feature--condition pairs fell below the 90% no-difference-detected criterion: FIX and plasminogen in the PCOS and Developed PE groups. The relative differences between the real and synthetic subgroup means for these pairs were 9--15%, and variability among the real patients was large. This power-limited diagnostic was not an equivalence test and did not determine whether the lower fractions reflected mean shifts, compressed tails, or limited power. We therefore did not interpret it as evidence that the method systematically compressed tails.</w:t>
       </w:r>
     </w:p>
@@ -969,6 +1687,12 @@
         <w:pStyle w:val="BodyText"/>
       </w:pPr>
       <w:r>
+        <w:rPr>
+          <w:rFonts w:ascii="Arial" w:hAnsi="Arial" w:eastAsia="Arial" w:cs="Arial"/>
+          <w:color w:val="000000"/>
+          <w:sz w:val="22"/>
+          <w:szCs w:val="22"/>
+        </w:rPr>
         <w:t xml:space="preserve">Truncating the principal-component representation and drawing profile magnitudes from only 23 observed values could nevertheless compress the generated tails. If a generated cohort under-represented severe states, it could not establish how often those states occurred or how severe they became. Although synthetic profiles extended beyond the real cohort's convex hull, that result did not show that they reproduced the true tails of the population. We therefore stated that these cohorts should not be used to estimate extreme risk without additional real data. We also clarified that the main mechanistic-overlap measure used the 5th to 95th percentile range of the real cohort and therefore did not validate tail behavior. The Kolmogorov–Smirnov tests compared the full distributions but were not designed specifically to test the tails.</w:t>
       </w:r>
     </w:p>
@@ -978,23 +1702,49 @@
       </w:pPr>
       <w:r>
         <w:rPr>
+          <w:rFonts w:ascii="Arial" w:hAnsi="Arial" w:eastAsia="Arial" w:cs="Arial"/>
           <w:b/>
           <w:bCs/>
+          <w:color w:val="000000"/>
+          <w:sz w:val="22"/>
+          <w:szCs w:val="22"/>
         </w:rPr>
         <w:t xml:space="preserve">Changes:</w:t>
       </w:r>
       <w:r>
-        <w:t xml:space="preserve"> </w:t>
-      </w:r>
-      <w:r>
+        <w:rPr>
+          <w:rFonts w:ascii="Arial" w:hAnsi="Arial" w:eastAsia="Arial" w:cs="Arial"/>
+          <w:color w:val="000000"/>
+          <w:sz w:val="22"/>
+          <w:szCs w:val="22"/>
+        </w:rPr>
+        <w:t xml:space="preserve"> </w:t>
+      </w:r>
+      <w:r>
+        <w:rPr>
+          <w:rFonts w:ascii="Arial" w:hAnsi="Arial" w:eastAsia="Arial" w:cs="Arial"/>
+          <w:color w:val="000000"/>
+          <w:sz w:val="22"/>
+          <w:szCs w:val="22"/>
+        </w:rPr>
         <w:t xml:space="preserve">Discussion (a question-led tail-preservation paragraph that explains the evidence, clinical concern, and supported conclusion); links to E2.</w:t>
       </w:r>
       <w:r>
-        <w:t xml:space="preserve"> </w:t>
-      </w:r>
-      <w:r>
-        <w:rPr>
+        <w:rPr>
+          <w:rFonts w:ascii="Arial" w:hAnsi="Arial" w:eastAsia="Arial" w:cs="Arial"/>
+          <w:color w:val="000000"/>
+          <w:sz w:val="22"/>
+          <w:szCs w:val="22"/>
+        </w:rPr>
+        <w:t xml:space="preserve"> </w:t>
+      </w:r>
+      <w:r>
+        <w:rPr>
+          <w:rFonts w:ascii="Arial" w:hAnsi="Arial" w:eastAsia="Arial" w:cs="Arial"/>
           <w:rStyle w:val="VerbatimChar"/>
+          <w:color w:val="000000"/>
+          <w:sz w:val="22"/>
+          <w:szCs w:val="22"/>
         </w:rPr>
         <w:t xml:space="preserve">\rone{...}</w:t>
       </w:r>
@@ -1013,6 +1763,12 @@
         <w:pStyle w:val="Heading3"/>
       </w:pPr>
       <w:r>
+        <w:rPr>
+          <w:rFonts w:ascii="Arial" w:hAnsi="Arial" w:eastAsia="Arial" w:cs="Arial"/>
+          <w:color w:val="000000"/>
+          <w:sz w:val="22"/>
+          <w:szCs w:val="22"/>
+        </w:rPr>
         <w:t xml:space="preserve">R1.8 / R2.1: Generalizability beyond a single cohort</w:t>
       </w:r>
     </w:p>
@@ -1021,6 +1777,12 @@
         <w:pStyle w:val="BlockText"/>
       </w:pPr>
       <w:r>
+        <w:rPr>
+          <w:rFonts w:ascii="Arial" w:hAnsi="Arial" w:eastAsia="Arial" w:cs="Arial"/>
+          <w:color w:val="000000"/>
+          <w:sz w:val="22"/>
+          <w:szCs w:val="22"/>
+        </w:rPr>
         <w:t xml:space="preserve">Validation is on a single K=23 cohort from a single domain. Encourage external validation or explicit limitation; recommend proof-of-concept framing. (R2: a second dataset, or a synthetic benchmark / simulation study demonstrating robustness to varying data characteristics.)</w:t>
       </w:r>
     </w:p>
@@ -1030,15 +1792,31 @@
       </w:pPr>
       <w:r>
         <w:rPr>
+          <w:rFonts w:ascii="Arial" w:hAnsi="Arial" w:eastAsia="Arial" w:cs="Arial"/>
           <w:i/>
           <w:iCs/>
+          <w:color w:val="000000"/>
+          <w:sz w:val="22"/>
+          <w:szCs w:val="22"/>
         </w:rPr>
         <w:t xml:space="preserve">We agree that one clinical cohort could not establish generalizability or robustness to changes in sample size, dimension, or nonlinear structure.</w:t>
       </w:r>
       <w:r>
-        <w:t xml:space="preserve"> </w:t>
-      </w:r>
-      <w:r>
+        <w:rPr>
+          <w:rFonts w:ascii="Arial" w:hAnsi="Arial" w:eastAsia="Arial" w:cs="Arial"/>
+          <w:color w:val="000000"/>
+          <w:sz w:val="22"/>
+          <w:szCs w:val="22"/>
+        </w:rPr>
+        <w:t xml:space="preserve"> </w:t>
+      </w:r>
+      <w:r>
+        <w:rPr>
+          <w:rFonts w:ascii="Arial" w:hAnsi="Arial" w:eastAsia="Arial" w:cs="Arial"/>
+          <w:color w:val="000000"/>
+          <w:sz w:val="22"/>
+          <w:szCs w:val="22"/>
+        </w:rPr>
         <w:t xml:space="preserve">We therefore added three complementary robustness tests. The Results first compared stochastic attention with a sample-covariance Gaussian generator on recovery of a known population covariance. They then tested stochastic attention alone with fewer clinical training patients and compared the two generators on nonlinear populations.</w:t>
       </w:r>
     </w:p>
@@ -1047,6 +1825,12 @@
         <w:pStyle w:val="BodyText"/>
       </w:pPr>
       <w:r>
+        <w:rPr>
+          <w:rFonts w:ascii="Arial" w:hAnsi="Arial" w:eastAsia="Arial" w:cs="Arial"/>
+          <w:color w:val="000000"/>
+          <w:sz w:val="22"/>
+          <w:szCs w:val="22"/>
+        </w:rPr>
         <w:t xml:space="preserve">The covariance test asked whether stochastic attention or the Gaussian comparator could more accurately recover a known population covariance from a small, high-dimensional sample. We created simulated datasets by drawing profiles from low-rank Gaussian populations with known covariance. We varied the number of profiles in each dataset (</w:t>
       </w:r>
       <m:oMath>
@@ -1064,6 +1848,12 @@
         </m:r>
       </m:oMath>
       <w:r>
+        <w:rPr>
+          <w:rFonts w:ascii="Arial" w:hAnsi="Arial" w:eastAsia="Arial" w:cs="Arial"/>
+          <w:color w:val="000000"/>
+          <w:sz w:val="22"/>
+          <w:szCs w:val="22"/>
+        </w:rPr>
         <w:t xml:space="preserve">, 15, 23, 40, or 80), the number of variables per profile (</w:t>
       </w:r>
       <m:oMath>
@@ -1081,6 +1871,12 @@
         </m:r>
       </m:oMath>
       <w:r>
+        <w:rPr>
+          <w:rFonts w:ascii="Arial" w:hAnsi="Arial" w:eastAsia="Arial" w:cs="Arial"/>
+          <w:color w:val="000000"/>
+          <w:sz w:val="22"/>
+          <w:szCs w:val="22"/>
+        </w:rPr>
         <w:t xml:space="preserve">, 120, or 216), and the latent rank (</w:t>
       </w:r>
       <m:oMath>
@@ -1098,9 +1894,21 @@
         </m:r>
       </m:oMath>
       <w:r>
+        <w:rPr>
+          <w:rFonts w:ascii="Arial" w:hAnsi="Arial" w:eastAsia="Arial" w:cs="Arial"/>
+          <w:color w:val="000000"/>
+          <w:sz w:val="22"/>
+          <w:szCs w:val="22"/>
+        </w:rPr>
         <w:t xml:space="preserve">, 5, or 10). For each setting, we repeated the standardization, PCA, and inverse-temperature selection and constructed a stochastic-attention memory matrix. For comparison, we estimated a Gaussian generator from the dataset's sample mean and covariance. The Gaussian generator used diagonal jitter for numerical sampling but no covariance shrinkage. Both generators produced 100 profiles. We measured covariance error as the square root of the summed squared entry-by-entry differences between the generated and known covariance matrices, divided by the corresponding value for the known matrix. This relative Frobenius error allowed comparisons across settings and tested recovery of the population covariance rather than reproduction of the sampled profiles. Stochastic attention had lower error in 35 of the 39 rank-deficient</w:t>
       </w:r>
       <w:r>
+        <w:rPr>
+          <w:rFonts w:ascii="Arial" w:hAnsi="Arial" w:eastAsia="Arial" w:cs="Arial"/>
+          <w:color w:val="000000"/>
+          <w:sz w:val="22"/>
+          <w:szCs w:val="22"/>
+        </w:rPr>
         <w:t xml:space="preserve"> </w:t>
       </w:r>
       <m:oMath>
@@ -1118,12 +1926,30 @@
         </m:r>
       </m:oMath>
       <w:r>
-        <w:t xml:space="preserve"> </w:t>
-      </w:r>
-      <w:r>
+        <w:rPr>
+          <w:rFonts w:ascii="Arial" w:hAnsi="Arial" w:eastAsia="Arial" w:cs="Arial"/>
+          <w:color w:val="000000"/>
+          <w:sz w:val="22"/>
+          <w:szCs w:val="22"/>
+        </w:rPr>
+        <w:t xml:space="preserve"> </w:t>
+      </w:r>
+      <w:r>
+        <w:rPr>
+          <w:rFonts w:ascii="Arial" w:hAnsi="Arial" w:eastAsia="Arial" w:cs="Arial"/>
+          <w:color w:val="000000"/>
+          <w:sz w:val="22"/>
+          <w:szCs w:val="22"/>
+        </w:rPr>
         <w:t xml:space="preserve">settings. At</w:t>
       </w:r>
       <w:r>
+        <w:rPr>
+          <w:rFonts w:ascii="Arial" w:hAnsi="Arial" w:eastAsia="Arial" w:cs="Arial"/>
+          <w:color w:val="000000"/>
+          <w:sz w:val="22"/>
+          <w:szCs w:val="22"/>
+        </w:rPr>
         <w:t xml:space="preserve"> </w:t>
       </w:r>
       <m:oMath>
@@ -1141,12 +1967,30 @@
         </m:r>
       </m:oMath>
       <w:r>
-        <w:t xml:space="preserve"> </w:t>
-      </w:r>
-      <w:r>
+        <w:rPr>
+          <w:rFonts w:ascii="Arial" w:hAnsi="Arial" w:eastAsia="Arial" w:cs="Arial"/>
+          <w:color w:val="000000"/>
+          <w:sz w:val="22"/>
+          <w:szCs w:val="22"/>
+        </w:rPr>
+        <w:t xml:space="preserve"> </w:t>
+      </w:r>
+      <w:r>
+        <w:rPr>
+          <w:rFonts w:ascii="Arial" w:hAnsi="Arial" w:eastAsia="Arial" w:cs="Arial"/>
+          <w:color w:val="000000"/>
+          <w:sz w:val="22"/>
+          <w:szCs w:val="22"/>
+        </w:rPr>
         <w:t xml:space="preserve">and</w:t>
       </w:r>
       <w:r>
+        <w:rPr>
+          <w:rFonts w:ascii="Arial" w:hAnsi="Arial" w:eastAsia="Arial" w:cs="Arial"/>
+          <w:color w:val="000000"/>
+          <w:sz w:val="22"/>
+          <w:szCs w:val="22"/>
+        </w:rPr>
         <w:t xml:space="preserve"> </w:t>
       </w:r>
       <m:oMath>
@@ -1164,6 +2008,12 @@
         </m:r>
       </m:oMath>
       <w:r>
+        <w:rPr>
+          <w:rFonts w:ascii="Arial" w:hAnsi="Arial" w:eastAsia="Arial" w:cs="Arial"/>
+          <w:color w:val="000000"/>
+          <w:sz w:val="22"/>
+          <w:szCs w:val="22"/>
+        </w:rPr>
         <w:t xml:space="preserve">, the Gaussian generator's error was approximately 1.5 times the stochastic-attention error after averaging across ranks.</w:t>
       </w:r>
     </w:p>
@@ -1172,6 +2022,12 @@
         <w:pStyle w:val="BodyText"/>
       </w:pPr>
       <w:r>
+        <w:rPr>
+          <w:rFonts w:ascii="Arial" w:hAnsi="Arial" w:eastAsia="Arial" w:cs="Arial"/>
+          <w:color w:val="000000"/>
+          <w:sz w:val="22"/>
+          <w:szCs w:val="22"/>
+        </w:rPr>
         <w:t xml:space="preserve">The sample-size test evaluated stochastic attention alone as the clinical training set became smaller. We randomly selected 20, 15, 10, or 8 of the 23 patients and repeated the selection ten times at each size. We repeated the stochastic-attention preprocessing and inverse-temperature selection, constructed a new memory matrix from each subset, generated 100 profiles, and compared every generated cohort with the same complete set of 23 real patients. This provided a common reference across subset sizes. As the subset size decreased from 20 to 8, mean cross-visit correlation error increased from 0.63 to 1.11 and the median error in variable means increased from about 2.0% to 4.9%. Mechanistic overlap remained near 0.90.</w:t>
       </w:r>
     </w:p>
@@ -1180,6 +2036,12 @@
         <w:pStyle w:val="BodyText"/>
       </w:pPr>
       <w:r>
+        <w:rPr>
+          <w:rFonts w:ascii="Arial" w:hAnsi="Arial" w:eastAsia="Arial" w:cs="Arial"/>
+          <w:color w:val="000000"/>
+          <w:sz w:val="22"/>
+          <w:szCs w:val="22"/>
+        </w:rPr>
         <w:t xml:space="preserve">The nonlinearity test asked how increasing curvature affected recovery of a nonlinear pattern. For five replicate samples of 23 points at each curvature and dimension, we constructed a stochastic-attention memory matrix and estimated the same sample-covariance Gaussian comparator; both generators produced 100 profiles. The noisy S-curve represented a one-dimensional simulated path that resembled the letter S because it had two opposing bends. Zero curvature made this path a straight line, and larger values made the bends stronger. We spread the path across 30 or 120 simulated variables while preserving its shape. We measured within-plane distance from the known curve and covariance error against an independent 50,000-profile population reference as curvature increased. Stochastic-attention samples moved farther from the curve as curvature increased. At curvature 0.5, their mean distance was at least twice the straight-line value after averaging across the five replicates and both dimensions; it remained below this threshold at curvature 0.25. Despite this decline, at every nonzero curvature, stochastic-attention samples remained closer to the curve on average than Gaussian samples. However, the Gaussian generator recovered covariance more accurately, so neither generator performed better on both measures.</w:t>
       </w:r>
     </w:p>
@@ -1188,6 +2050,12 @@
         <w:pStyle w:val="BodyText"/>
       </w:pPr>
       <w:r>
+        <w:rPr>
+          <w:rFonts w:ascii="Arial" w:hAnsi="Arial" w:eastAsia="Arial" w:cs="Arial"/>
+          <w:color w:val="000000"/>
+          <w:sz w:val="22"/>
+          <w:szCs w:val="22"/>
+        </w:rPr>
         <w:t xml:space="preserve">These tests showed lower covariance error for stochastic attention in most of the tested small, linear, rank-deficient settings. Marginal and correlation fidelity declined with fewer clinical training patients, although mechanistic overlap remained near 0.90. The nonlinear benchmark exposed a trade-off: at nonzero curvature, stochastic-attention samples remained closer to the curve on average, whereas the Gaussian generator recovered covariance more accurately. We also noted that related studies have applied the same geometry-based operating-point rule and multiplicity weighting to protein sequence generation and conditional steering. We cited those studies as prior applications in another domain, not as clinical validation. We separately framed the present clinical study as a proof of concept and stated that we did not test the method in a second clinical cohort.</w:t>
       </w:r>
     </w:p>
@@ -1197,32 +2065,68 @@
       </w:pPr>
       <w:r>
         <w:rPr>
+          <w:rFonts w:ascii="Arial" w:hAnsi="Arial" w:eastAsia="Arial" w:cs="Arial"/>
           <w:b/>
           <w:bCs/>
+          <w:color w:val="000000"/>
+          <w:sz w:val="22"/>
+          <w:szCs w:val="22"/>
         </w:rPr>
         <w:t xml:space="preserve">Changes:</w:t>
       </w:r>
       <w:r>
-        <w:t xml:space="preserve"> </w:t>
-      </w:r>
-      <w:r>
+        <w:rPr>
+          <w:rFonts w:ascii="Arial" w:hAnsi="Arial" w:eastAsia="Arial" w:cs="Arial"/>
+          <w:color w:val="000000"/>
+          <w:sz w:val="22"/>
+          <w:szCs w:val="22"/>
+        </w:rPr>
+        <w:t xml:space="preserve"> </w:t>
+      </w:r>
+      <w:r>
+        <w:rPr>
+          <w:rFonts w:ascii="Arial" w:hAnsi="Arial" w:eastAsia="Arial" w:cs="Arial"/>
+          <w:color w:val="000000"/>
+          <w:sz w:val="22"/>
+          <w:szCs w:val="22"/>
+        </w:rPr>
         <w:t xml:space="preserve">New Methods subsection "Robustness Tests," including the construction and numerical details for both generators, and a single-paragraph Results subsection "Robustness to Sample Size, Dimensionality, and Nonlinearity" that explains the three tests in plain language and identifies which generators were evaluated in each one. The Methods define the S-curve in plain language, and its first Results mention links to the full construction. The Results distinguish construction of the stochastic-attention memory matrix from estimation of the Gaussian comparator using the sample mean and covariance, describe the number of profiles in each simulated dataset, state what each test measured, retain the averaging used for the reported covariance-error ratio, and separate the decline in stochastic-attention curve recovery as curvature increased from the comparison with the Gaussian generator. The Results move from population-covariance recovery to the stochastic-attention clinical subset test and then the two-generator nonlinear-structure benchmark; revised main-text figure (</w:t>
       </w:r>
       <w:r>
         <w:rPr>
+          <w:rFonts w:ascii="Arial" w:hAnsi="Arial" w:eastAsia="Arial" w:cs="Arial"/>
           <w:rStyle w:val="VerbatimChar"/>
+          <w:color w:val="000000"/>
+          <w:sz w:val="22"/>
+          <w:szCs w:val="22"/>
         </w:rPr>
         <w:t xml:space="preserve">fig:sim-recovery</w:t>
       </w:r>
       <w:r>
+        <w:rPr>
+          <w:rFonts w:ascii="Arial" w:hAnsi="Arial" w:eastAsia="Arial" w:cs="Arial"/>
+          <w:color w:val="000000"/>
+          <w:sz w:val="22"/>
+          <w:szCs w:val="22"/>
+        </w:rPr>
         <w:t xml:space="preserve">) and caption; added cross-domain context in the Introduction and Discussion; explicit proof-of-concept framing in the Abstract, Introduction, Discussion, and Conclusion. The Discussion also stated that the subgroup test did not establish equivalence. Violet.</w:t>
       </w:r>
       <w:r>
-        <w:t xml:space="preserve"> </w:t>
-      </w:r>
-      <w:r>
-        <w:rPr>
+        <w:rPr>
+          <w:rFonts w:ascii="Arial" w:hAnsi="Arial" w:eastAsia="Arial" w:cs="Arial"/>
+          <w:color w:val="000000"/>
+          <w:sz w:val="22"/>
+          <w:szCs w:val="22"/>
+        </w:rPr>
+        <w:t xml:space="preserve"> </w:t>
+      </w:r>
+      <w:r>
+        <w:rPr>
+          <w:rFonts w:ascii="Arial" w:hAnsi="Arial" w:eastAsia="Arial" w:cs="Arial"/>
           <w:rStyle w:val="VerbatimChar"/>
+          <w:color w:val="000000"/>
+          <w:sz w:val="22"/>
+          <w:szCs w:val="22"/>
         </w:rPr>
         <w:t xml:space="preserve">\rboth{...}</w:t>
       </w:r>
@@ -1241,6 +2145,12 @@
         <w:pStyle w:val="Heading3"/>
       </w:pPr>
       <w:r>
+        <w:rPr>
+          <w:rFonts w:ascii="Arial" w:hAnsi="Arial" w:eastAsia="Arial" w:cs="Arial"/>
+          <w:color w:val="000000"/>
+          <w:sz w:val="22"/>
+          <w:szCs w:val="22"/>
+        </w:rPr>
         <w:t xml:space="preserve">R1.9 / R2.minor2: Theory exposition for a biomedical audience</w:t>
       </w:r>
     </w:p>
@@ -1249,6 +2159,12 @@
         <w:pStyle w:val="BlockText"/>
       </w:pPr>
       <w:r>
+        <w:rPr>
+          <w:rFonts w:ascii="Arial" w:hAnsi="Arial" w:eastAsia="Arial" w:cs="Arial"/>
+          <w:color w:val="000000"/>
+          <w:sz w:val="22"/>
+          <w:szCs w:val="22"/>
+        </w:rPr>
         <w:t xml:space="preserve">The entropy-inflection (β) selection, participation-ratio interpretation, and geometric interpretation of the energy landscape are hard for a broad biomedical audience; add intuition or a schematic. (R2: streamline the Hopfield theory to focus on the applied contribution.)</w:t>
       </w:r>
     </w:p>
@@ -1258,15 +2174,31 @@
       </w:pPr>
       <w:r>
         <w:rPr>
+          <w:rFonts w:ascii="Arial" w:hAnsi="Arial" w:eastAsia="Arial" w:cs="Arial"/>
           <w:i/>
           <w:iCs/>
+          <w:color w:val="000000"/>
+          <w:sz w:val="22"/>
+          <w:szCs w:val="22"/>
         </w:rPr>
         <w:t xml:space="preserve">We agree that the theory needed a simpler explanation.</w:t>
       </w:r>
       <w:r>
-        <w:t xml:space="preserve"> </w:t>
-      </w:r>
-      <w:r>
+        <w:rPr>
+          <w:rFonts w:ascii="Arial" w:hAnsi="Arial" w:eastAsia="Arial" w:cs="Arial"/>
+          <w:color w:val="000000"/>
+          <w:sz w:val="22"/>
+          <w:szCs w:val="22"/>
+        </w:rPr>
+        <w:t xml:space="preserve"> </w:t>
+      </w:r>
+      <w:r>
+        <w:rPr>
+          <w:rFonts w:ascii="Arial" w:hAnsi="Arial" w:eastAsia="Arial" w:cs="Arial"/>
+          <w:color w:val="000000"/>
+          <w:sz w:val="22"/>
+          <w:szCs w:val="22"/>
+        </w:rPr>
         <w:t xml:space="preserve">We revised the Methods to explain the two roles of β. In the Hopfield update, low β spread attention across many stored profiles and moved toward their weighted average. High β concentrated attention on individual profiles. In direct sampling, β did not change the probability of selecting each unit-normalized profile. Those probabilities were set by the multiplicity weights. Instead, β controlled how widely samples spread around the selected profile.</w:t>
       </w:r>
     </w:p>
@@ -1275,6 +2207,12 @@
         <w:pStyle w:val="BodyText"/>
       </w:pPr>
       <w:r>
+        <w:rPr>
+          <w:rFonts w:ascii="Arial" w:hAnsi="Arial" w:eastAsia="Arial" w:cs="Arial"/>
+          <w:color w:val="000000"/>
+          <w:sz w:val="22"/>
+          <w:szCs w:val="22"/>
+        </w:rPr>
         <w:t xml:space="preserve">We chose β* at the point where the attention-entropy curve bent downward most strongly. We calculated this as the most negative finite-difference second derivative of normalized entropy with respect to log β. We defined the participation ratio as the number of equally weighted mixture components that would give the same concentration of sampling probability. It was not an independent patient count. We also introduced each displayed equation with a complete sentence that states what the equation gives and connects it to the preceding mathematical step. We moved the entropy definition and calculation details to a new Supplementary Methods subsection while keeping the explanation and resulting values in the main text. We did not add another figure because the main text already contained seven figures and Reviewer 2 requested figure consolidation.</w:t>
       </w:r>
     </w:p>
@@ -1284,23 +2222,49 @@
       </w:pPr>
       <w:r>
         <w:rPr>
+          <w:rFonts w:ascii="Arial" w:hAnsi="Arial" w:eastAsia="Arial" w:cs="Arial"/>
           <w:b/>
           <w:bCs/>
+          <w:color w:val="000000"/>
+          <w:sz w:val="22"/>
+          <w:szCs w:val="22"/>
         </w:rPr>
         <w:t xml:space="preserve">Changes:</w:t>
       </w:r>
       <w:r>
-        <w:t xml:space="preserve"> </w:t>
-      </w:r>
-      <w:r>
+        <w:rPr>
+          <w:rFonts w:ascii="Arial" w:hAnsi="Arial" w:eastAsia="Arial" w:cs="Arial"/>
+          <w:color w:val="000000"/>
+          <w:sz w:val="22"/>
+          <w:szCs w:val="22"/>
+        </w:rPr>
+        <w:t xml:space="preserve"> </w:t>
+      </w:r>
+      <w:r>
+        <w:rPr>
+          <w:rFonts w:ascii="Arial" w:hAnsi="Arial" w:eastAsia="Arial" w:cs="Arial"/>
+          <w:color w:val="000000"/>
+          <w:sz w:val="22"/>
+          <w:szCs w:val="22"/>
+        </w:rPr>
         <w:t xml:space="preserve">Methods (simplified explanation, connected lead-ins to displayed equations, and a separate concise participation-ratio paragraph); Supplement (detailed theory and calculation). Violet.</w:t>
       </w:r>
       <w:r>
-        <w:t xml:space="preserve"> </w:t>
-      </w:r>
-      <w:r>
-        <w:rPr>
+        <w:rPr>
+          <w:rFonts w:ascii="Arial" w:hAnsi="Arial" w:eastAsia="Arial" w:cs="Arial"/>
+          <w:color w:val="000000"/>
+          <w:sz w:val="22"/>
+          <w:szCs w:val="22"/>
+        </w:rPr>
+        <w:t xml:space="preserve"> </w:t>
+      </w:r>
+      <w:r>
+        <w:rPr>
+          <w:rFonts w:ascii="Arial" w:hAnsi="Arial" w:eastAsia="Arial" w:cs="Arial"/>
           <w:rStyle w:val="VerbatimChar"/>
+          <w:color w:val="000000"/>
+          <w:sz w:val="22"/>
+          <w:szCs w:val="22"/>
         </w:rPr>
         <w:t xml:space="preserve">\rboth{...}</w:t>
       </w:r>
@@ -1319,6 +2283,12 @@
         <w:pStyle w:val="Heading3"/>
       </w:pPr>
       <w:r>
+        <w:rPr>
+          <w:rFonts w:ascii="Arial" w:hAnsi="Arial" w:eastAsia="Arial" w:cs="Arial"/>
+          <w:color w:val="000000"/>
+          <w:sz w:val="22"/>
+          <w:szCs w:val="22"/>
+        </w:rPr>
         <w:t xml:space="preserve">R1.10: Unvalidated feature categories (fibrinolytic, viscoelastic)</w:t>
       </w:r>
     </w:p>
@@ -1327,6 +2297,12 @@
         <w:pStyle w:val="BlockText"/>
       </w:pPr>
       <w:r>
+        <w:rPr>
+          <w:rFonts w:ascii="Arial" w:hAnsi="Arial" w:eastAsia="Arial" w:cs="Arial"/>
+          <w:color w:val="000000"/>
+          <w:sz w:val="22"/>
+          <w:szCs w:val="22"/>
+        </w:rPr>
         <w:t xml:space="preserve">Mechanistic validation covered only thrombin generation, not fibrinolytic or viscoelastic features, which are a substantial portion of the feature space. Discuss how unvalidated categories may influence the generated manifold and whether they contribute meaningfully to the energy landscape; expand future validation.</w:t>
       </w:r>
     </w:p>
@@ -1336,15 +2312,31 @@
       </w:pPr>
       <w:r>
         <w:rPr>
+          <w:rFonts w:ascii="Arial" w:hAnsi="Arial" w:eastAsia="Arial" w:cs="Arial"/>
           <w:i/>
           <w:iCs/>
+          <w:color w:val="000000"/>
+          <w:sz w:val="22"/>
+          <w:szCs w:val="22"/>
         </w:rPr>
         <w:t xml:space="preserve">We agree and clarified this limitation.</w:t>
       </w:r>
       <w:r>
-        <w:t xml:space="preserve"> </w:t>
-      </w:r>
-      <w:r>
+        <w:rPr>
+          <w:rFonts w:ascii="Arial" w:hAnsi="Arial" w:eastAsia="Arial" w:cs="Arial"/>
+          <w:color w:val="000000"/>
+          <w:sz w:val="22"/>
+          <w:szCs w:val="22"/>
+        </w:rPr>
+        <w:t xml:space="preserve"> </w:t>
+      </w:r>
+      <w:r>
+        <w:rPr>
+          <w:rFonts w:ascii="Arial" w:hAnsi="Arial" w:eastAsia="Arial" w:cs="Arial"/>
+          <w:color w:val="000000"/>
+          <w:sz w:val="22"/>
+          <w:szCs w:val="22"/>
+        </w:rPr>
         <w:t xml:space="preserve">The rotational thromboelastometry and fibrinolytic features were part of the full profile and influenced the generated profiles through their loadings on the retained principal components. Their median relative errors were comparable to those of the coagulation factors. We removed the mechanistic-model aside from the Marginal Plausibility subsection so that the paragraph ends with its main finding. The final Discussion paragraph retains the limitation: the mechanistic model represented thrombin generation, not fibrinolysis or clot viscoelasticity, so the analysis did not establish biological fidelity across the full profile. Testing these features mechanistically would require models that represent those processes.</w:t>
       </w:r>
     </w:p>
@@ -1354,23 +2346,49 @@
       </w:pPr>
       <w:r>
         <w:rPr>
+          <w:rFonts w:ascii="Arial" w:hAnsi="Arial" w:eastAsia="Arial" w:cs="Arial"/>
           <w:b/>
           <w:bCs/>
+          <w:color w:val="000000"/>
+          <w:sz w:val="22"/>
+          <w:szCs w:val="22"/>
         </w:rPr>
         <w:t xml:space="preserve">Changes:</w:t>
       </w:r>
       <w:r>
-        <w:t xml:space="preserve"> </w:t>
-      </w:r>
-      <w:r>
+        <w:rPr>
+          <w:rFonts w:ascii="Arial" w:hAnsi="Arial" w:eastAsia="Arial" w:cs="Arial"/>
+          <w:color w:val="000000"/>
+          <w:sz w:val="22"/>
+          <w:szCs w:val="22"/>
+        </w:rPr>
+        <w:t xml:space="preserve"> </w:t>
+      </w:r>
+      <w:r>
+        <w:rPr>
+          <w:rFonts w:ascii="Arial" w:hAnsi="Arial" w:eastAsia="Arial" w:cs="Arial"/>
+          <w:color w:val="000000"/>
+          <w:sz w:val="22"/>
+          <w:szCs w:val="22"/>
+        </w:rPr>
         <w:t xml:space="preserve">Results (Marginal Plausibility) and reorganized final Discussion paragraph.</w:t>
       </w:r>
       <w:r>
-        <w:t xml:space="preserve"> </w:t>
-      </w:r>
-      <w:r>
-        <w:rPr>
+        <w:rPr>
+          <w:rFonts w:ascii="Arial" w:hAnsi="Arial" w:eastAsia="Arial" w:cs="Arial"/>
+          <w:color w:val="000000"/>
+          <w:sz w:val="22"/>
+          <w:szCs w:val="22"/>
+        </w:rPr>
+        <w:t xml:space="preserve"> </w:t>
+      </w:r>
+      <w:r>
+        <w:rPr>
+          <w:rFonts w:ascii="Arial" w:hAnsi="Arial" w:eastAsia="Arial" w:cs="Arial"/>
           <w:rStyle w:val="VerbatimChar"/>
+          <w:color w:val="000000"/>
+          <w:sz w:val="22"/>
+          <w:szCs w:val="22"/>
         </w:rPr>
         <w:t xml:space="preserve">\rone{...}</w:t>
       </w:r>
@@ -1389,6 +2407,12 @@
         <w:pStyle w:val="Heading3"/>
       </w:pPr>
       <w:r>
+        <w:rPr>
+          <w:rFonts w:ascii="Arial" w:hAnsi="Arial" w:eastAsia="Arial" w:cs="Arial"/>
+          <w:color w:val="000000"/>
+          <w:sz w:val="22"/>
+          <w:szCs w:val="22"/>
+        </w:rPr>
         <w:t xml:space="preserve">R1.11: Downstream improvement may reflect smoothing/variance suppression</w:t>
       </w:r>
     </w:p>
@@ -1397,6 +2421,12 @@
         <w:pStyle w:val="BlockText"/>
       </w:pPr>
       <w:r>
+        <w:rPr>
+          <w:rFonts w:ascii="Arial" w:hAnsi="Arial" w:eastAsia="Arial" w:cs="Arial"/>
+          <w:color w:val="000000"/>
+          <w:sz w:val="22"/>
+          <w:szCs w:val="22"/>
+        </w:rPr>
         <w:t xml:space="preserve">The synthetic-calibrated model's improvement over the real-calibrated model may partly reflect smoothing/regularization that suppresses physiologically meaningful heterogeneity.</w:t>
       </w:r>
     </w:p>
@@ -1406,15 +2436,31 @@
       </w:pPr>
       <w:r>
         <w:rPr>
+          <w:rFonts w:ascii="Arial" w:hAnsi="Arial" w:eastAsia="Arial" w:cs="Arial"/>
           <w:i/>
           <w:iCs/>
+          <w:color w:val="000000"/>
+          <w:sz w:val="22"/>
+          <w:szCs w:val="22"/>
         </w:rPr>
         <w:t xml:space="preserve">We agree and made this interpretation more direct.</w:t>
       </w:r>
       <w:r>
-        <w:t xml:space="preserve"> </w:t>
-      </w:r>
-      <w:r>
+        <w:rPr>
+          <w:rFonts w:ascii="Arial" w:hAnsi="Arial" w:eastAsia="Arial" w:cs="Arial"/>
+          <w:color w:val="000000"/>
+          <w:sz w:val="22"/>
+          <w:szCs w:val="22"/>
+        </w:rPr>
+        <w:t xml:space="preserve"> </w:t>
+      </w:r>
+      <w:r>
+        <w:rPr>
+          <w:rFonts w:ascii="Arial" w:hAnsi="Arial" w:eastAsia="Arial" w:cs="Arial"/>
+          <w:color w:val="000000"/>
+          <w:sz w:val="22"/>
+          <w:szCs w:val="22"/>
+        </w:rPr>
         <w:t xml:space="preserve">The modest downstream gain (0.94× ratio) did not show that synthetic data were superior. The original Results paragraph already stated that the profiles came from the same real cohort and that the comparison was not independent validation. We therefore focused the reviewer-added text on the distinct interpretation: the gain may instead have reflected a more stable calibration objective produced by sampling the represented distribution more densely. We also connected this interpretation to the tail-compression limitation and did not claim that we had established the cause of the numerical gain.</w:t>
       </w:r>
     </w:p>
@@ -1424,23 +2470,49 @@
       </w:pPr>
       <w:r>
         <w:rPr>
+          <w:rFonts w:ascii="Arial" w:hAnsi="Arial" w:eastAsia="Arial" w:cs="Arial"/>
           <w:b/>
           <w:bCs/>
+          <w:color w:val="000000"/>
+          <w:sz w:val="22"/>
+          <w:szCs w:val="22"/>
         </w:rPr>
         <w:t xml:space="preserve">Changes:</w:t>
       </w:r>
       <w:r>
-        <w:t xml:space="preserve"> </w:t>
-      </w:r>
-      <w:r>
+        <w:rPr>
+          <w:rFonts w:ascii="Arial" w:hAnsi="Arial" w:eastAsia="Arial" w:cs="Arial"/>
+          <w:color w:val="000000"/>
+          <w:sz w:val="22"/>
+          <w:szCs w:val="22"/>
+        </w:rPr>
+        <w:t xml:space="preserve"> </w:t>
+      </w:r>
+      <w:r>
+        <w:rPr>
+          <w:rFonts w:ascii="Arial" w:hAnsi="Arial" w:eastAsia="Arial" w:cs="Arial"/>
+          <w:color w:val="000000"/>
+          <w:sz w:val="22"/>
+          <w:szCs w:val="22"/>
+        </w:rPr>
         <w:t xml:space="preserve">Results (Downstream Utility) + Discussion.</w:t>
       </w:r>
       <w:r>
-        <w:t xml:space="preserve"> </w:t>
-      </w:r>
-      <w:r>
-        <w:rPr>
+        <w:rPr>
+          <w:rFonts w:ascii="Arial" w:hAnsi="Arial" w:eastAsia="Arial" w:cs="Arial"/>
+          <w:color w:val="000000"/>
+          <w:sz w:val="22"/>
+          <w:szCs w:val="22"/>
+        </w:rPr>
+        <w:t xml:space="preserve"> </w:t>
+      </w:r>
+      <w:r>
+        <w:rPr>
+          <w:rFonts w:ascii="Arial" w:hAnsi="Arial" w:eastAsia="Arial" w:cs="Arial"/>
           <w:rStyle w:val="VerbatimChar"/>
+          <w:color w:val="000000"/>
+          <w:sz w:val="22"/>
+          <w:szCs w:val="22"/>
         </w:rPr>
         <w:t xml:space="preserve">\rone{...}</w:t>
       </w:r>
@@ -1459,6 +2531,12 @@
         <w:pStyle w:val="Heading3"/>
       </w:pPr>
       <w:r>
+        <w:rPr>
+          <w:rFonts w:ascii="Arial" w:hAnsi="Arial" w:eastAsia="Arial" w:cs="Arial"/>
+          <w:color w:val="000000"/>
+          <w:sz w:val="22"/>
+          <w:szCs w:val="22"/>
+        </w:rPr>
         <w:t xml:space="preserve">R1.12: Computational scalability</w:t>
       </w:r>
     </w:p>
@@ -1467,6 +2545,12 @@
         <w:pStyle w:val="BlockText"/>
       </w:pPr>
       <w:r>
+        <w:rPr>
+          <w:rFonts w:ascii="Arial" w:hAnsi="Arial" w:eastAsia="Arial" w:cs="Arial"/>
+          <w:color w:val="000000"/>
+          <w:sz w:val="22"/>
+          <w:szCs w:val="22"/>
+        </w:rPr>
         <w:t xml:space="preserve">Discuss how the framework behaves as cohort size increases, whether the energy landscape becomes unstable at larger K, and how complexity scales with dimensionality.</w:t>
       </w:r>
     </w:p>
@@ -1476,18 +2560,40 @@
       </w:pPr>
       <w:r>
         <w:rPr>
+          <w:rFonts w:ascii="Arial" w:hAnsi="Arial" w:eastAsia="Arial" w:cs="Arial"/>
           <w:i/>
           <w:iCs/>
+          <w:color w:val="000000"/>
+          <w:sz w:val="22"/>
+          <w:szCs w:val="22"/>
         </w:rPr>
         <w:t xml:space="preserve">We added a direct description of computational cost.</w:t>
       </w:r>
       <w:r>
-        <w:t xml:space="preserve"> </w:t>
-      </w:r>
-      <w:r>
+        <w:rPr>
+          <w:rFonts w:ascii="Arial" w:hAnsi="Arial" w:eastAsia="Arial" w:cs="Arial"/>
+          <w:color w:val="000000"/>
+          <w:sz w:val="22"/>
+          <w:szCs w:val="22"/>
+        </w:rPr>
+        <w:t xml:space="preserve"> </w:t>
+      </w:r>
+      <w:r>
+        <w:rPr>
+          <w:rFonts w:ascii="Arial" w:hAnsi="Arial" w:eastAsia="Arial" w:cs="Arial"/>
+          <w:color w:val="000000"/>
+          <w:sz w:val="22"/>
+          <w:szCs w:val="22"/>
+        </w:rPr>
         <w:t xml:space="preserve">In the reported Langevin implementation, every sampling step evaluated all stored profiles. The cost of generating one profile therefore scaled as</w:t>
       </w:r>
       <w:r>
+        <w:rPr>
+          <w:rFonts w:ascii="Arial" w:hAnsi="Arial" w:eastAsia="Arial" w:cs="Arial"/>
+          <w:color w:val="000000"/>
+          <w:sz w:val="22"/>
+          <w:szCs w:val="22"/>
+        </w:rPr>
         <w:t xml:space="preserve"> </w:t>
       </w:r>
       <m:oMath>
@@ -1517,9 +2623,21 @@
         </m:r>
       </m:oMath>
       <w:r>
+        <w:rPr>
+          <w:rFonts w:ascii="Arial" w:hAnsi="Arial" w:eastAsia="Arial" w:cs="Arial"/>
+          <w:color w:val="000000"/>
+          <w:sz w:val="22"/>
+          <w:szCs w:val="22"/>
+        </w:rPr>
         <w:t xml:space="preserve">, where</w:t>
       </w:r>
       <w:r>
+        <w:rPr>
+          <w:rFonts w:ascii="Arial" w:hAnsi="Arial" w:eastAsia="Arial" w:cs="Arial"/>
+          <w:color w:val="000000"/>
+          <w:sz w:val="22"/>
+          <w:szCs w:val="22"/>
+        </w:rPr>
         <w:t xml:space="preserve"> </w:t>
       </w:r>
       <m:oMath>
@@ -1528,12 +2646,30 @@
         </m:r>
       </m:oMath>
       <w:r>
-        <w:t xml:space="preserve"> </w:t>
-      </w:r>
-      <w:r>
+        <w:rPr>
+          <w:rFonts w:ascii="Arial" w:hAnsi="Arial" w:eastAsia="Arial" w:cs="Arial"/>
+          <w:color w:val="000000"/>
+          <w:sz w:val="22"/>
+          <w:szCs w:val="22"/>
+        </w:rPr>
+        <w:t xml:space="preserve"> </w:t>
+      </w:r>
+      <w:r>
+        <w:rPr>
+          <w:rFonts w:ascii="Arial" w:hAnsi="Arial" w:eastAsia="Arial" w:cs="Arial"/>
+          <w:color w:val="000000"/>
+          <w:sz w:val="22"/>
+          <w:szCs w:val="22"/>
+        </w:rPr>
         <w:t xml:space="preserve">was the number of steps,</w:t>
       </w:r>
       <w:r>
+        <w:rPr>
+          <w:rFonts w:ascii="Arial" w:hAnsi="Arial" w:eastAsia="Arial" w:cs="Arial"/>
+          <w:color w:val="000000"/>
+          <w:sz w:val="22"/>
+          <w:szCs w:val="22"/>
+        </w:rPr>
         <w:t xml:space="preserve"> </w:t>
       </w:r>
       <m:oMath>
@@ -1542,12 +2678,30 @@
         </m:r>
       </m:oMath>
       <w:r>
-        <w:t xml:space="preserve"> </w:t>
-      </w:r>
-      <w:r>
+        <w:rPr>
+          <w:rFonts w:ascii="Arial" w:hAnsi="Arial" w:eastAsia="Arial" w:cs="Arial"/>
+          <w:color w:val="000000"/>
+          <w:sz w:val="22"/>
+          <w:szCs w:val="22"/>
+        </w:rPr>
+        <w:t xml:space="preserve"> </w:t>
+      </w:r>
+      <w:r>
+        <w:rPr>
+          <w:rFonts w:ascii="Arial" w:hAnsi="Arial" w:eastAsia="Arial" w:cs="Arial"/>
+          <w:color w:val="000000"/>
+          <w:sz w:val="22"/>
+          <w:szCs w:val="22"/>
+        </w:rPr>
         <w:t xml:space="preserve">was the number of stored profiles, and</w:t>
       </w:r>
       <w:r>
+        <w:rPr>
+          <w:rFonts w:ascii="Arial" w:hAnsi="Arial" w:eastAsia="Arial" w:cs="Arial"/>
+          <w:color w:val="000000"/>
+          <w:sz w:val="22"/>
+          <w:szCs w:val="22"/>
+        </w:rPr>
         <w:t xml:space="preserve"> </w:t>
       </w:r>
       <m:oMath>
@@ -1556,12 +2710,30 @@
         </m:r>
       </m:oMath>
       <w:r>
-        <w:t xml:space="preserve"> </w:t>
-      </w:r>
-      <w:r>
+        <w:rPr>
+          <w:rFonts w:ascii="Arial" w:hAnsi="Arial" w:eastAsia="Arial" w:cs="Arial"/>
+          <w:color w:val="000000"/>
+          <w:sz w:val="22"/>
+          <w:szCs w:val="22"/>
+        </w:rPr>
+        <w:t xml:space="preserve"> </w:t>
+      </w:r>
+      <w:r>
+        <w:rPr>
+          <w:rFonts w:ascii="Arial" w:hAnsi="Arial" w:eastAsia="Arial" w:cs="Arial"/>
+          <w:color w:val="000000"/>
+          <w:sz w:val="22"/>
+          <w:szCs w:val="22"/>
+        </w:rPr>
         <w:t xml:space="preserve">was their dimension. The closed-form result removed the sequential factor</w:t>
       </w:r>
       <w:r>
+        <w:rPr>
+          <w:rFonts w:ascii="Arial" w:hAnsi="Arial" w:eastAsia="Arial" w:cs="Arial"/>
+          <w:color w:val="000000"/>
+          <w:sz w:val="22"/>
+          <w:szCs w:val="22"/>
+        </w:rPr>
         <w:t xml:space="preserve"> </w:t>
       </w:r>
       <m:oMath>
@@ -1570,9 +2742,21 @@
         </m:r>
       </m:oMath>
       <w:r>
+        <w:rPr>
+          <w:rFonts w:ascii="Arial" w:hAnsi="Arial" w:eastAsia="Arial" w:cs="Arial"/>
+          <w:color w:val="000000"/>
+          <w:sz w:val="22"/>
+          <w:szCs w:val="22"/>
+        </w:rPr>
         <w:t xml:space="preserve">. The component probabilities could be calculated once. Each new profile then required selecting one component, drawing a</w:t>
       </w:r>
       <w:r>
+        <w:rPr>
+          <w:rFonts w:ascii="Arial" w:hAnsi="Arial" w:eastAsia="Arial" w:cs="Arial"/>
+          <w:color w:val="000000"/>
+          <w:sz w:val="22"/>
+          <w:szCs w:val="22"/>
+        </w:rPr>
         <w:t xml:space="preserve"> </w:t>
       </w:r>
       <m:oMath>
@@ -1581,6 +2765,12 @@
         </m:r>
       </m:oMath>
       <w:r>
+        <w:rPr>
+          <w:rFonts w:ascii="Arial" w:hAnsi="Arial" w:eastAsia="Arial" w:cs="Arial"/>
+          <w:color w:val="000000"/>
+          <w:sz w:val="22"/>
+          <w:szCs w:val="22"/>
+        </w:rPr>
         <w:t xml:space="preserve">-dimensional Gaussian vector, and decoding the profile. We clarified that the inverse transformation and decoding were still required for every generated profile.</w:t>
       </w:r>
     </w:p>
@@ -1589,9 +2779,21 @@
         <w:pStyle w:val="BodyText"/>
       </w:pPr>
       <w:r>
+        <w:rPr>
+          <w:rFonts w:ascii="Arial" w:hAnsi="Arial" w:eastAsia="Arial" w:cs="Arial"/>
+          <w:color w:val="000000"/>
+          <w:sz w:val="22"/>
+          <w:szCs w:val="22"/>
+        </w:rPr>
         <w:t xml:space="preserve">The simulation benchmark did not establish how the method would perform in larger clinical cohorts. Its advantage over the sample-covariance Gaussian generator was concentrated in the</w:t>
       </w:r>
       <w:r>
+        <w:rPr>
+          <w:rFonts w:ascii="Arial" w:hAnsi="Arial" w:eastAsia="Arial" w:cs="Arial"/>
+          <w:color w:val="000000"/>
+          <w:sz w:val="22"/>
+          <w:szCs w:val="22"/>
+        </w:rPr>
         <w:t xml:space="preserve"> </w:t>
       </w:r>
       <m:oMath>
@@ -1609,9 +2811,21 @@
         </m:r>
       </m:oMath>
       <w:r>
-        <w:t xml:space="preserve"> </w:t>
-      </w:r>
-      <w:r>
+        <w:rPr>
+          <w:rFonts w:ascii="Arial" w:hAnsi="Arial" w:eastAsia="Arial" w:cs="Arial"/>
+          <w:color w:val="000000"/>
+          <w:sz w:val="22"/>
+          <w:szCs w:val="22"/>
+        </w:rPr>
+        <w:t xml:space="preserve"> </w:t>
+      </w:r>
+      <w:r>
+        <w:rPr>
+          <w:rFonts w:ascii="Arial" w:hAnsi="Arial" w:eastAsia="Arial" w:cs="Arial"/>
+          <w:color w:val="000000"/>
+          <w:sz w:val="22"/>
+          <w:szCs w:val="22"/>
+        </w:rPr>
         <w:t xml:space="preserve">settings, and the clinical analyses included only 23 patients. Stability and fidelity at larger cohort sizes remained open questions.</w:t>
       </w:r>
     </w:p>
@@ -1621,23 +2835,49 @@
       </w:pPr>
       <w:r>
         <w:rPr>
+          <w:rFonts w:ascii="Arial" w:hAnsi="Arial" w:eastAsia="Arial" w:cs="Arial"/>
           <w:b/>
           <w:bCs/>
+          <w:color w:val="000000"/>
+          <w:sz w:val="22"/>
+          <w:szCs w:val="22"/>
         </w:rPr>
         <w:t xml:space="preserve">Changes:</w:t>
       </w:r>
       <w:r>
-        <w:t xml:space="preserve"> </w:t>
-      </w:r>
-      <w:r>
+        <w:rPr>
+          <w:rFonts w:ascii="Arial" w:hAnsi="Arial" w:eastAsia="Arial" w:cs="Arial"/>
+          <w:color w:val="000000"/>
+          <w:sz w:val="22"/>
+          <w:szCs w:val="22"/>
+        </w:rPr>
+        <w:t xml:space="preserve"> </w:t>
+      </w:r>
+      <w:r>
+        <w:rPr>
+          <w:rFonts w:ascii="Arial" w:hAnsi="Arial" w:eastAsia="Arial" w:cs="Arial"/>
+          <w:color w:val="000000"/>
+          <w:sz w:val="22"/>
+          <w:szCs w:val="22"/>
+        </w:rPr>
         <w:t xml:space="preserve">Discussion, including a brief connection to the simulation benchmark. The scaling paragraph appears immediately before the final limitations paragraph.</w:t>
       </w:r>
       <w:r>
-        <w:t xml:space="preserve"> </w:t>
-      </w:r>
-      <w:r>
-        <w:rPr>
+        <w:rPr>
+          <w:rFonts w:ascii="Arial" w:hAnsi="Arial" w:eastAsia="Arial" w:cs="Arial"/>
+          <w:color w:val="000000"/>
+          <w:sz w:val="22"/>
+          <w:szCs w:val="22"/>
+        </w:rPr>
+        <w:t xml:space="preserve"> </w:t>
+      </w:r>
+      <w:r>
+        <w:rPr>
+          <w:rFonts w:ascii="Arial" w:hAnsi="Arial" w:eastAsia="Arial" w:cs="Arial"/>
           <w:rStyle w:val="VerbatimChar"/>
+          <w:color w:val="000000"/>
+          <w:sz w:val="22"/>
+          <w:szCs w:val="22"/>
         </w:rPr>
         <w:t xml:space="preserve">\rone{...}</w:t>
       </w:r>
@@ -1657,6 +2897,12 @@
         <w:pStyle w:val="Heading2"/>
       </w:pPr>
       <w:r>
+        <w:rPr>
+          <w:rFonts w:ascii="Arial" w:hAnsi="Arial" w:eastAsia="Arial" w:cs="Arial"/>
+          <w:color w:val="000000"/>
+          <w:sz w:val="22"/>
+          <w:szCs w:val="22"/>
+        </w:rPr>
         <w:t xml:space="preserve">Minor comments</w:t>
       </w:r>
     </w:p>
@@ -1666,6 +2912,12 @@
         <w:pStyle w:val="Heading3"/>
       </w:pPr>
       <w:r>
+        <w:rPr>
+          <w:rFonts w:ascii="Arial" w:hAnsi="Arial" w:eastAsia="Arial" w:cs="Arial"/>
+          <w:color w:val="000000"/>
+          <w:sz w:val="22"/>
+          <w:szCs w:val="22"/>
+        </w:rPr>
         <w:t xml:space="preserve">R1.M1: Temper strong wording</w:t>
       </w:r>
     </w:p>
@@ -1674,6 +2926,12 @@
         <w:pStyle w:val="BlockText"/>
       </w:pPr>
       <w:r>
+        <w:rPr>
+          <w:rFonts w:ascii="Arial" w:hAnsi="Arial" w:eastAsia="Arial" w:cs="Arial"/>
+          <w:color w:val="000000"/>
+          <w:sz w:val="22"/>
+          <w:szCs w:val="22"/>
+        </w:rPr>
         <w:t xml:space="preserve">Claims of "clinically useful synthetic cohorts" and "statistically indistinguishable" may be too strong given the sample size.</w:t>
       </w:r>
     </w:p>
@@ -1683,30 +2941,68 @@
       </w:pPr>
       <w:r>
         <w:rPr>
+          <w:rFonts w:ascii="Arial" w:hAnsi="Arial" w:eastAsia="Arial" w:cs="Arial"/>
           <w:i/>
           <w:iCs/>
+          <w:color w:val="000000"/>
+          <w:sz w:val="22"/>
+          <w:szCs w:val="22"/>
         </w:rPr>
         <w:t xml:space="preserve">We agree and revised these claims throughout the manuscript.</w:t>
       </w:r>
       <w:r>
-        <w:t xml:space="preserve"> </w:t>
-      </w:r>
-      <w:r>
+        <w:rPr>
+          <w:rFonts w:ascii="Arial" w:hAnsi="Arial" w:eastAsia="Arial" w:cs="Arial"/>
+          <w:color w:val="000000"/>
+          <w:sz w:val="22"/>
+          <w:szCs w:val="22"/>
+        </w:rPr>
+        <w:t xml:space="preserve"> </w:t>
+      </w:r>
+      <w:r>
+        <w:rPr>
+          <w:rFonts w:ascii="Arial" w:hAnsi="Arial" w:eastAsia="Arial" w:cs="Arial"/>
+          <w:color w:val="000000"/>
+          <w:sz w:val="22"/>
+          <w:szCs w:val="22"/>
+        </w:rPr>
         <w:t xml:space="preserve">The subgroup analysis was a descriptive, low-power Mann–Whitney test. A result of</w:t>
       </w:r>
       <w:r>
-        <w:t xml:space="preserve"> </w:t>
-      </w:r>
-      <w:r>
-        <w:rPr>
+        <w:rPr>
+          <w:rFonts w:ascii="Arial" w:hAnsi="Arial" w:eastAsia="Arial" w:cs="Arial"/>
+          <w:color w:val="000000"/>
+          <w:sz w:val="22"/>
+          <w:szCs w:val="22"/>
+        </w:rPr>
+        <w:t xml:space="preserve"> </w:t>
+      </w:r>
+      <w:r>
+        <w:rPr>
+          <w:rFonts w:ascii="Arial" w:hAnsi="Arial" w:eastAsia="Arial" w:cs="Arial"/>
           <w:rStyle w:val="VerbatimChar"/>
+          <w:color w:val="000000"/>
+          <w:sz w:val="22"/>
+          <w:szCs w:val="22"/>
         </w:rPr>
         <w:t xml:space="preserve">p &gt; 0.05</w:t>
       </w:r>
       <w:r>
-        <w:t xml:space="preserve"> </w:t>
-      </w:r>
-      <w:r>
+        <w:rPr>
+          <w:rFonts w:ascii="Arial" w:hAnsi="Arial" w:eastAsia="Arial" w:cs="Arial"/>
+          <w:color w:val="000000"/>
+          <w:sz w:val="22"/>
+          <w:szCs w:val="22"/>
+        </w:rPr>
+        <w:t xml:space="preserve"> </w:t>
+      </w:r>
+      <w:r>
+        <w:rPr>
+          <w:rFonts w:ascii="Arial" w:hAnsi="Arial" w:eastAsia="Arial" w:cs="Arial"/>
+          <w:color w:val="000000"/>
+          <w:sz w:val="22"/>
+          <w:szCs w:val="22"/>
+        </w:rPr>
         <w:t xml:space="preserve">meant only that the test did not detect a difference in that replicate; it did not establish equivalence. We also limited the utility claim to the exploratory modeling uses tested in this proof-of-concept study.</w:t>
       </w:r>
     </w:p>
@@ -1716,23 +3012,49 @@
       </w:pPr>
       <w:r>
         <w:rPr>
+          <w:rFonts w:ascii="Arial" w:hAnsi="Arial" w:eastAsia="Arial" w:cs="Arial"/>
           <w:b/>
           <w:bCs/>
+          <w:color w:val="000000"/>
+          <w:sz w:val="22"/>
+          <w:szCs w:val="22"/>
         </w:rPr>
         <w:t xml:space="preserve">Changes:</w:t>
       </w:r>
       <w:r>
-        <w:t xml:space="preserve"> </w:t>
-      </w:r>
-      <w:r>
+        <w:rPr>
+          <w:rFonts w:ascii="Arial" w:hAnsi="Arial" w:eastAsia="Arial" w:cs="Arial"/>
+          <w:color w:val="000000"/>
+          <w:sz w:val="22"/>
+          <w:szCs w:val="22"/>
+        </w:rPr>
+        <w:t xml:space="preserve"> </w:t>
+      </w:r>
+      <w:r>
+        <w:rPr>
+          <w:rFonts w:ascii="Arial" w:hAnsi="Arial" w:eastAsia="Arial" w:cs="Arial"/>
+          <w:color w:val="000000"/>
+          <w:sz w:val="22"/>
+          <w:szCs w:val="22"/>
+        </w:rPr>
         <w:t xml:space="preserve">Abstract, Introduction, Discussion, Conclusion wording.</w:t>
       </w:r>
       <w:r>
-        <w:t xml:space="preserve"> </w:t>
-      </w:r>
-      <w:r>
-        <w:rPr>
+        <w:rPr>
+          <w:rFonts w:ascii="Arial" w:hAnsi="Arial" w:eastAsia="Arial" w:cs="Arial"/>
+          <w:color w:val="000000"/>
+          <w:sz w:val="22"/>
+          <w:szCs w:val="22"/>
+        </w:rPr>
+        <w:t xml:space="preserve"> </w:t>
+      </w:r>
+      <w:r>
+        <w:rPr>
+          <w:rFonts w:ascii="Arial" w:hAnsi="Arial" w:eastAsia="Arial" w:cs="Arial"/>
           <w:rStyle w:val="VerbatimChar"/>
+          <w:color w:val="000000"/>
+          <w:sz w:val="22"/>
+          <w:szCs w:val="22"/>
         </w:rPr>
         <w:t xml:space="preserve">\rone{...}</w:t>
       </w:r>
@@ -1753,6 +3075,12 @@
         <w:pStyle w:val="Heading1"/>
       </w:pPr>
       <w:r>
+        <w:rPr>
+          <w:rFonts w:ascii="Arial" w:hAnsi="Arial" w:eastAsia="Arial" w:cs="Arial"/>
+          <w:color w:val="000000"/>
+          <w:sz w:val="22"/>
+          <w:szCs w:val="22"/>
+        </w:rPr>
         <w:t xml:space="preserve">Reviewer 2</w:t>
       </w:r>
     </w:p>
@@ -1762,6 +3090,12 @@
         <w:pStyle w:val="Heading2"/>
       </w:pPr>
       <w:r>
+        <w:rPr>
+          <w:rFonts w:ascii="Arial" w:hAnsi="Arial" w:eastAsia="Arial" w:cs="Arial"/>
+          <w:color w:val="000000"/>
+          <w:sz w:val="22"/>
+          <w:szCs w:val="22"/>
+        </w:rPr>
         <w:t xml:space="preserve">Major comments</w:t>
       </w:r>
     </w:p>
@@ -1771,6 +3105,12 @@
         <w:pStyle w:val="Heading3"/>
       </w:pPr>
       <w:r>
+        <w:rPr>
+          <w:rFonts w:ascii="Arial" w:hAnsi="Arial" w:eastAsia="Arial" w:cs="Arial"/>
+          <w:color w:val="000000"/>
+          <w:sz w:val="22"/>
+          <w:szCs w:val="22"/>
+        </w:rPr>
         <w:t xml:space="preserve">R2.1: Generalizability beyond a single dataset</w:t>
       </w:r>
     </w:p>
@@ -1779,6 +3119,12 @@
         <w:pStyle w:val="BlockText"/>
       </w:pPr>
       <w:r>
+        <w:rPr>
+          <w:rFonts w:ascii="Arial" w:hAnsi="Arial" w:eastAsia="Arial" w:cs="Arial"/>
+          <w:color w:val="000000"/>
+          <w:sz w:val="22"/>
+          <w:szCs w:val="22"/>
+        </w:rPr>
         <w:t xml:space="preserve">All validation is on a single cohort (K=23). Application to a second dataset, or a synthetic benchmark / simulation study demonstrating robustness to varying data characteristics, would significantly strengthen the manuscript.</w:t>
       </w:r>
     </w:p>
@@ -1788,28 +3134,60 @@
       </w:pPr>
       <w:r>
         <w:rPr>
+          <w:rFonts w:ascii="Arial" w:hAnsi="Arial" w:eastAsia="Arial" w:cs="Arial"/>
           <w:i/>
           <w:iCs/>
+          <w:color w:val="000000"/>
+          <w:sz w:val="22"/>
+          <w:szCs w:val="22"/>
         </w:rPr>
         <w:t xml:space="preserve">We agree that validation in one clinical cohort was a major limitation.</w:t>
       </w:r>
       <w:r>
-        <w:t xml:space="preserve"> </w:t>
-      </w:r>
-      <w:r>
+        <w:rPr>
+          <w:rFonts w:ascii="Arial" w:hAnsi="Arial" w:eastAsia="Arial" w:cs="Arial"/>
+          <w:color w:val="000000"/>
+          <w:sz w:val="22"/>
+          <w:szCs w:val="22"/>
+        </w:rPr>
+        <w:t xml:space="preserve"> </w:t>
+      </w:r>
+      <w:r>
+        <w:rPr>
+          <w:rFonts w:ascii="Arial" w:hAnsi="Arial" w:eastAsia="Arial" w:cs="Arial"/>
+          <w:color w:val="000000"/>
+          <w:sz w:val="22"/>
+          <w:szCs w:val="22"/>
+        </w:rPr>
         <w:t xml:space="preserve">As described in</w:t>
       </w:r>
       <w:r>
-        <w:t xml:space="preserve"> </w:t>
-      </w:r>
-      <w:r>
-        <w:rPr>
+        <w:rPr>
+          <w:rFonts w:ascii="Arial" w:hAnsi="Arial" w:eastAsia="Arial" w:cs="Arial"/>
+          <w:color w:val="000000"/>
+          <w:sz w:val="22"/>
+          <w:szCs w:val="22"/>
+        </w:rPr>
+        <w:t xml:space="preserve"> </w:t>
+      </w:r>
+      <w:r>
+        <w:rPr>
+          <w:rFonts w:ascii="Arial" w:hAnsi="Arial" w:eastAsia="Arial" w:cs="Arial"/>
           <w:b/>
           <w:bCs/>
+          <w:color w:val="000000"/>
+          <w:sz w:val="22"/>
+          <w:szCs w:val="22"/>
         </w:rPr>
         <w:t xml:space="preserve">R1.8</w:t>
       </w:r>
       <w:r>
+        <w:rPr>
+          <w:rFonts w:ascii="Arial" w:hAnsi="Arial" w:eastAsia="Arial" w:cs="Arial"/>
+          <w:color w:val="000000"/>
+          <w:sz w:val="22"/>
+          <w:szCs w:val="22"/>
+        </w:rPr>
         <w:t xml:space="preserve">, we added complementary robustness tests. We compared stochastic attention with a sample-covariance Gaussian generator when recovering a known covariance across several sample sizes, dimensions, and latent ranks; evaluated stochastic attention alone as fewer clinical profiles were used to construct its memory matrix; and compared both generators as a simulated population became more curved. We also cited previous protein-sequence studies as examples of applications in another domain, not as clinical validation, and framed the clinical study as a proof of concept. The simulations tested specific data properties, but we did not test the stochastic-attention generator in a second clinical cohort.</w:t>
       </w:r>
     </w:p>
@@ -1819,23 +3197,49 @@
       </w:pPr>
       <w:r>
         <w:rPr>
+          <w:rFonts w:ascii="Arial" w:hAnsi="Arial" w:eastAsia="Arial" w:cs="Arial"/>
           <w:b/>
           <w:bCs/>
+          <w:color w:val="000000"/>
+          <w:sz w:val="22"/>
+          <w:szCs w:val="22"/>
         </w:rPr>
         <w:t xml:space="preserve">Changes:</w:t>
       </w:r>
       <w:r>
-        <w:t xml:space="preserve"> </w:t>
-      </w:r>
-      <w:r>
+        <w:rPr>
+          <w:rFonts w:ascii="Arial" w:hAnsi="Arial" w:eastAsia="Arial" w:cs="Arial"/>
+          <w:color w:val="000000"/>
+          <w:sz w:val="22"/>
+          <w:szCs w:val="22"/>
+        </w:rPr>
+        <w:t xml:space="preserve"> </w:t>
+      </w:r>
+      <w:r>
+        <w:rPr>
+          <w:rFonts w:ascii="Arial" w:hAnsi="Arial" w:eastAsia="Arial" w:cs="Arial"/>
+          <w:color w:val="000000"/>
+          <w:sz w:val="22"/>
+          <w:szCs w:val="22"/>
+        </w:rPr>
         <w:t xml:space="preserve">See R1.8. Violet.</w:t>
       </w:r>
       <w:r>
-        <w:t xml:space="preserve"> </w:t>
-      </w:r>
-      <w:r>
-        <w:rPr>
+        <w:rPr>
+          <w:rFonts w:ascii="Arial" w:hAnsi="Arial" w:eastAsia="Arial" w:cs="Arial"/>
+          <w:color w:val="000000"/>
+          <w:sz w:val="22"/>
+          <w:szCs w:val="22"/>
+        </w:rPr>
+        <w:t xml:space="preserve"> </w:t>
+      </w:r>
+      <w:r>
+        <w:rPr>
+          <w:rFonts w:ascii="Arial" w:hAnsi="Arial" w:eastAsia="Arial" w:cs="Arial"/>
           <w:rStyle w:val="VerbatimChar"/>
+          <w:color w:val="000000"/>
+          <w:sz w:val="22"/>
+          <w:szCs w:val="22"/>
         </w:rPr>
         <w:t xml:space="preserve">\rboth{...}</w:t>
       </w:r>
@@ -1854,6 +3258,12 @@
         <w:pStyle w:val="Heading3"/>
       </w:pPr>
       <w:r>
+        <w:rPr>
+          <w:rFonts w:ascii="Arial" w:hAnsi="Arial" w:eastAsia="Arial" w:cs="Arial"/>
+          <w:color w:val="000000"/>
+          <w:sz w:val="22"/>
+          <w:szCs w:val="22"/>
+        </w:rPr>
         <w:t xml:space="preserve">R2.2: Role and limitations of PCA; nonlinear embeddings</w:t>
       </w:r>
     </w:p>
@@ -1862,6 +3272,12 @@
         <w:pStyle w:val="BlockText"/>
       </w:pPr>
       <w:r>
+        <w:rPr>
+          <w:rFonts w:ascii="Arial" w:hAnsi="Arial" w:eastAsia="Arial" w:cs="Arial"/>
+          <w:color w:val="000000"/>
+          <w:sz w:val="22"/>
+          <w:szCs w:val="22"/>
+        </w:rPr>
         <w:t xml:space="preserve">Discuss scenarios where PCA may be insufficient; comment on whether nonlinear embeddings could be incorporated and the expected trade-offs between interpretability, fidelity, and flexibility.</w:t>
       </w:r>
     </w:p>
@@ -1871,15 +3287,31 @@
       </w:pPr>
       <w:r>
         <w:rPr>
+          <w:rFonts w:ascii="Arial" w:hAnsi="Arial" w:eastAsia="Arial" w:cs="Arial"/>
           <w:i/>
           <w:iCs/>
+          <w:color w:val="000000"/>
+          <w:sz w:val="22"/>
+          <w:szCs w:val="22"/>
         </w:rPr>
         <w:t xml:space="preserve">We agree that the limits of the linear representation needed to be tested and discussed.</w:t>
       </w:r>
       <w:r>
-        <w:t xml:space="preserve"> </w:t>
-      </w:r>
-      <w:r>
+        <w:rPr>
+          <w:rFonts w:ascii="Arial" w:hAnsi="Arial" w:eastAsia="Arial" w:cs="Arial"/>
+          <w:color w:val="000000"/>
+          <w:sz w:val="22"/>
+          <w:szCs w:val="22"/>
+        </w:rPr>
+        <w:t xml:space="preserve"> </w:t>
+      </w:r>
+      <w:r>
+        <w:rPr>
+          <w:rFonts w:ascii="Arial" w:hAnsi="Arial" w:eastAsia="Arial" w:cs="Arial"/>
+          <w:color w:val="000000"/>
+          <w:sz w:val="22"/>
+          <w:szCs w:val="22"/>
+        </w:rPr>
         <w:t xml:space="preserve">In the S-curve simulation, generated profiles moved farther from the known curve as curvature increased. After averaging across the five replicates and both dimensions, the mean stochastic-attention distance reached twice its value for a straight population between curvatures 0.25 and 0.5. At every nonzero curvature, stochastic-attention samples remained closer to the curve on average than Gaussian samples, but the Gaussian generator recovered covariance more accurately. Neither generator performed best on both measures. We limited this conclusion to the tested S-curve and did not generalize it to all nonlinear populations.</w:t>
       </w:r>
     </w:p>
@@ -1888,6 +3320,12 @@
         <w:pStyle w:val="BodyText"/>
       </w:pPr>
       <w:r>
+        <w:rPr>
+          <w:rFonts w:ascii="Arial" w:hAnsi="Arial" w:eastAsia="Arial" w:cs="Arial"/>
+          <w:color w:val="000000"/>
+          <w:sz w:val="22"/>
+          <w:szCs w:val="22"/>
+        </w:rPr>
         <w:t xml:space="preserve">We also stated that nonlinear representations could describe curved or branching relationships more accurately. However, they would require additional choices for estimation, interpretation, and decoding that would be difficult to support with 23 patients. The linear representation was a practical choice for this cohort, not evidence that clinical trajectories were generally linear. When this representation was held constant, the fitted two-component mixture and copula achieved marginal errors and mechanistic overlaps similar to those of stochastic attention. These results were not specific to stochastic attention, but the comparison did not quantify the contribution of the representation itself.</w:t>
       </w:r>
     </w:p>
@@ -1897,23 +3335,49 @@
       </w:pPr>
       <w:r>
         <w:rPr>
+          <w:rFonts w:ascii="Arial" w:hAnsi="Arial" w:eastAsia="Arial" w:cs="Arial"/>
           <w:b/>
           <w:bCs/>
+          <w:color w:val="000000"/>
+          <w:sz w:val="22"/>
+          <w:szCs w:val="22"/>
         </w:rPr>
         <w:t xml:space="preserve">Changes:</w:t>
       </w:r>
       <w:r>
-        <w:t xml:space="preserve"> </w:t>
-      </w:r>
-      <w:r>
+        <w:rPr>
+          <w:rFonts w:ascii="Arial" w:hAnsi="Arial" w:eastAsia="Arial" w:cs="Arial"/>
+          <w:color w:val="000000"/>
+          <w:sz w:val="22"/>
+          <w:szCs w:val="22"/>
+        </w:rPr>
+        <w:t xml:space="preserve"> </w:t>
+      </w:r>
+      <w:r>
+        <w:rPr>
+          <w:rFonts w:ascii="Arial" w:hAnsi="Arial" w:eastAsia="Arial" w:cs="Arial"/>
+          <w:color w:val="000000"/>
+          <w:sz w:val="22"/>
+          <w:szCs w:val="22"/>
+        </w:rPr>
         <w:t xml:space="preserve">Discussion (limits of the linear principal-component representation), with a connection to E1. Red.</w:t>
       </w:r>
       <w:r>
-        <w:t xml:space="preserve"> </w:t>
-      </w:r>
-      <w:r>
-        <w:rPr>
+        <w:rPr>
+          <w:rFonts w:ascii="Arial" w:hAnsi="Arial" w:eastAsia="Arial" w:cs="Arial"/>
+          <w:color w:val="000000"/>
+          <w:sz w:val="22"/>
+          <w:szCs w:val="22"/>
+        </w:rPr>
+        <w:t xml:space="preserve"> </w:t>
+      </w:r>
+      <w:r>
+        <w:rPr>
+          <w:rFonts w:ascii="Arial" w:hAnsi="Arial" w:eastAsia="Arial" w:cs="Arial"/>
           <w:rStyle w:val="VerbatimChar"/>
+          <w:color w:val="000000"/>
+          <w:sz w:val="22"/>
+          <w:szCs w:val="22"/>
         </w:rPr>
         <w:t xml:space="preserve">\rtwo{...}</w:t>
       </w:r>
@@ -1932,6 +3396,12 @@
         <w:pStyle w:val="Heading3"/>
       </w:pPr>
       <w:r>
+        <w:rPr>
+          <w:rFonts w:ascii="Arial" w:hAnsi="Arial" w:eastAsia="Arial" w:cs="Arial"/>
+          <w:color w:val="000000"/>
+          <w:sz w:val="22"/>
+          <w:szCs w:val="22"/>
+        </w:rPr>
         <w:t xml:space="preserve">R2.3: Mechanistic validation: shared calibration dependence</w:t>
       </w:r>
     </w:p>
@@ -1940,6 +3410,12 @@
         <w:pStyle w:val="BlockText"/>
       </w:pPr>
       <w:r>
+        <w:rPr>
+          <w:rFonts w:ascii="Arial" w:hAnsi="Arial" w:eastAsia="Arial" w:cs="Arial"/>
+          <w:color w:val="000000"/>
+          <w:sz w:val="22"/>
+          <w:szCs w:val="22"/>
+        </w:rPr>
         <w:t xml:space="preserve">The ODE is calibrated on the same real dataset used to generate the synthetic data, creating partial dependence. Clarify that the validation shows consistency with a model fitted to the same cohort rather than fully independent mechanistic fidelity; if feasible, use independently calibrated parameters or an alternative model.</w:t>
       </w:r>
     </w:p>
@@ -1949,28 +3425,60 @@
       </w:pPr>
       <w:r>
         <w:rPr>
+          <w:rFonts w:ascii="Arial" w:hAnsi="Arial" w:eastAsia="Arial" w:cs="Arial"/>
           <w:i/>
           <w:iCs/>
+          <w:color w:val="000000"/>
+          <w:sz w:val="22"/>
+          <w:szCs w:val="22"/>
         </w:rPr>
         <w:t xml:space="preserve">We agree.</w:t>
       </w:r>
       <w:r>
-        <w:t xml:space="preserve"> </w:t>
-      </w:r>
-      <w:r>
+        <w:rPr>
+          <w:rFonts w:ascii="Arial" w:hAnsi="Arial" w:eastAsia="Arial" w:cs="Arial"/>
+          <w:color w:val="000000"/>
+          <w:sz w:val="22"/>
+          <w:szCs w:val="22"/>
+        </w:rPr>
+        <w:t xml:space="preserve"> </w:t>
+      </w:r>
+      <w:r>
+        <w:rPr>
+          <w:rFonts w:ascii="Arial" w:hAnsi="Arial" w:eastAsia="Arial" w:cs="Arial"/>
+          <w:color w:val="000000"/>
+          <w:sz w:val="22"/>
+          <w:szCs w:val="22"/>
+        </w:rPr>
         <w:t xml:space="preserve">As described in</w:t>
       </w:r>
       <w:r>
-        <w:t xml:space="preserve"> </w:t>
-      </w:r>
-      <w:r>
-        <w:rPr>
+        <w:rPr>
+          <w:rFonts w:ascii="Arial" w:hAnsi="Arial" w:eastAsia="Arial" w:cs="Arial"/>
+          <w:color w:val="000000"/>
+          <w:sz w:val="22"/>
+          <w:szCs w:val="22"/>
+        </w:rPr>
+        <w:t xml:space="preserve"> </w:t>
+      </w:r>
+      <w:r>
+        <w:rPr>
+          <w:rFonts w:ascii="Arial" w:hAnsi="Arial" w:eastAsia="Arial" w:cs="Arial"/>
           <w:b/>
           <w:bCs/>
+          <w:color w:val="000000"/>
+          <w:sz w:val="22"/>
+          <w:szCs w:val="22"/>
         </w:rPr>
         <w:t xml:space="preserve">R1.2</w:t>
       </w:r>
       <w:r>
+        <w:rPr>
+          <w:rFonts w:ascii="Arial" w:hAnsi="Arial" w:eastAsia="Arial" w:cs="Arial"/>
+          <w:color w:val="000000"/>
+          <w:sz w:val="22"/>
+          <w:szCs w:val="22"/>
+        </w:rPr>
         <w:t xml:space="preserve">, we stated that the mechanistic model was calibrated on the same cohort used to construct the memory matrix. The analysis therefore tested consistency with a same-cohort model, not agreement with independent biological evidence. We reorganized the final Discussion paragraph so that this dependence, its consequence for interpretation, and the need for an independently calibrated model appear together.</w:t>
       </w:r>
     </w:p>
@@ -1980,23 +3488,49 @@
       </w:pPr>
       <w:r>
         <w:rPr>
+          <w:rFonts w:ascii="Arial" w:hAnsi="Arial" w:eastAsia="Arial" w:cs="Arial"/>
           <w:b/>
           <w:bCs/>
+          <w:color w:val="000000"/>
+          <w:sz w:val="22"/>
+          <w:szCs w:val="22"/>
         </w:rPr>
         <w:t xml:space="preserve">Changes:</w:t>
       </w:r>
       <w:r>
-        <w:t xml:space="preserve"> </w:t>
-      </w:r>
-      <w:r>
+        <w:rPr>
+          <w:rFonts w:ascii="Arial" w:hAnsi="Arial" w:eastAsia="Arial" w:cs="Arial"/>
+          <w:color w:val="000000"/>
+          <w:sz w:val="22"/>
+          <w:szCs w:val="22"/>
+        </w:rPr>
+        <w:t xml:space="preserve"> </w:t>
+      </w:r>
+      <w:r>
+        <w:rPr>
+          <w:rFonts w:ascii="Arial" w:hAnsi="Arial" w:eastAsia="Arial" w:cs="Arial"/>
+          <w:color w:val="000000"/>
+          <w:sz w:val="22"/>
+          <w:szCs w:val="22"/>
+        </w:rPr>
         <w:t xml:space="preserve">See R1.2. Violet.</w:t>
       </w:r>
       <w:r>
-        <w:t xml:space="preserve"> </w:t>
-      </w:r>
-      <w:r>
-        <w:rPr>
+        <w:rPr>
+          <w:rFonts w:ascii="Arial" w:hAnsi="Arial" w:eastAsia="Arial" w:cs="Arial"/>
+          <w:color w:val="000000"/>
+          <w:sz w:val="22"/>
+          <w:szCs w:val="22"/>
+        </w:rPr>
+        <w:t xml:space="preserve"> </w:t>
+      </w:r>
+      <w:r>
+        <w:rPr>
+          <w:rFonts w:ascii="Arial" w:hAnsi="Arial" w:eastAsia="Arial" w:cs="Arial"/>
           <w:rStyle w:val="VerbatimChar"/>
+          <w:color w:val="000000"/>
+          <w:sz w:val="22"/>
+          <w:szCs w:val="22"/>
         </w:rPr>
         <w:t xml:space="preserve">\rboth{...}</w:t>
       </w:r>
@@ -2015,6 +3549,12 @@
         <w:pStyle w:val="Heading3"/>
       </w:pPr>
       <w:r>
+        <w:rPr>
+          <w:rFonts w:ascii="Arial" w:hAnsi="Arial" w:eastAsia="Arial" w:cs="Arial"/>
+          <w:color w:val="000000"/>
+          <w:sz w:val="22"/>
+          <w:szCs w:val="22"/>
+        </w:rPr>
         <w:t xml:space="preserve">R2.4: Interpolation vs. extrapolation (convex hull, novel phenotypes)</w:t>
       </w:r>
     </w:p>
@@ -2023,6 +3563,12 @@
         <w:pStyle w:val="BlockText"/>
       </w:pPr>
       <w:r>
+        <w:rPr>
+          <w:rFonts w:ascii="Arial" w:hAnsi="Arial" w:eastAsia="Arial" w:cs="Arial"/>
+          <w:color w:val="000000"/>
+          <w:sz w:val="22"/>
+          <w:szCs w:val="22"/>
+        </w:rPr>
         <w:t xml:space="preserve">Does SA generate novel out-of-sample variation or primarily interpolate? To what extent do generated patients lie within the convex hull of observed data? Does it produce biologically plausible but previously unseen phenotypes?</w:t>
       </w:r>
     </w:p>
@@ -2032,15 +3578,31 @@
       </w:pPr>
       <w:r>
         <w:rPr>
+          <w:rFonts w:ascii="Arial" w:hAnsi="Arial" w:eastAsia="Arial" w:cs="Arial"/>
           <w:i/>
           <w:iCs/>
+          <w:color w:val="000000"/>
+          <w:sz w:val="22"/>
+          <w:szCs w:val="22"/>
         </w:rPr>
         <w:t xml:space="preserve">We addressed this question with geometric, biological, and mechanistic checks.</w:t>
       </w:r>
       <w:r>
-        <w:t xml:space="preserve"> </w:t>
-      </w:r>
-      <w:r>
+        <w:rPr>
+          <w:rFonts w:ascii="Arial" w:hAnsi="Arial" w:eastAsia="Arial" w:cs="Arial"/>
+          <w:color w:val="000000"/>
+          <w:sz w:val="22"/>
+          <w:szCs w:val="22"/>
+        </w:rPr>
+        <w:t xml:space="preserve"> </w:t>
+      </w:r>
+      <w:r>
+        <w:rPr>
+          <w:rFonts w:ascii="Arial" w:hAnsi="Arial" w:eastAsia="Arial" w:cs="Arial"/>
+          <w:color w:val="000000"/>
+          <w:sz w:val="22"/>
+          <w:szCs w:val="22"/>
+        </w:rPr>
         <w:t xml:space="preserve">We first calculated the convex hull, the smallest convex region containing all 23 real profiles in the 18-dimensional principal-component space. All 100 synthetic profiles lay outside this hull. However, each real profile also lay outside the hull formed by the other 22 real profiles. Thus, every real profile was an outer corner of this sparse, high-dimensional region, and an inside-or-outside test alone could not show whether the synthetic profiles extrapolated unusually far.</w:t>
       </w:r>
     </w:p>
@@ -2049,6 +3611,12 @@
         <w:pStyle w:val="BodyText"/>
       </w:pPr>
       <w:r>
+        <w:rPr>
+          <w:rFonts w:ascii="Arial" w:hAnsi="Arial" w:eastAsia="Arial" w:cs="Arial"/>
+          <w:color w:val="000000"/>
+          <w:sz w:val="22"/>
+          <w:szCs w:val="22"/>
+        </w:rPr>
         <w:t xml:space="preserve">We therefore compared distances from the hull. Our hypothesis was that excessive extrapolation would place synthetic profiles farther from the real cohort than real profiles treated as unseen. Both groups needed to be evaluated against hulls containing 22 real profiles. The leave-one-out calculation already did this for each real profile. For each synthetic profile, we removed its nearest real profile before constructing the comparison hull. The median distances were 11.0 for synthetic profiles and 11.9 for held-out real profiles. A descriptive Mann–Whitney test did not detect a difference (</w:t>
       </w:r>
       <m:oMath>
@@ -2066,6 +3634,12 @@
         </m:r>
       </m:oMath>
       <w:r>
+        <w:rPr>
+          <w:rFonts w:ascii="Arial" w:hAnsi="Arial" w:eastAsia="Arial" w:cs="Arial"/>
+          <w:color w:val="000000"/>
+          <w:sz w:val="22"/>
+          <w:szCs w:val="22"/>
+        </w:rPr>
         <w:t xml:space="preserve">). This result did not establish equivalence, but it provided no evidence that synthetic profiles lay farther from the observed cohort than held-out real profiles. It also showed why hull membership alone was not informative in this setting. The hull occupied little of the surrounding space, and the generator's normalization meant that a generated direction could lie inside it only by matching a stored direction exactly.</w:t>
       </w:r>
     </w:p>
@@ -2074,6 +3648,12 @@
         <w:pStyle w:val="BodyText"/>
       </w:pPr>
       <w:r>
+        <w:rPr>
+          <w:rFonts w:ascii="Arial" w:hAnsi="Arial" w:eastAsia="Arial" w:cs="Arial"/>
+          <w:color w:val="000000"/>
+          <w:sz w:val="22"/>
+          <w:szCs w:val="22"/>
+        </w:rPr>
         <w:t xml:space="preserve">Distance from the hull did not determine whether a profile was biologically plausible, so we applied two additional checks. The first required values that should be positive to remain positive and required coagulation-factor and thrombin-generation values to remain within five real-cohort standard deviations of the mean. Fifty-four of 100 synthetic profiles passed. The other 46 contained a negative estradiol or progesterone value. The unconstrained multivariate-normal baseline had a similar result, with negative hormone values in 43 of 100 profiles. Neither method enforced positivity. The hormones were closer to zero relative to their observed variation than the coagulation factors, which explained why only hormones crossed zero in these samples. The positive factor values did not provide a general guarantee of positivity.</w:t>
       </w:r>
     </w:p>
@@ -2082,6 +3662,12 @@
         <w:pStyle w:val="BodyText"/>
       </w:pPr>
       <w:r>
+        <w:rPr>
+          <w:rFonts w:ascii="Arial" w:hAnsi="Arial" w:eastAsia="Arial" w:cs="Arial"/>
+          <w:color w:val="000000"/>
+          <w:sz w:val="22"/>
+          <w:szCs w:val="22"/>
+        </w:rPr>
         <w:t xml:space="preserve">The second check used the BZ2012 model to test whether the generated coagulation-factor combinations produced thrombin-generation behavior consistent with the real cohort. Estradiol and progesterone were not model inputs, and all nine generated factor inputs were positive. We therefore included all 100 synthetic profiles. For each thrombin-generation feature, 83% to 92% of profiles had a model-predicted-to-recorded ratio within the 5th to 95th percentile range of the real cohort. Forty-one profiles met this criterion for every feature and visit, and 24 passed both the biological and strict mechanistic criteria. Positive-variable transformations or constrained decoding could prevent negative values. Together, these checks separated geometric extrapolation from biological plausibility. Hull distance provided no evidence that synthetic profiles extended farther than real profiles treated as unseen, but only 24 of 100 profiles passed both criteria. Thus, hull position alone could not determine whether an individual generated profile was biologically plausible. The Supplement reported the hormone-specific counts, extreme values, and comparison with the real-cohort scale.</w:t>
       </w:r>
     </w:p>
@@ -2091,23 +3677,49 @@
       </w:pPr>
       <w:r>
         <w:rPr>
+          <w:rFonts w:ascii="Arial" w:hAnsi="Arial" w:eastAsia="Arial" w:cs="Arial"/>
           <w:b/>
           <w:bCs/>
+          <w:color w:val="000000"/>
+          <w:sz w:val="22"/>
+          <w:szCs w:val="22"/>
         </w:rPr>
         <w:t xml:space="preserve">Changes:</w:t>
       </w:r>
       <w:r>
-        <w:t xml:space="preserve"> </w:t>
-      </w:r>
-      <w:r>
+        <w:rPr>
+          <w:rFonts w:ascii="Arial" w:hAnsi="Arial" w:eastAsia="Arial" w:cs="Arial"/>
+          <w:color w:val="000000"/>
+          <w:sz w:val="22"/>
+          <w:szCs w:val="22"/>
+        </w:rPr>
+        <w:t xml:space="preserve"> </w:t>
+      </w:r>
+      <w:r>
+        <w:rPr>
+          <w:rFonts w:ascii="Arial" w:hAnsi="Arial" w:eastAsia="Arial" w:cs="Arial"/>
+          <w:color w:val="000000"/>
+          <w:sz w:val="22"/>
+          <w:szCs w:val="22"/>
+        </w:rPr>
         <w:t xml:space="preserve">Revised Results paragraph separating geometric extrapolation from biological plausibility and stating the bounded conclusion supported by both checks; Supplement (E2), including a corrected and condensed convex-hull table caption.</w:t>
       </w:r>
       <w:r>
-        <w:t xml:space="preserve"> </w:t>
-      </w:r>
-      <w:r>
-        <w:rPr>
+        <w:rPr>
+          <w:rFonts w:ascii="Arial" w:hAnsi="Arial" w:eastAsia="Arial" w:cs="Arial"/>
+          <w:color w:val="000000"/>
+          <w:sz w:val="22"/>
+          <w:szCs w:val="22"/>
+        </w:rPr>
+        <w:t xml:space="preserve"> </w:t>
+      </w:r>
+      <w:r>
+        <w:rPr>
+          <w:rFonts w:ascii="Arial" w:hAnsi="Arial" w:eastAsia="Arial" w:cs="Arial"/>
           <w:rStyle w:val="VerbatimChar"/>
+          <w:color w:val="000000"/>
+          <w:sz w:val="22"/>
+          <w:szCs w:val="22"/>
         </w:rPr>
         <w:t xml:space="preserve">\rtwo{...}</w:t>
       </w:r>
@@ -2126,6 +3738,12 @@
         <w:pStyle w:val="Heading3"/>
       </w:pPr>
       <w:r>
+        <w:rPr>
+          <w:rFonts w:ascii="Arial" w:hAnsi="Arial" w:eastAsia="Arial" w:cs="Arial"/>
+          <w:color w:val="000000"/>
+          <w:sz w:val="22"/>
+          <w:szCs w:val="22"/>
+        </w:rPr>
         <w:t xml:space="preserve">R2.5: Demonstration of real-world utility</w:t>
       </w:r>
     </w:p>
@@ -2134,6 +3752,12 @@
         <w:pStyle w:val="BlockText"/>
       </w:pPr>
       <w:r>
+        <w:rPr>
+          <w:rFonts w:ascii="Arial" w:hAnsi="Arial" w:eastAsia="Arial" w:cs="Arial"/>
+          <w:color w:val="000000"/>
+          <w:sz w:val="22"/>
+          <w:szCs w:val="22"/>
+        </w:rPr>
         <w:t xml:space="preserve">Does synthetic data improve predictive models beyond the original cohort? Enhance power for subgroup analyses? Enable concrete new hypotheses? Even a limited quantitative demonstration would strengthen translational significance.</w:t>
       </w:r>
     </w:p>
@@ -2143,15 +3767,31 @@
       </w:pPr>
       <w:r>
         <w:rPr>
+          <w:rFonts w:ascii="Arial" w:hAnsi="Arial" w:eastAsia="Arial" w:cs="Arial"/>
           <w:i/>
           <w:iCs/>
+          <w:color w:val="000000"/>
+          <w:sz w:val="22"/>
+          <w:szCs w:val="22"/>
         </w:rPr>
         <w:t xml:space="preserve">We agree that the paper needed a concrete account of its practical value.</w:t>
       </w:r>
       <w:r>
-        <w:t xml:space="preserve"> </w:t>
-      </w:r>
-      <w:r>
+        <w:rPr>
+          <w:rFonts w:ascii="Arial" w:hAnsi="Arial" w:eastAsia="Arial" w:cs="Arial"/>
+          <w:color w:val="000000"/>
+          <w:sz w:val="22"/>
+          <w:szCs w:val="22"/>
+        </w:rPr>
+        <w:t xml:space="preserve"> </w:t>
+      </w:r>
+      <w:r>
+        <w:rPr>
+          <w:rFonts w:ascii="Arial" w:hAnsi="Arial" w:eastAsia="Arial" w:cs="Arial"/>
+          <w:color w:val="000000"/>
+          <w:sz w:val="22"/>
+          <w:szCs w:val="22"/>
+        </w:rPr>
         <w:t xml:space="preserve">The revised Results placed the calibration result alongside the subgroup and factor-level analyses. Together, these results supported exploratory modeling and hypothesis generation. Confirming those hypotheses and establishing clinical value would require additional real patients or independent experimental data.</w:t>
       </w:r>
     </w:p>
@@ -2160,6 +3800,12 @@
         <w:pStyle w:val="BodyText"/>
       </w:pPr>
       <w:r>
+        <w:rPr>
+          <w:rFonts w:ascii="Arial" w:hAnsi="Arial" w:eastAsia="Arial" w:cs="Arial"/>
+          <w:color w:val="000000"/>
+          <w:sz w:val="22"/>
+          <w:szCs w:val="22"/>
+        </w:rPr>
         <w:t xml:space="preserve">We also clarified in the Introduction that a further motivation was to support the development of deep learning models. The Discussion now cites related work that predicted TGA responses from coagulation factors and searched for factor changes that produce a target response. Although we did not evaluate either task with profiles generated by stochastic attention, we identify these applications as a clear direction for extending the present work. As noted in R1.11, the 0.94× downstream error ratio did not add independent evidence about the broader population. It may instead have reflected a more stable calibration objective.</w:t>
       </w:r>
     </w:p>
@@ -2169,23 +3815,49 @@
       </w:pPr>
       <w:r>
         <w:rPr>
+          <w:rFonts w:ascii="Arial" w:hAnsi="Arial" w:eastAsia="Arial" w:cs="Arial"/>
           <w:b/>
           <w:bCs/>
+          <w:color w:val="000000"/>
+          <w:sz w:val="22"/>
+          <w:szCs w:val="22"/>
         </w:rPr>
         <w:t xml:space="preserve">Changes:</w:t>
       </w:r>
       <w:r>
-        <w:t xml:space="preserve"> </w:t>
-      </w:r>
-      <w:r>
+        <w:rPr>
+          <w:rFonts w:ascii="Arial" w:hAnsi="Arial" w:eastAsia="Arial" w:cs="Arial"/>
+          <w:color w:val="000000"/>
+          <w:sz w:val="22"/>
+          <w:szCs w:val="22"/>
+        </w:rPr>
+        <w:t xml:space="preserve"> </w:t>
+      </w:r>
+      <w:r>
+        <w:rPr>
+          <w:rFonts w:ascii="Arial" w:hAnsi="Arial" w:eastAsia="Arial" w:cs="Arial"/>
+          <w:color w:val="000000"/>
+          <w:sz w:val="22"/>
+          <w:szCs w:val="22"/>
+        </w:rPr>
         <w:t xml:space="preserve">Introduction (original motivating application); Results (Downstream Utility); Discussion (concise forward- and inverse-modeling example).</w:t>
       </w:r>
       <w:r>
-        <w:t xml:space="preserve"> </w:t>
-      </w:r>
-      <w:r>
-        <w:rPr>
+        <w:rPr>
+          <w:rFonts w:ascii="Arial" w:hAnsi="Arial" w:eastAsia="Arial" w:cs="Arial"/>
+          <w:color w:val="000000"/>
+          <w:sz w:val="22"/>
+          <w:szCs w:val="22"/>
+        </w:rPr>
+        <w:t xml:space="preserve"> </w:t>
+      </w:r>
+      <w:r>
+        <w:rPr>
+          <w:rFonts w:ascii="Arial" w:hAnsi="Arial" w:eastAsia="Arial" w:cs="Arial"/>
           <w:rStyle w:val="VerbatimChar"/>
+          <w:color w:val="000000"/>
+          <w:sz w:val="22"/>
+          <w:szCs w:val="22"/>
         </w:rPr>
         <w:t xml:space="preserve">\rtwo{...}</w:t>
       </w:r>
@@ -2205,6 +3877,12 @@
         <w:pStyle w:val="Heading2"/>
       </w:pPr>
       <w:r>
+        <w:rPr>
+          <w:rFonts w:ascii="Arial" w:hAnsi="Arial" w:eastAsia="Arial" w:cs="Arial"/>
+          <w:color w:val="000000"/>
+          <w:sz w:val="22"/>
+          <w:szCs w:val="22"/>
+        </w:rPr>
         <w:t xml:space="preserve">Minor comments</w:t>
       </w:r>
     </w:p>
@@ -2214,6 +3892,12 @@
         <w:pStyle w:val="Heading3"/>
       </w:pPr>
       <w:r>
+        <w:rPr>
+          <w:rFonts w:ascii="Arial" w:hAnsi="Arial" w:eastAsia="Arial" w:cs="Arial"/>
+          <w:color w:val="000000"/>
+          <w:sz w:val="22"/>
+          <w:szCs w:val="22"/>
+        </w:rPr>
         <w:t xml:space="preserve">R2.minor1: Consolidate figures</w:t>
       </w:r>
     </w:p>
@@ -2222,6 +3906,12 @@
         <w:pStyle w:val="BlockText"/>
       </w:pPr>
       <w:r>
+        <w:rPr>
+          <w:rFonts w:ascii="Arial" w:hAnsi="Arial" w:eastAsia="Arial" w:cs="Arial"/>
+          <w:color w:val="000000"/>
+          <w:sz w:val="22"/>
+          <w:szCs w:val="22"/>
+        </w:rPr>
         <w:t xml:space="preserve">Several figures could move to the supplementary material to improve readability.</w:t>
       </w:r>
     </w:p>
@@ -2231,24 +3921,50 @@
       </w:pPr>
       <w:r>
         <w:rPr>
+          <w:rFonts w:ascii="Arial" w:hAnsi="Arial" w:eastAsia="Arial" w:cs="Arial"/>
           <w:i/>
           <w:iCs/>
+          <w:color w:val="000000"/>
+          <w:sz w:val="22"/>
+          <w:szCs w:val="22"/>
         </w:rPr>
         <w:t xml:space="preserve">We agree.</w:t>
       </w:r>
       <w:r>
-        <w:t xml:space="preserve"> </w:t>
-      </w:r>
-      <w:r>
+        <w:rPr>
+          <w:rFonts w:ascii="Arial" w:hAnsi="Arial" w:eastAsia="Arial" w:cs="Arial"/>
+          <w:color w:val="000000"/>
+          <w:sz w:val="22"/>
+          <w:szCs w:val="22"/>
+        </w:rPr>
+        <w:t xml:space="preserve"> </w:t>
+      </w:r>
+      <w:r>
+        <w:rPr>
+          <w:rFonts w:ascii="Arial" w:hAnsi="Arial" w:eastAsia="Arial" w:cs="Arial"/>
+          <w:color w:val="000000"/>
+          <w:sz w:val="22"/>
+          <w:szCs w:val="22"/>
+        </w:rPr>
         <w:t xml:space="preserve">We moved the principal-component-by-visit comparison of stochastic attention and the multivariate-normal baseline to the Supplement. We placed the simulation benchmark (</w:t>
       </w:r>
       <w:r>
         <w:rPr>
+          <w:rFonts w:ascii="Arial" w:hAnsi="Arial" w:eastAsia="Arial" w:cs="Arial"/>
           <w:rStyle w:val="VerbatimChar"/>
+          <w:color w:val="000000"/>
+          <w:sz w:val="22"/>
+          <w:szCs w:val="22"/>
         </w:rPr>
         <w:t xml:space="preserve">fig:sim-recovery</w:t>
       </w:r>
       <w:r>
+        <w:rPr>
+          <w:rFonts w:ascii="Arial" w:hAnsi="Arial" w:eastAsia="Arial" w:cs="Arial"/>
+          <w:color w:val="000000"/>
+          <w:sz w:val="22"/>
+          <w:szCs w:val="22"/>
+        </w:rPr>
         <w:t xml:space="preserve">) in its former position. The main text therefore retained seven figures despite the new analyses. We reported the baseline, convex-hull, membership, and sampling diagnostics in Supplementary tables and figures rather than adding more main-text panels.</w:t>
       </w:r>
     </w:p>
@@ -2258,23 +3974,49 @@
       </w:pPr>
       <w:r>
         <w:rPr>
+          <w:rFonts w:ascii="Arial" w:hAnsi="Arial" w:eastAsia="Arial" w:cs="Arial"/>
           <w:b/>
           <w:bCs/>
+          <w:color w:val="000000"/>
+          <w:sz w:val="22"/>
+          <w:szCs w:val="22"/>
         </w:rPr>
         <w:t xml:space="preserve">Changes:</w:t>
       </w:r>
       <w:r>
-        <w:t xml:space="preserve"> </w:t>
-      </w:r>
-      <w:r>
+        <w:rPr>
+          <w:rFonts w:ascii="Arial" w:hAnsi="Arial" w:eastAsia="Arial" w:cs="Arial"/>
+          <w:color w:val="000000"/>
+          <w:sz w:val="22"/>
+          <w:szCs w:val="22"/>
+        </w:rPr>
+        <w:t xml:space="preserve"> </w:t>
+      </w:r>
+      <w:r>
+        <w:rPr>
+          <w:rFonts w:ascii="Arial" w:hAnsi="Arial" w:eastAsia="Arial" w:cs="Arial"/>
+          <w:color w:val="000000"/>
+          <w:sz w:val="22"/>
+          <w:szCs w:val="22"/>
+        </w:rPr>
         <w:t xml:space="preserve">Figure placement (floats.tex / supplementary.tex).</w:t>
       </w:r>
       <w:r>
-        <w:t xml:space="preserve"> </w:t>
-      </w:r>
-      <w:r>
-        <w:rPr>
+        <w:rPr>
+          <w:rFonts w:ascii="Arial" w:hAnsi="Arial" w:eastAsia="Arial" w:cs="Arial"/>
+          <w:color w:val="000000"/>
+          <w:sz w:val="22"/>
+          <w:szCs w:val="22"/>
+        </w:rPr>
+        <w:t xml:space="preserve"> </w:t>
+      </w:r>
+      <w:r>
+        <w:rPr>
+          <w:rFonts w:ascii="Arial" w:hAnsi="Arial" w:eastAsia="Arial" w:cs="Arial"/>
           <w:rStyle w:val="VerbatimChar"/>
+          <w:color w:val="000000"/>
+          <w:sz w:val="22"/>
+          <w:szCs w:val="22"/>
         </w:rPr>
         <w:t xml:space="preserve">\rtwo{...}</w:t>
       </w:r>
@@ -2293,6 +4035,12 @@
         <w:pStyle w:val="Heading3"/>
       </w:pPr>
       <w:r>
+        <w:rPr>
+          <w:rFonts w:ascii="Arial" w:hAnsi="Arial" w:eastAsia="Arial" w:cs="Arial"/>
+          <w:color w:val="000000"/>
+          <w:sz w:val="22"/>
+          <w:szCs w:val="22"/>
+        </w:rPr>
         <w:t xml:space="preserve">R2.minor2: Streamline Hopfield theory exposition</w:t>
       </w:r>
     </w:p>
@@ -2301,6 +4049,12 @@
         <w:pStyle w:val="BlockText"/>
       </w:pPr>
       <w:r>
+        <w:rPr>
+          <w:rFonts w:ascii="Arial" w:hAnsi="Arial" w:eastAsia="Arial" w:cs="Arial"/>
+          <w:color w:val="000000"/>
+          <w:sz w:val="22"/>
+          <w:szCs w:val="22"/>
+        </w:rPr>
         <w:t xml:space="preserve">Some sections (particularly the Hopfield network theory) could be streamlined to focus on the applied contribution.</w:t>
       </w:r>
     </w:p>
@@ -2309,19 +4063,41 @@
         <w:pStyle w:val="FirstParagraph"/>
       </w:pPr>
       <w:r>
+        <w:rPr>
+          <w:rFonts w:ascii="Arial" w:hAnsi="Arial" w:eastAsia="Arial" w:cs="Arial"/>
+          <w:color w:val="000000"/>
+          <w:sz w:val="22"/>
+          <w:szCs w:val="22"/>
+        </w:rPr>
         <w:t xml:space="preserve">As described in</w:t>
       </w:r>
       <w:r>
-        <w:t xml:space="preserve"> </w:t>
-      </w:r>
-      <w:r>
-        <w:rPr>
+        <w:rPr>
+          <w:rFonts w:ascii="Arial" w:hAnsi="Arial" w:eastAsia="Arial" w:cs="Arial"/>
+          <w:color w:val="000000"/>
+          <w:sz w:val="22"/>
+          <w:szCs w:val="22"/>
+        </w:rPr>
+        <w:t xml:space="preserve"> </w:t>
+      </w:r>
+      <w:r>
+        <w:rPr>
+          <w:rFonts w:ascii="Arial" w:hAnsi="Arial" w:eastAsia="Arial" w:cs="Arial"/>
           <w:b/>
           <w:bCs/>
+          <w:color w:val="000000"/>
+          <w:sz w:val="22"/>
+          <w:szCs w:val="22"/>
         </w:rPr>
         <w:t xml:space="preserve">R1.9</w:t>
       </w:r>
       <w:r>
+        <w:rPr>
+          <w:rFonts w:ascii="Arial" w:hAnsi="Arial" w:eastAsia="Arial" w:cs="Arial"/>
+          <w:color w:val="000000"/>
+          <w:sz w:val="22"/>
+          <w:szCs w:val="22"/>
+        </w:rPr>
         <w:t xml:space="preserve">, we moved the detailed theory to the Supplement and added a plain-language explanation to the Methods.</w:t>
       </w:r>
     </w:p>
@@ -2331,23 +4107,49 @@
       </w:pPr>
       <w:r>
         <w:rPr>
+          <w:rFonts w:ascii="Arial" w:hAnsi="Arial" w:eastAsia="Arial" w:cs="Arial"/>
           <w:b/>
           <w:bCs/>
+          <w:color w:val="000000"/>
+          <w:sz w:val="22"/>
+          <w:szCs w:val="22"/>
         </w:rPr>
         <w:t xml:space="preserve">Changes:</w:t>
       </w:r>
       <w:r>
-        <w:t xml:space="preserve"> </w:t>
-      </w:r>
-      <w:r>
+        <w:rPr>
+          <w:rFonts w:ascii="Arial" w:hAnsi="Arial" w:eastAsia="Arial" w:cs="Arial"/>
+          <w:color w:val="000000"/>
+          <w:sz w:val="22"/>
+          <w:szCs w:val="22"/>
+        </w:rPr>
+        <w:t xml:space="preserve"> </w:t>
+      </w:r>
+      <w:r>
+        <w:rPr>
+          <w:rFonts w:ascii="Arial" w:hAnsi="Arial" w:eastAsia="Arial" w:cs="Arial"/>
+          <w:color w:val="000000"/>
+          <w:sz w:val="22"/>
+          <w:szCs w:val="22"/>
+        </w:rPr>
         <w:t xml:space="preserve">See R1.9. Violet.</w:t>
       </w:r>
       <w:r>
-        <w:t xml:space="preserve"> </w:t>
-      </w:r>
-      <w:r>
-        <w:rPr>
+        <w:rPr>
+          <w:rFonts w:ascii="Arial" w:hAnsi="Arial" w:eastAsia="Arial" w:cs="Arial"/>
+          <w:color w:val="000000"/>
+          <w:sz w:val="22"/>
+          <w:szCs w:val="22"/>
+        </w:rPr>
+        <w:t xml:space="preserve"> </w:t>
+      </w:r>
+      <w:r>
+        <w:rPr>
+          <w:rFonts w:ascii="Arial" w:hAnsi="Arial" w:eastAsia="Arial" w:cs="Arial"/>
           <w:rStyle w:val="VerbatimChar"/>
+          <w:color w:val="000000"/>
+          <w:sz w:val="22"/>
+          <w:szCs w:val="22"/>
         </w:rPr>
         <w:t xml:space="preserve">\rboth{...}</w:t>
       </w:r>
@@ -2367,6 +4169,12 @@
         <w:pStyle w:val="Heading2"/>
       </w:pPr>
       <w:r>
+        <w:rPr>
+          <w:rFonts w:ascii="Arial" w:hAnsi="Arial" w:eastAsia="Arial" w:cs="Arial"/>
+          <w:color w:val="000000"/>
+          <w:sz w:val="22"/>
+          <w:szCs w:val="22"/>
+        </w:rPr>
         <w:t xml:space="preserve">Cross-reference of comments and implemented changes</w:t>
       </w:r>
     </w:p>
@@ -2393,6 +4201,12 @@
               <w:pStyle w:val="Compact"/>
             </w:pPr>
             <w:r>
+              <w:rPr>
+                <w:rFonts w:ascii="Arial" w:hAnsi="Arial" w:eastAsia="Arial" w:cs="Arial"/>
+                <w:color w:val="000000"/>
+                <w:sz w:val="22"/>
+                <w:szCs w:val="22"/>
+              </w:rPr>
               <w:t xml:space="preserve">Comment</w:t>
             </w:r>
           </w:p>
@@ -2404,6 +4218,12 @@
               <w:pStyle w:val="Compact"/>
             </w:pPr>
             <w:r>
+              <w:rPr>
+                <w:rFonts w:ascii="Arial" w:hAnsi="Arial" w:eastAsia="Arial" w:cs="Arial"/>
+                <w:color w:val="000000"/>
+                <w:sz w:val="22"/>
+                <w:szCs w:val="22"/>
+              </w:rPr>
               <w:t xml:space="preserve">Type</w:t>
             </w:r>
           </w:p>
@@ -2415,6 +4235,12 @@
               <w:pStyle w:val="Compact"/>
             </w:pPr>
             <w:r>
+              <w:rPr>
+                <w:rFonts w:ascii="Arial" w:hAnsi="Arial" w:eastAsia="Arial" w:cs="Arial"/>
+                <w:color w:val="000000"/>
+                <w:sz w:val="22"/>
+                <w:szCs w:val="22"/>
+              </w:rPr>
               <w:t xml:space="preserve">Vehicle</w:t>
             </w:r>
           </w:p>
@@ -2426,6 +4252,12 @@
               <w:pStyle w:val="Compact"/>
             </w:pPr>
             <w:r>
+              <w:rPr>
+                <w:rFonts w:ascii="Arial" w:hAnsi="Arial" w:eastAsia="Arial" w:cs="Arial"/>
+                <w:color w:val="000000"/>
+                <w:sz w:val="22"/>
+                <w:szCs w:val="22"/>
+              </w:rPr>
               <w:t xml:space="preserve">Color</w:t>
             </w:r>
           </w:p>
@@ -2439,6 +4271,12 @@
               <w:pStyle w:val="Compact"/>
             </w:pPr>
             <w:r>
+              <w:rPr>
+                <w:rFonts w:ascii="Arial" w:hAnsi="Arial" w:eastAsia="Arial" w:cs="Arial"/>
+                <w:color w:val="000000"/>
+                <w:sz w:val="22"/>
+                <w:szCs w:val="22"/>
+              </w:rPr>
               <w:t xml:space="preserve">R1.1, R1.4</w:t>
             </w:r>
           </w:p>
@@ -2450,6 +4288,12 @@
               <w:pStyle w:val="Compact"/>
             </w:pPr>
             <w:r>
+              <w:rPr>
+                <w:rFonts w:ascii="Arial" w:hAnsi="Arial" w:eastAsia="Arial" w:cs="Arial"/>
+                <w:color w:val="000000"/>
+                <w:sz w:val="22"/>
+                <w:szCs w:val="22"/>
+              </w:rPr>
               <w:t xml:space="preserve">New experiment</w:t>
             </w:r>
           </w:p>
@@ -2461,6 +4305,12 @@
               <w:pStyle w:val="Compact"/>
             </w:pPr>
             <w:r>
+              <w:rPr>
+                <w:rFonts w:ascii="Arial" w:hAnsi="Arial" w:eastAsia="Arial" w:cs="Arial"/>
+                <w:color w:val="000000"/>
+                <w:sz w:val="22"/>
+                <w:szCs w:val="22"/>
+              </w:rPr>
               <w:t xml:space="preserve">E1 PCA-space ablation suite</w:t>
             </w:r>
           </w:p>
@@ -2472,6 +4322,12 @@
               <w:pStyle w:val="Compact"/>
             </w:pPr>
             <w:r>
+              <w:rPr>
+                <w:rFonts w:ascii="Arial" w:hAnsi="Arial" w:eastAsia="Arial" w:cs="Arial"/>
+                <w:color w:val="000000"/>
+                <w:sz w:val="22"/>
+                <w:szCs w:val="22"/>
+              </w:rPr>
               <w:t xml:space="preserve">blue</w:t>
             </w:r>
           </w:p>
@@ -2485,6 +4341,12 @@
               <w:pStyle w:val="Compact"/>
             </w:pPr>
             <w:r>
+              <w:rPr>
+                <w:rFonts w:ascii="Arial" w:hAnsi="Arial" w:eastAsia="Arial" w:cs="Arial"/>
+                <w:color w:val="000000"/>
+                <w:sz w:val="22"/>
+                <w:szCs w:val="22"/>
+              </w:rPr>
               <w:t xml:space="preserve">R1.2, R2.3</w:t>
             </w:r>
           </w:p>
@@ -2496,6 +4358,12 @@
               <w:pStyle w:val="Compact"/>
             </w:pPr>
             <w:r>
+              <w:rPr>
+                <w:rFonts w:ascii="Arial" w:hAnsi="Arial" w:eastAsia="Arial" w:cs="Arial"/>
+                <w:color w:val="000000"/>
+                <w:sz w:val="22"/>
+                <w:szCs w:val="22"/>
+              </w:rPr>
               <w:t xml:space="preserve">Prose (temper)</w:t>
             </w:r>
           </w:p>
@@ -2507,6 +4375,12 @@
               <w:pStyle w:val="Compact"/>
             </w:pPr>
             <w:r>
+              <w:rPr>
+                <w:rFonts w:ascii="Arial" w:hAnsi="Arial" w:eastAsia="Arial" w:cs="Arial"/>
+                <w:color w:val="000000"/>
+                <w:sz w:val="22"/>
+                <w:szCs w:val="22"/>
+              </w:rPr>
               <w:t xml:space="preserve">Mechanistic independence clarification</w:t>
             </w:r>
           </w:p>
@@ -2518,6 +4392,12 @@
               <w:pStyle w:val="Compact"/>
             </w:pPr>
             <w:r>
+              <w:rPr>
+                <w:rFonts w:ascii="Arial" w:hAnsi="Arial" w:eastAsia="Arial" w:cs="Arial"/>
+                <w:color w:val="000000"/>
+                <w:sz w:val="22"/>
+                <w:szCs w:val="22"/>
+              </w:rPr>
               <w:t xml:space="preserve">violet</w:t>
             </w:r>
           </w:p>
@@ -2531,6 +4411,12 @@
               <w:pStyle w:val="Compact"/>
             </w:pPr>
             <w:r>
+              <w:rPr>
+                <w:rFonts w:ascii="Arial" w:hAnsi="Arial" w:eastAsia="Arial" w:cs="Arial"/>
+                <w:color w:val="000000"/>
+                <w:sz w:val="22"/>
+                <w:szCs w:val="22"/>
+              </w:rPr>
               <w:t xml:space="preserve">R1.3</w:t>
             </w:r>
           </w:p>
@@ -2542,6 +4428,12 @@
               <w:pStyle w:val="Compact"/>
             </w:pPr>
             <w:r>
+              <w:rPr>
+                <w:rFonts w:ascii="Arial" w:hAnsi="Arial" w:eastAsia="Arial" w:cs="Arial"/>
+                <w:color w:val="000000"/>
+                <w:sz w:val="22"/>
+                <w:szCs w:val="22"/>
+              </w:rPr>
               <w:t xml:space="preserve">Prose</w:t>
             </w:r>
           </w:p>
@@ -2553,6 +4445,12 @@
               <w:pStyle w:val="Compact"/>
             </w:pPr>
             <w:r>
+              <w:rPr>
+                <w:rFonts w:ascii="Arial" w:hAnsi="Arial" w:eastAsia="Arial" w:cs="Arial"/>
+                <w:color w:val="000000"/>
+                <w:sz w:val="22"/>
+                <w:szCs w:val="22"/>
+              </w:rPr>
               <w:t xml:space="preserve">Subgroup reliability caveats</w:t>
             </w:r>
           </w:p>
@@ -2564,6 +4462,12 @@
               <w:pStyle w:val="Compact"/>
             </w:pPr>
             <w:r>
+              <w:rPr>
+                <w:rFonts w:ascii="Arial" w:hAnsi="Arial" w:eastAsia="Arial" w:cs="Arial"/>
+                <w:color w:val="000000"/>
+                <w:sz w:val="22"/>
+                <w:szCs w:val="22"/>
+              </w:rPr>
               <w:t xml:space="preserve">blue</w:t>
             </w:r>
           </w:p>
@@ -2577,6 +4481,12 @@
               <w:pStyle w:val="Compact"/>
             </w:pPr>
             <w:r>
+              <w:rPr>
+                <w:rFonts w:ascii="Arial" w:hAnsi="Arial" w:eastAsia="Arial" w:cs="Arial"/>
+                <w:color w:val="000000"/>
+                <w:sz w:val="22"/>
+                <w:szCs w:val="22"/>
+              </w:rPr>
               <w:t xml:space="preserve">R1.5</w:t>
             </w:r>
           </w:p>
@@ -2588,6 +4498,12 @@
               <w:pStyle w:val="Compact"/>
             </w:pPr>
             <w:r>
+              <w:rPr>
+                <w:rFonts w:ascii="Arial" w:hAnsi="Arial" w:eastAsia="Arial" w:cs="Arial"/>
+                <w:color w:val="000000"/>
+                <w:sz w:val="22"/>
+                <w:szCs w:val="22"/>
+              </w:rPr>
               <w:t xml:space="preserve">New experiment</w:t>
             </w:r>
           </w:p>
@@ -2599,6 +4515,12 @@
               <w:pStyle w:val="Compact"/>
             </w:pPr>
             <w:r>
+              <w:rPr>
+                <w:rFonts w:ascii="Arial" w:hAnsi="Arial" w:eastAsia="Arial" w:cs="Arial"/>
+                <w:color w:val="000000"/>
+                <w:sz w:val="22"/>
+                <w:szCs w:val="22"/>
+              </w:rPr>
               <w:t xml:space="preserve">E3 membership inference / privacy</w:t>
             </w:r>
           </w:p>
@@ -2610,6 +4532,12 @@
               <w:pStyle w:val="Compact"/>
             </w:pPr>
             <w:r>
+              <w:rPr>
+                <w:rFonts w:ascii="Arial" w:hAnsi="Arial" w:eastAsia="Arial" w:cs="Arial"/>
+                <w:color w:val="000000"/>
+                <w:sz w:val="22"/>
+                <w:szCs w:val="22"/>
+              </w:rPr>
               <w:t xml:space="preserve">blue</w:t>
             </w:r>
           </w:p>
@@ -2623,6 +4551,12 @@
               <w:pStyle w:val="Compact"/>
             </w:pPr>
             <w:r>
+              <w:rPr>
+                <w:rFonts w:ascii="Arial" w:hAnsi="Arial" w:eastAsia="Arial" w:cs="Arial"/>
+                <w:color w:val="000000"/>
+                <w:sz w:val="22"/>
+                <w:szCs w:val="22"/>
+              </w:rPr>
               <w:t xml:space="preserve">R1.6</w:t>
             </w:r>
           </w:p>
@@ -2634,6 +4568,12 @@
               <w:pStyle w:val="Compact"/>
             </w:pPr>
             <w:r>
+              <w:rPr>
+                <w:rFonts w:ascii="Arial" w:hAnsi="Arial" w:eastAsia="Arial" w:cs="Arial"/>
+                <w:color w:val="000000"/>
+                <w:sz w:val="22"/>
+                <w:szCs w:val="22"/>
+              </w:rPr>
               <w:t xml:space="preserve">Prose</w:t>
             </w:r>
           </w:p>
@@ -2645,6 +4585,12 @@
               <w:pStyle w:val="Compact"/>
             </w:pPr>
             <w:r>
+              <w:rPr>
+                <w:rFonts w:ascii="Arial" w:hAnsi="Arial" w:eastAsia="Arial" w:cs="Arial"/>
+                <w:color w:val="000000"/>
+                <w:sz w:val="22"/>
+                <w:szCs w:val="22"/>
+              </w:rPr>
               <w:t xml:space="preserve">Irregular-timing / missingness limitations</w:t>
             </w:r>
           </w:p>
@@ -2656,6 +4602,12 @@
               <w:pStyle w:val="Compact"/>
             </w:pPr>
             <w:r>
+              <w:rPr>
+                <w:rFonts w:ascii="Arial" w:hAnsi="Arial" w:eastAsia="Arial" w:cs="Arial"/>
+                <w:color w:val="000000"/>
+                <w:sz w:val="22"/>
+                <w:szCs w:val="22"/>
+              </w:rPr>
               <w:t xml:space="preserve">blue</w:t>
             </w:r>
           </w:p>
@@ -2669,6 +4621,12 @@
               <w:pStyle w:val="Compact"/>
             </w:pPr>
             <w:r>
+              <w:rPr>
+                <w:rFonts w:ascii="Arial" w:hAnsi="Arial" w:eastAsia="Arial" w:cs="Arial"/>
+                <w:color w:val="000000"/>
+                <w:sz w:val="22"/>
+                <w:szCs w:val="22"/>
+              </w:rPr>
               <w:t xml:space="preserve">R1.7</w:t>
             </w:r>
           </w:p>
@@ -2680,6 +4638,12 @@
               <w:pStyle w:val="Compact"/>
             </w:pPr>
             <w:r>
+              <w:rPr>
+                <w:rFonts w:ascii="Arial" w:hAnsi="Arial" w:eastAsia="Arial" w:cs="Arial"/>
+                <w:color w:val="000000"/>
+                <w:sz w:val="22"/>
+                <w:szCs w:val="22"/>
+              </w:rPr>
               <w:t xml:space="preserve">Prose</w:t>
             </w:r>
           </w:p>
@@ -2691,6 +4655,12 @@
               <w:pStyle w:val="Compact"/>
             </w:pPr>
             <w:r>
+              <w:rPr>
+                <w:rFonts w:ascii="Arial" w:hAnsi="Arial" w:eastAsia="Arial" w:cs="Arial"/>
+                <w:color w:val="000000"/>
+                <w:sz w:val="22"/>
+                <w:szCs w:val="22"/>
+              </w:rPr>
               <w:t xml:space="preserve">Tail-compression clinical importance</w:t>
             </w:r>
           </w:p>
@@ -2702,6 +4672,12 @@
               <w:pStyle w:val="Compact"/>
             </w:pPr>
             <w:r>
+              <w:rPr>
+                <w:rFonts w:ascii="Arial" w:hAnsi="Arial" w:eastAsia="Arial" w:cs="Arial"/>
+                <w:color w:val="000000"/>
+                <w:sz w:val="22"/>
+                <w:szCs w:val="22"/>
+              </w:rPr>
               <w:t xml:space="preserve">blue</w:t>
             </w:r>
           </w:p>
@@ -2715,6 +4691,12 @@
               <w:pStyle w:val="Compact"/>
             </w:pPr>
             <w:r>
+              <w:rPr>
+                <w:rFonts w:ascii="Arial" w:hAnsi="Arial" w:eastAsia="Arial" w:cs="Arial"/>
+                <w:color w:val="000000"/>
+                <w:sz w:val="22"/>
+                <w:szCs w:val="22"/>
+              </w:rPr>
               <w:t xml:space="preserve">R1.8, R2.1</w:t>
             </w:r>
           </w:p>
@@ -2726,6 +4708,12 @@
               <w:pStyle w:val="Compact"/>
             </w:pPr>
             <w:r>
+              <w:rPr>
+                <w:rFonts w:ascii="Arial" w:hAnsi="Arial" w:eastAsia="Arial" w:cs="Arial"/>
+                <w:color w:val="000000"/>
+                <w:sz w:val="22"/>
+                <w:szCs w:val="22"/>
+              </w:rPr>
               <w:t xml:space="preserve">New experiment + framing</w:t>
             </w:r>
           </w:p>
@@ -2737,6 +4725,12 @@
               <w:pStyle w:val="Compact"/>
             </w:pPr>
             <w:r>
+              <w:rPr>
+                <w:rFonts w:ascii="Arial" w:hAnsi="Arial" w:eastAsia="Arial" w:cs="Arial"/>
+                <w:color w:val="000000"/>
+                <w:sz w:val="22"/>
+                <w:szCs w:val="22"/>
+              </w:rPr>
               <w:t xml:space="preserve">Simulation benchmark + cross-domain evidence</w:t>
             </w:r>
           </w:p>
@@ -2748,6 +4742,12 @@
               <w:pStyle w:val="Compact"/>
             </w:pPr>
             <w:r>
+              <w:rPr>
+                <w:rFonts w:ascii="Arial" w:hAnsi="Arial" w:eastAsia="Arial" w:cs="Arial"/>
+                <w:color w:val="000000"/>
+                <w:sz w:val="22"/>
+                <w:szCs w:val="22"/>
+              </w:rPr>
               <w:t xml:space="preserve">violet</w:t>
             </w:r>
           </w:p>
@@ -2761,6 +4761,12 @@
               <w:pStyle w:val="Compact"/>
             </w:pPr>
             <w:r>
+              <w:rPr>
+                <w:rFonts w:ascii="Arial" w:hAnsi="Arial" w:eastAsia="Arial" w:cs="Arial"/>
+                <w:color w:val="000000"/>
+                <w:sz w:val="22"/>
+                <w:szCs w:val="22"/>
+              </w:rPr>
               <w:t xml:space="preserve">R1.9, R2.minor2</w:t>
             </w:r>
           </w:p>
@@ -2772,6 +4778,12 @@
               <w:pStyle w:val="Compact"/>
             </w:pPr>
             <w:r>
+              <w:rPr>
+                <w:rFonts w:ascii="Arial" w:hAnsi="Arial" w:eastAsia="Arial" w:cs="Arial"/>
+                <w:color w:val="000000"/>
+                <w:sz w:val="22"/>
+                <w:szCs w:val="22"/>
+              </w:rPr>
               <w:t xml:space="preserve">Writing</w:t>
             </w:r>
           </w:p>
@@ -2783,6 +4795,12 @@
               <w:pStyle w:val="Compact"/>
             </w:pPr>
             <w:r>
+              <w:rPr>
+                <w:rFonts w:ascii="Arial" w:hAnsi="Arial" w:eastAsia="Arial" w:cs="Arial"/>
+                <w:color w:val="000000"/>
+                <w:sz w:val="22"/>
+                <w:szCs w:val="22"/>
+              </w:rPr>
               <w:t xml:space="preserve">Theory streamlining + corrected intuition</w:t>
             </w:r>
           </w:p>
@@ -2794,6 +4812,12 @@
               <w:pStyle w:val="Compact"/>
             </w:pPr>
             <w:r>
+              <w:rPr>
+                <w:rFonts w:ascii="Arial" w:hAnsi="Arial" w:eastAsia="Arial" w:cs="Arial"/>
+                <w:color w:val="000000"/>
+                <w:sz w:val="22"/>
+                <w:szCs w:val="22"/>
+              </w:rPr>
               <w:t xml:space="preserve">violet</w:t>
             </w:r>
           </w:p>
@@ -2807,6 +4831,12 @@
               <w:pStyle w:val="Compact"/>
             </w:pPr>
             <w:r>
+              <w:rPr>
+                <w:rFonts w:ascii="Arial" w:hAnsi="Arial" w:eastAsia="Arial" w:cs="Arial"/>
+                <w:color w:val="000000"/>
+                <w:sz w:val="22"/>
+                <w:szCs w:val="22"/>
+              </w:rPr>
               <w:t xml:space="preserve">R1.10</w:t>
             </w:r>
           </w:p>
@@ -2818,6 +4848,12 @@
               <w:pStyle w:val="Compact"/>
             </w:pPr>
             <w:r>
+              <w:rPr>
+                <w:rFonts w:ascii="Arial" w:hAnsi="Arial" w:eastAsia="Arial" w:cs="Arial"/>
+                <w:color w:val="000000"/>
+                <w:sz w:val="22"/>
+                <w:szCs w:val="22"/>
+              </w:rPr>
               <w:t xml:space="preserve">Prose</w:t>
             </w:r>
           </w:p>
@@ -2829,6 +4865,12 @@
               <w:pStyle w:val="Compact"/>
             </w:pPr>
             <w:r>
+              <w:rPr>
+                <w:rFonts w:ascii="Arial" w:hAnsi="Arial" w:eastAsia="Arial" w:cs="Arial"/>
+                <w:color w:val="000000"/>
+                <w:sz w:val="22"/>
+                <w:szCs w:val="22"/>
+              </w:rPr>
               <w:t xml:space="preserve">Fibrinolytic/viscoelastic features</w:t>
             </w:r>
           </w:p>
@@ -2840,6 +4882,12 @@
               <w:pStyle w:val="Compact"/>
             </w:pPr>
             <w:r>
+              <w:rPr>
+                <w:rFonts w:ascii="Arial" w:hAnsi="Arial" w:eastAsia="Arial" w:cs="Arial"/>
+                <w:color w:val="000000"/>
+                <w:sz w:val="22"/>
+                <w:szCs w:val="22"/>
+              </w:rPr>
               <w:t xml:space="preserve">blue</w:t>
             </w:r>
           </w:p>
@@ -2853,6 +4901,12 @@
               <w:pStyle w:val="Compact"/>
             </w:pPr>
             <w:r>
+              <w:rPr>
+                <w:rFonts w:ascii="Arial" w:hAnsi="Arial" w:eastAsia="Arial" w:cs="Arial"/>
+                <w:color w:val="000000"/>
+                <w:sz w:val="22"/>
+                <w:szCs w:val="22"/>
+              </w:rPr>
               <w:t xml:space="preserve">R1.11</w:t>
             </w:r>
           </w:p>
@@ -2864,6 +4918,12 @@
               <w:pStyle w:val="Compact"/>
             </w:pPr>
             <w:r>
+              <w:rPr>
+                <w:rFonts w:ascii="Arial" w:hAnsi="Arial" w:eastAsia="Arial" w:cs="Arial"/>
+                <w:color w:val="000000"/>
+                <w:sz w:val="22"/>
+                <w:szCs w:val="22"/>
+              </w:rPr>
               <w:t xml:space="preserve">Prose</w:t>
             </w:r>
           </w:p>
@@ -2875,6 +4935,12 @@
               <w:pStyle w:val="Compact"/>
             </w:pPr>
             <w:r>
+              <w:rPr>
+                <w:rFonts w:ascii="Arial" w:hAnsi="Arial" w:eastAsia="Arial" w:cs="Arial"/>
+                <w:color w:val="000000"/>
+                <w:sz w:val="22"/>
+                <w:szCs w:val="22"/>
+              </w:rPr>
               <w:t xml:space="preserve">Downstream smoothing caveat</w:t>
             </w:r>
           </w:p>
@@ -2886,6 +4952,12 @@
               <w:pStyle w:val="Compact"/>
             </w:pPr>
             <w:r>
+              <w:rPr>
+                <w:rFonts w:ascii="Arial" w:hAnsi="Arial" w:eastAsia="Arial" w:cs="Arial"/>
+                <w:color w:val="000000"/>
+                <w:sz w:val="22"/>
+                <w:szCs w:val="22"/>
+              </w:rPr>
               <w:t xml:space="preserve">blue</w:t>
             </w:r>
           </w:p>
@@ -2899,6 +4971,12 @@
               <w:pStyle w:val="Compact"/>
             </w:pPr>
             <w:r>
+              <w:rPr>
+                <w:rFonts w:ascii="Arial" w:hAnsi="Arial" w:eastAsia="Arial" w:cs="Arial"/>
+                <w:color w:val="000000"/>
+                <w:sz w:val="22"/>
+                <w:szCs w:val="22"/>
+              </w:rPr>
               <w:t xml:space="preserve">R1.12</w:t>
             </w:r>
           </w:p>
@@ -2910,6 +4988,12 @@
               <w:pStyle w:val="Compact"/>
             </w:pPr>
             <w:r>
+              <w:rPr>
+                <w:rFonts w:ascii="Arial" w:hAnsi="Arial" w:eastAsia="Arial" w:cs="Arial"/>
+                <w:color w:val="000000"/>
+                <w:sz w:val="22"/>
+                <w:szCs w:val="22"/>
+              </w:rPr>
               <w:t xml:space="preserve">Prose</w:t>
             </w:r>
           </w:p>
@@ -2921,6 +5005,12 @@
               <w:pStyle w:val="Compact"/>
             </w:pPr>
             <w:r>
+              <w:rPr>
+                <w:rFonts w:ascii="Arial" w:hAnsi="Arial" w:eastAsia="Arial" w:cs="Arial"/>
+                <w:color w:val="000000"/>
+                <w:sz w:val="22"/>
+                <w:szCs w:val="22"/>
+              </w:rPr>
               <w:t xml:space="preserve">Computational scalability</w:t>
             </w:r>
           </w:p>
@@ -2932,6 +5022,12 @@
               <w:pStyle w:val="Compact"/>
             </w:pPr>
             <w:r>
+              <w:rPr>
+                <w:rFonts w:ascii="Arial" w:hAnsi="Arial" w:eastAsia="Arial" w:cs="Arial"/>
+                <w:color w:val="000000"/>
+                <w:sz w:val="22"/>
+                <w:szCs w:val="22"/>
+              </w:rPr>
               <w:t xml:space="preserve">blue</w:t>
             </w:r>
           </w:p>
@@ -2945,6 +5041,12 @@
               <w:pStyle w:val="Compact"/>
             </w:pPr>
             <w:r>
+              <w:rPr>
+                <w:rFonts w:ascii="Arial" w:hAnsi="Arial" w:eastAsia="Arial" w:cs="Arial"/>
+                <w:color w:val="000000"/>
+                <w:sz w:val="22"/>
+                <w:szCs w:val="22"/>
+              </w:rPr>
               <w:t xml:space="preserve">R1.M1</w:t>
             </w:r>
           </w:p>
@@ -2956,6 +5058,12 @@
               <w:pStyle w:val="Compact"/>
             </w:pPr>
             <w:r>
+              <w:rPr>
+                <w:rFonts w:ascii="Arial" w:hAnsi="Arial" w:eastAsia="Arial" w:cs="Arial"/>
+                <w:color w:val="000000"/>
+                <w:sz w:val="22"/>
+                <w:szCs w:val="22"/>
+              </w:rPr>
               <w:t xml:space="preserve">Writing</w:t>
             </w:r>
           </w:p>
@@ -2967,6 +5075,12 @@
               <w:pStyle w:val="Compact"/>
             </w:pPr>
             <w:r>
+              <w:rPr>
+                <w:rFonts w:ascii="Arial" w:hAnsi="Arial" w:eastAsia="Arial" w:cs="Arial"/>
+                <w:color w:val="000000"/>
+                <w:sz w:val="22"/>
+                <w:szCs w:val="22"/>
+              </w:rPr>
               <w:t xml:space="preserve">Temper wording</w:t>
             </w:r>
           </w:p>
@@ -2978,6 +5092,12 @@
               <w:pStyle w:val="Compact"/>
             </w:pPr>
             <w:r>
+              <w:rPr>
+                <w:rFonts w:ascii="Arial" w:hAnsi="Arial" w:eastAsia="Arial" w:cs="Arial"/>
+                <w:color w:val="000000"/>
+                <w:sz w:val="22"/>
+                <w:szCs w:val="22"/>
+              </w:rPr>
               <w:t xml:space="preserve">blue</w:t>
             </w:r>
           </w:p>
@@ -2991,6 +5111,12 @@
               <w:pStyle w:val="Compact"/>
             </w:pPr>
             <w:r>
+              <w:rPr>
+                <w:rFonts w:ascii="Arial" w:hAnsi="Arial" w:eastAsia="Arial" w:cs="Arial"/>
+                <w:color w:val="000000"/>
+                <w:sz w:val="22"/>
+                <w:szCs w:val="22"/>
+              </w:rPr>
               <w:t xml:space="preserve">R2.2</w:t>
             </w:r>
           </w:p>
@@ -3002,6 +5128,12 @@
               <w:pStyle w:val="Compact"/>
             </w:pPr>
             <w:r>
+              <w:rPr>
+                <w:rFonts w:ascii="Arial" w:hAnsi="Arial" w:eastAsia="Arial" w:cs="Arial"/>
+                <w:color w:val="000000"/>
+                <w:sz w:val="22"/>
+                <w:szCs w:val="22"/>
+              </w:rPr>
               <w:t xml:space="preserve">Prose</w:t>
             </w:r>
           </w:p>
@@ -3013,6 +5145,12 @@
               <w:pStyle w:val="Compact"/>
             </w:pPr>
             <w:r>
+              <w:rPr>
+                <w:rFonts w:ascii="Arial" w:hAnsi="Arial" w:eastAsia="Arial" w:cs="Arial"/>
+                <w:color w:val="000000"/>
+                <w:sz w:val="22"/>
+                <w:szCs w:val="22"/>
+              </w:rPr>
               <w:t xml:space="preserve">PCA limits / nonlinear embeddings</w:t>
             </w:r>
           </w:p>
@@ -3024,6 +5162,12 @@
               <w:pStyle w:val="Compact"/>
             </w:pPr>
             <w:r>
+              <w:rPr>
+                <w:rFonts w:ascii="Arial" w:hAnsi="Arial" w:eastAsia="Arial" w:cs="Arial"/>
+                <w:color w:val="000000"/>
+                <w:sz w:val="22"/>
+                <w:szCs w:val="22"/>
+              </w:rPr>
               <w:t xml:space="preserve">red</w:t>
             </w:r>
           </w:p>
@@ -3037,6 +5181,12 @@
               <w:pStyle w:val="Compact"/>
             </w:pPr>
             <w:r>
+              <w:rPr>
+                <w:rFonts w:ascii="Arial" w:hAnsi="Arial" w:eastAsia="Arial" w:cs="Arial"/>
+                <w:color w:val="000000"/>
+                <w:sz w:val="22"/>
+                <w:szCs w:val="22"/>
+              </w:rPr>
               <w:t xml:space="preserve">R2.4</w:t>
             </w:r>
           </w:p>
@@ -3048,6 +5198,12 @@
               <w:pStyle w:val="Compact"/>
             </w:pPr>
             <w:r>
+              <w:rPr>
+                <w:rFonts w:ascii="Arial" w:hAnsi="Arial" w:eastAsia="Arial" w:cs="Arial"/>
+                <w:color w:val="000000"/>
+                <w:sz w:val="22"/>
+                <w:szCs w:val="22"/>
+              </w:rPr>
               <w:t xml:space="preserve">New experiment</w:t>
             </w:r>
           </w:p>
@@ -3059,6 +5215,12 @@
               <w:pStyle w:val="Compact"/>
             </w:pPr>
             <w:r>
+              <w:rPr>
+                <w:rFonts w:ascii="Arial" w:hAnsi="Arial" w:eastAsia="Arial" w:cs="Arial"/>
+                <w:color w:val="000000"/>
+                <w:sz w:val="22"/>
+                <w:szCs w:val="22"/>
+              </w:rPr>
               <w:t xml:space="preserve">E2 convex-hull / extrapolation</w:t>
             </w:r>
           </w:p>
@@ -3070,6 +5232,12 @@
               <w:pStyle w:val="Compact"/>
             </w:pPr>
             <w:r>
+              <w:rPr>
+                <w:rFonts w:ascii="Arial" w:hAnsi="Arial" w:eastAsia="Arial" w:cs="Arial"/>
+                <w:color w:val="000000"/>
+                <w:sz w:val="22"/>
+                <w:szCs w:val="22"/>
+              </w:rPr>
               <w:t xml:space="preserve">red</w:t>
             </w:r>
           </w:p>
@@ -3083,6 +5251,12 @@
               <w:pStyle w:val="Compact"/>
             </w:pPr>
             <w:r>
+              <w:rPr>
+                <w:rFonts w:ascii="Arial" w:hAnsi="Arial" w:eastAsia="Arial" w:cs="Arial"/>
+                <w:color w:val="000000"/>
+                <w:sz w:val="22"/>
+                <w:szCs w:val="22"/>
+              </w:rPr>
               <w:t xml:space="preserve">R2.5</w:t>
             </w:r>
           </w:p>
@@ -3094,6 +5268,12 @@
               <w:pStyle w:val="Compact"/>
             </w:pPr>
             <w:r>
+              <w:rPr>
+                <w:rFonts w:ascii="Arial" w:hAnsi="Arial" w:eastAsia="Arial" w:cs="Arial"/>
+                <w:color w:val="000000"/>
+                <w:sz w:val="22"/>
+                <w:szCs w:val="22"/>
+              </w:rPr>
               <w:t xml:space="preserve">Framing</w:t>
             </w:r>
           </w:p>
@@ -3105,6 +5285,12 @@
               <w:pStyle w:val="Compact"/>
             </w:pPr>
             <w:r>
+              <w:rPr>
+                <w:rFonts w:ascii="Arial" w:hAnsi="Arial" w:eastAsia="Arial" w:cs="Arial"/>
+                <w:color w:val="000000"/>
+                <w:sz w:val="22"/>
+                <w:szCs w:val="22"/>
+              </w:rPr>
               <w:t xml:space="preserve">Downstream utility translational framing</w:t>
             </w:r>
           </w:p>
@@ -3116,6 +5302,12 @@
               <w:pStyle w:val="Compact"/>
             </w:pPr>
             <w:r>
+              <w:rPr>
+                <w:rFonts w:ascii="Arial" w:hAnsi="Arial" w:eastAsia="Arial" w:cs="Arial"/>
+                <w:color w:val="000000"/>
+                <w:sz w:val="22"/>
+                <w:szCs w:val="22"/>
+              </w:rPr>
               <w:t xml:space="preserve">red</w:t>
             </w:r>
           </w:p>
@@ -3129,6 +5321,12 @@
               <w:pStyle w:val="Compact"/>
             </w:pPr>
             <w:r>
+              <w:rPr>
+                <w:rFonts w:ascii="Arial" w:hAnsi="Arial" w:eastAsia="Arial" w:cs="Arial"/>
+                <w:color w:val="000000"/>
+                <w:sz w:val="22"/>
+                <w:szCs w:val="22"/>
+              </w:rPr>
               <w:t xml:space="preserve">R2.minor1</w:t>
             </w:r>
           </w:p>
@@ -3140,6 +5338,12 @@
               <w:pStyle w:val="Compact"/>
             </w:pPr>
             <w:r>
+              <w:rPr>
+                <w:rFonts w:ascii="Arial" w:hAnsi="Arial" w:eastAsia="Arial" w:cs="Arial"/>
+                <w:color w:val="000000"/>
+                <w:sz w:val="22"/>
+                <w:szCs w:val="22"/>
+              </w:rPr>
               <w:t xml:space="preserve">Layout</w:t>
             </w:r>
           </w:p>
@@ -3151,6 +5355,12 @@
               <w:pStyle w:val="Compact"/>
             </w:pPr>
             <w:r>
+              <w:rPr>
+                <w:rFonts w:ascii="Arial" w:hAnsi="Arial" w:eastAsia="Arial" w:cs="Arial"/>
+                <w:color w:val="000000"/>
+                <w:sz w:val="22"/>
+                <w:szCs w:val="22"/>
+              </w:rPr>
               <w:t xml:space="preserve">Figure consolidation</w:t>
             </w:r>
           </w:p>
@@ -3162,6 +5372,12 @@
               <w:pStyle w:val="Compact"/>
             </w:pPr>
             <w:r>
+              <w:rPr>
+                <w:rFonts w:ascii="Arial" w:hAnsi="Arial" w:eastAsia="Arial" w:cs="Arial"/>
+                <w:color w:val="000000"/>
+                <w:sz w:val="22"/>
+                <w:szCs w:val="22"/>
+              </w:rPr>
               <w:t xml:space="preserve">red</w:t>
             </w:r>
           </w:p>
@@ -3174,6 +5390,7 @@
       <w:footnotePr>
         <w:numRestart w:val="eachSect"/>
       </w:footnotePr>
+      <w:pgMar w:top="720" w:right="720" w:bottom="720" w:left="720" w:header="360" w:footer="360" w:gutter="0"/>
     </w:sectPr>
   </w:body>
 </w:document>
@@ -3184,10 +5401,16 @@
 </file>
 
 <file path=word/footnotes.xml><?xml version="1.0" encoding="utf-8"?>
-<w:footnotes xmlns:w="http://schemas.openxmlformats.org/wordprocessingml/2006/main" xmlns:m="http://schemas.openxmlformats.org/officeDocument/2006/math" xmlns:r="http://schemas.openxmlformats.org/officeDocument/2006/relationships" xmlns:o="urn:schemas-microsoft-com:office:office" xmlns:v="urn:schemas-microsoft-com:vml" xmlns:w10="urn:schemas-microsoft-com:office:word" xmlns:a="http://schemas.openxmlformats.org/drawingml/2006/main" xmlns:pic="http://schemas.openxmlformats.org/drawingml/2006/picture" xmlns:wp="http://schemas.openxmlformats.org/drawingml/2006/wordprocessingDrawing">
+<w:footnotes xmlns:w="http://schemas.openxmlformats.org/wordprocessingml/2006/main">
   <w:footnote w:type="continuationSeparator" w:id="0">
     <w:p>
       <w:r>
+        <w:rPr>
+          <w:rFonts w:ascii="Arial" w:hAnsi="Arial" w:eastAsia="Arial" w:cs="Arial"/>
+          <w:color w:val="000000"/>
+          <w:sz w:val="22"/>
+          <w:szCs w:val="22"/>
+        </w:rPr>
         <w:continuationSeparator/>
       </w:r>
     </w:p>
@@ -3195,6 +5418,12 @@
   <w:footnote w:type="separator" w:id="-1">
     <w:p>
       <w:r>
+        <w:rPr>
+          <w:rFonts w:ascii="Arial" w:hAnsi="Arial" w:eastAsia="Arial" w:cs="Arial"/>
+          <w:color w:val="000000"/>
+          <w:sz w:val="22"/>
+          <w:szCs w:val="22"/>
+        </w:rPr>
         <w:separator/>
       </w:r>
     </w:p>
@@ -3291,7 +5520,10 @@
         <w:ind w:left="720" w:hanging="360"/>
       </w:pPr>
       <w:rPr>
-        <w:rFonts w:ascii="Symbol" w:hAnsi="Symbol" w:cs="Symbol" w:hint="default"/>
+        <w:rFonts w:ascii="Arial" w:hAnsi="Arial" w:cs="Arial" w:hint="default" w:eastAsia="Arial"/>
+        <w:color w:val="000000"/>
+        <w:sz w:val="22"/>
+        <w:szCs w:val="22"/>
       </w:rPr>
     </w:lvl>
     <w:lvl w:ilvl="1">
@@ -3302,7 +5534,10 @@
         <w:ind w:left="1440" w:hanging="360"/>
       </w:pPr>
       <w:rPr>
-        <w:rFonts w:ascii="Courier New" w:hAnsi="Courier New" w:cs="Courier New" w:hint="default"/>
+        <w:rFonts w:ascii="Arial" w:hAnsi="Arial" w:cs="Arial" w:hint="default" w:eastAsia="Arial"/>
+        <w:color w:val="000000"/>
+        <w:sz w:val="22"/>
+        <w:szCs w:val="22"/>
       </w:rPr>
     </w:lvl>
     <w:lvl w:ilvl="2">
@@ -3313,7 +5548,10 @@
         <w:ind w:left="2160" w:hanging="360"/>
       </w:pPr>
       <w:rPr>
-        <w:rFonts w:ascii="Wingdings" w:hAnsi="Wingdings" w:cs="Wingdings" w:hint="default"/>
+        <w:rFonts w:ascii="Arial" w:hAnsi="Arial" w:cs="Arial" w:hint="default" w:eastAsia="Arial"/>
+        <w:color w:val="000000"/>
+        <w:sz w:val="22"/>
+        <w:szCs w:val="22"/>
       </w:rPr>
     </w:lvl>
     <w:lvl w:ilvl="3">
@@ -3324,7 +5562,10 @@
         <w:ind w:left="2880" w:hanging="360"/>
       </w:pPr>
       <w:rPr>
-        <w:rFonts w:ascii="Symbol" w:hAnsi="Symbol" w:cs="Symbol" w:hint="default"/>
+        <w:rFonts w:ascii="Arial" w:hAnsi="Arial" w:cs="Arial" w:hint="default" w:eastAsia="Arial"/>
+        <w:color w:val="000000"/>
+        <w:sz w:val="22"/>
+        <w:szCs w:val="22"/>
       </w:rPr>
     </w:lvl>
     <w:lvl w:ilvl="4">
@@ -3335,7 +5576,10 @@
         <w:ind w:left="3600" w:hanging="360"/>
       </w:pPr>
       <w:rPr>
-        <w:rFonts w:ascii="Courier New" w:hAnsi="Courier New" w:cs="Courier New" w:hint="default"/>
+        <w:rFonts w:ascii="Arial" w:hAnsi="Arial" w:cs="Arial" w:hint="default" w:eastAsia="Arial"/>
+        <w:color w:val="000000"/>
+        <w:sz w:val="22"/>
+        <w:szCs w:val="22"/>
       </w:rPr>
     </w:lvl>
     <w:lvl w:ilvl="5">
@@ -3346,7 +5590,10 @@
         <w:ind w:left="4320" w:hanging="360"/>
       </w:pPr>
       <w:rPr>
-        <w:rFonts w:ascii="Wingdings" w:hAnsi="Wingdings" w:cs="Wingdings" w:hint="default"/>
+        <w:rFonts w:ascii="Arial" w:hAnsi="Arial" w:cs="Arial" w:hint="default" w:eastAsia="Arial"/>
+        <w:color w:val="000000"/>
+        <w:sz w:val="22"/>
+        <w:szCs w:val="22"/>
       </w:rPr>
     </w:lvl>
     <w:lvl w:ilvl="6">
@@ -3357,7 +5604,10 @@
         <w:ind w:left="5040" w:hanging="360"/>
       </w:pPr>
       <w:rPr>
-        <w:rFonts w:ascii="Symbol" w:hAnsi="Symbol" w:cs="Symbol" w:hint="default"/>
+        <w:rFonts w:ascii="Arial" w:hAnsi="Arial" w:cs="Arial" w:hint="default" w:eastAsia="Arial"/>
+        <w:color w:val="000000"/>
+        <w:sz w:val="22"/>
+        <w:szCs w:val="22"/>
       </w:rPr>
     </w:lvl>
     <w:lvl w:ilvl="7">
@@ -3368,7 +5618,10 @@
         <w:ind w:left="5760" w:hanging="360"/>
       </w:pPr>
       <w:rPr>
-        <w:rFonts w:ascii="Courier New" w:hAnsi="Courier New" w:cs="Courier New" w:hint="default"/>
+        <w:rFonts w:ascii="Arial" w:hAnsi="Arial" w:cs="Arial" w:hint="default" w:eastAsia="Arial"/>
+        <w:color w:val="000000"/>
+        <w:sz w:val="22"/>
+        <w:szCs w:val="22"/>
       </w:rPr>
     </w:lvl>
     <w:lvl w:ilvl="8">
@@ -3379,7 +5632,10 @@
         <w:ind w:left="6480" w:hanging="360"/>
       </w:pPr>
       <w:rPr>
-        <w:rFonts w:ascii="Wingdings" w:hAnsi="Wingdings" w:cs="Wingdings" w:hint="default"/>
+        <w:rFonts w:ascii="Arial" w:hAnsi="Arial" w:cs="Arial" w:hint="default" w:eastAsia="Arial"/>
+        <w:color w:val="000000"/>
+        <w:sz w:val="22"/>
+        <w:szCs w:val="22"/>
       </w:rPr>
     </w:lvl>
   </w:abstractNum>
@@ -3393,14 +5649,15 @@
 </file>
 
 <file path=word/styles.xml><?xml version="1.0" encoding="utf-8"?>
-<w:styles xmlns:r="http://schemas.openxmlformats.org/officeDocument/2006/relationships" xmlns:w="http://schemas.openxmlformats.org/wordprocessingml/2006/main">
+<w:styles xmlns:w="http://schemas.openxmlformats.org/wordprocessingml/2006/main">
   <w:docDefaults>
     <w:rPrDefault>
       <w:rPr>
-        <w:rFonts w:asciiTheme="minorHAnsi" w:cstheme="minorBidi" w:eastAsiaTheme="minorEastAsia" w:hAnsiTheme="minorHAnsi"/>
-        <w:sz w:val="24"/>
-        <w:szCs w:val="24"/>
+        <w:rFonts w:ascii="Arial" w:hAnsi="Arial" w:eastAsia="Arial" w:cs="Arial"/>
+        <w:sz w:val="22"/>
+        <w:szCs w:val="22"/>
         <w:lang w:bidi="ar-SA" w:eastAsia="zh-CN" w:val="en-US"/>
+        <w:color w:val="000000"/>
       </w:rPr>
     </w:rPrDefault>
     <w:pPrDefault>
@@ -3413,6 +5670,12 @@
   <w:style w:default="1" w:styleId="Normal" w:type="paragraph">
     <w:name w:val="Normal"/>
     <w:qFormat/>
+    <w:rPr>
+      <w:rFonts w:ascii="Arial" w:hAnsi="Arial" w:eastAsia="Arial" w:cs="Arial"/>
+      <w:color w:val="000000"/>
+      <w:sz w:val="22"/>
+      <w:szCs w:val="22"/>
+    </w:rPr>
   </w:style>
   <w:style w:styleId="BodyText" w:type="paragraph">
     <w:name w:val="Body Text"/>
@@ -3422,12 +5685,24 @@
     <w:pPr>
       <w:spacing w:after="180" w:before="180"/>
     </w:pPr>
+    <w:rPr>
+      <w:rFonts w:ascii="Arial" w:hAnsi="Arial" w:eastAsia="Arial" w:cs="Arial"/>
+      <w:color w:val="000000"/>
+      <w:sz w:val="22"/>
+      <w:szCs w:val="22"/>
+    </w:rPr>
   </w:style>
   <w:style w:customStyle="1" w:styleId="FirstParagraph" w:type="paragraph">
     <w:name w:val="First Paragraph"/>
     <w:basedOn w:val="BodyText"/>
     <w:next w:val="BodyText"/>
     <w:qFormat/>
+    <w:rPr>
+      <w:rFonts w:ascii="Arial" w:hAnsi="Arial" w:eastAsia="Arial" w:cs="Arial"/>
+      <w:color w:val="000000"/>
+      <w:sz w:val="22"/>
+      <w:szCs w:val="22"/>
+    </w:rPr>
   </w:style>
   <w:style w:customStyle="1" w:styleId="Compact" w:type="paragraph">
     <w:name w:val="Compact"/>
@@ -3436,6 +5711,12 @@
     <w:pPr>
       <w:spacing w:after="36" w:before="36"/>
     </w:pPr>
+    <w:rPr>
+      <w:rFonts w:ascii="Arial" w:hAnsi="Arial" w:eastAsia="Arial" w:cs="Arial"/>
+      <w:color w:val="000000"/>
+      <w:sz w:val="22"/>
+      <w:szCs w:val="22"/>
+    </w:rPr>
   </w:style>
   <w:style w:styleId="Title" w:type="paragraph">
     <w:name w:val="Title"/>
@@ -3451,9 +5732,10 @@
       <w:jc w:val="center"/>
     </w:pPr>
     <w:rPr>
-      <w:rFonts w:asciiTheme="majorHAnsi" w:cstheme="majorBidi" w:eastAsiaTheme="majorEastAsia" w:hAnsiTheme="majorHAnsi"/>
-      <w:sz w:val="56"/>
-      <w:szCs w:val="56"/>
+      <w:rFonts w:ascii="Arial" w:hAnsi="Arial" w:eastAsia="Arial" w:cs="Arial"/>
+      <w:sz w:val="22"/>
+      <w:szCs w:val="22"/>
+      <w:color w:val="000000"/>
     </w:rPr>
   </w:style>
   <w:style w:customStyle="1" w:styleId="TitleChar" w:type="character">
@@ -3463,9 +5745,10 @@
     <w:uiPriority w:val="10"/>
     <w:rsid w:val="00A10FD9"/>
     <w:rPr>
-      <w:rFonts w:asciiTheme="majorHAnsi" w:cstheme="majorBidi" w:eastAsiaTheme="majorEastAsia" w:hAnsiTheme="majorHAnsi"/>
-      <w:sz w:val="56"/>
-      <w:szCs w:val="56"/>
+      <w:rFonts w:ascii="Arial" w:hAnsi="Arial" w:eastAsia="Arial" w:cs="Arial"/>
+      <w:sz w:val="22"/>
+      <w:szCs w:val="22"/>
+      <w:color w:val="000000"/>
     </w:rPr>
   </w:style>
   <w:style w:styleId="Subtitle" w:type="paragraph">
@@ -3482,10 +5765,11 @@
       </w:numPr>
     </w:pPr>
     <w:rPr>
-      <w:rFonts w:cstheme="majorBidi" w:eastAsiaTheme="majorEastAsia"/>
+      <w:rFonts w:ascii="Arial" w:hAnsi="Arial" w:eastAsia="Arial" w:cs="Arial"/>
       <w:spacing w:val="15"/>
-      <w:sz w:val="28"/>
-      <w:szCs w:val="28"/>
+      <w:sz w:val="22"/>
+      <w:szCs w:val="22"/>
+      <w:color w:val="000000"/>
     </w:rPr>
   </w:style>
   <w:style w:customStyle="1" w:styleId="SubtitleChar" w:type="character">
@@ -3495,11 +5779,11 @@
     <w:uiPriority w:val="11"/>
     <w:rsid w:val="00A10FD9"/>
     <w:rPr>
-      <w:rFonts w:cstheme="majorBidi" w:eastAsiaTheme="majorEastAsia"/>
-      <w:color w:themeColor="text1" w:themeTint="A6" w:val="595959"/>
+      <w:rFonts w:ascii="Arial" w:hAnsi="Arial" w:eastAsia="Arial" w:cs="Arial"/>
+      <w:color w:val="000000"/>
       <w:spacing w:val="15"/>
-      <w:sz w:val="28"/>
-      <w:szCs w:val="28"/>
+      <w:sz w:val="22"/>
+      <w:szCs w:val="22"/>
     </w:rPr>
   </w:style>
   <w:style w:customStyle="1" w:styleId="Author" w:type="paragraph">
@@ -3512,8 +5796,10 @@
       <w:keepLines/>
     </w:pPr>
     <w:rPr>
-      <w:sz w:val="24"/>
-      <w:szCs w:val="24"/>
+      <w:rFonts w:ascii="Arial" w:hAnsi="Arial" w:eastAsia="Arial" w:cs="Arial"/>
+      <w:sz w:val="22"/>
+      <w:szCs w:val="22"/>
+      <w:color w:val="000000"/>
     </w:rPr>
   </w:style>
   <w:style w:styleId="Date" w:type="paragraph">
@@ -3526,8 +5812,10 @@
       <w:keepLines/>
     </w:pPr>
     <w:rPr>
-      <w:sz w:val="24"/>
-      <w:szCs w:val="24"/>
+      <w:rFonts w:ascii="Arial" w:hAnsi="Arial" w:eastAsia="Arial" w:cs="Arial"/>
+      <w:sz w:val="22"/>
+      <w:szCs w:val="22"/>
+      <w:color w:val="000000"/>
     </w:rPr>
   </w:style>
   <w:style w:customStyle="1" w:styleId="AbstractTitle" w:type="paragraph">
@@ -3542,9 +5830,11 @@
       <w:jc w:val="center"/>
     </w:pPr>
     <w:rPr>
+      <w:rFonts w:ascii="Arial" w:hAnsi="Arial" w:eastAsia="Arial" w:cs="Arial"/>
       <w:b/>
-      <w:sz w:val="20"/>
-      <w:szCs w:val="20"/>
+      <w:sz w:val="22"/>
+      <w:szCs w:val="22"/>
+      <w:color w:val="000000"/>
     </w:rPr>
   </w:style>
   <w:style w:customStyle="1" w:styleId="Abstract" w:type="paragraph">
@@ -3558,8 +5848,10 @@
       <w:spacing w:after="300" w:before="100"/>
     </w:pPr>
     <w:rPr>
-      <w:sz w:val="20"/>
-      <w:szCs w:val="20"/>
+      <w:rFonts w:ascii="Arial" w:hAnsi="Arial" w:eastAsia="Arial" w:cs="Arial"/>
+      <w:sz w:val="22"/>
+      <w:szCs w:val="22"/>
+      <w:color w:val="000000"/>
     </w:rPr>
   </w:style>
   <w:style w:styleId="Bibliography" w:type="paragraph">
@@ -3568,7 +5860,12 @@
     <w:next w:val="Bibliography"/>
     <w:qFormat/>
     <w:pPr/>
-    <w:rPr/>
+    <w:rPr>
+      <w:rFonts w:ascii="Arial" w:hAnsi="Arial" w:eastAsia="Arial" w:cs="Arial"/>
+      <w:color w:val="000000"/>
+      <w:sz w:val="22"/>
+      <w:szCs w:val="22"/>
+    </w:rPr>
   </w:style>
   <w:style w:styleId="Heading1" w:type="paragraph">
     <w:name w:val="heading 1"/>
@@ -3585,10 +5882,10 @@
       <w:outlineLvl w:val="0"/>
     </w:pPr>
     <w:rPr>
-      <w:rFonts w:asciiTheme="majorHAnsi" w:cstheme="majorBidi" w:eastAsiaTheme="majorEastAsia" w:hAnsiTheme="majorHAnsi"/>
-      <w:color w:themeColor="accent1" w:themeShade="BF" w:val="0F4761"/>
-      <w:sz w:val="40"/>
-      <w:szCs w:val="40"/>
+      <w:rFonts w:ascii="Arial" w:hAnsi="Arial" w:eastAsia="Arial" w:cs="Arial"/>
+      <w:color w:val="000000"/>
+      <w:sz w:val="22"/>
+      <w:szCs w:val="22"/>
     </w:rPr>
   </w:style>
   <w:style w:styleId="Heading2" w:type="paragraph">
@@ -3608,10 +5905,10 @@
       <w:outlineLvl w:val="1"/>
     </w:pPr>
     <w:rPr>
-      <w:rFonts w:asciiTheme="majorHAnsi" w:cstheme="majorBidi" w:eastAsiaTheme="majorEastAsia" w:hAnsiTheme="majorHAnsi"/>
-      <w:color w:themeColor="accent1" w:themeShade="BF" w:val="0F4761"/>
-      <w:sz w:val="32"/>
-      <w:szCs w:val="32"/>
+      <w:rFonts w:ascii="Arial" w:hAnsi="Arial" w:eastAsia="Arial" w:cs="Arial"/>
+      <w:color w:val="000000"/>
+      <w:sz w:val="22"/>
+      <w:szCs w:val="22"/>
     </w:rPr>
   </w:style>
   <w:style w:styleId="Heading3" w:type="paragraph">
@@ -3631,10 +5928,10 @@
       <w:outlineLvl w:val="2"/>
     </w:pPr>
     <w:rPr>
-      <w:rFonts w:cstheme="majorBidi" w:eastAsiaTheme="majorEastAsia"/>
-      <w:color w:themeColor="accent1" w:themeShade="BF" w:val="0F4761"/>
-      <w:sz w:val="28"/>
-      <w:szCs w:val="28"/>
+      <w:rFonts w:ascii="Arial" w:hAnsi="Arial" w:eastAsia="Arial" w:cs="Arial"/>
+      <w:color w:val="000000"/>
+      <w:sz w:val="22"/>
+      <w:szCs w:val="22"/>
     </w:rPr>
   </w:style>
   <w:style w:styleId="Heading4" w:type="paragraph">
@@ -3654,10 +5951,12 @@
       <w:outlineLvl w:val="3"/>
     </w:pPr>
     <w:rPr>
-      <w:rFonts w:cstheme="majorBidi" w:eastAsiaTheme="majorEastAsia"/>
+      <w:rFonts w:ascii="Arial" w:hAnsi="Arial" w:eastAsia="Arial" w:cs="Arial"/>
       <w:i/>
       <w:iCs/>
-      <w:color w:themeColor="accent1" w:themeShade="BF" w:val="0F4761"/>
+      <w:color w:val="000000"/>
+      <w:sz w:val="22"/>
+      <w:szCs w:val="22"/>
     </w:rPr>
   </w:style>
   <w:style w:styleId="Heading5" w:type="paragraph">
@@ -3677,8 +5976,10 @@
       <w:outlineLvl w:val="4"/>
     </w:pPr>
     <w:rPr>
-      <w:rFonts w:cstheme="majorBidi" w:eastAsiaTheme="majorEastAsia"/>
-      <w:color w:themeColor="accent1" w:themeShade="BF" w:val="0F4761"/>
+      <w:rFonts w:ascii="Arial" w:hAnsi="Arial" w:eastAsia="Arial" w:cs="Arial"/>
+      <w:color w:val="000000"/>
+      <w:sz w:val="22"/>
+      <w:szCs w:val="22"/>
     </w:rPr>
   </w:style>
   <w:style w:styleId="Heading6" w:type="paragraph">
@@ -3698,10 +5999,12 @@
       <w:outlineLvl w:val="5"/>
     </w:pPr>
     <w:rPr>
-      <w:rFonts w:cstheme="majorBidi" w:eastAsiaTheme="majorEastAsia"/>
+      <w:rFonts w:ascii="Arial" w:hAnsi="Arial" w:eastAsia="Arial" w:cs="Arial"/>
       <w:i/>
       <w:iCs/>
-      <w:color w:themeColor="text1" w:themeTint="A6" w:val="595959"/>
+      <w:color w:val="000000"/>
+      <w:sz w:val="22"/>
+      <w:szCs w:val="22"/>
     </w:rPr>
   </w:style>
   <w:style w:styleId="Heading7" w:type="paragraph">
@@ -3721,8 +6024,10 @@
       <w:outlineLvl w:val="6"/>
     </w:pPr>
     <w:rPr>
-      <w:rFonts w:cstheme="majorBidi" w:eastAsiaTheme="majorEastAsia"/>
-      <w:color w:themeColor="text1" w:themeTint="A6" w:val="595959"/>
+      <w:rFonts w:ascii="Arial" w:hAnsi="Arial" w:eastAsia="Arial" w:cs="Arial"/>
+      <w:color w:val="000000"/>
+      <w:sz w:val="22"/>
+      <w:szCs w:val="22"/>
     </w:rPr>
   </w:style>
   <w:style w:styleId="Heading8" w:type="paragraph">
@@ -3742,10 +6047,12 @@
       <w:outlineLvl w:val="7"/>
     </w:pPr>
     <w:rPr>
-      <w:rFonts w:cstheme="majorBidi" w:eastAsiaTheme="majorEastAsia"/>
+      <w:rFonts w:ascii="Arial" w:hAnsi="Arial" w:eastAsia="Arial" w:cs="Arial"/>
       <w:i/>
       <w:iCs/>
-      <w:color w:themeColor="text1" w:themeTint="D8" w:val="272727"/>
+      <w:color w:val="000000"/>
+      <w:sz w:val="22"/>
+      <w:szCs w:val="22"/>
     </w:rPr>
   </w:style>
   <w:style w:styleId="Heading9" w:type="paragraph">
@@ -3765,8 +6072,10 @@
       <w:outlineLvl w:val="8"/>
     </w:pPr>
     <w:rPr>
-      <w:rFonts w:cstheme="majorBidi" w:eastAsiaTheme="majorEastAsia"/>
-      <w:color w:themeColor="text1" w:themeTint="D8" w:val="272727"/>
+      <w:rFonts w:ascii="Arial" w:hAnsi="Arial" w:eastAsia="Arial" w:cs="Arial"/>
+      <w:color w:val="000000"/>
+      <w:sz w:val="22"/>
+      <w:szCs w:val="22"/>
     </w:rPr>
   </w:style>
   <w:style w:customStyle="1" w:styleId="Heading1Char" w:type="character">
@@ -3776,10 +6085,10 @@
     <w:uiPriority w:val="9"/>
     <w:rsid w:val="00A10FD9"/>
     <w:rPr>
-      <w:rFonts w:asciiTheme="majorHAnsi" w:cstheme="majorBidi" w:eastAsiaTheme="majorEastAsia" w:hAnsiTheme="majorHAnsi"/>
-      <w:color w:themeColor="accent1" w:themeShade="BF" w:val="0F4761"/>
-      <w:sz w:val="40"/>
-      <w:szCs w:val="40"/>
+      <w:rFonts w:ascii="Arial" w:hAnsi="Arial" w:eastAsia="Arial" w:cs="Arial"/>
+      <w:color w:val="000000"/>
+      <w:sz w:val="22"/>
+      <w:szCs w:val="22"/>
     </w:rPr>
   </w:style>
   <w:style w:customStyle="1" w:styleId="Heading2Char" w:type="character">
@@ -3790,10 +6099,10 @@
     <w:semiHidden/>
     <w:rsid w:val="00A10FD9"/>
     <w:rPr>
-      <w:rFonts w:asciiTheme="majorHAnsi" w:cstheme="majorBidi" w:eastAsiaTheme="majorEastAsia" w:hAnsiTheme="majorHAnsi"/>
-      <w:color w:themeColor="accent1" w:themeShade="BF" w:val="0F4761"/>
-      <w:sz w:val="32"/>
-      <w:szCs w:val="32"/>
+      <w:rFonts w:ascii="Arial" w:hAnsi="Arial" w:eastAsia="Arial" w:cs="Arial"/>
+      <w:color w:val="000000"/>
+      <w:sz w:val="22"/>
+      <w:szCs w:val="22"/>
     </w:rPr>
   </w:style>
   <w:style w:customStyle="1" w:styleId="Heading3Char" w:type="character">
@@ -3804,10 +6113,10 @@
     <w:semiHidden/>
     <w:rsid w:val="00A10FD9"/>
     <w:rPr>
-      <w:rFonts w:cstheme="majorBidi" w:eastAsiaTheme="majorEastAsia"/>
-      <w:color w:themeColor="accent1" w:themeShade="BF" w:val="0F4761"/>
-      <w:sz w:val="28"/>
-      <w:szCs w:val="28"/>
+      <w:rFonts w:ascii="Arial" w:hAnsi="Arial" w:eastAsia="Arial" w:cs="Arial"/>
+      <w:color w:val="000000"/>
+      <w:sz w:val="22"/>
+      <w:szCs w:val="22"/>
     </w:rPr>
   </w:style>
   <w:style w:customStyle="1" w:styleId="Heading4Char" w:type="character">
@@ -3818,10 +6127,12 @@
     <w:semiHidden/>
     <w:rsid w:val="00A10FD9"/>
     <w:rPr>
-      <w:rFonts w:cstheme="majorBidi" w:eastAsiaTheme="majorEastAsia"/>
+      <w:rFonts w:ascii="Arial" w:hAnsi="Arial" w:eastAsia="Arial" w:cs="Arial"/>
       <w:i/>
       <w:iCs/>
-      <w:color w:themeColor="accent1" w:themeShade="BF" w:val="0F4761"/>
+      <w:color w:val="000000"/>
+      <w:sz w:val="22"/>
+      <w:szCs w:val="22"/>
     </w:rPr>
   </w:style>
   <w:style w:customStyle="1" w:styleId="Heading5Char" w:type="character">
@@ -3832,8 +6143,10 @@
     <w:semiHidden/>
     <w:rsid w:val="00A10FD9"/>
     <w:rPr>
-      <w:rFonts w:cstheme="majorBidi" w:eastAsiaTheme="majorEastAsia"/>
-      <w:color w:themeColor="accent1" w:themeShade="BF" w:val="0F4761"/>
+      <w:rFonts w:ascii="Arial" w:hAnsi="Arial" w:eastAsia="Arial" w:cs="Arial"/>
+      <w:color w:val="000000"/>
+      <w:sz w:val="22"/>
+      <w:szCs w:val="22"/>
     </w:rPr>
   </w:style>
   <w:style w:customStyle="1" w:styleId="Heading6Char" w:type="character">
@@ -3844,10 +6157,12 @@
     <w:semiHidden/>
     <w:rsid w:val="00A10FD9"/>
     <w:rPr>
-      <w:rFonts w:cstheme="majorBidi" w:eastAsiaTheme="majorEastAsia"/>
+      <w:rFonts w:ascii="Arial" w:hAnsi="Arial" w:eastAsia="Arial" w:cs="Arial"/>
       <w:i/>
       <w:iCs/>
-      <w:color w:themeColor="text1" w:themeTint="A6" w:val="595959"/>
+      <w:color w:val="000000"/>
+      <w:sz w:val="22"/>
+      <w:szCs w:val="22"/>
     </w:rPr>
   </w:style>
   <w:style w:customStyle="1" w:styleId="Heading7Char" w:type="character">
@@ -3858,8 +6173,10 @@
     <w:semiHidden/>
     <w:rsid w:val="00A10FD9"/>
     <w:rPr>
-      <w:rFonts w:cstheme="majorBidi" w:eastAsiaTheme="majorEastAsia"/>
-      <w:color w:themeColor="text1" w:themeTint="A6" w:val="595959"/>
+      <w:rFonts w:ascii="Arial" w:hAnsi="Arial" w:eastAsia="Arial" w:cs="Arial"/>
+      <w:color w:val="000000"/>
+      <w:sz w:val="22"/>
+      <w:szCs w:val="22"/>
     </w:rPr>
   </w:style>
   <w:style w:customStyle="1" w:styleId="Heading8Char" w:type="character">
@@ -3870,10 +6187,12 @@
     <w:semiHidden/>
     <w:rsid w:val="00A10FD9"/>
     <w:rPr>
-      <w:rFonts w:cstheme="majorBidi" w:eastAsiaTheme="majorEastAsia"/>
+      <w:rFonts w:ascii="Arial" w:hAnsi="Arial" w:eastAsia="Arial" w:cs="Arial"/>
       <w:i/>
       <w:iCs/>
-      <w:color w:themeColor="text1" w:themeTint="D8" w:val="272727"/>
+      <w:color w:val="000000"/>
+      <w:sz w:val="22"/>
+      <w:szCs w:val="22"/>
     </w:rPr>
   </w:style>
   <w:style w:customStyle="1" w:styleId="Heading9Char" w:type="character">
@@ -3884,8 +6203,10 @@
     <w:semiHidden/>
     <w:rsid w:val="00A10FD9"/>
     <w:rPr>
-      <w:rFonts w:cstheme="majorBidi" w:eastAsiaTheme="majorEastAsia"/>
-      <w:color w:themeColor="text1" w:themeTint="D8" w:val="272727"/>
+      <w:rFonts w:ascii="Arial" w:hAnsi="Arial" w:eastAsia="Arial" w:cs="Arial"/>
+      <w:color w:val="000000"/>
+      <w:sz w:val="22"/>
+      <w:szCs w:val="22"/>
     </w:rPr>
   </w:style>
   <w:style w:styleId="BlockText" w:type="paragraph">
@@ -3899,6 +6220,12 @@
       <w:spacing w:after="100" w:before="100"/>
       <w:ind w:firstLine="0" w:left="480" w:right="480"/>
     </w:pPr>
+    <w:rPr>
+      <w:rFonts w:ascii="Arial" w:hAnsi="Arial" w:eastAsia="Arial" w:cs="Arial"/>
+      <w:color w:val="000000"/>
+      <w:sz w:val="22"/>
+      <w:szCs w:val="22"/>
+    </w:rPr>
   </w:style>
   <w:style w:styleId="FootnoteText" w:type="paragraph">
     <w:name w:val="Footnote Text"/>
@@ -3907,6 +6234,12 @@
     <w:uiPriority w:val="9"/>
     <w:unhideWhenUsed/>
     <w:qFormat/>
+    <w:rPr>
+      <w:rFonts w:ascii="Arial" w:hAnsi="Arial" w:eastAsia="Arial" w:cs="Arial"/>
+      <w:color w:val="000000"/>
+      <w:sz w:val="22"/>
+      <w:szCs w:val="22"/>
+    </w:rPr>
   </w:style>
   <w:style w:styleId="FootnoteBlockText" w:type="paragraph">
     <w:name w:val="Footnote Block Text"/>
@@ -3919,11 +6252,23 @@
       <w:spacing w:after="100" w:before="100"/>
       <w:ind w:firstLine="0" w:left="480" w:right="480"/>
     </w:pPr>
+    <w:rPr>
+      <w:rFonts w:ascii="Arial" w:hAnsi="Arial" w:eastAsia="Arial" w:cs="Arial"/>
+      <w:color w:val="000000"/>
+      <w:sz w:val="22"/>
+      <w:szCs w:val="22"/>
+    </w:rPr>
   </w:style>
   <w:style w:default="1" w:styleId="DefaultParagraphFont" w:type="character">
     <w:name w:val="Default Paragraph Font"/>
     <w:semiHidden/>
     <w:unhideWhenUsed/>
+    <w:rPr>
+      <w:rFonts w:ascii="Arial" w:hAnsi="Arial" w:eastAsia="Arial" w:cs="Arial"/>
+      <w:color w:val="000000"/>
+      <w:sz w:val="22"/>
+      <w:szCs w:val="22"/>
+    </w:rPr>
   </w:style>
   <w:style w:default="1" w:styleId="Table" w:type="table">
     <w:name w:val="Table"/>
@@ -3959,12 +6304,22 @@
       <w:spacing w:after="0"/>
     </w:pPr>
     <w:rPr>
+      <w:rFonts w:ascii="Arial" w:hAnsi="Arial" w:eastAsia="Arial" w:cs="Arial"/>
       <w:b/>
+      <w:color w:val="000000"/>
+      <w:sz w:val="22"/>
+      <w:szCs w:val="22"/>
     </w:rPr>
   </w:style>
   <w:style w:customStyle="1" w:styleId="Definition" w:type="paragraph">
     <w:name w:val="Definition"/>
     <w:basedOn w:val="Normal"/>
+    <w:rPr>
+      <w:rFonts w:ascii="Arial" w:hAnsi="Arial" w:eastAsia="Arial" w:cs="Arial"/>
+      <w:color w:val="000000"/>
+      <w:sz w:val="22"/>
+      <w:szCs w:val="22"/>
+    </w:rPr>
   </w:style>
   <w:style w:styleId="Caption" w:type="paragraph">
     <w:name w:val="Caption"/>
@@ -3974,7 +6329,11 @@
       <w:spacing w:after="120" w:before="0"/>
     </w:pPr>
     <w:rPr>
+      <w:rFonts w:ascii="Arial" w:hAnsi="Arial" w:eastAsia="Arial" w:cs="Arial"/>
       <w:i/>
+      <w:color w:val="000000"/>
+      <w:sz w:val="22"/>
+      <w:szCs w:val="22"/>
     </w:rPr>
   </w:style>
   <w:style w:customStyle="1" w:styleId="TableCaption" w:type="paragraph">
@@ -3983,14 +6342,32 @@
     <w:pPr>
       <w:keepNext/>
     </w:pPr>
+    <w:rPr>
+      <w:rFonts w:ascii="Arial" w:hAnsi="Arial" w:eastAsia="Arial" w:cs="Arial"/>
+      <w:color w:val="000000"/>
+      <w:sz w:val="22"/>
+      <w:szCs w:val="22"/>
+    </w:rPr>
   </w:style>
   <w:style w:customStyle="1" w:styleId="ImageCaption" w:type="paragraph">
     <w:name w:val="Image Caption"/>
     <w:basedOn w:val="Caption"/>
+    <w:rPr>
+      <w:rFonts w:ascii="Arial" w:hAnsi="Arial" w:eastAsia="Arial" w:cs="Arial"/>
+      <w:color w:val="000000"/>
+      <w:sz w:val="22"/>
+      <w:szCs w:val="22"/>
+    </w:rPr>
   </w:style>
   <w:style w:customStyle="1" w:styleId="Figure" w:type="paragraph">
     <w:name w:val="Figure"/>
     <w:basedOn w:val="Normal"/>
+    <w:rPr>
+      <w:rFonts w:ascii="Arial" w:hAnsi="Arial" w:eastAsia="Arial" w:cs="Arial"/>
+      <w:color w:val="000000"/>
+      <w:sz w:val="22"/>
+      <w:szCs w:val="22"/>
+    </w:rPr>
   </w:style>
   <w:style w:customStyle="1" w:styleId="CaptionedFigure" w:type="paragraph">
     <w:name w:val="Captioned Figure"/>
@@ -3998,36 +6375,63 @@
     <w:pPr>
       <w:keepNext/>
     </w:pPr>
+    <w:rPr>
+      <w:rFonts w:ascii="Arial" w:hAnsi="Arial" w:eastAsia="Arial" w:cs="Arial"/>
+      <w:color w:val="000000"/>
+      <w:sz w:val="22"/>
+      <w:szCs w:val="22"/>
+    </w:rPr>
   </w:style>
   <w:style w:customStyle="1" w:styleId="BodyTextChar" w:type="character">
     <w:name w:val="Body Text Char"/>
     <w:basedOn w:val="DefaultParagraphFont"/>
     <w:link w:val="BodyText"/>
+    <w:rPr>
+      <w:rFonts w:ascii="Arial" w:hAnsi="Arial" w:eastAsia="Arial" w:cs="Arial"/>
+      <w:color w:val="000000"/>
+      <w:sz w:val="22"/>
+      <w:szCs w:val="22"/>
+    </w:rPr>
   </w:style>
   <w:style w:customStyle="1" w:styleId="VerbatimChar" w:type="character">
     <w:name w:val="Verbatim Char"/>
     <w:basedOn w:val="BodyTextChar"/>
     <w:rPr>
-      <w:rFonts w:ascii="Consolas" w:hAnsi="Consolas"/>
-      <w:sz w:val="22"/>
+      <w:rFonts w:ascii="Arial" w:hAnsi="Arial" w:eastAsia="Arial" w:cs="Arial"/>
+      <w:sz w:val="22"/>
+      <w:color w:val="000000"/>
+      <w:szCs w:val="22"/>
     </w:rPr>
   </w:style>
   <w:style w:customStyle="1" w:styleId="SectionNumber" w:type="character">
     <w:name w:val="Section Number"/>
     <w:basedOn w:val="BodyTextChar"/>
+    <w:rPr>
+      <w:rFonts w:ascii="Arial" w:hAnsi="Arial" w:eastAsia="Arial" w:cs="Arial"/>
+      <w:color w:val="000000"/>
+      <w:sz w:val="22"/>
+      <w:szCs w:val="22"/>
+    </w:rPr>
   </w:style>
   <w:style w:styleId="FootnoteReference" w:type="character">
     <w:name w:val="Footnote Reference"/>
     <w:basedOn w:val="BodyTextChar"/>
     <w:rPr>
+      <w:rFonts w:ascii="Arial" w:hAnsi="Arial" w:eastAsia="Arial" w:cs="Arial"/>
       <w:vertAlign w:val="superscript"/>
+      <w:color w:val="000000"/>
+      <w:sz w:val="22"/>
+      <w:szCs w:val="22"/>
     </w:rPr>
   </w:style>
   <w:style w:styleId="Hyperlink" w:type="character">
     <w:name w:val="Hyperlink"/>
     <w:basedOn w:val="BodyTextChar"/>
     <w:rPr>
-      <w:color w:themeColor="accent1" w:val="4F81BD"/>
+      <w:rFonts w:ascii="Arial" w:hAnsi="Arial" w:eastAsia="Arial" w:cs="Arial"/>
+      <w:color w:val="000000"/>
+      <w:sz w:val="22"/>
+      <w:szCs w:val="22"/>
     </w:rPr>
   </w:style>
   <w:style w:styleId="TOCHeading" w:type="paragraph">
@@ -4042,10 +6446,12 @@
       <w:outlineLvl w:val="9"/>
     </w:pPr>
     <w:rPr>
-      <w:rFonts w:asciiTheme="majorHAnsi" w:cstheme="majorBidi" w:eastAsiaTheme="majorEastAsia" w:hAnsiTheme="majorHAnsi"/>
+      <w:rFonts w:ascii="Arial" w:hAnsi="Arial" w:eastAsia="Arial" w:cs="Arial"/>
       <w:b w:val="0"/>
       <w:bCs w:val="0"/>
-      <w:color w:themeColor="accent1" w:themeShade="BF" w:val="365F91"/>
+      <w:color w:val="000000"/>
+      <w:sz w:val="22"/>
+      <w:szCs w:val="22"/>
     </w:rPr>
   </w:style>
   <w:style w:customStyle="1" w:styleId="SourceCode" w:type="paragraph">
@@ -4055,238 +6461,343 @@
     <w:pPr>
       <w:wordWrap w:val="off"/>
     </w:pPr>
+    <w:rPr>
+      <w:rFonts w:ascii="Arial" w:hAnsi="Arial" w:eastAsia="Arial" w:cs="Arial"/>
+      <w:color w:val="000000"/>
+      <w:sz w:val="22"/>
+      <w:szCs w:val="22"/>
+    </w:rPr>
   </w:style>
   <w:style w:customStyle="1" w:styleId="KeywordTok" w:type="character">
     <w:name w:val="KeywordTok"/>
     <w:basedOn w:val="VerbatimChar"/>
     <w:rPr>
+      <w:rFonts w:ascii="Arial" w:hAnsi="Arial" w:eastAsia="Arial" w:cs="Arial"/>
       <w:b/>
-      <w:color w:val="007020"/>
+      <w:color w:val="000000"/>
+      <w:sz w:val="22"/>
+      <w:szCs w:val="22"/>
     </w:rPr>
   </w:style>
   <w:style w:customStyle="1" w:styleId="DataTypeTok" w:type="character">
     <w:name w:val="DataTypeTok"/>
     <w:basedOn w:val="VerbatimChar"/>
     <w:rPr>
-      <w:color w:val="902000"/>
+      <w:rFonts w:ascii="Arial" w:hAnsi="Arial" w:eastAsia="Arial" w:cs="Arial"/>
+      <w:color w:val="000000"/>
+      <w:sz w:val="22"/>
+      <w:szCs w:val="22"/>
     </w:rPr>
   </w:style>
   <w:style w:customStyle="1" w:styleId="DecValTok" w:type="character">
     <w:name w:val="DecValTok"/>
     <w:basedOn w:val="VerbatimChar"/>
     <w:rPr>
-      <w:color w:val="40a070"/>
+      <w:rFonts w:ascii="Arial" w:hAnsi="Arial" w:eastAsia="Arial" w:cs="Arial"/>
+      <w:color w:val="000000"/>
+      <w:sz w:val="22"/>
+      <w:szCs w:val="22"/>
     </w:rPr>
   </w:style>
   <w:style w:customStyle="1" w:styleId="BaseNTok" w:type="character">
     <w:name w:val="BaseNTok"/>
     <w:basedOn w:val="VerbatimChar"/>
     <w:rPr>
-      <w:color w:val="40a070"/>
+      <w:rFonts w:ascii="Arial" w:hAnsi="Arial" w:eastAsia="Arial" w:cs="Arial"/>
+      <w:color w:val="000000"/>
+      <w:sz w:val="22"/>
+      <w:szCs w:val="22"/>
     </w:rPr>
   </w:style>
   <w:style w:customStyle="1" w:styleId="FloatTok" w:type="character">
     <w:name w:val="FloatTok"/>
     <w:basedOn w:val="VerbatimChar"/>
     <w:rPr>
-      <w:color w:val="40a070"/>
+      <w:rFonts w:ascii="Arial" w:hAnsi="Arial" w:eastAsia="Arial" w:cs="Arial"/>
+      <w:color w:val="000000"/>
+      <w:sz w:val="22"/>
+      <w:szCs w:val="22"/>
     </w:rPr>
   </w:style>
   <w:style w:customStyle="1" w:styleId="ConstantTok" w:type="character">
     <w:name w:val="ConstantTok"/>
     <w:basedOn w:val="VerbatimChar"/>
     <w:rPr>
-      <w:color w:val="880000"/>
+      <w:rFonts w:ascii="Arial" w:hAnsi="Arial" w:eastAsia="Arial" w:cs="Arial"/>
+      <w:color w:val="000000"/>
+      <w:sz w:val="22"/>
+      <w:szCs w:val="22"/>
     </w:rPr>
   </w:style>
   <w:style w:customStyle="1" w:styleId="CharTok" w:type="character">
     <w:name w:val="CharTok"/>
     <w:basedOn w:val="VerbatimChar"/>
     <w:rPr>
-      <w:color w:val="4070a0"/>
+      <w:rFonts w:ascii="Arial" w:hAnsi="Arial" w:eastAsia="Arial" w:cs="Arial"/>
+      <w:color w:val="000000"/>
+      <w:sz w:val="22"/>
+      <w:szCs w:val="22"/>
     </w:rPr>
   </w:style>
   <w:style w:customStyle="1" w:styleId="SpecialCharTok" w:type="character">
     <w:name w:val="SpecialCharTok"/>
     <w:basedOn w:val="VerbatimChar"/>
     <w:rPr>
-      <w:color w:val="4070a0"/>
+      <w:rFonts w:ascii="Arial" w:hAnsi="Arial" w:eastAsia="Arial" w:cs="Arial"/>
+      <w:color w:val="000000"/>
+      <w:sz w:val="22"/>
+      <w:szCs w:val="22"/>
     </w:rPr>
   </w:style>
   <w:style w:customStyle="1" w:styleId="StringTok" w:type="character">
     <w:name w:val="StringTok"/>
     <w:basedOn w:val="VerbatimChar"/>
     <w:rPr>
-      <w:color w:val="4070a0"/>
+      <w:rFonts w:ascii="Arial" w:hAnsi="Arial" w:eastAsia="Arial" w:cs="Arial"/>
+      <w:color w:val="000000"/>
+      <w:sz w:val="22"/>
+      <w:szCs w:val="22"/>
     </w:rPr>
   </w:style>
   <w:style w:customStyle="1" w:styleId="VerbatimStringTok" w:type="character">
     <w:name w:val="VerbatimStringTok"/>
     <w:basedOn w:val="VerbatimChar"/>
     <w:rPr>
-      <w:color w:val="4070a0"/>
+      <w:rFonts w:ascii="Arial" w:hAnsi="Arial" w:eastAsia="Arial" w:cs="Arial"/>
+      <w:color w:val="000000"/>
+      <w:sz w:val="22"/>
+      <w:szCs w:val="22"/>
     </w:rPr>
   </w:style>
   <w:style w:customStyle="1" w:styleId="SpecialStringTok" w:type="character">
     <w:name w:val="SpecialStringTok"/>
     <w:basedOn w:val="VerbatimChar"/>
     <w:rPr>
-      <w:color w:val="bb6688"/>
+      <w:rFonts w:ascii="Arial" w:hAnsi="Arial" w:eastAsia="Arial" w:cs="Arial"/>
+      <w:color w:val="000000"/>
+      <w:sz w:val="22"/>
+      <w:szCs w:val="22"/>
     </w:rPr>
   </w:style>
   <w:style w:customStyle="1" w:styleId="ImportTok" w:type="character">
     <w:name w:val="ImportTok"/>
     <w:basedOn w:val="VerbatimChar"/>
     <w:rPr>
+      <w:rFonts w:ascii="Arial" w:hAnsi="Arial" w:eastAsia="Arial" w:cs="Arial"/>
       <w:b/>
-      <w:color w:val="008000"/>
+      <w:color w:val="000000"/>
+      <w:sz w:val="22"/>
+      <w:szCs w:val="22"/>
     </w:rPr>
   </w:style>
   <w:style w:customStyle="1" w:styleId="CommentTok" w:type="character">
     <w:name w:val="CommentTok"/>
     <w:basedOn w:val="VerbatimChar"/>
     <w:rPr>
+      <w:rFonts w:ascii="Arial" w:hAnsi="Arial" w:eastAsia="Arial" w:cs="Arial"/>
       <w:i/>
-      <w:color w:val="60a0b0"/>
+      <w:color w:val="000000"/>
+      <w:sz w:val="22"/>
+      <w:szCs w:val="22"/>
     </w:rPr>
   </w:style>
   <w:style w:customStyle="1" w:styleId="DocumentationTok" w:type="character">
     <w:name w:val="DocumentationTok"/>
     <w:basedOn w:val="VerbatimChar"/>
     <w:rPr>
+      <w:rFonts w:ascii="Arial" w:hAnsi="Arial" w:eastAsia="Arial" w:cs="Arial"/>
       <w:i/>
-      <w:color w:val="ba2121"/>
+      <w:color w:val="000000"/>
+      <w:sz w:val="22"/>
+      <w:szCs w:val="22"/>
     </w:rPr>
   </w:style>
   <w:style w:customStyle="1" w:styleId="AnnotationTok" w:type="character">
     <w:name w:val="AnnotationTok"/>
     <w:basedOn w:val="VerbatimChar"/>
     <w:rPr>
+      <w:rFonts w:ascii="Arial" w:hAnsi="Arial" w:eastAsia="Arial" w:cs="Arial"/>
       <w:b/>
       <w:i/>
-      <w:color w:val="60a0b0"/>
+      <w:color w:val="000000"/>
+      <w:sz w:val="22"/>
+      <w:szCs w:val="22"/>
     </w:rPr>
   </w:style>
   <w:style w:customStyle="1" w:styleId="CommentVarTok" w:type="character">
     <w:name w:val="CommentVarTok"/>
     <w:basedOn w:val="VerbatimChar"/>
     <w:rPr>
+      <w:rFonts w:ascii="Arial" w:hAnsi="Arial" w:eastAsia="Arial" w:cs="Arial"/>
       <w:b/>
       <w:i/>
-      <w:color w:val="60a0b0"/>
+      <w:color w:val="000000"/>
+      <w:sz w:val="22"/>
+      <w:szCs w:val="22"/>
     </w:rPr>
   </w:style>
   <w:style w:customStyle="1" w:styleId="OtherTok" w:type="character">
     <w:name w:val="OtherTok"/>
     <w:basedOn w:val="VerbatimChar"/>
     <w:rPr>
-      <w:color w:val="007020"/>
+      <w:rFonts w:ascii="Arial" w:hAnsi="Arial" w:eastAsia="Arial" w:cs="Arial"/>
+      <w:color w:val="000000"/>
+      <w:sz w:val="22"/>
+      <w:szCs w:val="22"/>
     </w:rPr>
   </w:style>
   <w:style w:customStyle="1" w:styleId="FunctionTok" w:type="character">
     <w:name w:val="FunctionTok"/>
     <w:basedOn w:val="VerbatimChar"/>
     <w:rPr>
-      <w:color w:val="06287e"/>
+      <w:rFonts w:ascii="Arial" w:hAnsi="Arial" w:eastAsia="Arial" w:cs="Arial"/>
+      <w:color w:val="000000"/>
+      <w:sz w:val="22"/>
+      <w:szCs w:val="22"/>
     </w:rPr>
   </w:style>
   <w:style w:customStyle="1" w:styleId="VariableTok" w:type="character">
     <w:name w:val="VariableTok"/>
     <w:basedOn w:val="VerbatimChar"/>
     <w:rPr>
-      <w:color w:val="19177c"/>
+      <w:rFonts w:ascii="Arial" w:hAnsi="Arial" w:eastAsia="Arial" w:cs="Arial"/>
+      <w:color w:val="000000"/>
+      <w:sz w:val="22"/>
+      <w:szCs w:val="22"/>
     </w:rPr>
   </w:style>
   <w:style w:customStyle="1" w:styleId="ControlFlowTok" w:type="character">
     <w:name w:val="ControlFlowTok"/>
     <w:basedOn w:val="VerbatimChar"/>
     <w:rPr>
+      <w:rFonts w:ascii="Arial" w:hAnsi="Arial" w:eastAsia="Arial" w:cs="Arial"/>
       <w:b/>
-      <w:color w:val="007020"/>
+      <w:color w:val="000000"/>
+      <w:sz w:val="22"/>
+      <w:szCs w:val="22"/>
     </w:rPr>
   </w:style>
   <w:style w:customStyle="1" w:styleId="OperatorTok" w:type="character">
     <w:name w:val="OperatorTok"/>
     <w:basedOn w:val="VerbatimChar"/>
     <w:rPr>
-      <w:color w:val="666666"/>
+      <w:rFonts w:ascii="Arial" w:hAnsi="Arial" w:eastAsia="Arial" w:cs="Arial"/>
+      <w:color w:val="000000"/>
+      <w:sz w:val="22"/>
+      <w:szCs w:val="22"/>
     </w:rPr>
   </w:style>
   <w:style w:customStyle="1" w:styleId="BuiltInTok" w:type="character">
     <w:name w:val="BuiltInTok"/>
     <w:basedOn w:val="VerbatimChar"/>
     <w:rPr>
-      <w:color w:val="008000"/>
+      <w:rFonts w:ascii="Arial" w:hAnsi="Arial" w:eastAsia="Arial" w:cs="Arial"/>
+      <w:color w:val="000000"/>
+      <w:sz w:val="22"/>
+      <w:szCs w:val="22"/>
     </w:rPr>
   </w:style>
   <w:style w:customStyle="1" w:styleId="ExtensionTok" w:type="character">
     <w:name w:val="ExtensionTok"/>
     <w:basedOn w:val="VerbatimChar"/>
-    <w:rPr/>
+    <w:rPr>
+      <w:rFonts w:ascii="Arial" w:hAnsi="Arial" w:eastAsia="Arial" w:cs="Arial"/>
+      <w:color w:val="000000"/>
+      <w:sz w:val="22"/>
+      <w:szCs w:val="22"/>
+    </w:rPr>
   </w:style>
   <w:style w:customStyle="1" w:styleId="PreprocessorTok" w:type="character">
     <w:name w:val="PreprocessorTok"/>
     <w:basedOn w:val="VerbatimChar"/>
     <w:rPr>
-      <w:color w:val="bc7a00"/>
+      <w:rFonts w:ascii="Arial" w:hAnsi="Arial" w:eastAsia="Arial" w:cs="Arial"/>
+      <w:color w:val="000000"/>
+      <w:sz w:val="22"/>
+      <w:szCs w:val="22"/>
     </w:rPr>
   </w:style>
   <w:style w:customStyle="1" w:styleId="AttributeTok" w:type="character">
     <w:name w:val="AttributeTok"/>
     <w:basedOn w:val="VerbatimChar"/>
     <w:rPr>
-      <w:color w:val="7d9029"/>
+      <w:rFonts w:ascii="Arial" w:hAnsi="Arial" w:eastAsia="Arial" w:cs="Arial"/>
+      <w:color w:val="000000"/>
+      <w:sz w:val="22"/>
+      <w:szCs w:val="22"/>
     </w:rPr>
   </w:style>
   <w:style w:customStyle="1" w:styleId="RegionMarkerTok" w:type="character">
     <w:name w:val="RegionMarkerTok"/>
     <w:basedOn w:val="VerbatimChar"/>
-    <w:rPr/>
+    <w:rPr>
+      <w:rFonts w:ascii="Arial" w:hAnsi="Arial" w:eastAsia="Arial" w:cs="Arial"/>
+      <w:color w:val="000000"/>
+      <w:sz w:val="22"/>
+      <w:szCs w:val="22"/>
+    </w:rPr>
   </w:style>
   <w:style w:customStyle="1" w:styleId="InformationTok" w:type="character">
     <w:name w:val="InformationTok"/>
     <w:basedOn w:val="VerbatimChar"/>
     <w:rPr>
+      <w:rFonts w:ascii="Arial" w:hAnsi="Arial" w:eastAsia="Arial" w:cs="Arial"/>
       <w:b/>
       <w:i/>
-      <w:color w:val="60a0b0"/>
+      <w:color w:val="000000"/>
+      <w:sz w:val="22"/>
+      <w:szCs w:val="22"/>
     </w:rPr>
   </w:style>
   <w:style w:customStyle="1" w:styleId="WarningTok" w:type="character">
     <w:name w:val="WarningTok"/>
     <w:basedOn w:val="VerbatimChar"/>
     <w:rPr>
+      <w:rFonts w:ascii="Arial" w:hAnsi="Arial" w:eastAsia="Arial" w:cs="Arial"/>
       <w:b/>
       <w:i/>
-      <w:color w:val="60a0b0"/>
+      <w:color w:val="000000"/>
+      <w:sz w:val="22"/>
+      <w:szCs w:val="22"/>
     </w:rPr>
   </w:style>
   <w:style w:customStyle="1" w:styleId="AlertTok" w:type="character">
     <w:name w:val="AlertTok"/>
     <w:basedOn w:val="VerbatimChar"/>
     <w:rPr>
+      <w:rFonts w:ascii="Arial" w:hAnsi="Arial" w:eastAsia="Arial" w:cs="Arial"/>
       <w:b/>
-      <w:color w:val="ff0000"/>
+      <w:color w:val="000000"/>
+      <w:sz w:val="22"/>
+      <w:szCs w:val="22"/>
     </w:rPr>
   </w:style>
   <w:style w:customStyle="1" w:styleId="ErrorTok" w:type="character">
     <w:name w:val="ErrorTok"/>
     <w:basedOn w:val="VerbatimChar"/>
     <w:rPr>
+      <w:rFonts w:ascii="Arial" w:hAnsi="Arial" w:eastAsia="Arial" w:cs="Arial"/>
       <w:b/>
-      <w:color w:val="ff0000"/>
+      <w:color w:val="000000"/>
+      <w:sz w:val="22"/>
+      <w:szCs w:val="22"/>
     </w:rPr>
   </w:style>
   <w:style w:customStyle="1" w:styleId="NormalTok" w:type="character">
     <w:name w:val="NormalTok"/>
     <w:basedOn w:val="VerbatimChar"/>
-    <w:rPr/>
+    <w:rPr>
+      <w:rFonts w:ascii="Arial" w:hAnsi="Arial" w:eastAsia="Arial" w:cs="Arial"/>
+      <w:color w:val="000000"/>
+      <w:sz w:val="22"/>
+      <w:szCs w:val="22"/>
+    </w:rPr>
   </w:style>
 </w:styles>
 </file>
 
 <file path=word/theme/theme1.xml><?xml version="1.0" encoding="utf-8"?>
-<a:theme xmlns:a="http://schemas.openxmlformats.org/drawingml/2006/main" name="Office Theme">
+<a:theme xmlns:a="http://schemas.openxmlformats.org/drawingml/2006/main" xmlns:thm15="http://schemas.microsoft.com/office/thememl/2012/main" name="Office Theme">
   <a:themeElements>
     <a:clrScheme name="Office">
       <a:dk1>
@@ -4328,7 +6839,7 @@
     </a:clrScheme>
     <a:fontScheme name="Office">
       <a:majorFont>
-        <a:latin typeface="Aptos Display" panose="02110004020202020204"/>
+        <a:latin typeface="Arial" panose="02110004020202020204"/>
         <a:ea typeface=""/>
         <a:cs typeface=""/>
         <a:font script="Jpan" typeface="游ゴシック Light"/>
@@ -4380,7 +6891,7 @@
         <a:font script="Tfng" typeface="Ebrima"/>
       </a:majorFont>
       <a:minorFont>
-        <a:latin typeface="Aptos" panose="02110004020202020204"/>
+        <a:latin typeface="Arial" panose="02110004020202020204"/>
         <a:ea typeface=""/>
         <a:cs typeface=""/>
         <a:font script="Jpan" typeface="游明朝"/>
@@ -4574,7 +7085,7 @@
   <a:extraClrSchemeLst/>
   <a:extLst>
     <a:ext uri="{05A4C25C-085E-4340-85A3-A5531E510DB2}">
-      <thm15:themeFamily xmlns:thm15="http://schemas.microsoft.com/office/thememl/2012/main" name="Office Theme" id="{2E142A2C-CD16-42D6-873A-C26D2A0506FA}" vid="{1BDDFF52-6CD6-40A5-AB3C-68EB2F1E4D0A}"/>
+      <thm15:themeFamily name="Office Theme" id="{2E142A2C-CD16-42D6-873A-C26D2A0506FA}" vid="{1BDDFF52-6CD6-40A5-AB3C-68EB2F1E4D0A}"/>
     </a:ext>
   </a:extLst>
 </a:theme>
